--- a/Investigacion/Desarrollo APIS.docx
+++ b/Investigacion/Desarrollo APIS.docx
@@ -6406,21 +6406,85 @@
           <w:rFonts w:cs="Times New Roman"/>
           <w:szCs w:val="24"/>
         </w:rPr>
-        <w:t>El objeto de estudio de este proyecto es el desarrollo de APIs (Application Programming Interfaces), entendidas como mecanismos que permiten la comunicación entre diferentes aplicaciones y sistemas mediante protocolos y definiciones estandarizadas.</w:t>
-      </w:r>
+        <w:t xml:space="preserve">El objeto de estudio de este proyecto es el desarrollo de </w:t>
+      </w:r>
+      <w:proofErr w:type="spellStart"/>
       <w:r>
         <w:rPr>
           <w:rFonts w:cs="Times New Roman"/>
           <w:szCs w:val="24"/>
         </w:rPr>
+        <w:t>APIs</w:t>
+      </w:r>
+      <w:proofErr w:type="spellEnd"/>
+      <w:r>
+        <w:rPr>
+          <w:rFonts w:cs="Times New Roman"/>
+          <w:szCs w:val="24"/>
+        </w:rPr>
+        <w:t xml:space="preserve"> (</w:t>
+      </w:r>
+      <w:proofErr w:type="spellStart"/>
+      <w:r>
+        <w:rPr>
+          <w:rFonts w:cs="Times New Roman"/>
+          <w:szCs w:val="24"/>
+        </w:rPr>
+        <w:t>Application</w:t>
+      </w:r>
+      <w:proofErr w:type="spellEnd"/>
+      <w:r>
+        <w:rPr>
+          <w:rFonts w:cs="Times New Roman"/>
+          <w:szCs w:val="24"/>
+        </w:rPr>
         <w:t xml:space="preserve"> </w:t>
       </w:r>
+      <w:proofErr w:type="spellStart"/>
       <w:r>
         <w:rPr>
           <w:rFonts w:cs="Times New Roman"/>
           <w:szCs w:val="24"/>
         </w:rPr>
-        <w:t>Las APIs funcionan como puentes que facilitan la interoperabilidad, la integración de servicios y la reutilización de funcionalidades en entornos tecnológicos diversos.</w:t>
+        <w:t>Programming</w:t>
+      </w:r>
+      <w:proofErr w:type="spellEnd"/>
+      <w:r>
+        <w:rPr>
+          <w:rFonts w:cs="Times New Roman"/>
+          <w:szCs w:val="24"/>
+        </w:rPr>
+        <w:t xml:space="preserve"> Interfaces), entendidas como mecanismos que permiten la comunicación entre diferentes aplicaciones y sistemas mediante protocolos y definiciones estandarizadas.</w:t>
+      </w:r>
+      <w:r>
+        <w:rPr>
+          <w:rFonts w:cs="Times New Roman"/>
+          <w:szCs w:val="24"/>
+        </w:rPr>
+        <w:t xml:space="preserve"> </w:t>
+      </w:r>
+      <w:r>
+        <w:rPr>
+          <w:rFonts w:cs="Times New Roman"/>
+          <w:szCs w:val="24"/>
+        </w:rPr>
+        <w:t xml:space="preserve">Las </w:t>
+      </w:r>
+      <w:proofErr w:type="spellStart"/>
+      <w:r>
+        <w:rPr>
+          <w:rFonts w:cs="Times New Roman"/>
+          <w:szCs w:val="24"/>
+        </w:rPr>
+        <w:t>APIs</w:t>
+      </w:r>
+      <w:proofErr w:type="spellEnd"/>
+      <w:r>
+        <w:rPr>
+          <w:rFonts w:cs="Times New Roman"/>
+          <w:szCs w:val="24"/>
+        </w:rPr>
+        <w:t xml:space="preserve"> funcionan como puentes que facilitan la interoperabilidad, la integración de servicios y la reutilización de funcionalidades en entornos tecnológicos diversos.</w:t>
       </w:r>
     </w:p>
     <w:p>
@@ -6465,7 +6529,39 @@
           <w:rFonts w:cs="Times New Roman"/>
           <w:szCs w:val="24"/>
         </w:rPr>
-        <w:t>La investigación se centra en el análisis de las APIs desde una perspectiva técnica y académica, abordando su concepto, evolución histórica, lenguajes y plataformas de desarrollo, ventajas y desventajas en distintos ámbitos, así como ejemplos prácticos de implementación. El estudio se limita a APIs utilizadas en entornos web y móviles, sin profundizar en casos empresariales específicos ni en pruebas experimentales de gran escala.</w:t>
+        <w:t xml:space="preserve">La investigación se centra en el análisis de las </w:t>
+      </w:r>
+      <w:proofErr w:type="spellStart"/>
+      <w:r>
+        <w:rPr>
+          <w:rFonts w:cs="Times New Roman"/>
+          <w:szCs w:val="24"/>
+        </w:rPr>
+        <w:t>APIs</w:t>
+      </w:r>
+      <w:proofErr w:type="spellEnd"/>
+      <w:r>
+        <w:rPr>
+          <w:rFonts w:cs="Times New Roman"/>
+          <w:szCs w:val="24"/>
+        </w:rPr>
+        <w:t xml:space="preserve"> desde una perspectiva técnica y académica, abordando su concepto, evolución histórica, lenguajes y plataformas de desarrollo, ventajas y desventajas en distintos ámbitos, así como ejemplos prácticos de implementación. El estudio se limita a </w:t>
+      </w:r>
+      <w:proofErr w:type="spellStart"/>
+      <w:r>
+        <w:rPr>
+          <w:rFonts w:cs="Times New Roman"/>
+          <w:szCs w:val="24"/>
+        </w:rPr>
+        <w:t>APIs</w:t>
+      </w:r>
+      <w:proofErr w:type="spellEnd"/>
+      <w:r>
+        <w:rPr>
+          <w:rFonts w:cs="Times New Roman"/>
+          <w:szCs w:val="24"/>
+        </w:rPr>
+        <w:t xml:space="preserve"> utilizadas en entornos web y móviles, sin profundizar en casos empresariales específicos ni en pruebas experimentales de gran escala.</w:t>
       </w:r>
     </w:p>
     <w:p>
@@ -6504,7 +6600,15 @@
         </w:rPr>
       </w:pPr>
       <w:r>
-        <w:t>El desarrollo de APIs representa un tema de gran relevancia en la ingeniería de sistemas, ya que constituye la base de la transformación digital y la innovación tecnológica. Su estudio permite comprender cómo las organizaciones optimizan procesos, reducen costos y generan nuevas oportunidades de negocio mediante la integración de sistemas. Además, aporta conocimientos esenciales para la formación de profesionales capaces de enfrentar los retos de la economía digital.</w:t>
+        <w:t xml:space="preserve">El desarrollo de </w:t>
+      </w:r>
+      <w:proofErr w:type="spellStart"/>
+      <w:r>
+        <w:t>APIs</w:t>
+      </w:r>
+      <w:proofErr w:type="spellEnd"/>
+      <w:r>
+        <w:t xml:space="preserve"> representa un tema de gran relevancia en la ingeniería de sistemas, ya que constituye la base de la transformación digital y la innovación tecnológica. Su estudio permite comprender cómo las organizaciones optimizan procesos, reducen costos y generan nuevas oportunidades de negocio mediante la integración de sistemas. Además, aporta conocimientos esenciales para la formación de profesionales capaces de enfrentar los retos de la economía digital.</w:t>
       </w:r>
     </w:p>
     <w:p>
@@ -6576,7 +6680,23 @@
         </w:rPr>
       </w:pPr>
       <w:r>
-        <w:t>En Costa Rica, el uso de APIs ha crecido en sectores como la banca digital, el comercio electrónico y los servicios públicos. Instituciones financieras han adoptado APIs para ofrecer servicios en línea más seguros y ágiles, mientras que empresas de tecnología locales han comenzado a utilizarlas para integrar aplicaciones móviles con plataformas de gestión empresarial.</w:t>
+        <w:t xml:space="preserve">En Costa Rica, el uso de </w:t>
+      </w:r>
+      <w:proofErr w:type="spellStart"/>
+      <w:r>
+        <w:t>APIs</w:t>
+      </w:r>
+      <w:proofErr w:type="spellEnd"/>
+      <w:r>
+        <w:t xml:space="preserve"> ha crecido en sectores como la banca digital, el comercio electrónico y los servicios públicos. Instituciones financieras han adoptado </w:t>
+      </w:r>
+      <w:proofErr w:type="spellStart"/>
+      <w:r>
+        <w:t>APIs</w:t>
+      </w:r>
+      <w:proofErr w:type="spellEnd"/>
+      <w:r>
+        <w:t xml:space="preserve"> para ofrecer servicios en línea más seguros y ágiles, mientras que empresas de tecnología locales han comenzado a utilizarlas para integrar aplicaciones móviles con plataformas de gestión empresarial.</w:t>
       </w:r>
     </w:p>
     <w:p>
@@ -6607,7 +6727,39 @@
         </w:rPr>
       </w:pPr>
       <w:r>
-        <w:t>A nivel global, las APIs han sido impulsadas por empresas como Amazon, Google y Facebook, que las utilizan para expandir sus servicios y facilitar la interacción con desarrolladores externos. La evolución desde SOAP hasta REST y la aparición de arquitecturas modernas como GraphQL y gRPC reflejan la importancia de las APIs en la innovación tecnológica y en la creación de modelos de negocio basados en la interoperabilidad.</w:t>
+        <w:t xml:space="preserve">A nivel global, las </w:t>
+      </w:r>
+      <w:proofErr w:type="spellStart"/>
+      <w:r>
+        <w:t>APIs</w:t>
+      </w:r>
+      <w:proofErr w:type="spellEnd"/>
+      <w:r>
+        <w:t xml:space="preserve"> han sido impulsadas por empresas como Amazon, Google y Facebook, que las utilizan para expandir sus servicios y facilitar la interacción con desarrolladores externos. La evolución desde SOAP hasta REST y la aparición de arquitecturas modernas como </w:t>
+      </w:r>
+      <w:proofErr w:type="spellStart"/>
+      <w:r>
+        <w:t>GraphQL</w:t>
+      </w:r>
+      <w:proofErr w:type="spellEnd"/>
+      <w:r>
+        <w:t xml:space="preserve"> y </w:t>
+      </w:r>
+      <w:proofErr w:type="spellStart"/>
+      <w:r>
+        <w:t>gRPC</w:t>
+      </w:r>
+      <w:proofErr w:type="spellEnd"/>
+      <w:r>
+        <w:t xml:space="preserve"> reflejan la importancia de las </w:t>
+      </w:r>
+      <w:proofErr w:type="spellStart"/>
+      <w:r>
+        <w:t>APIs</w:t>
+      </w:r>
+      <w:proofErr w:type="spellEnd"/>
+      <w:r>
+        <w:t xml:space="preserve"> en la innovación tecnológica y en la creación de modelos de negocio basados en la interoperabilidad.</w:t>
       </w:r>
     </w:p>
     <w:p>
@@ -6689,7 +6841,27 @@
           <w:szCs w:val="22"/>
           <w:lang w:val="es-CR" w:bidi="ar-SA"/>
         </w:rPr>
-        <w:t>Analizar el desarrollo de APIs como herramienta fundamental para la integración de sistemas y la innovación tecnológica en el ámbito de la ingeniería de software.</w:t>
+        <w:t xml:space="preserve">Analizar el desarrollo de </w:t>
+      </w:r>
+      <w:proofErr w:type="spellStart"/>
+      <w:r>
+        <w:rPr>
+          <w:rFonts w:eastAsiaTheme="minorHAnsi" w:cstheme="minorBidi"/>
+          <w:b w:val="0"/>
+          <w:szCs w:val="22"/>
+          <w:lang w:val="es-CR" w:bidi="ar-SA"/>
+        </w:rPr>
+        <w:t>APIs</w:t>
+      </w:r>
+      <w:proofErr w:type="spellEnd"/>
+      <w:r>
+        <w:rPr>
+          <w:rFonts w:eastAsiaTheme="minorHAnsi" w:cstheme="minorBidi"/>
+          <w:b w:val="0"/>
+          <w:szCs w:val="22"/>
+          <w:lang w:val="es-CR" w:bidi="ar-SA"/>
+        </w:rPr>
+        <w:t xml:space="preserve"> como herramienta fundamental para la integración de sistemas y la innovación tecnológica en el ámbito de la ingeniería de software.</w:t>
       </w:r>
     </w:p>
     <w:p>
@@ -6721,7 +6893,15 @@
         <w:ind w:left="360" w:firstLine="0"/>
       </w:pPr>
       <w:r>
-        <w:t>1. Describir la evolución histórica de las APIs y sus principales transformaciones.</w:t>
+        <w:t xml:space="preserve">1. Describir la evolución histórica de las </w:t>
+      </w:r>
+      <w:proofErr w:type="spellStart"/>
+      <w:r>
+        <w:t>APIs</w:t>
+      </w:r>
+      <w:proofErr w:type="spellEnd"/>
+      <w:r>
+        <w:t xml:space="preserve"> y sus principales transformaciones.</w:t>
       </w:r>
     </w:p>
     <w:p>
@@ -6741,7 +6921,15 @@
         <w:ind w:left="360" w:firstLine="0"/>
       </w:pPr>
       <w:r>
-        <w:t>3. Evaluar las ventajas y desventajas de las APIs en los ámbitos técnico, comercial y económico.</w:t>
+        <w:t xml:space="preserve">3. Evaluar las ventajas y desventajas de las </w:t>
+      </w:r>
+      <w:proofErr w:type="spellStart"/>
+      <w:r>
+        <w:t>APIs</w:t>
+      </w:r>
+      <w:proofErr w:type="spellEnd"/>
+      <w:r>
+        <w:t xml:space="preserve"> en los ámbitos técnico, comercial y económico.</w:t>
       </w:r>
     </w:p>
     <w:p>
@@ -6780,7 +6968,15 @@
         </w:rPr>
       </w:pPr>
       <w:r>
-        <w:t>El uso de APIs constituye un factor determinante para la competitividad y sostenibilidad de las empresas en la era digital, ya que permite la integración eficiente de sistemas, la reducción de costos y la generación de nuevas oportunidades de negocio.</w:t>
+        <w:t xml:space="preserve">El uso de </w:t>
+      </w:r>
+      <w:proofErr w:type="spellStart"/>
+      <w:r>
+        <w:t>APIs</w:t>
+      </w:r>
+      <w:proofErr w:type="spellEnd"/>
+      <w:r>
+        <w:t xml:space="preserve"> constituye un factor determinante para la competitividad y sostenibilidad de las empresas en la era digital, ya que permite la integración eficiente de sistemas, la reducción de costos y la generación de nuevas oportunidades de negocio.</w:t>
       </w:r>
     </w:p>
     <w:p>
@@ -6846,7 +7042,15 @@
         <w:t>E</w:t>
       </w:r>
       <w:r>
-        <w:t>l estudio ofrece un análisis descriptivo del desarrollo de APIs, sus aplicaciones y su impacto en el desarrollo de software, apoyado en fuentes académicas y técnicas actuales</w:t>
+        <w:t xml:space="preserve">l estudio ofrece un análisis descriptivo del desarrollo de </w:t>
+      </w:r>
+      <w:proofErr w:type="spellStart"/>
+      <w:r>
+        <w:t>APIs</w:t>
+      </w:r>
+      <w:proofErr w:type="spellEnd"/>
+      <w:r>
+        <w:t>, sus aplicaciones y su impacto en el desarrollo de software, apoyado en fuentes académicas y técnicas actuales</w:t>
       </w:r>
       <w:r>
         <w:rPr>
@@ -6895,7 +7099,25 @@
           <w:szCs w:val="24"/>
           <w:lang w:eastAsia="es-CR" w:bidi="en-US"/>
         </w:rPr>
-        <w:t>- El proyecto se centra en un único caso de consumo de API (tipo de cambio del BCCR), por lo que no se abarcan otros servicios financieros o APIs de distinta naturaleza.</w:t>
+        <w:t xml:space="preserve">- El proyecto se centra en un único caso de consumo de API (tipo de cambio del BCCR), por lo que no se abarcan otros servicios financieros o </w:t>
+      </w:r>
+      <w:proofErr w:type="spellStart"/>
+      <w:r>
+        <w:rPr>
+          <w:rFonts w:cs="Times New Roman"/>
+          <w:szCs w:val="24"/>
+          <w:lang w:eastAsia="es-CR" w:bidi="en-US"/>
+        </w:rPr>
+        <w:t>APIs</w:t>
+      </w:r>
+      <w:proofErr w:type="spellEnd"/>
+      <w:r>
+        <w:rPr>
+          <w:rFonts w:cs="Times New Roman"/>
+          <w:szCs w:val="24"/>
+          <w:lang w:eastAsia="es-CR" w:bidi="en-US"/>
+        </w:rPr>
+        <w:t xml:space="preserve"> de distinta naturaleza.</w:t>
       </w:r>
     </w:p>
     <w:p>
@@ -6932,7 +7154,25 @@
           <w:szCs w:val="24"/>
           <w:lang w:eastAsia="es-CR" w:bidi="en-US"/>
         </w:rPr>
-        <w:t>- No se incluyen comparaciones exhaustivas con APIs privadas de bancos internacionales, ya que el enfoque es nacional y académico.</w:t>
+        <w:t xml:space="preserve">- No se incluyen comparaciones exhaustivas con </w:t>
+      </w:r>
+      <w:proofErr w:type="spellStart"/>
+      <w:r>
+        <w:rPr>
+          <w:rFonts w:cs="Times New Roman"/>
+          <w:szCs w:val="24"/>
+          <w:lang w:eastAsia="es-CR" w:bidi="en-US"/>
+        </w:rPr>
+        <w:t>APIs</w:t>
+      </w:r>
+      <w:proofErr w:type="spellEnd"/>
+      <w:r>
+        <w:rPr>
+          <w:rFonts w:cs="Times New Roman"/>
+          <w:szCs w:val="24"/>
+          <w:lang w:eastAsia="es-CR" w:bidi="en-US"/>
+        </w:rPr>
+        <w:t xml:space="preserve"> privadas de bancos internacionales, ya que el enfoque es nacional y académico.</w:t>
       </w:r>
     </w:p>
     <w:p>
@@ -7147,7 +7387,67 @@
           <w:szCs w:val="24"/>
           <w14:ligatures w14:val="standardContextual"/>
         </w:rPr>
-        <w:t>Una API (Application Programming Interface) es un mecanismo que permite que dos componentes de software se comuniquen entre sí mediante un conjunto de definiciones y protocolos. En términos prácticos, una API funciona como un puente: por ejemplo, una aplicación de clima en el celular obtiene datos del sistema del servicio meteorológico a través de una API, y así puede mostrar las actualizaciones diarias sin necesidad de acceder directamente a la base de datos (Amazon Web Services [AWS], s.f.).</w:t>
+        <w:t>Una API (</w:t>
+      </w:r>
+      <w:proofErr w:type="spellStart"/>
+      <w:r>
+        <w:rPr>
+          <w:rFonts w:eastAsia="Aptos" w:cs="Times New Roman"/>
+          <w:kern w:val="2"/>
+          <w:szCs w:val="24"/>
+          <w14:ligatures w14:val="standardContextual"/>
+        </w:rPr>
+        <w:t>Application</w:t>
+      </w:r>
+      <w:proofErr w:type="spellEnd"/>
+      <w:r>
+        <w:rPr>
+          <w:rFonts w:eastAsia="Aptos" w:cs="Times New Roman"/>
+          <w:kern w:val="2"/>
+          <w:szCs w:val="24"/>
+          <w14:ligatures w14:val="standardContextual"/>
+        </w:rPr>
+        <w:t xml:space="preserve"> </w:t>
+      </w:r>
+      <w:proofErr w:type="spellStart"/>
+      <w:r>
+        <w:rPr>
+          <w:rFonts w:eastAsia="Aptos" w:cs="Times New Roman"/>
+          <w:kern w:val="2"/>
+          <w:szCs w:val="24"/>
+          <w14:ligatures w14:val="standardContextual"/>
+        </w:rPr>
+        <w:t>Programming</w:t>
+      </w:r>
+      <w:proofErr w:type="spellEnd"/>
+      <w:r>
+        <w:rPr>
+          <w:rFonts w:eastAsia="Aptos" w:cs="Times New Roman"/>
+          <w:kern w:val="2"/>
+          <w:szCs w:val="24"/>
+          <w14:ligatures w14:val="standardContextual"/>
+        </w:rPr>
+        <w:t xml:space="preserve"> Interface) es un mecanismo que permite que dos componentes de software se comuniquen entre sí mediante un conjunto de definiciones y protocolos. En términos prácticos, una API funciona como un puente: por ejemplo, una aplicación de clima en el celular obtiene datos del sistema del servicio meteorológico a través de una API, y así puede mostrar las actualizaciones diarias sin necesidad de acceder directamente a la base de datos (Amazon Web </w:t>
+      </w:r>
+      <w:proofErr w:type="spellStart"/>
+      <w:r>
+        <w:rPr>
+          <w:rFonts w:eastAsia="Aptos" w:cs="Times New Roman"/>
+          <w:kern w:val="2"/>
+          <w:szCs w:val="24"/>
+          <w14:ligatures w14:val="standardContextual"/>
+        </w:rPr>
+        <w:t>Services</w:t>
+      </w:r>
+      <w:proofErr w:type="spellEnd"/>
+      <w:r>
+        <w:rPr>
+          <w:rFonts w:eastAsia="Aptos" w:cs="Times New Roman"/>
+          <w:kern w:val="2"/>
+          <w:szCs w:val="24"/>
+          <w14:ligatures w14:val="standardContextual"/>
+        </w:rPr>
+        <w:t xml:space="preserve"> [AWS], s.f.).</w:t>
       </w:r>
     </w:p>
     <w:p>
@@ -7164,7 +7464,39 @@
           <w:rFonts w:cs="Times New Roman"/>
           <w:szCs w:val="24"/>
         </w:rPr>
-        <w:t>En síntesis, las APIs son el mecanismo que hace posible la comunicación entre aplicaciones modernas, y su evolución desde SOAP hasta REST y WebSocket refleja la búsqueda de mayor flexibilidad, eficiencia y escalabilidad. Además, su clasificación y beneficios muestran que no solo son herramientas técnicas, sino también estratégicas para la innovación y expansión empresarial.</w:t>
+        <w:t xml:space="preserve">En síntesis, las </w:t>
+      </w:r>
+      <w:proofErr w:type="spellStart"/>
+      <w:r>
+        <w:rPr>
+          <w:rFonts w:cs="Times New Roman"/>
+          <w:szCs w:val="24"/>
+        </w:rPr>
+        <w:t>APIs</w:t>
+      </w:r>
+      <w:proofErr w:type="spellEnd"/>
+      <w:r>
+        <w:rPr>
+          <w:rFonts w:cs="Times New Roman"/>
+          <w:szCs w:val="24"/>
+        </w:rPr>
+        <w:t xml:space="preserve"> son el mecanismo que hace posible la comunicación entre aplicaciones modernas, y su evolución desde SOAP hasta REST y </w:t>
+      </w:r>
+      <w:proofErr w:type="spellStart"/>
+      <w:r>
+        <w:rPr>
+          <w:rFonts w:cs="Times New Roman"/>
+          <w:szCs w:val="24"/>
+        </w:rPr>
+        <w:t>WebSocket</w:t>
+      </w:r>
+      <w:proofErr w:type="spellEnd"/>
+      <w:r>
+        <w:rPr>
+          <w:rFonts w:cs="Times New Roman"/>
+          <w:szCs w:val="24"/>
+        </w:rPr>
+        <w:t xml:space="preserve"> refleja la búsqueda de mayor flexibilidad, eficiencia y escalabilidad. Además, su clasificación y beneficios muestran que no solo son herramientas técnicas, sino también estratégicas para la innovación y expansión empresarial.</w:t>
       </w:r>
     </w:p>
     <w:p>
@@ -7181,7 +7513,23 @@
           <w:rFonts w:cs="Times New Roman"/>
           <w:szCs w:val="24"/>
         </w:rPr>
-        <w:t>El término Application hace referencia a cualquier software con una función específica, mientras que Interface se entiende como un contrato de servicio entre dos aplicaciones. Dicho contrato establece cómo se comunican mediante solicitudes y respuestas, y se documenta en la especificación de la API para que los desarrolladores sepan cómo estructurar esas interacciones (AWS, s.f.).</w:t>
+        <w:t xml:space="preserve">El término </w:t>
+      </w:r>
+      <w:proofErr w:type="spellStart"/>
+      <w:r>
+        <w:rPr>
+          <w:rFonts w:cs="Times New Roman"/>
+          <w:szCs w:val="24"/>
+        </w:rPr>
+        <w:t>Application</w:t>
+      </w:r>
+      <w:proofErr w:type="spellEnd"/>
+      <w:r>
+        <w:rPr>
+          <w:rFonts w:cs="Times New Roman"/>
+          <w:szCs w:val="24"/>
+        </w:rPr>
+        <w:t xml:space="preserve"> hace referencia a cualquier software con una función específica, mientras que Interface se entiende como un contrato de servicio entre dos aplicaciones. Dicho contrato establece cómo se comunican mediante solicitudes y respuestas, y se documenta en la especificación de la API para que los desarrolladores sepan cómo estructurar esas interacciones (AWS, s.f.).</w:t>
       </w:r>
     </w:p>
     <w:p>
@@ -7241,7 +7589,15 @@
       <w:bookmarkStart w:id="18" w:name="_Toc222686954"/>
       <w:r>
         <w:lastRenderedPageBreak/>
-        <w:t>Tipos de APIs según su arquitectura</w:t>
+        <w:t xml:space="preserve">Tipos de </w:t>
+      </w:r>
+      <w:proofErr w:type="spellStart"/>
+      <w:r>
+        <w:t>APIs</w:t>
+      </w:r>
+      <w:proofErr w:type="spellEnd"/>
+      <w:r>
+        <w:t xml:space="preserve"> según su arquitectura</w:t>
       </w:r>
       <w:bookmarkEnd w:id="18"/>
     </w:p>
@@ -7259,7 +7615,23 @@
           <w:rFonts w:cs="Times New Roman"/>
           <w:szCs w:val="24"/>
         </w:rPr>
-        <w:t>AWS explica que existen diferentes formas de APIs, dependiendo de cuándo y por qué fueron creadas:</w:t>
+        <w:t xml:space="preserve">AWS explica que existen diferentes formas de </w:t>
+      </w:r>
+      <w:proofErr w:type="spellStart"/>
+      <w:r>
+        <w:rPr>
+          <w:rFonts w:cs="Times New Roman"/>
+          <w:szCs w:val="24"/>
+        </w:rPr>
+        <w:t>APIs</w:t>
+      </w:r>
+      <w:proofErr w:type="spellEnd"/>
+      <w:r>
+        <w:rPr>
+          <w:rFonts w:cs="Times New Roman"/>
+          <w:szCs w:val="24"/>
+        </w:rPr>
+        <w:t>, dependiendo de cuándo y por qué fueron creadas:</w:t>
       </w:r>
     </w:p>
     <w:p>
@@ -7284,7 +7656,39 @@
           <w:szCs w:val="24"/>
         </w:rPr>
         <w:tab/>
-        <w:t>SOAP (Simple Object Access Protocol): utilizan XML para intercambiar mensajes entre cliente y servidor. Fueron muy populares en el pasado, aunque hoy se consideran menos flexibles.</w:t>
+        <w:t xml:space="preserve">SOAP (Simple </w:t>
+      </w:r>
+      <w:proofErr w:type="spellStart"/>
+      <w:r>
+        <w:rPr>
+          <w:rFonts w:cs="Times New Roman"/>
+          <w:szCs w:val="24"/>
+        </w:rPr>
+        <w:t>Object</w:t>
+      </w:r>
+      <w:proofErr w:type="spellEnd"/>
+      <w:r>
+        <w:rPr>
+          <w:rFonts w:cs="Times New Roman"/>
+          <w:szCs w:val="24"/>
+        </w:rPr>
+        <w:t xml:space="preserve"> Access </w:t>
+      </w:r>
+      <w:proofErr w:type="spellStart"/>
+      <w:r>
+        <w:rPr>
+          <w:rFonts w:cs="Times New Roman"/>
+          <w:szCs w:val="24"/>
+        </w:rPr>
+        <w:t>Protocol</w:t>
+      </w:r>
+      <w:proofErr w:type="spellEnd"/>
+      <w:r>
+        <w:rPr>
+          <w:rFonts w:cs="Times New Roman"/>
+          <w:szCs w:val="24"/>
+        </w:rPr>
+        <w:t>): utilizan XML para intercambiar mensajes entre cliente y servidor. Fueron muy populares en el pasado, aunque hoy se consideran menos flexibles.</w:t>
       </w:r>
     </w:p>
     <w:p>
@@ -7309,7 +7713,23 @@
           <w:szCs w:val="24"/>
         </w:rPr>
         <w:tab/>
-        <w:t>RPC (Remote Procedure Call): permiten que el cliente ejecute funciones en el servidor y reciba el resultado.</w:t>
+        <w:t xml:space="preserve">RPC (Remote </w:t>
+      </w:r>
+      <w:proofErr w:type="spellStart"/>
+      <w:r>
+        <w:rPr>
+          <w:rFonts w:cs="Times New Roman"/>
+          <w:szCs w:val="24"/>
+        </w:rPr>
+        <w:t>Procedure</w:t>
+      </w:r>
+      <w:proofErr w:type="spellEnd"/>
+      <w:r>
+        <w:rPr>
+          <w:rFonts w:cs="Times New Roman"/>
+          <w:szCs w:val="24"/>
+        </w:rPr>
+        <w:t xml:space="preserve"> Call): permiten que el cliente ejecute funciones en el servidor y reciba el resultado.</w:t>
       </w:r>
     </w:p>
     <w:p>
@@ -7334,7 +7754,38 @@
           <w:szCs w:val="24"/>
         </w:rPr>
         <w:tab/>
-        <w:t>WebSocket APIs: emplean objetos JSON y soportan comunicación bidireccional, lo que las hace más eficientes que REST en ciertos escenarios.</w:t>
+      </w:r>
+      <w:proofErr w:type="spellStart"/>
+      <w:r>
+        <w:rPr>
+          <w:rFonts w:cs="Times New Roman"/>
+          <w:szCs w:val="24"/>
+        </w:rPr>
+        <w:t>WebSocket</w:t>
+      </w:r>
+      <w:proofErr w:type="spellEnd"/>
+      <w:r>
+        <w:rPr>
+          <w:rFonts w:cs="Times New Roman"/>
+          <w:szCs w:val="24"/>
+        </w:rPr>
+        <w:t xml:space="preserve"> </w:t>
+      </w:r>
+      <w:proofErr w:type="spellStart"/>
+      <w:r>
+        <w:rPr>
+          <w:rFonts w:cs="Times New Roman"/>
+          <w:szCs w:val="24"/>
+        </w:rPr>
+        <w:t>APIs</w:t>
+      </w:r>
+      <w:proofErr w:type="spellEnd"/>
+      <w:r>
+        <w:rPr>
+          <w:rFonts w:cs="Times New Roman"/>
+          <w:szCs w:val="24"/>
+        </w:rPr>
+        <w:t>: emplean objetos JSON y soportan comunicación bidireccional, lo que las hace más eficientes que REST en ciertos escenarios.</w:t>
       </w:r>
     </w:p>
     <w:p>
@@ -7359,7 +7810,39 @@
           <w:szCs w:val="24"/>
         </w:rPr>
         <w:tab/>
-        <w:t>REST (Representational State Transfer): son las más utilizadas actualmente en la web. Se basan en operaciones como GET, PUT o DELETE, y se caracterizan por ser stateless, es decir, el servidor no guarda información del cliente entre solicitudes (AWS, s.f.).</w:t>
+        <w:t>REST (</w:t>
+      </w:r>
+      <w:proofErr w:type="spellStart"/>
+      <w:r>
+        <w:rPr>
+          <w:rFonts w:cs="Times New Roman"/>
+          <w:szCs w:val="24"/>
+        </w:rPr>
+        <w:t>Representational</w:t>
+      </w:r>
+      <w:proofErr w:type="spellEnd"/>
+      <w:r>
+        <w:rPr>
+          <w:rFonts w:cs="Times New Roman"/>
+          <w:szCs w:val="24"/>
+        </w:rPr>
+        <w:t xml:space="preserve"> State Transfer): son las más utilizadas actualmente en la web. Se basan en operaciones como GET, PUT o DELETE, y se caracterizan por ser </w:t>
+      </w:r>
+      <w:proofErr w:type="spellStart"/>
+      <w:r>
+        <w:rPr>
+          <w:rFonts w:cs="Times New Roman"/>
+          <w:szCs w:val="24"/>
+        </w:rPr>
+        <w:t>stateless</w:t>
+      </w:r>
+      <w:proofErr w:type="spellEnd"/>
+      <w:r>
+        <w:rPr>
+          <w:rFonts w:cs="Times New Roman"/>
+          <w:szCs w:val="24"/>
+        </w:rPr>
+        <w:t>, es decir, el servidor no guarda información del cliente entre solicitudes (AWS, s.f.).</w:t>
       </w:r>
     </w:p>
     <w:p>
@@ -7373,9 +7856,14 @@
       </w:pPr>
       <w:bookmarkStart w:id="19" w:name="_Toc222686955"/>
       <w:r>
-        <w:t>Beneficios de las APIs</w:t>
+        <w:t xml:space="preserve">Beneficios de las </w:t>
+      </w:r>
+      <w:proofErr w:type="spellStart"/>
+      <w:r>
+        <w:t>APIs</w:t>
       </w:r>
       <w:bookmarkEnd w:id="19"/>
+      <w:proofErr w:type="spellEnd"/>
     </w:p>
     <w:p>
       <w:pPr>
@@ -7391,7 +7879,23 @@
           <w:rFonts w:cs="Times New Roman"/>
           <w:szCs w:val="24"/>
         </w:rPr>
-        <w:t>Según AWS, las APIs ofrecen ventajas clave para el desarrollo moderno:</w:t>
+        <w:t xml:space="preserve">Según AWS, las </w:t>
+      </w:r>
+      <w:proofErr w:type="spellStart"/>
+      <w:r>
+        <w:rPr>
+          <w:rFonts w:cs="Times New Roman"/>
+          <w:szCs w:val="24"/>
+        </w:rPr>
+        <w:t>APIs</w:t>
+      </w:r>
+      <w:proofErr w:type="spellEnd"/>
+      <w:r>
+        <w:rPr>
+          <w:rFonts w:cs="Times New Roman"/>
+          <w:szCs w:val="24"/>
+        </w:rPr>
+        <w:t xml:space="preserve"> ofrecen ventajas clave para el desarrollo moderno:</w:t>
       </w:r>
     </w:p>
     <w:p>
@@ -7489,7 +7993,15 @@
       </w:pPr>
       <w:bookmarkStart w:id="20" w:name="_Toc222686956"/>
       <w:r>
-        <w:t>Clasificación de APIs según su uso</w:t>
+        <w:t xml:space="preserve">Clasificación de </w:t>
+      </w:r>
+      <w:proofErr w:type="spellStart"/>
+      <w:r>
+        <w:t>APIs</w:t>
+      </w:r>
+      <w:proofErr w:type="spellEnd"/>
+      <w:r>
+        <w:t xml:space="preserve"> según su uso</w:t>
       </w:r>
       <w:bookmarkEnd w:id="20"/>
     </w:p>
@@ -7507,7 +8019,23 @@
           <w:rFonts w:cs="Times New Roman"/>
           <w:szCs w:val="24"/>
         </w:rPr>
-        <w:t>Además de su arquitectura, las APIs se clasifican por su alcance:</w:t>
+        <w:t xml:space="preserve">Además de su arquitectura, las </w:t>
+      </w:r>
+      <w:proofErr w:type="spellStart"/>
+      <w:r>
+        <w:rPr>
+          <w:rFonts w:cs="Times New Roman"/>
+          <w:szCs w:val="24"/>
+        </w:rPr>
+        <w:t>APIs</w:t>
+      </w:r>
+      <w:proofErr w:type="spellEnd"/>
+      <w:r>
+        <w:rPr>
+          <w:rFonts w:cs="Times New Roman"/>
+          <w:szCs w:val="24"/>
+        </w:rPr>
+        <w:t xml:space="preserve"> se clasifican por su alcance:</w:t>
       </w:r>
     </w:p>
     <w:p>
@@ -7571,7 +8099,23 @@
           <w:rFonts w:cs="Times New Roman"/>
           <w:szCs w:val="24"/>
         </w:rPr>
-        <w:t>De socios (Partner APIs): accesibles solo para desarrolladores autorizados en un contexto de colaboración empresarial.</w:t>
+        <w:t xml:space="preserve">De socios (Partner </w:t>
+      </w:r>
+      <w:proofErr w:type="spellStart"/>
+      <w:r>
+        <w:rPr>
+          <w:rFonts w:cs="Times New Roman"/>
+          <w:szCs w:val="24"/>
+        </w:rPr>
+        <w:t>APIs</w:t>
+      </w:r>
+      <w:proofErr w:type="spellEnd"/>
+      <w:r>
+        <w:rPr>
+          <w:rFonts w:cs="Times New Roman"/>
+          <w:szCs w:val="24"/>
+        </w:rPr>
+        <w:t>): accesibles solo para desarrolladores autorizados en un contexto de colaboración empresarial.</w:t>
       </w:r>
     </w:p>
     <w:p>
@@ -7592,7 +8136,39 @@
           <w:rFonts w:cs="Times New Roman"/>
           <w:szCs w:val="24"/>
         </w:rPr>
-        <w:t>Compuestas (Composite APIs): combinan varias APIs para atender necesidades complejas (AWS, s.f.).</w:t>
+        <w:t xml:space="preserve">Compuestas (Composite </w:t>
+      </w:r>
+      <w:proofErr w:type="spellStart"/>
+      <w:r>
+        <w:rPr>
+          <w:rFonts w:cs="Times New Roman"/>
+          <w:szCs w:val="24"/>
+        </w:rPr>
+        <w:t>APIs</w:t>
+      </w:r>
+      <w:proofErr w:type="spellEnd"/>
+      <w:r>
+        <w:rPr>
+          <w:rFonts w:cs="Times New Roman"/>
+          <w:szCs w:val="24"/>
+        </w:rPr>
+        <w:t xml:space="preserve">): combinan varias </w:t>
+      </w:r>
+      <w:proofErr w:type="spellStart"/>
+      <w:r>
+        <w:rPr>
+          <w:rFonts w:cs="Times New Roman"/>
+          <w:szCs w:val="24"/>
+        </w:rPr>
+        <w:t>APIs</w:t>
+      </w:r>
+      <w:proofErr w:type="spellEnd"/>
+      <w:r>
+        <w:rPr>
+          <w:rFonts w:cs="Times New Roman"/>
+          <w:szCs w:val="24"/>
+        </w:rPr>
+        <w:t xml:space="preserve"> para atender necesidades complejas (AWS, s.f.).</w:t>
       </w:r>
     </w:p>
     <w:p>
@@ -7606,9 +8182,14 @@
       </w:pPr>
       <w:bookmarkStart w:id="21" w:name="_Toc222686957"/>
       <w:r>
-        <w:t>Importancia de los endpoints</w:t>
+        <w:t xml:space="preserve">Importancia de los </w:t>
+      </w:r>
+      <w:proofErr w:type="spellStart"/>
+      <w:r>
+        <w:t>endpoints</w:t>
       </w:r>
       <w:bookmarkEnd w:id="21"/>
+      <w:proofErr w:type="spellEnd"/>
     </w:p>
     <w:p>
       <w:pPr>
@@ -7628,7 +8209,47 @@
           <w:szCs w:val="24"/>
           <w14:ligatures w14:val="standardContextual"/>
         </w:rPr>
-        <w:t>Los endpoints son los puntos finales de comunicación de una API, como las URLs o servicios específicos donde se envían y reciben datos. AWS subraya que son críticos porque afectan tanto la seguridad (al ser posibles puntos de ataque) como el rendimiento (pueden convertirse en cuellos de botella si reciben mucho tráfico) (AWS, s.f.).</w:t>
+        <w:t xml:space="preserve">Los </w:t>
+      </w:r>
+      <w:proofErr w:type="spellStart"/>
+      <w:r>
+        <w:rPr>
+          <w:rFonts w:eastAsia="Aptos" w:cs="Times New Roman"/>
+          <w:kern w:val="2"/>
+          <w:szCs w:val="24"/>
+          <w14:ligatures w14:val="standardContextual"/>
+        </w:rPr>
+        <w:t>endpoints</w:t>
+      </w:r>
+      <w:proofErr w:type="spellEnd"/>
+      <w:r>
+        <w:rPr>
+          <w:rFonts w:eastAsia="Aptos" w:cs="Times New Roman"/>
+          <w:kern w:val="2"/>
+          <w:szCs w:val="24"/>
+          <w14:ligatures w14:val="standardContextual"/>
+        </w:rPr>
+        <w:t xml:space="preserve"> son los puntos finales de comunicación de una API, como las </w:t>
+      </w:r>
+      <w:proofErr w:type="spellStart"/>
+      <w:r>
+        <w:rPr>
+          <w:rFonts w:eastAsia="Aptos" w:cs="Times New Roman"/>
+          <w:kern w:val="2"/>
+          <w:szCs w:val="24"/>
+          <w14:ligatures w14:val="standardContextual"/>
+        </w:rPr>
+        <w:t>URLs</w:t>
+      </w:r>
+      <w:proofErr w:type="spellEnd"/>
+      <w:r>
+        <w:rPr>
+          <w:rFonts w:eastAsia="Aptos" w:cs="Times New Roman"/>
+          <w:kern w:val="2"/>
+          <w:szCs w:val="24"/>
+          <w14:ligatures w14:val="standardContextual"/>
+        </w:rPr>
+        <w:t xml:space="preserve"> o servicios específicos donde se envían y reciben datos. AWS subraya que son críticos porque afectan tanto la seguridad (al ser posibles puntos de ataque) como el rendimiento (pueden convertirse en cuellos de botella si reciben mucho tráfico) (AWS, s.f.).</w:t>
       </w:r>
     </w:p>
     <w:p>
@@ -7706,7 +8327,67 @@
           <w:szCs w:val="24"/>
           <w14:ligatures w14:val="standardContextual"/>
         </w:rPr>
-        <w:t>Las APIs han acompañado el desarrollo del software desde los primeros sistemas informáticos. En sus inicios, durante los años 60, las APIs se utilizaban principalmente como bibliotecas dentro de los sistemas operativos, permitiendo que los programas accedieran a funciones comunes sin necesidad de reescribirlas (Recluit, 2019).</w:t>
+        <w:t xml:space="preserve">Las </w:t>
+      </w:r>
+      <w:proofErr w:type="spellStart"/>
+      <w:r>
+        <w:rPr>
+          <w:rFonts w:eastAsia="Aptos" w:cs="Times New Roman"/>
+          <w:kern w:val="2"/>
+          <w:szCs w:val="24"/>
+          <w14:ligatures w14:val="standardContextual"/>
+        </w:rPr>
+        <w:t>APIs</w:t>
+      </w:r>
+      <w:proofErr w:type="spellEnd"/>
+      <w:r>
+        <w:rPr>
+          <w:rFonts w:eastAsia="Aptos" w:cs="Times New Roman"/>
+          <w:kern w:val="2"/>
+          <w:szCs w:val="24"/>
+          <w14:ligatures w14:val="standardContextual"/>
+        </w:rPr>
+        <w:t xml:space="preserve"> han acompañado el desarrollo del software desde los primeros sistemas informáticos. En sus inicios, durante los años 60, las </w:t>
+      </w:r>
+      <w:proofErr w:type="spellStart"/>
+      <w:r>
+        <w:rPr>
+          <w:rFonts w:eastAsia="Aptos" w:cs="Times New Roman"/>
+          <w:kern w:val="2"/>
+          <w:szCs w:val="24"/>
+          <w14:ligatures w14:val="standardContextual"/>
+        </w:rPr>
+        <w:t>APIs</w:t>
+      </w:r>
+      <w:proofErr w:type="spellEnd"/>
+      <w:r>
+        <w:rPr>
+          <w:rFonts w:eastAsia="Aptos" w:cs="Times New Roman"/>
+          <w:kern w:val="2"/>
+          <w:szCs w:val="24"/>
+          <w14:ligatures w14:val="standardContextual"/>
+        </w:rPr>
+        <w:t xml:space="preserve"> se utilizaban principalmente como bibliotecas dentro de los sistemas operativos, permitiendo que los programas accedieran a funciones comunes sin necesidad de reescribirlas (</w:t>
+      </w:r>
+      <w:proofErr w:type="spellStart"/>
+      <w:r>
+        <w:rPr>
+          <w:rFonts w:eastAsia="Aptos" w:cs="Times New Roman"/>
+          <w:kern w:val="2"/>
+          <w:szCs w:val="24"/>
+          <w14:ligatures w14:val="standardContextual"/>
+        </w:rPr>
+        <w:t>Recluit</w:t>
+      </w:r>
+      <w:proofErr w:type="spellEnd"/>
+      <w:r>
+        <w:rPr>
+          <w:rFonts w:eastAsia="Aptos" w:cs="Times New Roman"/>
+          <w:kern w:val="2"/>
+          <w:szCs w:val="24"/>
+          <w14:ligatures w14:val="standardContextual"/>
+        </w:rPr>
+        <w:t>, 2019).</w:t>
       </w:r>
     </w:p>
     <w:p>
@@ -7727,7 +8408,67 @@
           <w:szCs w:val="24"/>
           <w14:ligatures w14:val="standardContextual"/>
         </w:rPr>
-        <w:t>En la década de 1970, el avance de los sistemas distribuidos impulsó un salto importante en las APIs. Se introdujeron métodos que permitían el acceso remoto a procedimientos, reduciendo la carga de los programadores mediante técnicas de empaquetado y desempaquetado de datos para lograr interoperabilidad entre diferentes tipos de computadoras. En este periodo también surgió el middleware orientado a mensajes, que facilitó la integración de aplicaciones empresariales y permitió conectar sistemas heredados de mainframe. Un ejemplo destacado fue IBM MQSeries, que llevó la mensajería de mainframe a un entorno más amplio (Recluit, 2019).</w:t>
+        <w:t xml:space="preserve">En la década de 1970, el avance de los sistemas distribuidos impulsó un salto importante en las </w:t>
+      </w:r>
+      <w:proofErr w:type="spellStart"/>
+      <w:r>
+        <w:rPr>
+          <w:rFonts w:eastAsia="Aptos" w:cs="Times New Roman"/>
+          <w:kern w:val="2"/>
+          <w:szCs w:val="24"/>
+          <w14:ligatures w14:val="standardContextual"/>
+        </w:rPr>
+        <w:t>APIs</w:t>
+      </w:r>
+      <w:proofErr w:type="spellEnd"/>
+      <w:r>
+        <w:rPr>
+          <w:rFonts w:eastAsia="Aptos" w:cs="Times New Roman"/>
+          <w:kern w:val="2"/>
+          <w:szCs w:val="24"/>
+          <w14:ligatures w14:val="standardContextual"/>
+        </w:rPr>
+        <w:t xml:space="preserve">. Se introdujeron métodos que permitían el acceso remoto a procedimientos, reduciendo la carga de los programadores mediante técnicas de empaquetado y desempaquetado de datos para lograr interoperabilidad entre diferentes tipos de computadoras. En este periodo también surgió el middleware orientado a mensajes, que facilitó la integración de aplicaciones empresariales y permitió conectar sistemas heredados de mainframe. Un ejemplo destacado fue IBM </w:t>
+      </w:r>
+      <w:proofErr w:type="spellStart"/>
+      <w:r>
+        <w:rPr>
+          <w:rFonts w:eastAsia="Aptos" w:cs="Times New Roman"/>
+          <w:kern w:val="2"/>
+          <w:szCs w:val="24"/>
+          <w14:ligatures w14:val="standardContextual"/>
+        </w:rPr>
+        <w:t>MQSeries</w:t>
+      </w:r>
+      <w:proofErr w:type="spellEnd"/>
+      <w:r>
+        <w:rPr>
+          <w:rFonts w:eastAsia="Aptos" w:cs="Times New Roman"/>
+          <w:kern w:val="2"/>
+          <w:szCs w:val="24"/>
+          <w14:ligatures w14:val="standardContextual"/>
+        </w:rPr>
+        <w:t>, que llevó la mensajería de mainframe a un entorno más amplio (</w:t>
+      </w:r>
+      <w:proofErr w:type="spellStart"/>
+      <w:r>
+        <w:rPr>
+          <w:rFonts w:eastAsia="Aptos" w:cs="Times New Roman"/>
+          <w:kern w:val="2"/>
+          <w:szCs w:val="24"/>
+          <w14:ligatures w14:val="standardContextual"/>
+        </w:rPr>
+        <w:t>Recluit</w:t>
+      </w:r>
+      <w:proofErr w:type="spellEnd"/>
+      <w:r>
+        <w:rPr>
+          <w:rFonts w:eastAsia="Aptos" w:cs="Times New Roman"/>
+          <w:kern w:val="2"/>
+          <w:szCs w:val="24"/>
+          <w14:ligatures w14:val="standardContextual"/>
+        </w:rPr>
+        <w:t>, 2019).</w:t>
       </w:r>
     </w:p>
     <w:p>
@@ -7748,7 +8489,47 @@
           <w:szCs w:val="24"/>
           <w14:ligatures w14:val="standardContextual"/>
         </w:rPr>
-        <w:t>A finales de los años 80, la programación orientada a objetos (POO) salió del ámbito académico y se convirtió en un método práctico para organizar aplicaciones complejas en objetos que encapsulaban datos y procedimientos. Este paradigma influyó directamente en cómo se diseñaban las APIs, ya que permitió que los desarrolladores trabajaran con estructuras más modulares y reutilizables (Recluit, 2019).</w:t>
+        <w:t xml:space="preserve">A finales de los años 80, la programación orientada a objetos (POO) salió del ámbito académico y se convirtió en un método práctico para organizar aplicaciones complejas en objetos que encapsulaban datos y procedimientos. Este paradigma influyó directamente en cómo se diseñaban las </w:t>
+      </w:r>
+      <w:proofErr w:type="spellStart"/>
+      <w:r>
+        <w:rPr>
+          <w:rFonts w:eastAsia="Aptos" w:cs="Times New Roman"/>
+          <w:kern w:val="2"/>
+          <w:szCs w:val="24"/>
+          <w14:ligatures w14:val="standardContextual"/>
+        </w:rPr>
+        <w:t>APIs</w:t>
+      </w:r>
+      <w:proofErr w:type="spellEnd"/>
+      <w:r>
+        <w:rPr>
+          <w:rFonts w:eastAsia="Aptos" w:cs="Times New Roman"/>
+          <w:kern w:val="2"/>
+          <w:szCs w:val="24"/>
+          <w14:ligatures w14:val="standardContextual"/>
+        </w:rPr>
+        <w:t>, ya que permitió que los desarrolladores trabajaran con estructuras más modulares y reutilizables (</w:t>
+      </w:r>
+      <w:proofErr w:type="spellStart"/>
+      <w:r>
+        <w:rPr>
+          <w:rFonts w:eastAsia="Aptos" w:cs="Times New Roman"/>
+          <w:kern w:val="2"/>
+          <w:szCs w:val="24"/>
+          <w14:ligatures w14:val="standardContextual"/>
+        </w:rPr>
+        <w:t>Recluit</w:t>
+      </w:r>
+      <w:proofErr w:type="spellEnd"/>
+      <w:r>
+        <w:rPr>
+          <w:rFonts w:eastAsia="Aptos" w:cs="Times New Roman"/>
+          <w:kern w:val="2"/>
+          <w:szCs w:val="24"/>
+          <w14:ligatures w14:val="standardContextual"/>
+        </w:rPr>
+        <w:t>, 2019).</w:t>
       </w:r>
     </w:p>
     <w:p>
@@ -7770,7 +8551,67 @@
           <w14:ligatures w14:val="standardContextual"/>
         </w:rPr>
         <w:lastRenderedPageBreak/>
-        <w:t>En los años 90, las APIs se expandieron gracias a la popularización de la World Wide Web y los modelos cliente-servidor. Nuevas técnicas de POO permitieron el acceso remoto a instancias de objetos, y al mismo tiempo, Tim Berners-Lee presentó el primer navegador web y la primera página HTML, lo que abrió la puerta a la integración de servicios digitales. En 1995, el debut de JavaScript marcó otro hito, ya que permitió crear activos del lado del cliente y facilitó la interacción dinámica con APIs (Recluit, 2019).</w:t>
+        <w:t xml:space="preserve">En los años 90, las </w:t>
+      </w:r>
+      <w:proofErr w:type="spellStart"/>
+      <w:r>
+        <w:rPr>
+          <w:rFonts w:eastAsia="Aptos" w:cs="Times New Roman"/>
+          <w:kern w:val="2"/>
+          <w:szCs w:val="24"/>
+          <w14:ligatures w14:val="standardContextual"/>
+        </w:rPr>
+        <w:t>APIs</w:t>
+      </w:r>
+      <w:proofErr w:type="spellEnd"/>
+      <w:r>
+        <w:rPr>
+          <w:rFonts w:eastAsia="Aptos" w:cs="Times New Roman"/>
+          <w:kern w:val="2"/>
+          <w:szCs w:val="24"/>
+          <w14:ligatures w14:val="standardContextual"/>
+        </w:rPr>
+        <w:t xml:space="preserve"> se expandieron gracias a la popularización de la World Wide Web y los modelos cliente-servidor. Nuevas técnicas de POO permitieron el acceso remoto a instancias de objetos, y al mismo tiempo, Tim Berners-Lee presentó el primer navegador web y la primera página HTML, lo que abrió la puerta a la integración de servicios digitales. En 1995, el debut de JavaScript marcó otro hito, ya que permitió crear activos del lado del cliente y facilitó la interacción dinámica con </w:t>
+      </w:r>
+      <w:proofErr w:type="spellStart"/>
+      <w:r>
+        <w:rPr>
+          <w:rFonts w:eastAsia="Aptos" w:cs="Times New Roman"/>
+          <w:kern w:val="2"/>
+          <w:szCs w:val="24"/>
+          <w14:ligatures w14:val="standardContextual"/>
+        </w:rPr>
+        <w:t>APIs</w:t>
+      </w:r>
+      <w:proofErr w:type="spellEnd"/>
+      <w:r>
+        <w:rPr>
+          <w:rFonts w:eastAsia="Aptos" w:cs="Times New Roman"/>
+          <w:kern w:val="2"/>
+          <w:szCs w:val="24"/>
+          <w14:ligatures w14:val="standardContextual"/>
+        </w:rPr>
+        <w:t xml:space="preserve"> (</w:t>
+      </w:r>
+      <w:proofErr w:type="spellStart"/>
+      <w:r>
+        <w:rPr>
+          <w:rFonts w:eastAsia="Aptos" w:cs="Times New Roman"/>
+          <w:kern w:val="2"/>
+          <w:szCs w:val="24"/>
+          <w14:ligatures w14:val="standardContextual"/>
+        </w:rPr>
+        <w:t>Recluit</w:t>
+      </w:r>
+      <w:proofErr w:type="spellEnd"/>
+      <w:r>
+        <w:rPr>
+          <w:rFonts w:eastAsia="Aptos" w:cs="Times New Roman"/>
+          <w:kern w:val="2"/>
+          <w:szCs w:val="24"/>
+          <w14:ligatures w14:val="standardContextual"/>
+        </w:rPr>
+        <w:t>, 2019).</w:t>
       </w:r>
     </w:p>
     <w:p>
@@ -7791,7 +8632,67 @@
           <w:szCs w:val="24"/>
           <w14:ligatures w14:val="standardContextual"/>
         </w:rPr>
-        <w:t>Con la llegada del nuevo siglo, el trabajo de Roy Fielding en el año 2000 fue decisivo. Su disertación sobre arquitecturas de software basadas en estilos de red introdujo el concepto de REST (Representational State Transfer), que se convirtió en el modelo dominante para el diseño de APIs web. REST ofrecía simplicidad y aprovechaba la infraestructura de la web, reemplazando soluciones más pesadas como el middleware tradicional (Recluit, 2019).</w:t>
+        <w:t>Con la llegada del nuevo siglo, el trabajo de Roy Fielding en el año 2000 fue decisivo. Su disertación sobre arquitecturas de software basadas en estilos de red introdujo el concepto de REST (</w:t>
+      </w:r>
+      <w:proofErr w:type="spellStart"/>
+      <w:r>
+        <w:rPr>
+          <w:rFonts w:eastAsia="Aptos" w:cs="Times New Roman"/>
+          <w:kern w:val="2"/>
+          <w:szCs w:val="24"/>
+          <w14:ligatures w14:val="standardContextual"/>
+        </w:rPr>
+        <w:t>Representational</w:t>
+      </w:r>
+      <w:proofErr w:type="spellEnd"/>
+      <w:r>
+        <w:rPr>
+          <w:rFonts w:eastAsia="Aptos" w:cs="Times New Roman"/>
+          <w:kern w:val="2"/>
+          <w:szCs w:val="24"/>
+          <w14:ligatures w14:val="standardContextual"/>
+        </w:rPr>
+        <w:t xml:space="preserve"> State Transfer), que se convirtió en el modelo dominante para el diseño de </w:t>
+      </w:r>
+      <w:proofErr w:type="spellStart"/>
+      <w:r>
+        <w:rPr>
+          <w:rFonts w:eastAsia="Aptos" w:cs="Times New Roman"/>
+          <w:kern w:val="2"/>
+          <w:szCs w:val="24"/>
+          <w14:ligatures w14:val="standardContextual"/>
+        </w:rPr>
+        <w:t>APIs</w:t>
+      </w:r>
+      <w:proofErr w:type="spellEnd"/>
+      <w:r>
+        <w:rPr>
+          <w:rFonts w:eastAsia="Aptos" w:cs="Times New Roman"/>
+          <w:kern w:val="2"/>
+          <w:szCs w:val="24"/>
+          <w14:ligatures w14:val="standardContextual"/>
+        </w:rPr>
+        <w:t xml:space="preserve"> web. REST ofrecía simplicidad y aprovechaba la infraestructura de la web, reemplazando soluciones más pesadas como el middleware tradicional (</w:t>
+      </w:r>
+      <w:proofErr w:type="spellStart"/>
+      <w:r>
+        <w:rPr>
+          <w:rFonts w:eastAsia="Aptos" w:cs="Times New Roman"/>
+          <w:kern w:val="2"/>
+          <w:szCs w:val="24"/>
+          <w14:ligatures w14:val="standardContextual"/>
+        </w:rPr>
+        <w:t>Recluit</w:t>
+      </w:r>
+      <w:proofErr w:type="spellEnd"/>
+      <w:r>
+        <w:rPr>
+          <w:rFonts w:eastAsia="Aptos" w:cs="Times New Roman"/>
+          <w:kern w:val="2"/>
+          <w:szCs w:val="24"/>
+          <w14:ligatures w14:val="standardContextual"/>
+        </w:rPr>
+        <w:t>, 2019).</w:t>
       </w:r>
     </w:p>
     <w:p>
@@ -7812,7 +8713,167 @@
           <w:szCs w:val="24"/>
           <w14:ligatures w14:val="standardContextual"/>
         </w:rPr>
-        <w:t>Desde 2005, se consolidó la era de las APIs web, y a partir de 2010 la prevalencia de las APIs públicas se disparó. Empresas como Amazon y eBay aprovecharon esta integración para expandir sus negocios, demostrando que las APIs no solo eran herramientas técnicas, sino también motores de innovación y crecimiento económico. Según Recluit (2019), las áreas donde las APIs han tenido mayor impacto son el e-commerce, las redes sociales, el cloud computing y la movilidad, todas ellas pilares de la economía digital actual.</w:t>
+        <w:t xml:space="preserve">Desde 2005, se consolidó la era de las </w:t>
+      </w:r>
+      <w:proofErr w:type="spellStart"/>
+      <w:r>
+        <w:rPr>
+          <w:rFonts w:eastAsia="Aptos" w:cs="Times New Roman"/>
+          <w:kern w:val="2"/>
+          <w:szCs w:val="24"/>
+          <w14:ligatures w14:val="standardContextual"/>
+        </w:rPr>
+        <w:t>APIs</w:t>
+      </w:r>
+      <w:proofErr w:type="spellEnd"/>
+      <w:r>
+        <w:rPr>
+          <w:rFonts w:eastAsia="Aptos" w:cs="Times New Roman"/>
+          <w:kern w:val="2"/>
+          <w:szCs w:val="24"/>
+          <w14:ligatures w14:val="standardContextual"/>
+        </w:rPr>
+        <w:t xml:space="preserve"> web, y a partir de 2010 la prevalencia de las </w:t>
+      </w:r>
+      <w:proofErr w:type="spellStart"/>
+      <w:r>
+        <w:rPr>
+          <w:rFonts w:eastAsia="Aptos" w:cs="Times New Roman"/>
+          <w:kern w:val="2"/>
+          <w:szCs w:val="24"/>
+          <w14:ligatures w14:val="standardContextual"/>
+        </w:rPr>
+        <w:t>APIs</w:t>
+      </w:r>
+      <w:proofErr w:type="spellEnd"/>
+      <w:r>
+        <w:rPr>
+          <w:rFonts w:eastAsia="Aptos" w:cs="Times New Roman"/>
+          <w:kern w:val="2"/>
+          <w:szCs w:val="24"/>
+          <w14:ligatures w14:val="standardContextual"/>
+        </w:rPr>
+        <w:t xml:space="preserve"> públicas se disparó. Empresas como Amazon y eBay aprovecharon esta integración para expandir sus negocios, demostrando que las </w:t>
+      </w:r>
+      <w:proofErr w:type="spellStart"/>
+      <w:r>
+        <w:rPr>
+          <w:rFonts w:eastAsia="Aptos" w:cs="Times New Roman"/>
+          <w:kern w:val="2"/>
+          <w:szCs w:val="24"/>
+          <w14:ligatures w14:val="standardContextual"/>
+        </w:rPr>
+        <w:t>APIs</w:t>
+      </w:r>
+      <w:proofErr w:type="spellEnd"/>
+      <w:r>
+        <w:rPr>
+          <w:rFonts w:eastAsia="Aptos" w:cs="Times New Roman"/>
+          <w:kern w:val="2"/>
+          <w:szCs w:val="24"/>
+          <w14:ligatures w14:val="standardContextual"/>
+        </w:rPr>
+        <w:t xml:space="preserve"> no solo eran herramientas técnicas, sino también motores de innovación y crecimiento económico. Según </w:t>
+      </w:r>
+      <w:proofErr w:type="spellStart"/>
+      <w:r>
+        <w:rPr>
+          <w:rFonts w:eastAsia="Aptos" w:cs="Times New Roman"/>
+          <w:kern w:val="2"/>
+          <w:szCs w:val="24"/>
+          <w14:ligatures w14:val="standardContextual"/>
+        </w:rPr>
+        <w:t>Recluit</w:t>
+      </w:r>
+      <w:proofErr w:type="spellEnd"/>
+      <w:r>
+        <w:rPr>
+          <w:rFonts w:eastAsia="Aptos" w:cs="Times New Roman"/>
+          <w:kern w:val="2"/>
+          <w:szCs w:val="24"/>
+          <w14:ligatures w14:val="standardContextual"/>
+        </w:rPr>
+        <w:t xml:space="preserve"> (2019), las áreas donde las </w:t>
+      </w:r>
+      <w:proofErr w:type="spellStart"/>
+      <w:r>
+        <w:rPr>
+          <w:rFonts w:eastAsia="Aptos" w:cs="Times New Roman"/>
+          <w:kern w:val="2"/>
+          <w:szCs w:val="24"/>
+          <w14:ligatures w14:val="standardContextual"/>
+        </w:rPr>
+        <w:t>APIs</w:t>
+      </w:r>
+      <w:proofErr w:type="spellEnd"/>
+      <w:r>
+        <w:rPr>
+          <w:rFonts w:eastAsia="Aptos" w:cs="Times New Roman"/>
+          <w:kern w:val="2"/>
+          <w:szCs w:val="24"/>
+          <w14:ligatures w14:val="standardContextual"/>
+        </w:rPr>
+        <w:t xml:space="preserve"> han tenido mayor impacto son el e-</w:t>
+      </w:r>
+      <w:proofErr w:type="spellStart"/>
+      <w:r>
+        <w:rPr>
+          <w:rFonts w:eastAsia="Aptos" w:cs="Times New Roman"/>
+          <w:kern w:val="2"/>
+          <w:szCs w:val="24"/>
+          <w14:ligatures w14:val="standardContextual"/>
+        </w:rPr>
+        <w:t>commerce</w:t>
+      </w:r>
+      <w:proofErr w:type="spellEnd"/>
+      <w:r>
+        <w:rPr>
+          <w:rFonts w:eastAsia="Aptos" w:cs="Times New Roman"/>
+          <w:kern w:val="2"/>
+          <w:szCs w:val="24"/>
+          <w14:ligatures w14:val="standardContextual"/>
+        </w:rPr>
+        <w:t xml:space="preserve">, las redes sociales, el </w:t>
+      </w:r>
+      <w:proofErr w:type="spellStart"/>
+      <w:r>
+        <w:rPr>
+          <w:rFonts w:eastAsia="Aptos" w:cs="Times New Roman"/>
+          <w:kern w:val="2"/>
+          <w:szCs w:val="24"/>
+          <w14:ligatures w14:val="standardContextual"/>
+        </w:rPr>
+        <w:t>cloud</w:t>
+      </w:r>
+      <w:proofErr w:type="spellEnd"/>
+      <w:r>
+        <w:rPr>
+          <w:rFonts w:eastAsia="Aptos" w:cs="Times New Roman"/>
+          <w:kern w:val="2"/>
+          <w:szCs w:val="24"/>
+          <w14:ligatures w14:val="standardContextual"/>
+        </w:rPr>
+        <w:t xml:space="preserve"> </w:t>
+      </w:r>
+      <w:proofErr w:type="spellStart"/>
+      <w:r>
+        <w:rPr>
+          <w:rFonts w:eastAsia="Aptos" w:cs="Times New Roman"/>
+          <w:kern w:val="2"/>
+          <w:szCs w:val="24"/>
+          <w14:ligatures w14:val="standardContextual"/>
+        </w:rPr>
+        <w:t>computing</w:t>
+      </w:r>
+      <w:proofErr w:type="spellEnd"/>
+      <w:r>
+        <w:rPr>
+          <w:rFonts w:eastAsia="Aptos" w:cs="Times New Roman"/>
+          <w:kern w:val="2"/>
+          <w:szCs w:val="24"/>
+          <w14:ligatures w14:val="standardContextual"/>
+        </w:rPr>
+        <w:t xml:space="preserve"> y la movilidad, todas ellas pilares de la economía digital actual.</w:t>
       </w:r>
     </w:p>
     <w:p>
@@ -7833,7 +8894,67 @@
           <w:szCs w:val="24"/>
           <w14:ligatures w14:val="standardContextual"/>
         </w:rPr>
-        <w:t>La historia de las APIs muestra una evolución constante: desde simples bibliotecas en sistemas operativos hasta convertirse en el núcleo de la economía digital. Cada etapa —los sistemas distribuidos de los 70, la POO en los 80, la web en los 90 y REST en los 2000— refleja cómo las APIs se han adaptado a las necesidades tecnológicas de cada época. Hoy, las APIs son esenciales para la interoperabilidad, la innovación y la expansión de servicios en múltiples plataformas.</w:t>
+        <w:t xml:space="preserve">La historia de las </w:t>
+      </w:r>
+      <w:proofErr w:type="spellStart"/>
+      <w:r>
+        <w:rPr>
+          <w:rFonts w:eastAsia="Aptos" w:cs="Times New Roman"/>
+          <w:kern w:val="2"/>
+          <w:szCs w:val="24"/>
+          <w14:ligatures w14:val="standardContextual"/>
+        </w:rPr>
+        <w:t>APIs</w:t>
+      </w:r>
+      <w:proofErr w:type="spellEnd"/>
+      <w:r>
+        <w:rPr>
+          <w:rFonts w:eastAsia="Aptos" w:cs="Times New Roman"/>
+          <w:kern w:val="2"/>
+          <w:szCs w:val="24"/>
+          <w14:ligatures w14:val="standardContextual"/>
+        </w:rPr>
+        <w:t xml:space="preserve"> muestra una evolución constante: desde simples bibliotecas en sistemas operativos hasta convertirse en el núcleo de la economía digital. Cada etapa —los sistemas distribuidos de los 70, la POO en los 80, la web en los 90 y REST en los 2000— refleja cómo las </w:t>
+      </w:r>
+      <w:proofErr w:type="spellStart"/>
+      <w:r>
+        <w:rPr>
+          <w:rFonts w:eastAsia="Aptos" w:cs="Times New Roman"/>
+          <w:kern w:val="2"/>
+          <w:szCs w:val="24"/>
+          <w14:ligatures w14:val="standardContextual"/>
+        </w:rPr>
+        <w:t>APIs</w:t>
+      </w:r>
+      <w:proofErr w:type="spellEnd"/>
+      <w:r>
+        <w:rPr>
+          <w:rFonts w:eastAsia="Aptos" w:cs="Times New Roman"/>
+          <w:kern w:val="2"/>
+          <w:szCs w:val="24"/>
+          <w14:ligatures w14:val="standardContextual"/>
+        </w:rPr>
+        <w:t xml:space="preserve"> se han adaptado a las necesidades tecnológicas de cada época. Hoy, las </w:t>
+      </w:r>
+      <w:proofErr w:type="spellStart"/>
+      <w:r>
+        <w:rPr>
+          <w:rFonts w:eastAsia="Aptos" w:cs="Times New Roman"/>
+          <w:kern w:val="2"/>
+          <w:szCs w:val="24"/>
+          <w14:ligatures w14:val="standardContextual"/>
+        </w:rPr>
+        <w:t>APIs</w:t>
+      </w:r>
+      <w:proofErr w:type="spellEnd"/>
+      <w:r>
+        <w:rPr>
+          <w:rFonts w:eastAsia="Aptos" w:cs="Times New Roman"/>
+          <w:kern w:val="2"/>
+          <w:szCs w:val="24"/>
+          <w14:ligatures w14:val="standardContextual"/>
+        </w:rPr>
+        <w:t xml:space="preserve"> son esenciales para la interoperabilidad, la innovación y la expansión de servicios en múltiples plataformas.</w:t>
       </w:r>
     </w:p>
     <w:p>
@@ -7847,9 +8968,14 @@
       </w:pPr>
       <w:bookmarkStart w:id="32" w:name="_Toc222686959"/>
       <w:r>
-        <w:t>Línea de tiempo de las APIs</w:t>
+        <w:t xml:space="preserve">Línea de tiempo de las </w:t>
+      </w:r>
+      <w:proofErr w:type="spellStart"/>
+      <w:r>
+        <w:t>APIs</w:t>
       </w:r>
       <w:bookmarkEnd w:id="32"/>
+      <w:proofErr w:type="spellEnd"/>
     </w:p>
     <w:p>
       <w:pPr>
@@ -7869,7 +8995,87 @@
           <w:szCs w:val="24"/>
           <w14:ligatures w14:val="standardContextual"/>
         </w:rPr>
-        <w:t>La evolución de las APIs refleja un camino hacia la eficiencia, flexibilidad e interoperabilidad. Desde las tarjetas perforadas hasta arquitecturas modernas como GraphQL y gRPC, las APIs han pasado de ser simples mecanismos de comunicación a convertirse en el núcleo de la economía digital y la innovación tecnológica.</w:t>
+        <w:t xml:space="preserve">La evolución de las </w:t>
+      </w:r>
+      <w:proofErr w:type="spellStart"/>
+      <w:r>
+        <w:rPr>
+          <w:rFonts w:eastAsia="Aptos" w:cs="Times New Roman"/>
+          <w:kern w:val="2"/>
+          <w:szCs w:val="24"/>
+          <w14:ligatures w14:val="standardContextual"/>
+        </w:rPr>
+        <w:t>APIs</w:t>
+      </w:r>
+      <w:proofErr w:type="spellEnd"/>
+      <w:r>
+        <w:rPr>
+          <w:rFonts w:eastAsia="Aptos" w:cs="Times New Roman"/>
+          <w:kern w:val="2"/>
+          <w:szCs w:val="24"/>
+          <w14:ligatures w14:val="standardContextual"/>
+        </w:rPr>
+        <w:t xml:space="preserve"> refleja un camino hacia la eficiencia, flexibilidad e interoperabilidad. Desde las tarjetas perforadas hasta arquitecturas modernas como </w:t>
+      </w:r>
+      <w:proofErr w:type="spellStart"/>
+      <w:r>
+        <w:rPr>
+          <w:rFonts w:eastAsia="Aptos" w:cs="Times New Roman"/>
+          <w:kern w:val="2"/>
+          <w:szCs w:val="24"/>
+          <w14:ligatures w14:val="standardContextual"/>
+        </w:rPr>
+        <w:t>GraphQL</w:t>
+      </w:r>
+      <w:proofErr w:type="spellEnd"/>
+      <w:r>
+        <w:rPr>
+          <w:rFonts w:eastAsia="Aptos" w:cs="Times New Roman"/>
+          <w:kern w:val="2"/>
+          <w:szCs w:val="24"/>
+          <w14:ligatures w14:val="standardContextual"/>
+        </w:rPr>
+        <w:t xml:space="preserve"> y </w:t>
+      </w:r>
+      <w:proofErr w:type="spellStart"/>
+      <w:r>
+        <w:rPr>
+          <w:rFonts w:eastAsia="Aptos" w:cs="Times New Roman"/>
+          <w:kern w:val="2"/>
+          <w:szCs w:val="24"/>
+          <w14:ligatures w14:val="standardContextual"/>
+        </w:rPr>
+        <w:t>gRPC</w:t>
+      </w:r>
+      <w:proofErr w:type="spellEnd"/>
+      <w:r>
+        <w:rPr>
+          <w:rFonts w:eastAsia="Aptos" w:cs="Times New Roman"/>
+          <w:kern w:val="2"/>
+          <w:szCs w:val="24"/>
+          <w14:ligatures w14:val="standardContextual"/>
+        </w:rPr>
+        <w:t xml:space="preserve">, las </w:t>
+      </w:r>
+      <w:proofErr w:type="spellStart"/>
+      <w:r>
+        <w:rPr>
+          <w:rFonts w:eastAsia="Aptos" w:cs="Times New Roman"/>
+          <w:kern w:val="2"/>
+          <w:szCs w:val="24"/>
+          <w14:ligatures w14:val="standardContextual"/>
+        </w:rPr>
+        <w:t>APIs</w:t>
+      </w:r>
+      <w:proofErr w:type="spellEnd"/>
+      <w:r>
+        <w:rPr>
+          <w:rFonts w:eastAsia="Aptos" w:cs="Times New Roman"/>
+          <w:kern w:val="2"/>
+          <w:szCs w:val="24"/>
+          <w14:ligatures w14:val="standardContextual"/>
+        </w:rPr>
+        <w:t xml:space="preserve"> han pasado de ser simples mecanismos de comunicación a convertirse en el núcleo de la economía digital y la innovación tecnológica.</w:t>
       </w:r>
     </w:p>
     <w:p>
@@ -7916,7 +9122,67 @@
           <w:szCs w:val="24"/>
           <w14:ligatures w14:val="standardContextual"/>
         </w:rPr>
-        <w:t>En esta etapa no existían las APIs como las conocemos hoy. Las computadoras se comunicaban mediante medios físicos como tarjetas perforadas o cables directos. Estas conexiones eran poco escalables y requerían programación personalizada para interpretar los datos, lo que sentó las bases para el intercambio estructurado que más tarde facilitarían las APIs (Hygraph, 2025).</w:t>
+        <w:t xml:space="preserve">En esta etapa no existían las </w:t>
+      </w:r>
+      <w:proofErr w:type="spellStart"/>
+      <w:r>
+        <w:rPr>
+          <w:rFonts w:eastAsia="Aptos" w:cs="Times New Roman"/>
+          <w:kern w:val="2"/>
+          <w:szCs w:val="24"/>
+          <w14:ligatures w14:val="standardContextual"/>
+        </w:rPr>
+        <w:t>APIs</w:t>
+      </w:r>
+      <w:proofErr w:type="spellEnd"/>
+      <w:r>
+        <w:rPr>
+          <w:rFonts w:eastAsia="Aptos" w:cs="Times New Roman"/>
+          <w:kern w:val="2"/>
+          <w:szCs w:val="24"/>
+          <w14:ligatures w14:val="standardContextual"/>
+        </w:rPr>
+        <w:t xml:space="preserve"> como las conocemos hoy. Las computadoras se comunicaban mediante medios físicos como tarjetas perforadas o cables directos. Estas conexiones eran poco escalables y requerían programación personalizada para interpretar los datos, lo que sentó las bases para el intercambio estructurado que más tarde facilitarían las </w:t>
+      </w:r>
+      <w:proofErr w:type="spellStart"/>
+      <w:r>
+        <w:rPr>
+          <w:rFonts w:eastAsia="Aptos" w:cs="Times New Roman"/>
+          <w:kern w:val="2"/>
+          <w:szCs w:val="24"/>
+          <w14:ligatures w14:val="standardContextual"/>
+        </w:rPr>
+        <w:t>APIs</w:t>
+      </w:r>
+      <w:proofErr w:type="spellEnd"/>
+      <w:r>
+        <w:rPr>
+          <w:rFonts w:eastAsia="Aptos" w:cs="Times New Roman"/>
+          <w:kern w:val="2"/>
+          <w:szCs w:val="24"/>
+          <w14:ligatures w14:val="standardContextual"/>
+        </w:rPr>
+        <w:t xml:space="preserve"> (</w:t>
+      </w:r>
+      <w:proofErr w:type="spellStart"/>
+      <w:r>
+        <w:rPr>
+          <w:rFonts w:eastAsia="Aptos" w:cs="Times New Roman"/>
+          <w:kern w:val="2"/>
+          <w:szCs w:val="24"/>
+          <w14:ligatures w14:val="standardContextual"/>
+        </w:rPr>
+        <w:t>Hygraph</w:t>
+      </w:r>
+      <w:proofErr w:type="spellEnd"/>
+      <w:r>
+        <w:rPr>
+          <w:rFonts w:eastAsia="Aptos" w:cs="Times New Roman"/>
+          <w:kern w:val="2"/>
+          <w:szCs w:val="24"/>
+          <w14:ligatures w14:val="standardContextual"/>
+        </w:rPr>
+        <w:t>, 2025).</w:t>
       </w:r>
     </w:p>
     <w:p>
@@ -7964,7 +9230,27 @@
           <w:szCs w:val="24"/>
           <w14:ligatures w14:val="standardContextual"/>
         </w:rPr>
-        <w:t>Surge el concepto de llamadas a procedimientos remotos, que permitían invocar funciones en sistemas externos como si fueran locales. RPC simplificó el desarrollo de sistemas distribuidos, aunque tenía limitaciones como la dependencia del lenguaje de programación y el acoplamiento fuerte entre cliente y servidor (Hygraph, 2025).</w:t>
+        <w:t>Surge el concepto de llamadas a procedimientos remotos, que permitían invocar funciones en sistemas externos como si fueran locales. RPC simplificó el desarrollo de sistemas distribuidos, aunque tenía limitaciones como la dependencia del lenguaje de programación y el acoplamiento fuerte entre cliente y servidor (</w:t>
+      </w:r>
+      <w:proofErr w:type="spellStart"/>
+      <w:r>
+        <w:rPr>
+          <w:rFonts w:eastAsia="Aptos" w:cs="Times New Roman"/>
+          <w:kern w:val="2"/>
+          <w:szCs w:val="24"/>
+          <w14:ligatures w14:val="standardContextual"/>
+        </w:rPr>
+        <w:t>Hygraph</w:t>
+      </w:r>
+      <w:proofErr w:type="spellEnd"/>
+      <w:r>
+        <w:rPr>
+          <w:rFonts w:eastAsia="Aptos" w:cs="Times New Roman"/>
+          <w:kern w:val="2"/>
+          <w:szCs w:val="24"/>
+          <w14:ligatures w14:val="standardContextual"/>
+        </w:rPr>
+        <w:t>, 2025).</w:t>
       </w:r>
     </w:p>
     <w:p>
@@ -8012,7 +9298,67 @@
           <w:szCs w:val="24"/>
           <w14:ligatures w14:val="standardContextual"/>
         </w:rPr>
-        <w:t>Para superar las limitaciones de RPC, se desarrolló la arquitectura orientada a servicios (SOA). Esta buscaba dividir aplicaciones en servicios modulares que pudieran integrarse fácilmente. Se apoyaba en tecnologías como SOAP (Simple Object Access Protocol) y XML, que introdujeron formatos estandarizados para el intercambio de mensajes (Hygraph, 2025).</w:t>
+        <w:t xml:space="preserve">Para superar las limitaciones de RPC, se desarrolló la arquitectura orientada a servicios (SOA). Esta buscaba dividir aplicaciones en servicios modulares que pudieran integrarse fácilmente. Se apoyaba en tecnologías como SOAP (Simple </w:t>
+      </w:r>
+      <w:proofErr w:type="spellStart"/>
+      <w:r>
+        <w:rPr>
+          <w:rFonts w:eastAsia="Aptos" w:cs="Times New Roman"/>
+          <w:kern w:val="2"/>
+          <w:szCs w:val="24"/>
+          <w14:ligatures w14:val="standardContextual"/>
+        </w:rPr>
+        <w:t>Object</w:t>
+      </w:r>
+      <w:proofErr w:type="spellEnd"/>
+      <w:r>
+        <w:rPr>
+          <w:rFonts w:eastAsia="Aptos" w:cs="Times New Roman"/>
+          <w:kern w:val="2"/>
+          <w:szCs w:val="24"/>
+          <w14:ligatures w14:val="standardContextual"/>
+        </w:rPr>
+        <w:t xml:space="preserve"> Access </w:t>
+      </w:r>
+      <w:proofErr w:type="spellStart"/>
+      <w:r>
+        <w:rPr>
+          <w:rFonts w:eastAsia="Aptos" w:cs="Times New Roman"/>
+          <w:kern w:val="2"/>
+          <w:szCs w:val="24"/>
+          <w14:ligatures w14:val="standardContextual"/>
+        </w:rPr>
+        <w:t>Protocol</w:t>
+      </w:r>
+      <w:proofErr w:type="spellEnd"/>
+      <w:r>
+        <w:rPr>
+          <w:rFonts w:eastAsia="Aptos" w:cs="Times New Roman"/>
+          <w:kern w:val="2"/>
+          <w:szCs w:val="24"/>
+          <w14:ligatures w14:val="standardContextual"/>
+        </w:rPr>
+        <w:t>) y XML, que introdujeron formatos estandarizados para el intercambio de mensajes (</w:t>
+      </w:r>
+      <w:proofErr w:type="spellStart"/>
+      <w:r>
+        <w:rPr>
+          <w:rFonts w:eastAsia="Aptos" w:cs="Times New Roman"/>
+          <w:kern w:val="2"/>
+          <w:szCs w:val="24"/>
+          <w14:ligatures w14:val="standardContextual"/>
+        </w:rPr>
+        <w:t>Hygraph</w:t>
+      </w:r>
+      <w:proofErr w:type="spellEnd"/>
+      <w:r>
+        <w:rPr>
+          <w:rFonts w:eastAsia="Aptos" w:cs="Times New Roman"/>
+          <w:kern w:val="2"/>
+          <w:szCs w:val="24"/>
+          <w14:ligatures w14:val="standardContextual"/>
+        </w:rPr>
+        <w:t>, 2025).</w:t>
       </w:r>
     </w:p>
     <w:p>
@@ -8058,7 +9404,47 @@
           <w:szCs w:val="24"/>
           <w14:ligatures w14:val="standardContextual"/>
         </w:rPr>
-        <w:t>SOAP definió un formato estructurado para mensajes entre aplicaciones, incluyendo datos, codificación y detalles de invocación. Esto permitió que las APIs fueran utilizadas en múltiples plataformas y lenguajes, aunque su complejidad y verbosidad limitaron la eficiencia (Hygraph, 2025).</w:t>
+        <w:t xml:space="preserve">SOAP definió un formato estructurado para mensajes entre aplicaciones, incluyendo datos, codificación y detalles de invocación. Esto permitió que las </w:t>
+      </w:r>
+      <w:proofErr w:type="spellStart"/>
+      <w:r>
+        <w:rPr>
+          <w:rFonts w:eastAsia="Aptos" w:cs="Times New Roman"/>
+          <w:kern w:val="2"/>
+          <w:szCs w:val="24"/>
+          <w14:ligatures w14:val="standardContextual"/>
+        </w:rPr>
+        <w:t>APIs</w:t>
+      </w:r>
+      <w:proofErr w:type="spellEnd"/>
+      <w:r>
+        <w:rPr>
+          <w:rFonts w:eastAsia="Aptos" w:cs="Times New Roman"/>
+          <w:kern w:val="2"/>
+          <w:szCs w:val="24"/>
+          <w14:ligatures w14:val="standardContextual"/>
+        </w:rPr>
+        <w:t xml:space="preserve"> fueran utilizadas en múltiples plataformas y lenguajes, aunque su complejidad y verbosidad limitaron la eficiencia (</w:t>
+      </w:r>
+      <w:proofErr w:type="spellStart"/>
+      <w:r>
+        <w:rPr>
+          <w:rFonts w:eastAsia="Aptos" w:cs="Times New Roman"/>
+          <w:kern w:val="2"/>
+          <w:szCs w:val="24"/>
+          <w14:ligatures w14:val="standardContextual"/>
+        </w:rPr>
+        <w:t>Hygraph</w:t>
+      </w:r>
+      <w:proofErr w:type="spellEnd"/>
+      <w:r>
+        <w:rPr>
+          <w:rFonts w:eastAsia="Aptos" w:cs="Times New Roman"/>
+          <w:kern w:val="2"/>
+          <w:szCs w:val="24"/>
+          <w14:ligatures w14:val="standardContextual"/>
+        </w:rPr>
+        <w:t>, 2025).</w:t>
       </w:r>
     </w:p>
     <w:p>
@@ -8104,7 +9490,67 @@
           <w:szCs w:val="24"/>
           <w14:ligatures w14:val="standardContextual"/>
         </w:rPr>
-        <w:t>En el año 2000, Roy Fielding presentó REST (Representational State Transfer), que se convirtió en el estilo arquitectónico dominante. REST aprovechaba estándares existentes como HTTP y URIs, lo que facilitó la interoperabilidad y redujo la dependencia de protocolos propietarios. Empresas como eBay, IBM, Google y Amazon adoptaron rápidamente REST para sus servicios web (Hygraph, 2025).</w:t>
+        <w:t>En el año 2000, Roy Fielding presentó REST (</w:t>
+      </w:r>
+      <w:proofErr w:type="spellStart"/>
+      <w:r>
+        <w:rPr>
+          <w:rFonts w:eastAsia="Aptos" w:cs="Times New Roman"/>
+          <w:kern w:val="2"/>
+          <w:szCs w:val="24"/>
+          <w14:ligatures w14:val="standardContextual"/>
+        </w:rPr>
+        <w:t>Representational</w:t>
+      </w:r>
+      <w:proofErr w:type="spellEnd"/>
+      <w:r>
+        <w:rPr>
+          <w:rFonts w:eastAsia="Aptos" w:cs="Times New Roman"/>
+          <w:kern w:val="2"/>
+          <w:szCs w:val="24"/>
+          <w14:ligatures w14:val="standardContextual"/>
+        </w:rPr>
+        <w:t xml:space="preserve"> State Transfer), que se convirtió en el estilo arquitectónico dominante. REST aprovechaba estándares existentes como HTTP y </w:t>
+      </w:r>
+      <w:proofErr w:type="spellStart"/>
+      <w:r>
+        <w:rPr>
+          <w:rFonts w:eastAsia="Aptos" w:cs="Times New Roman"/>
+          <w:kern w:val="2"/>
+          <w:szCs w:val="24"/>
+          <w14:ligatures w14:val="standardContextual"/>
+        </w:rPr>
+        <w:t>URIs</w:t>
+      </w:r>
+      <w:proofErr w:type="spellEnd"/>
+      <w:r>
+        <w:rPr>
+          <w:rFonts w:eastAsia="Aptos" w:cs="Times New Roman"/>
+          <w:kern w:val="2"/>
+          <w:szCs w:val="24"/>
+          <w14:ligatures w14:val="standardContextual"/>
+        </w:rPr>
+        <w:t>, lo que facilitó la interoperabilidad y redujo la dependencia de protocolos propietarios. Empresas como eBay, IBM, Google y Amazon adoptaron rápidamente REST para sus servicios web (</w:t>
+      </w:r>
+      <w:proofErr w:type="spellStart"/>
+      <w:r>
+        <w:rPr>
+          <w:rFonts w:eastAsia="Aptos" w:cs="Times New Roman"/>
+          <w:kern w:val="2"/>
+          <w:szCs w:val="24"/>
+          <w14:ligatures w14:val="standardContextual"/>
+        </w:rPr>
+        <w:t>Hygraph</w:t>
+      </w:r>
+      <w:proofErr w:type="spellEnd"/>
+      <w:r>
+        <w:rPr>
+          <w:rFonts w:eastAsia="Aptos" w:cs="Times New Roman"/>
+          <w:kern w:val="2"/>
+          <w:szCs w:val="24"/>
+          <w14:ligatures w14:val="standardContextual"/>
+        </w:rPr>
+        <w:t>, 2025).</w:t>
       </w:r>
     </w:p>
     <w:p>
@@ -8129,8 +9575,19 @@
           <w:szCs w:val="24"/>
           <w14:ligatures w14:val="standardContextual"/>
         </w:rPr>
-        <w:t>2012–presente: GraphQL</w:t>
-      </w:r>
+        <w:t xml:space="preserve">2012–presente: </w:t>
+      </w:r>
+      <w:proofErr w:type="spellStart"/>
+      <w:r>
+        <w:rPr>
+          <w:rFonts w:eastAsia="Aptos" w:cs="Times New Roman"/>
+          <w:kern w:val="2"/>
+          <w:szCs w:val="24"/>
+          <w14:ligatures w14:val="standardContextual"/>
+        </w:rPr>
+        <w:t>GraphQL</w:t>
+      </w:r>
+      <w:proofErr w:type="spellEnd"/>
     </w:p>
     <w:p>
       <w:pPr>
@@ -8151,7 +9608,67 @@
           <w14:ligatures w14:val="standardContextual"/>
         </w:rPr>
         <w:lastRenderedPageBreak/>
-        <w:t>Desarrollado por Facebook (hoy Meta), GraphQL surgió como respuesta a las limitaciones de REST, especialmente en la obtención de datos complejos. GraphQL permite que el cliente especifique exactamente qué datos necesita en una sola consulta, evitando problemas de sobrecarga o falta de datos. Hoy es una de las arquitecturas más populares, utilizada por empresas como Netflix y LinkedIn (Hygraph, 2025).</w:t>
+        <w:t xml:space="preserve">Desarrollado por Facebook (hoy Meta), </w:t>
+      </w:r>
+      <w:proofErr w:type="spellStart"/>
+      <w:r>
+        <w:rPr>
+          <w:rFonts w:eastAsia="Aptos" w:cs="Times New Roman"/>
+          <w:kern w:val="2"/>
+          <w:szCs w:val="24"/>
+          <w14:ligatures w14:val="standardContextual"/>
+        </w:rPr>
+        <w:t>GraphQL</w:t>
+      </w:r>
+      <w:proofErr w:type="spellEnd"/>
+      <w:r>
+        <w:rPr>
+          <w:rFonts w:eastAsia="Aptos" w:cs="Times New Roman"/>
+          <w:kern w:val="2"/>
+          <w:szCs w:val="24"/>
+          <w14:ligatures w14:val="standardContextual"/>
+        </w:rPr>
+        <w:t xml:space="preserve"> surgió como respuesta a las limitaciones de REST, especialmente en la obtención de datos complejos. </w:t>
+      </w:r>
+      <w:proofErr w:type="spellStart"/>
+      <w:r>
+        <w:rPr>
+          <w:rFonts w:eastAsia="Aptos" w:cs="Times New Roman"/>
+          <w:kern w:val="2"/>
+          <w:szCs w:val="24"/>
+          <w14:ligatures w14:val="standardContextual"/>
+        </w:rPr>
+        <w:t>GraphQL</w:t>
+      </w:r>
+      <w:proofErr w:type="spellEnd"/>
+      <w:r>
+        <w:rPr>
+          <w:rFonts w:eastAsia="Aptos" w:cs="Times New Roman"/>
+          <w:kern w:val="2"/>
+          <w:szCs w:val="24"/>
+          <w14:ligatures w14:val="standardContextual"/>
+        </w:rPr>
+        <w:t xml:space="preserve"> permite que el cliente especifique exactamente qué datos necesita en una sola consulta, evitando problemas de sobrecarga o falta de datos. Hoy es una de las arquitecturas más populares, utilizada por empresas como Netflix y LinkedIn (</w:t>
+      </w:r>
+      <w:proofErr w:type="spellStart"/>
+      <w:r>
+        <w:rPr>
+          <w:rFonts w:eastAsia="Aptos" w:cs="Times New Roman"/>
+          <w:kern w:val="2"/>
+          <w:szCs w:val="24"/>
+          <w14:ligatures w14:val="standardContextual"/>
+        </w:rPr>
+        <w:t>Hygraph</w:t>
+      </w:r>
+      <w:proofErr w:type="spellEnd"/>
+      <w:r>
+        <w:rPr>
+          <w:rFonts w:eastAsia="Aptos" w:cs="Times New Roman"/>
+          <w:kern w:val="2"/>
+          <w:szCs w:val="24"/>
+          <w14:ligatures w14:val="standardContextual"/>
+        </w:rPr>
+        <w:t>, 2025).</w:t>
       </w:r>
     </w:p>
     <w:p>
@@ -8176,8 +9693,19 @@
           <w:szCs w:val="24"/>
           <w14:ligatures w14:val="standardContextual"/>
         </w:rPr>
-        <w:t>2016–presente: gRPC</w:t>
-      </w:r>
+        <w:t xml:space="preserve">2016–presente: </w:t>
+      </w:r>
+      <w:proofErr w:type="spellStart"/>
+      <w:r>
+        <w:rPr>
+          <w:rFonts w:eastAsia="Aptos" w:cs="Times New Roman"/>
+          <w:kern w:val="2"/>
+          <w:szCs w:val="24"/>
+          <w14:ligatures w14:val="standardContextual"/>
+        </w:rPr>
+        <w:t>gRPC</w:t>
+      </w:r>
+      <w:proofErr w:type="spellEnd"/>
     </w:p>
     <w:p>
       <w:pPr>
@@ -8197,7 +9725,87 @@
           <w:szCs w:val="24"/>
           <w14:ligatures w14:val="standardContextual"/>
         </w:rPr>
-        <w:t>Creado por Google, gRPC modernizó el modelo RPC usando HTTP/2 y Protocol Buffers. Está diseñado para aplicaciones de alto rendimiento y microservicios, ofreciendo comunicación bidireccional y eficiente en tiempo real. Empresas como GitLab, Lyft y Netflix lo utilizan para arquitecturas distribuidas (Hygraph, 2025).</w:t>
+        <w:t xml:space="preserve">Creado por Google, </w:t>
+      </w:r>
+      <w:proofErr w:type="spellStart"/>
+      <w:r>
+        <w:rPr>
+          <w:rFonts w:eastAsia="Aptos" w:cs="Times New Roman"/>
+          <w:kern w:val="2"/>
+          <w:szCs w:val="24"/>
+          <w14:ligatures w14:val="standardContextual"/>
+        </w:rPr>
+        <w:t>gRPC</w:t>
+      </w:r>
+      <w:proofErr w:type="spellEnd"/>
+      <w:r>
+        <w:rPr>
+          <w:rFonts w:eastAsia="Aptos" w:cs="Times New Roman"/>
+          <w:kern w:val="2"/>
+          <w:szCs w:val="24"/>
+          <w14:ligatures w14:val="standardContextual"/>
+        </w:rPr>
+        <w:t xml:space="preserve"> modernizó el modelo RPC usando HTTP/2 y </w:t>
+      </w:r>
+      <w:proofErr w:type="spellStart"/>
+      <w:r>
+        <w:rPr>
+          <w:rFonts w:eastAsia="Aptos" w:cs="Times New Roman"/>
+          <w:kern w:val="2"/>
+          <w:szCs w:val="24"/>
+          <w14:ligatures w14:val="standardContextual"/>
+        </w:rPr>
+        <w:t>Protocol</w:t>
+      </w:r>
+      <w:proofErr w:type="spellEnd"/>
+      <w:r>
+        <w:rPr>
+          <w:rFonts w:eastAsia="Aptos" w:cs="Times New Roman"/>
+          <w:kern w:val="2"/>
+          <w:szCs w:val="24"/>
+          <w14:ligatures w14:val="standardContextual"/>
+        </w:rPr>
+        <w:t xml:space="preserve"> Buffers. Está diseñado para aplicaciones de alto rendimiento y microservicios, ofreciendo comunicación bidireccional y eficiente en tiempo real. Empresas como </w:t>
+      </w:r>
+      <w:proofErr w:type="spellStart"/>
+      <w:r>
+        <w:rPr>
+          <w:rFonts w:eastAsia="Aptos" w:cs="Times New Roman"/>
+          <w:kern w:val="2"/>
+          <w:szCs w:val="24"/>
+          <w14:ligatures w14:val="standardContextual"/>
+        </w:rPr>
+        <w:t>GitLab</w:t>
+      </w:r>
+      <w:proofErr w:type="spellEnd"/>
+      <w:r>
+        <w:rPr>
+          <w:rFonts w:eastAsia="Aptos" w:cs="Times New Roman"/>
+          <w:kern w:val="2"/>
+          <w:szCs w:val="24"/>
+          <w14:ligatures w14:val="standardContextual"/>
+        </w:rPr>
+        <w:t>, Lyft y Netflix lo utilizan para arquitecturas distribuidas (</w:t>
+      </w:r>
+      <w:proofErr w:type="spellStart"/>
+      <w:r>
+        <w:rPr>
+          <w:rFonts w:eastAsia="Aptos" w:cs="Times New Roman"/>
+          <w:kern w:val="2"/>
+          <w:szCs w:val="24"/>
+          <w14:ligatures w14:val="standardContextual"/>
+        </w:rPr>
+        <w:t>Hygraph</w:t>
+      </w:r>
+      <w:proofErr w:type="spellEnd"/>
+      <w:r>
+        <w:rPr>
+          <w:rFonts w:eastAsia="Aptos" w:cs="Times New Roman"/>
+          <w:kern w:val="2"/>
+          <w:szCs w:val="24"/>
+          <w14:ligatures w14:val="standardContextual"/>
+        </w:rPr>
+        <w:t>, 2025).</w:t>
       </w:r>
     </w:p>
     <w:p>
@@ -8243,7 +9851,147 @@
           <w:szCs w:val="24"/>
           <w14:ligatures w14:val="standardContextual"/>
         </w:rPr>
-        <w:t>Hoy las APIs no solo sirven para intercambiar información, sino también para controlar funcionalidades de sistemas y dispositivos. Ejemplos son las Web APIs (como Geolocation o Payment Request), las APIs de sistemas operativos (como la Camera API) y las suscripciones en GraphQL que permiten experiencias dinámicas en tiempo real (Hygraph, 2025).</w:t>
+        <w:t xml:space="preserve">Hoy las </w:t>
+      </w:r>
+      <w:proofErr w:type="spellStart"/>
+      <w:r>
+        <w:rPr>
+          <w:rFonts w:eastAsia="Aptos" w:cs="Times New Roman"/>
+          <w:kern w:val="2"/>
+          <w:szCs w:val="24"/>
+          <w14:ligatures w14:val="standardContextual"/>
+        </w:rPr>
+        <w:t>APIs</w:t>
+      </w:r>
+      <w:proofErr w:type="spellEnd"/>
+      <w:r>
+        <w:rPr>
+          <w:rFonts w:eastAsia="Aptos" w:cs="Times New Roman"/>
+          <w:kern w:val="2"/>
+          <w:szCs w:val="24"/>
+          <w14:ligatures w14:val="standardContextual"/>
+        </w:rPr>
+        <w:t xml:space="preserve"> no solo sirven para intercambiar información, sino también para controlar funcionalidades de sistemas y dispositivos. Ejemplos son las Web </w:t>
+      </w:r>
+      <w:proofErr w:type="spellStart"/>
+      <w:r>
+        <w:rPr>
+          <w:rFonts w:eastAsia="Aptos" w:cs="Times New Roman"/>
+          <w:kern w:val="2"/>
+          <w:szCs w:val="24"/>
+          <w14:ligatures w14:val="standardContextual"/>
+        </w:rPr>
+        <w:t>APIs</w:t>
+      </w:r>
+      <w:proofErr w:type="spellEnd"/>
+      <w:r>
+        <w:rPr>
+          <w:rFonts w:eastAsia="Aptos" w:cs="Times New Roman"/>
+          <w:kern w:val="2"/>
+          <w:szCs w:val="24"/>
+          <w14:ligatures w14:val="standardContextual"/>
+        </w:rPr>
+        <w:t xml:space="preserve"> (como </w:t>
+      </w:r>
+      <w:proofErr w:type="spellStart"/>
+      <w:r>
+        <w:rPr>
+          <w:rFonts w:eastAsia="Aptos" w:cs="Times New Roman"/>
+          <w:kern w:val="2"/>
+          <w:szCs w:val="24"/>
+          <w14:ligatures w14:val="standardContextual"/>
+        </w:rPr>
+        <w:t>Geolocation</w:t>
+      </w:r>
+      <w:proofErr w:type="spellEnd"/>
+      <w:r>
+        <w:rPr>
+          <w:rFonts w:eastAsia="Aptos" w:cs="Times New Roman"/>
+          <w:kern w:val="2"/>
+          <w:szCs w:val="24"/>
+          <w14:ligatures w14:val="standardContextual"/>
+        </w:rPr>
+        <w:t xml:space="preserve"> o Payment </w:t>
+      </w:r>
+      <w:proofErr w:type="spellStart"/>
+      <w:r>
+        <w:rPr>
+          <w:rFonts w:eastAsia="Aptos" w:cs="Times New Roman"/>
+          <w:kern w:val="2"/>
+          <w:szCs w:val="24"/>
+          <w14:ligatures w14:val="standardContextual"/>
+        </w:rPr>
+        <w:t>Request</w:t>
+      </w:r>
+      <w:proofErr w:type="spellEnd"/>
+      <w:r>
+        <w:rPr>
+          <w:rFonts w:eastAsia="Aptos" w:cs="Times New Roman"/>
+          <w:kern w:val="2"/>
+          <w:szCs w:val="24"/>
+          <w14:ligatures w14:val="standardContextual"/>
+        </w:rPr>
+        <w:t xml:space="preserve">), las </w:t>
+      </w:r>
+      <w:proofErr w:type="spellStart"/>
+      <w:r>
+        <w:rPr>
+          <w:rFonts w:eastAsia="Aptos" w:cs="Times New Roman"/>
+          <w:kern w:val="2"/>
+          <w:szCs w:val="24"/>
+          <w14:ligatures w14:val="standardContextual"/>
+        </w:rPr>
+        <w:t>APIs</w:t>
+      </w:r>
+      <w:proofErr w:type="spellEnd"/>
+      <w:r>
+        <w:rPr>
+          <w:rFonts w:eastAsia="Aptos" w:cs="Times New Roman"/>
+          <w:kern w:val="2"/>
+          <w:szCs w:val="24"/>
+          <w14:ligatures w14:val="standardContextual"/>
+        </w:rPr>
+        <w:t xml:space="preserve"> de sistemas operativos (como la Camera API) y las suscripciones en </w:t>
+      </w:r>
+      <w:proofErr w:type="spellStart"/>
+      <w:r>
+        <w:rPr>
+          <w:rFonts w:eastAsia="Aptos" w:cs="Times New Roman"/>
+          <w:kern w:val="2"/>
+          <w:szCs w:val="24"/>
+          <w14:ligatures w14:val="standardContextual"/>
+        </w:rPr>
+        <w:t>GraphQL</w:t>
+      </w:r>
+      <w:proofErr w:type="spellEnd"/>
+      <w:r>
+        <w:rPr>
+          <w:rFonts w:eastAsia="Aptos" w:cs="Times New Roman"/>
+          <w:kern w:val="2"/>
+          <w:szCs w:val="24"/>
+          <w14:ligatures w14:val="standardContextual"/>
+        </w:rPr>
+        <w:t xml:space="preserve"> que permiten experiencias dinámicas en tiempo real (</w:t>
+      </w:r>
+      <w:proofErr w:type="spellStart"/>
+      <w:r>
+        <w:rPr>
+          <w:rFonts w:eastAsia="Aptos" w:cs="Times New Roman"/>
+          <w:kern w:val="2"/>
+          <w:szCs w:val="24"/>
+          <w14:ligatures w14:val="standardContextual"/>
+        </w:rPr>
+        <w:t>Hygraph</w:t>
+      </w:r>
+      <w:proofErr w:type="spellEnd"/>
+      <w:r>
+        <w:rPr>
+          <w:rFonts w:eastAsia="Aptos" w:cs="Times New Roman"/>
+          <w:kern w:val="2"/>
+          <w:szCs w:val="24"/>
+          <w14:ligatures w14:val="standardContextual"/>
+        </w:rPr>
+        <w:t>, 2025).</w:t>
       </w:r>
     </w:p>
     <w:p>
@@ -8290,7 +10038,47 @@
           <w:szCs w:val="24"/>
           <w14:ligatures w14:val="standardContextual"/>
         </w:rPr>
-        <w:t xml:space="preserve">Las APIs se pueden desarrollar con distintos lenguajes de programación y frameworks, dependiendo de </w:t>
+        <w:t xml:space="preserve">Las </w:t>
+      </w:r>
+      <w:proofErr w:type="spellStart"/>
+      <w:r>
+        <w:rPr>
+          <w:rFonts w:eastAsia="Aptos" w:cs="Times New Roman"/>
+          <w:kern w:val="2"/>
+          <w:szCs w:val="24"/>
+          <w14:ligatures w14:val="standardContextual"/>
+        </w:rPr>
+        <w:t>APIs</w:t>
+      </w:r>
+      <w:proofErr w:type="spellEnd"/>
+      <w:r>
+        <w:rPr>
+          <w:rFonts w:eastAsia="Aptos" w:cs="Times New Roman"/>
+          <w:kern w:val="2"/>
+          <w:szCs w:val="24"/>
+          <w14:ligatures w14:val="standardContextual"/>
+        </w:rPr>
+        <w:t xml:space="preserve"> se pueden desarrollar con distintos lenguajes de programación y </w:t>
+      </w:r>
+      <w:proofErr w:type="spellStart"/>
+      <w:r>
+        <w:rPr>
+          <w:rFonts w:eastAsia="Aptos" w:cs="Times New Roman"/>
+          <w:kern w:val="2"/>
+          <w:szCs w:val="24"/>
+          <w14:ligatures w14:val="standardContextual"/>
+        </w:rPr>
+        <w:t>frameworks</w:t>
+      </w:r>
+      <w:proofErr w:type="spellEnd"/>
+      <w:r>
+        <w:rPr>
+          <w:rFonts w:eastAsia="Aptos" w:cs="Times New Roman"/>
+          <w:kern w:val="2"/>
+          <w:szCs w:val="24"/>
+          <w14:ligatures w14:val="standardContextual"/>
+        </w:rPr>
+        <w:t xml:space="preserve">, dependiendo de </w:t>
       </w:r>
       <w:r>
         <w:rPr>
@@ -8390,7 +10178,87 @@
           <w:szCs w:val="24"/>
           <w14:ligatures w14:val="standardContextual"/>
         </w:rPr>
-        <w:t>Se trata de un framework/Plataforma muy sencillo basado en el lenguaje Javascript/TypeScript que ha servido de base para muchos otros marcos de trabajo del mercado. Muy popular para APIs REST, gran ecosistema, alta velocidad de desarrollo.</w:t>
+        <w:t xml:space="preserve">Se trata de un </w:t>
+      </w:r>
+      <w:proofErr w:type="spellStart"/>
+      <w:r>
+        <w:rPr>
+          <w:rFonts w:eastAsia="Aptos" w:cs="Times New Roman"/>
+          <w:kern w:val="2"/>
+          <w:szCs w:val="24"/>
+          <w14:ligatures w14:val="standardContextual"/>
+        </w:rPr>
+        <w:t>framework</w:t>
+      </w:r>
+      <w:proofErr w:type="spellEnd"/>
+      <w:r>
+        <w:rPr>
+          <w:rFonts w:eastAsia="Aptos" w:cs="Times New Roman"/>
+          <w:kern w:val="2"/>
+          <w:szCs w:val="24"/>
+          <w14:ligatures w14:val="standardContextual"/>
+        </w:rPr>
+        <w:t xml:space="preserve">/Plataforma muy sencillo basado en el lenguaje </w:t>
+      </w:r>
+      <w:proofErr w:type="spellStart"/>
+      <w:r>
+        <w:rPr>
+          <w:rFonts w:eastAsia="Aptos" w:cs="Times New Roman"/>
+          <w:kern w:val="2"/>
+          <w:szCs w:val="24"/>
+          <w14:ligatures w14:val="standardContextual"/>
+        </w:rPr>
+        <w:t>Javascript</w:t>
+      </w:r>
+      <w:proofErr w:type="spellEnd"/>
+      <w:r>
+        <w:rPr>
+          <w:rFonts w:eastAsia="Aptos" w:cs="Times New Roman"/>
+          <w:kern w:val="2"/>
+          <w:szCs w:val="24"/>
+          <w14:ligatures w14:val="standardContextual"/>
+        </w:rPr>
+        <w:t>/</w:t>
+      </w:r>
+      <w:proofErr w:type="spellStart"/>
+      <w:r>
+        <w:rPr>
+          <w:rFonts w:eastAsia="Aptos" w:cs="Times New Roman"/>
+          <w:kern w:val="2"/>
+          <w:szCs w:val="24"/>
+          <w14:ligatures w14:val="standardContextual"/>
+        </w:rPr>
+        <w:t>TypeScript</w:t>
+      </w:r>
+      <w:proofErr w:type="spellEnd"/>
+      <w:r>
+        <w:rPr>
+          <w:rFonts w:eastAsia="Aptos" w:cs="Times New Roman"/>
+          <w:kern w:val="2"/>
+          <w:szCs w:val="24"/>
+          <w14:ligatures w14:val="standardContextual"/>
+        </w:rPr>
+        <w:t xml:space="preserve"> que ha servido de base para muchos otros marcos de trabajo del mercado. Muy popular para </w:t>
+      </w:r>
+      <w:proofErr w:type="spellStart"/>
+      <w:r>
+        <w:rPr>
+          <w:rFonts w:eastAsia="Aptos" w:cs="Times New Roman"/>
+          <w:kern w:val="2"/>
+          <w:szCs w:val="24"/>
+          <w14:ligatures w14:val="standardContextual"/>
+        </w:rPr>
+        <w:t>APIs</w:t>
+      </w:r>
+      <w:proofErr w:type="spellEnd"/>
+      <w:r>
+        <w:rPr>
+          <w:rFonts w:eastAsia="Aptos" w:cs="Times New Roman"/>
+          <w:kern w:val="2"/>
+          <w:szCs w:val="24"/>
+          <w14:ligatures w14:val="standardContextual"/>
+        </w:rPr>
+        <w:t xml:space="preserve"> REST, gran ecosistema, alta velocidad de desarrollo.</w:t>
       </w:r>
     </w:p>
     <w:p>
@@ -8415,8 +10283,19 @@
           <w:szCs w:val="24"/>
           <w14:ligatures w14:val="standardContextual"/>
         </w:rPr>
-        <w:t>Django REST Framework, FastAPI</w:t>
-      </w:r>
+        <w:t xml:space="preserve">Django REST Framework, </w:t>
+      </w:r>
+      <w:proofErr w:type="spellStart"/>
+      <w:r>
+        <w:rPr>
+          <w:rFonts w:eastAsia="Aptos" w:cs="Times New Roman"/>
+          <w:kern w:val="2"/>
+          <w:szCs w:val="24"/>
+          <w14:ligatures w14:val="standardContextual"/>
+        </w:rPr>
+        <w:t>FastAPI</w:t>
+      </w:r>
+      <w:proofErr w:type="spellEnd"/>
     </w:p>
     <w:p>
       <w:pPr>
@@ -8438,6 +10317,7 @@
         </w:rPr>
         <w:t xml:space="preserve">Es un </w:t>
       </w:r>
+      <w:proofErr w:type="spellStart"/>
       <w:r>
         <w:rPr>
           <w:rFonts w:eastAsia="Aptos" w:cs="Times New Roman"/>
@@ -8447,6 +10327,7 @@
         </w:rPr>
         <w:t>framework</w:t>
       </w:r>
+      <w:proofErr w:type="spellEnd"/>
       <w:r>
         <w:rPr>
           <w:rFonts w:eastAsia="Aptos" w:cs="Times New Roman"/>
@@ -8559,6 +10440,7 @@
         <w:lastRenderedPageBreak/>
         <w:t xml:space="preserve">Es un </w:t>
       </w:r>
+      <w:proofErr w:type="spellStart"/>
       <w:r>
         <w:rPr>
           <w:rFonts w:eastAsia="Aptos" w:cs="Times New Roman"/>
@@ -8568,6 +10450,7 @@
         </w:rPr>
         <w:t>framework</w:t>
       </w:r>
+      <w:proofErr w:type="spellEnd"/>
       <w:r>
         <w:rPr>
           <w:rFonts w:eastAsia="Aptos" w:cs="Times New Roman"/>
@@ -8604,7 +10487,27 @@
           <w:szCs w:val="24"/>
           <w14:ligatures w14:val="standardContextual"/>
         </w:rPr>
-        <w:t xml:space="preserve">con frameworks </w:t>
+        <w:t xml:space="preserve">con </w:t>
+      </w:r>
+      <w:proofErr w:type="spellStart"/>
+      <w:r>
+        <w:rPr>
+          <w:rFonts w:eastAsia="Aptos" w:cs="Times New Roman"/>
+          <w:kern w:val="2"/>
+          <w:szCs w:val="24"/>
+          <w14:ligatures w14:val="standardContextual"/>
+        </w:rPr>
+        <w:t>frameworks</w:t>
+      </w:r>
+      <w:proofErr w:type="spellEnd"/>
+      <w:r>
+        <w:rPr>
+          <w:rFonts w:eastAsia="Aptos" w:cs="Times New Roman"/>
+          <w:kern w:val="2"/>
+          <w:szCs w:val="24"/>
+          <w14:ligatures w14:val="standardContextual"/>
+        </w:rPr>
+        <w:t xml:space="preserve"> </w:t>
       </w:r>
       <w:r>
         <w:rPr>
@@ -8707,6 +10610,7 @@
         </w:rPr>
         <w:t xml:space="preserve">Es un </w:t>
       </w:r>
+      <w:proofErr w:type="spellStart"/>
       <w:r>
         <w:rPr>
           <w:rFonts w:eastAsia="Aptos" w:cs="Times New Roman"/>
@@ -8716,6 +10620,7 @@
         </w:rPr>
         <w:t>framework</w:t>
       </w:r>
+      <w:proofErr w:type="spellEnd"/>
       <w:r>
         <w:rPr>
           <w:rFonts w:eastAsia="Aptos" w:cs="Times New Roman"/>
@@ -8843,8 +10748,19 @@
           <w:szCs w:val="24"/>
           <w14:ligatures w14:val="standardContextual"/>
         </w:rPr>
-        <w:t>s un framework</w:t>
-      </w:r>
+        <w:t xml:space="preserve">s un </w:t>
+      </w:r>
+      <w:proofErr w:type="spellStart"/>
+      <w:r>
+        <w:rPr>
+          <w:rFonts w:eastAsia="Aptos" w:cs="Times New Roman"/>
+          <w:kern w:val="2"/>
+          <w:szCs w:val="24"/>
+          <w14:ligatures w14:val="standardContextual"/>
+        </w:rPr>
+        <w:t>framework</w:t>
+      </w:r>
+      <w:proofErr w:type="spellEnd"/>
       <w:r>
         <w:rPr>
           <w:rFonts w:eastAsia="Aptos" w:cs="Times New Roman"/>
@@ -8863,6 +10779,7 @@
         </w:rPr>
         <w:t xml:space="preserve"> escrito en </w:t>
       </w:r>
+      <w:proofErr w:type="spellStart"/>
       <w:r>
         <w:rPr>
           <w:rFonts w:eastAsia="Aptos" w:cs="Times New Roman"/>
@@ -8874,6 +10791,7 @@
         </w:rPr>
         <w:t>Go</w:t>
       </w:r>
+      <w:proofErr w:type="spellEnd"/>
       <w:r>
         <w:rPr>
           <w:rFonts w:eastAsia="Aptos" w:cs="Times New Roman"/>
@@ -8918,8 +10836,19 @@
           <w:szCs w:val="24"/>
           <w14:ligatures w14:val="standardContextual"/>
         </w:rPr>
-        <w:t>Laravel, Symfony</w:t>
-      </w:r>
+        <w:t xml:space="preserve">Laravel, </w:t>
+      </w:r>
+      <w:proofErr w:type="spellStart"/>
+      <w:r>
+        <w:rPr>
+          <w:rFonts w:eastAsia="Aptos" w:cs="Times New Roman"/>
+          <w:kern w:val="2"/>
+          <w:szCs w:val="24"/>
+          <w14:ligatures w14:val="standardContextual"/>
+        </w:rPr>
+        <w:t>Symfony</w:t>
+      </w:r>
+      <w:proofErr w:type="spellEnd"/>
     </w:p>
     <w:p>
       <w:pPr>
@@ -8942,8 +10871,19 @@
           <w:szCs w:val="24"/>
           <w14:ligatures w14:val="standardContextual"/>
         </w:rPr>
-        <w:t>s un framework</w:t>
-      </w:r>
+        <w:t xml:space="preserve">s un </w:t>
+      </w:r>
+      <w:proofErr w:type="spellStart"/>
+      <w:r>
+        <w:rPr>
+          <w:rFonts w:eastAsia="Aptos" w:cs="Times New Roman"/>
+          <w:kern w:val="2"/>
+          <w:szCs w:val="24"/>
+          <w14:ligatures w14:val="standardContextual"/>
+        </w:rPr>
+        <w:t>framework</w:t>
+      </w:r>
+      <w:proofErr w:type="spellEnd"/>
       <w:r>
         <w:rPr>
           <w:rFonts w:eastAsia="Aptos" w:cs="Times New Roman"/>
@@ -9010,7 +10950,15 @@
         <w:t xml:space="preserve"> </w:t>
       </w:r>
       <w:r>
-        <w:t>Muy usado en proyectos web y APIs sencillas.</w:t>
+        <w:t xml:space="preserve">Muy usado en proyectos web y </w:t>
+      </w:r>
+      <w:proofErr w:type="spellStart"/>
+      <w:r>
+        <w:t>APIs</w:t>
+      </w:r>
+      <w:proofErr w:type="spellEnd"/>
+      <w:r>
+        <w:t xml:space="preserve"> sencillas.</w:t>
       </w:r>
     </w:p>
     <w:p>
@@ -9035,8 +10983,39 @@
           <w:szCs w:val="24"/>
           <w14:ligatures w14:val="standardContextual"/>
         </w:rPr>
-        <w:t>Ruby on Rails</w:t>
-      </w:r>
+        <w:t xml:space="preserve">Ruby </w:t>
+      </w:r>
+      <w:proofErr w:type="spellStart"/>
+      <w:r>
+        <w:rPr>
+          <w:rFonts w:eastAsia="Aptos" w:cs="Times New Roman"/>
+          <w:kern w:val="2"/>
+          <w:szCs w:val="24"/>
+          <w14:ligatures w14:val="standardContextual"/>
+        </w:rPr>
+        <w:t>on</w:t>
+      </w:r>
+      <w:proofErr w:type="spellEnd"/>
+      <w:r>
+        <w:rPr>
+          <w:rFonts w:eastAsia="Aptos" w:cs="Times New Roman"/>
+          <w:kern w:val="2"/>
+          <w:szCs w:val="24"/>
+          <w14:ligatures w14:val="standardContextual"/>
+        </w:rPr>
+        <w:t xml:space="preserve"> </w:t>
+      </w:r>
+      <w:proofErr w:type="spellStart"/>
+      <w:r>
+        <w:rPr>
+          <w:rFonts w:eastAsia="Aptos" w:cs="Times New Roman"/>
+          <w:kern w:val="2"/>
+          <w:szCs w:val="24"/>
+          <w14:ligatures w14:val="standardContextual"/>
+        </w:rPr>
+        <w:t>Rails</w:t>
+      </w:r>
+      <w:proofErr w:type="spellEnd"/>
     </w:p>
     <w:p>
       <w:pPr>
@@ -9064,8 +11043,19 @@
           <w:szCs w:val="24"/>
           <w14:ligatures w14:val="standardContextual"/>
         </w:rPr>
-        <w:t>s un framework</w:t>
-      </w:r>
+        <w:t xml:space="preserve">s un </w:t>
+      </w:r>
+      <w:proofErr w:type="spellStart"/>
+      <w:r>
+        <w:rPr>
+          <w:rFonts w:eastAsia="Aptos" w:cs="Times New Roman"/>
+          <w:kern w:val="2"/>
+          <w:szCs w:val="24"/>
+          <w14:ligatures w14:val="standardContextual"/>
+        </w:rPr>
+        <w:t>framework</w:t>
+      </w:r>
+      <w:proofErr w:type="spellEnd"/>
       <w:r>
         <w:rPr>
           <w:rFonts w:eastAsia="Aptos" w:cs="Times New Roman"/>
@@ -9102,7 +11092,87 @@
           <w:szCs w:val="24"/>
           <w14:ligatures w14:val="standardContextual"/>
         </w:rPr>
-        <w:t>El lenguaje de programación Ruby permite la metaprogramación, de la cual Rails hace uso, lo que resulta en una sintaxis que muchos de sus usuarios encuentran muy legible. Rails se distribuye a través de RubyGems, que es el formato oficial de paquete y canal de distribución de bibliotecas y aplicaciones Ruby.</w:t>
+        <w:t xml:space="preserve">El lenguaje de programación Ruby permite la </w:t>
+      </w:r>
+      <w:proofErr w:type="spellStart"/>
+      <w:r>
+        <w:rPr>
+          <w:rFonts w:eastAsia="Aptos" w:cs="Times New Roman"/>
+          <w:kern w:val="2"/>
+          <w:szCs w:val="24"/>
+          <w14:ligatures w14:val="standardContextual"/>
+        </w:rPr>
+        <w:t>metaprogramación</w:t>
+      </w:r>
+      <w:proofErr w:type="spellEnd"/>
+      <w:r>
+        <w:rPr>
+          <w:rFonts w:eastAsia="Aptos" w:cs="Times New Roman"/>
+          <w:kern w:val="2"/>
+          <w:szCs w:val="24"/>
+          <w14:ligatures w14:val="standardContextual"/>
+        </w:rPr>
+        <w:t xml:space="preserve">, de la cual </w:t>
+      </w:r>
+      <w:proofErr w:type="spellStart"/>
+      <w:r>
+        <w:rPr>
+          <w:rFonts w:eastAsia="Aptos" w:cs="Times New Roman"/>
+          <w:kern w:val="2"/>
+          <w:szCs w:val="24"/>
+          <w14:ligatures w14:val="standardContextual"/>
+        </w:rPr>
+        <w:t>Rails</w:t>
+      </w:r>
+      <w:proofErr w:type="spellEnd"/>
+      <w:r>
+        <w:rPr>
+          <w:rFonts w:eastAsia="Aptos" w:cs="Times New Roman"/>
+          <w:kern w:val="2"/>
+          <w:szCs w:val="24"/>
+          <w14:ligatures w14:val="standardContextual"/>
+        </w:rPr>
+        <w:t xml:space="preserve"> hace uso, lo que resulta en una sintaxis que muchos de sus usuarios encuentran muy legible. </w:t>
+      </w:r>
+      <w:proofErr w:type="spellStart"/>
+      <w:r>
+        <w:rPr>
+          <w:rFonts w:eastAsia="Aptos" w:cs="Times New Roman"/>
+          <w:kern w:val="2"/>
+          <w:szCs w:val="24"/>
+          <w14:ligatures w14:val="standardContextual"/>
+        </w:rPr>
+        <w:t>Rails</w:t>
+      </w:r>
+      <w:proofErr w:type="spellEnd"/>
+      <w:r>
+        <w:rPr>
+          <w:rFonts w:eastAsia="Aptos" w:cs="Times New Roman"/>
+          <w:kern w:val="2"/>
+          <w:szCs w:val="24"/>
+          <w14:ligatures w14:val="standardContextual"/>
+        </w:rPr>
+        <w:t xml:space="preserve"> se distribuye a través de </w:t>
+      </w:r>
+      <w:proofErr w:type="spellStart"/>
+      <w:r>
+        <w:rPr>
+          <w:rFonts w:eastAsia="Aptos" w:cs="Times New Roman"/>
+          <w:kern w:val="2"/>
+          <w:szCs w:val="24"/>
+          <w14:ligatures w14:val="standardContextual"/>
+        </w:rPr>
+        <w:t>RubyGems</w:t>
+      </w:r>
+      <w:proofErr w:type="spellEnd"/>
+      <w:r>
+        <w:rPr>
+          <w:rFonts w:eastAsia="Aptos" w:cs="Times New Roman"/>
+          <w:kern w:val="2"/>
+          <w:szCs w:val="24"/>
+          <w14:ligatures w14:val="standardContextual"/>
+        </w:rPr>
+        <w:t>, que es el formato oficial de paquete y canal de distribución de bibliotecas y aplicaciones Ruby.</w:t>
       </w:r>
       <w:r>
         <w:rPr>
@@ -9257,7 +11327,21 @@
         <w:rPr>
           <w:lang w:eastAsia="es-CR"/>
         </w:rPr>
-        <w:t>Gratis, liviano, con extensiones para casi todos los lenguajes (Node.js, Python, Go, etc.)</w:t>
+        <w:t xml:space="preserve">Gratis, liviano, con extensiones para casi todos los lenguajes (Node.js, Python, </w:t>
+      </w:r>
+      <w:proofErr w:type="spellStart"/>
+      <w:r>
+        <w:rPr>
+          <w:lang w:eastAsia="es-CR"/>
+        </w:rPr>
+        <w:t>Go</w:t>
+      </w:r>
+      <w:proofErr w:type="spellEnd"/>
+      <w:r>
+        <w:rPr>
+          <w:lang w:eastAsia="es-CR"/>
+        </w:rPr>
+        <w:t>, etc.)</w:t>
       </w:r>
     </w:p>
     <w:p>
@@ -9282,7 +11366,27 @@
           <w:szCs w:val="24"/>
           <w14:ligatures w14:val="standardContextual"/>
         </w:rPr>
-        <w:t>Visual Studio (Community / Enterprise)</w:t>
+        <w:t>Visual Studio (</w:t>
+      </w:r>
+      <w:proofErr w:type="spellStart"/>
+      <w:r>
+        <w:rPr>
+          <w:rFonts w:eastAsia="Aptos" w:cs="Times New Roman"/>
+          <w:kern w:val="2"/>
+          <w:szCs w:val="24"/>
+          <w14:ligatures w14:val="standardContextual"/>
+        </w:rPr>
+        <w:t>Community</w:t>
+      </w:r>
+      <w:proofErr w:type="spellEnd"/>
+      <w:r>
+        <w:rPr>
+          <w:rFonts w:eastAsia="Aptos" w:cs="Times New Roman"/>
+          <w:kern w:val="2"/>
+          <w:szCs w:val="24"/>
+          <w14:ligatures w14:val="standardContextual"/>
+        </w:rPr>
+        <w:t xml:space="preserve"> / Enterprise)</w:t>
       </w:r>
     </w:p>
     <w:p>
@@ -9297,7 +11401,21 @@
         <w:rPr>
           <w:lang w:eastAsia="es-CR"/>
         </w:rPr>
-        <w:t>Ideal para APIs en C# (.NET).</w:t>
+        <w:t xml:space="preserve">Ideal para </w:t>
+      </w:r>
+      <w:proofErr w:type="spellStart"/>
+      <w:r>
+        <w:rPr>
+          <w:lang w:eastAsia="es-CR"/>
+        </w:rPr>
+        <w:t>APIs</w:t>
+      </w:r>
+      <w:proofErr w:type="spellEnd"/>
+      <w:r>
+        <w:rPr>
+          <w:lang w:eastAsia="es-CR"/>
+        </w:rPr>
+        <w:t xml:space="preserve"> en C# (.NET).</w:t>
       </w:r>
     </w:p>
     <w:p>
@@ -9315,14 +11433,45 @@
           <w14:ligatures w14:val="standardContextual"/>
         </w:rPr>
       </w:pPr>
-      <w:r>
-        <w:rPr>
-          <w:rFonts w:eastAsia="Aptos" w:cs="Times New Roman"/>
-          <w:kern w:val="2"/>
-          <w:szCs w:val="24"/>
-          <w14:ligatures w14:val="standardContextual"/>
-        </w:rPr>
-        <w:t>PyCharm (Community / Professional)</w:t>
+      <w:proofErr w:type="spellStart"/>
+      <w:r>
+        <w:rPr>
+          <w:rFonts w:eastAsia="Aptos" w:cs="Times New Roman"/>
+          <w:kern w:val="2"/>
+          <w:szCs w:val="24"/>
+          <w14:ligatures w14:val="standardContextual"/>
+        </w:rPr>
+        <w:t>PyCharm</w:t>
+      </w:r>
+      <w:proofErr w:type="spellEnd"/>
+      <w:r>
+        <w:rPr>
+          <w:rFonts w:eastAsia="Aptos" w:cs="Times New Roman"/>
+          <w:kern w:val="2"/>
+          <w:szCs w:val="24"/>
+          <w14:ligatures w14:val="standardContextual"/>
+        </w:rPr>
+        <w:t xml:space="preserve"> (</w:t>
+      </w:r>
+      <w:proofErr w:type="spellStart"/>
+      <w:r>
+        <w:rPr>
+          <w:rFonts w:eastAsia="Aptos" w:cs="Times New Roman"/>
+          <w:kern w:val="2"/>
+          <w:szCs w:val="24"/>
+          <w14:ligatures w14:val="standardContextual"/>
+        </w:rPr>
+        <w:t>Community</w:t>
+      </w:r>
+      <w:proofErr w:type="spellEnd"/>
+      <w:r>
+        <w:rPr>
+          <w:rFonts w:eastAsia="Aptos" w:cs="Times New Roman"/>
+          <w:kern w:val="2"/>
+          <w:szCs w:val="24"/>
+          <w14:ligatures w14:val="standardContextual"/>
+        </w:rPr>
+        <w:t xml:space="preserve"> / Professional)</w:t>
       </w:r>
     </w:p>
     <w:p>
@@ -9331,7 +11480,15 @@
         <w:ind w:left="357" w:firstLine="0"/>
       </w:pPr>
       <w:r>
-        <w:t>Excelente para APIs en Python.</w:t>
+        <w:t xml:space="preserve">Excelente para </w:t>
+      </w:r>
+      <w:proofErr w:type="spellStart"/>
+      <w:r>
+        <w:t>APIs</w:t>
+      </w:r>
+      <w:proofErr w:type="spellEnd"/>
+      <w:r>
+        <w:t xml:space="preserve"> en Python.</w:t>
       </w:r>
     </w:p>
     <w:p>
@@ -9365,7 +11522,15 @@
         <w:ind w:left="357" w:firstLine="0"/>
       </w:pPr>
       <w:r>
-        <w:t>Muy usado para APIs en Java (especialmente con Spring).</w:t>
+        <w:t xml:space="preserve">Muy usado para </w:t>
+      </w:r>
+      <w:proofErr w:type="spellStart"/>
+      <w:r>
+        <w:t>APIs</w:t>
+      </w:r>
+      <w:proofErr w:type="spellEnd"/>
+      <w:r>
+        <w:t xml:space="preserve"> en Java (especialmente con Spring).</w:t>
       </w:r>
     </w:p>
     <w:p>
@@ -9380,6 +11545,7 @@
           <w:lang w:eastAsia="es-CR"/>
         </w:rPr>
       </w:pPr>
+      <w:proofErr w:type="spellStart"/>
       <w:r>
         <w:rPr>
           <w:rFonts w:eastAsia="Aptos" w:cs="Times New Roman"/>
@@ -9389,6 +11555,7 @@
         </w:rPr>
         <w:t>WebStorm</w:t>
       </w:r>
+      <w:proofErr w:type="spellEnd"/>
     </w:p>
     <w:p>
       <w:pPr>
@@ -9396,7 +11563,15 @@
         <w:ind w:left="357" w:firstLine="0"/>
       </w:pPr>
       <w:r>
-        <w:t>Excelente para JavaScript/TypeScript.</w:t>
+        <w:t>Excelente para JavaScript/</w:t>
+      </w:r>
+      <w:proofErr w:type="spellStart"/>
+      <w:r>
+        <w:t>TypeScript</w:t>
+      </w:r>
+      <w:proofErr w:type="spellEnd"/>
+      <w:r>
+        <w:t>.</w:t>
       </w:r>
     </w:p>
     <w:p>
@@ -9464,7 +11639,23 @@
         <w:ind w:left="357" w:firstLine="0"/>
       </w:pPr>
       <w:r>
-        <w:t>Postman o Insomnia — para probar tus APIs.</w:t>
+        <w:t xml:space="preserve">Postman o </w:t>
+      </w:r>
+      <w:proofErr w:type="spellStart"/>
+      <w:r>
+        <w:t>Insomnia</w:t>
+      </w:r>
+      <w:proofErr w:type="spellEnd"/>
+      <w:r>
+        <w:t xml:space="preserve"> — para probar tus </w:t>
+      </w:r>
+      <w:proofErr w:type="spellStart"/>
+      <w:r>
+        <w:t>APIs</w:t>
+      </w:r>
+      <w:proofErr w:type="spellEnd"/>
+      <w:r>
+        <w:t>.</w:t>
       </w:r>
     </w:p>
     <w:p>
@@ -9546,7 +11737,21 @@
         <w:rPr>
           <w:lang w:eastAsia="es-CR"/>
         </w:rPr>
-        <w:t xml:space="preserve">Las APIs permiten que sistemas </w:t>
+        <w:t xml:space="preserve">Las </w:t>
+      </w:r>
+      <w:proofErr w:type="spellStart"/>
+      <w:r>
+        <w:rPr>
+          <w:lang w:eastAsia="es-CR"/>
+        </w:rPr>
+        <w:t>APIs</w:t>
+      </w:r>
+      <w:proofErr w:type="spellEnd"/>
+      <w:r>
+        <w:rPr>
+          <w:lang w:eastAsia="es-CR"/>
+        </w:rPr>
+        <w:t xml:space="preserve"> permiten que sistemas </w:t>
       </w:r>
       <w:r>
         <w:rPr>
@@ -9652,7 +11857,21 @@
         <w:rPr>
           <w:lang w:eastAsia="es-CR"/>
         </w:rPr>
-        <w:t xml:space="preserve"> APIs o permitir asociaciones estratégicas</w:t>
+        <w:t xml:space="preserve"> </w:t>
+      </w:r>
+      <w:proofErr w:type="spellStart"/>
+      <w:r>
+        <w:rPr>
+          <w:lang w:eastAsia="es-CR"/>
+        </w:rPr>
+        <w:t>APIs</w:t>
+      </w:r>
+      <w:proofErr w:type="spellEnd"/>
+      <w:r>
+        <w:rPr>
+          <w:lang w:eastAsia="es-CR"/>
+        </w:rPr>
+        <w:t xml:space="preserve"> o permitir asociaciones estratégicas</w:t>
       </w:r>
       <w:r>
         <w:rPr>
@@ -9816,8 +12035,13 @@
       <w:r>
         <w:t xml:space="preserve">Las </w:t>
       </w:r>
-      <w:r>
-        <w:t>APIs bien diseñadas permiten crecer sin afectar otras partes del sistema.</w:t>
+      <w:proofErr w:type="spellStart"/>
+      <w:r>
+        <w:t>APIs</w:t>
+      </w:r>
+      <w:proofErr w:type="spellEnd"/>
+      <w:r>
+        <w:t xml:space="preserve"> bien diseñadas permiten crecer sin afectar otras partes del sistema.</w:t>
       </w:r>
     </w:p>
     <w:p>
@@ -10017,8 +12241,13 @@
       <w:r>
         <w:t xml:space="preserve">las </w:t>
       </w:r>
-      <w:r>
-        <w:t xml:space="preserve">APIs, </w:t>
+      <w:proofErr w:type="spellStart"/>
+      <w:r>
+        <w:t>APIs</w:t>
+      </w:r>
+      <w:proofErr w:type="spellEnd"/>
+      <w:r>
+        <w:t xml:space="preserve">, </w:t>
       </w:r>
       <w:r>
         <w:t xml:space="preserve">esto permite que </w:t>
@@ -10079,7 +12308,15 @@
         <w:t>Esto quiere decir que e</w:t>
       </w:r>
       <w:r>
-        <w:t xml:space="preserve">l mismo backend puede servir a múltiples clientes </w:t>
+        <w:t xml:space="preserve">l mismo </w:t>
+      </w:r>
+      <w:proofErr w:type="spellStart"/>
+      <w:r>
+        <w:t>backend</w:t>
+      </w:r>
+      <w:proofErr w:type="spellEnd"/>
+      <w:r>
+        <w:t xml:space="preserve"> puede servir a múltiples clientes </w:t>
       </w:r>
       <w:r>
         <w:t xml:space="preserve">como </w:t>
@@ -10132,7 +12369,21 @@
           <w:lang w:eastAsia="es-CR"/>
         </w:rPr>
         <w:lastRenderedPageBreak/>
-        <w:t>Las APIs estándar aceleran el desarrollo de productos y reducen errores.</w:t>
+        <w:t xml:space="preserve">Las </w:t>
+      </w:r>
+      <w:proofErr w:type="spellStart"/>
+      <w:r>
+        <w:rPr>
+          <w:lang w:eastAsia="es-CR"/>
+        </w:rPr>
+        <w:t>APIs</w:t>
+      </w:r>
+      <w:proofErr w:type="spellEnd"/>
+      <w:r>
+        <w:rPr>
+          <w:lang w:eastAsia="es-CR"/>
+        </w:rPr>
+        <w:t xml:space="preserve"> estándar aceleran el desarrollo de productos y reducen errores.</w:t>
       </w:r>
     </w:p>
     <w:p>
@@ -10290,7 +12541,27 @@
           <w:szCs w:val="24"/>
           <w14:ligatures w14:val="standardContextual"/>
         </w:rPr>
-        <w:t>Uno de los principales inconvenientes de las API es que funcionan como un punto de acceso directo entre diferentes sistemas. Esto implica que, si una API es vulnerada, puede comprometer no solo un sistema aislado, sino todo el ecosistema tecnológico conectado a ella (OpenVPN, s.f.). En otras palabras, se convierten en un objetivo atractivo para atacantes debido a que concentran el flujo de información.</w:t>
+        <w:t>Uno de los principales inconvenientes de las API es que funcionan como un punto de acceso directo entre diferentes sistemas. Esto implica que, si una API es vulnerada, puede comprometer no solo un sistema aislado, sino todo el ecosistema tecnológico conectado a ella (</w:t>
+      </w:r>
+      <w:proofErr w:type="spellStart"/>
+      <w:r>
+        <w:rPr>
+          <w:rFonts w:eastAsia="Aptos" w:cs="Times New Roman"/>
+          <w:kern w:val="2"/>
+          <w:szCs w:val="24"/>
+          <w14:ligatures w14:val="standardContextual"/>
+        </w:rPr>
+        <w:t>OpenVPN</w:t>
+      </w:r>
+      <w:proofErr w:type="spellEnd"/>
+      <w:r>
+        <w:rPr>
+          <w:rFonts w:eastAsia="Aptos" w:cs="Times New Roman"/>
+          <w:kern w:val="2"/>
+          <w:szCs w:val="24"/>
+          <w14:ligatures w14:val="standardContextual"/>
+        </w:rPr>
+        <w:t>, s.f.). En otras palabras, se convierten en un objetivo atractivo para atacantes debido a que concentran el flujo de información.</w:t>
       </w:r>
     </w:p>
     <w:p>
@@ -10311,7 +12582,27 @@
           <w:szCs w:val="24"/>
           <w14:ligatures w14:val="standardContextual"/>
         </w:rPr>
-        <w:t>Entre las amenazas más frecuentes se encuentran los ataques de inyección, en los cuales un usuario malintencionado introduce código malicioso en los campos de entrada para manipular la ejecución del sistema. Si no se validan adecuadamente los datos ingresados, el servidor podría ejecutar instrucciones no autorizadas, poniendo en riesgo la integridad de la información (OpenVPN, s.f.).</w:t>
+        <w:t>Entre las amenazas más frecuentes se encuentran los ataques de inyección, en los cuales un usuario malintencionado introduce código malicioso en los campos de entrada para manipular la ejecución del sistema. Si no se validan adecuadamente los datos ingresados, el servidor podría ejecutar instrucciones no autorizadas, poniendo en riesgo la integridad de la información (</w:t>
+      </w:r>
+      <w:proofErr w:type="spellStart"/>
+      <w:r>
+        <w:rPr>
+          <w:rFonts w:eastAsia="Aptos" w:cs="Times New Roman"/>
+          <w:kern w:val="2"/>
+          <w:szCs w:val="24"/>
+          <w14:ligatures w14:val="standardContextual"/>
+        </w:rPr>
+        <w:t>OpenVPN</w:t>
+      </w:r>
+      <w:proofErr w:type="spellEnd"/>
+      <w:r>
+        <w:rPr>
+          <w:rFonts w:eastAsia="Aptos" w:cs="Times New Roman"/>
+          <w:kern w:val="2"/>
+          <w:szCs w:val="24"/>
+          <w14:ligatures w14:val="standardContextual"/>
+        </w:rPr>
+        <w:t>, s.f.).</w:t>
       </w:r>
     </w:p>
     <w:p>
@@ -10332,7 +12623,27 @@
           <w:szCs w:val="24"/>
           <w14:ligatures w14:val="standardContextual"/>
         </w:rPr>
-        <w:t>Asimismo, los errores en los procesos de autenticación y autorización pueden generar fugas de datos. Cuando los permisos no están correctamente configurados, usuarios no autorizados pueden acceder a información sensible, afectando la confidencialidad empresarial (Canidium, s.f.).</w:t>
+        <w:t>Asimismo, los errores en los procesos de autenticación y autorización pueden generar fugas de datos. Cuando los permisos no están correctamente configurados, usuarios no autorizados pueden acceder a información sensible, afectando la confidencialidad empresarial (</w:t>
+      </w:r>
+      <w:proofErr w:type="spellStart"/>
+      <w:r>
+        <w:rPr>
+          <w:rFonts w:eastAsia="Aptos" w:cs="Times New Roman"/>
+          <w:kern w:val="2"/>
+          <w:szCs w:val="24"/>
+          <w14:ligatures w14:val="standardContextual"/>
+        </w:rPr>
+        <w:t>Canidium</w:t>
+      </w:r>
+      <w:proofErr w:type="spellEnd"/>
+      <w:r>
+        <w:rPr>
+          <w:rFonts w:eastAsia="Aptos" w:cs="Times New Roman"/>
+          <w:kern w:val="2"/>
+          <w:szCs w:val="24"/>
+          <w14:ligatures w14:val="standardContextual"/>
+        </w:rPr>
+        <w:t>, s.f.).</w:t>
       </w:r>
     </w:p>
     <w:p>
@@ -10384,7 +12695,67 @@
           <w:szCs w:val="24"/>
           <w14:ligatures w14:val="standardContextual"/>
         </w:rPr>
-        <w:t>Por estas razones, la implementación de API debe acompañarse de medidas como cifrado de datos, autenticación multifactor, limitación de solicitudes (rate limiting) y monitoreo continuo del tráfico.</w:t>
+        <w:t xml:space="preserve">Por estas razones, la implementación de API debe acompañarse de medidas como cifrado de datos, autenticación </w:t>
+      </w:r>
+      <w:proofErr w:type="spellStart"/>
+      <w:r>
+        <w:rPr>
+          <w:rFonts w:eastAsia="Aptos" w:cs="Times New Roman"/>
+          <w:kern w:val="2"/>
+          <w:szCs w:val="24"/>
+          <w14:ligatures w14:val="standardContextual"/>
+        </w:rPr>
+        <w:t>multifactor</w:t>
+      </w:r>
+      <w:proofErr w:type="spellEnd"/>
+      <w:r>
+        <w:rPr>
+          <w:rFonts w:eastAsia="Aptos" w:cs="Times New Roman"/>
+          <w:kern w:val="2"/>
+          <w:szCs w:val="24"/>
+          <w14:ligatures w14:val="standardContextual"/>
+        </w:rPr>
+        <w:t>, limitación de solicitudes (</w:t>
+      </w:r>
+      <w:proofErr w:type="spellStart"/>
+      <w:r>
+        <w:rPr>
+          <w:rFonts w:eastAsia="Aptos" w:cs="Times New Roman"/>
+          <w:kern w:val="2"/>
+          <w:szCs w:val="24"/>
+          <w14:ligatures w14:val="standardContextual"/>
+        </w:rPr>
+        <w:t>rate</w:t>
+      </w:r>
+      <w:proofErr w:type="spellEnd"/>
+      <w:r>
+        <w:rPr>
+          <w:rFonts w:eastAsia="Aptos" w:cs="Times New Roman"/>
+          <w:kern w:val="2"/>
+          <w:szCs w:val="24"/>
+          <w14:ligatures w14:val="standardContextual"/>
+        </w:rPr>
+        <w:t xml:space="preserve"> </w:t>
+      </w:r>
+      <w:proofErr w:type="spellStart"/>
+      <w:r>
+        <w:rPr>
+          <w:rFonts w:eastAsia="Aptos" w:cs="Times New Roman"/>
+          <w:kern w:val="2"/>
+          <w:szCs w:val="24"/>
+          <w14:ligatures w14:val="standardContextual"/>
+        </w:rPr>
+        <w:t>limiting</w:t>
+      </w:r>
+      <w:proofErr w:type="spellEnd"/>
+      <w:r>
+        <w:rPr>
+          <w:rFonts w:eastAsia="Aptos" w:cs="Times New Roman"/>
+          <w:kern w:val="2"/>
+          <w:szCs w:val="24"/>
+          <w14:ligatures w14:val="standardContextual"/>
+        </w:rPr>
+        <w:t>) y monitoreo continuo del tráfico.</w:t>
       </w:r>
     </w:p>
     <w:p>
@@ -10420,7 +12791,27 @@
           <w:szCs w:val="24"/>
           <w14:ligatures w14:val="standardContextual"/>
         </w:rPr>
-        <w:t>Desde el punto de vista técnico, otro desafío importante es la compatibilidad entre sistemas. No todas las aplicaciones utilizan los mismos estándares, versiones o formatos de datos. Cuando existen diferencias entre las tecnologías empleadas, pueden generarse errores en la transferencia de información o fallos en los procesos automatizados (Canidium, s.f.).</w:t>
+        <w:t>Desde el punto de vista técnico, otro desafío importante es la compatibilidad entre sistemas. No todas las aplicaciones utilizan los mismos estándares, versiones o formatos de datos. Cuando existen diferencias entre las tecnologías empleadas, pueden generarse errores en la transferencia de información o fallos en los procesos automatizados (</w:t>
+      </w:r>
+      <w:proofErr w:type="spellStart"/>
+      <w:r>
+        <w:rPr>
+          <w:rFonts w:eastAsia="Aptos" w:cs="Times New Roman"/>
+          <w:kern w:val="2"/>
+          <w:szCs w:val="24"/>
+          <w14:ligatures w14:val="standardContextual"/>
+        </w:rPr>
+        <w:t>Canidium</w:t>
+      </w:r>
+      <w:proofErr w:type="spellEnd"/>
+      <w:r>
+        <w:rPr>
+          <w:rFonts w:eastAsia="Aptos" w:cs="Times New Roman"/>
+          <w:kern w:val="2"/>
+          <w:szCs w:val="24"/>
+          <w14:ligatures w14:val="standardContextual"/>
+        </w:rPr>
+        <w:t>, s.f.).</w:t>
       </w:r>
     </w:p>
     <w:p>
@@ -10498,7 +12889,27 @@
           <w:szCs w:val="24"/>
           <w14:ligatures w14:val="standardContextual"/>
         </w:rPr>
-        <w:t>Aunque las API simplifican la comunicación entre sistemas, su implementación inicial puede ser compleja. Requieren configuración especializada, pruebas exhaustivas y monitoreo constante para garantizar su correcto funcionamiento (GetHealthie, s.f.).</w:t>
+        <w:t>Aunque las API simplifican la comunicación entre sistemas, su implementación inicial puede ser compleja. Requieren configuración especializada, pruebas exhaustivas y monitoreo constante para garantizar su correcto funcionamiento (</w:t>
+      </w:r>
+      <w:proofErr w:type="spellStart"/>
+      <w:r>
+        <w:rPr>
+          <w:rFonts w:eastAsia="Aptos" w:cs="Times New Roman"/>
+          <w:kern w:val="2"/>
+          <w:szCs w:val="24"/>
+          <w14:ligatures w14:val="standardContextual"/>
+        </w:rPr>
+        <w:t>GetHealthie</w:t>
+      </w:r>
+      <w:proofErr w:type="spellEnd"/>
+      <w:r>
+        <w:rPr>
+          <w:rFonts w:eastAsia="Aptos" w:cs="Times New Roman"/>
+          <w:kern w:val="2"/>
+          <w:szCs w:val="24"/>
+          <w14:ligatures w14:val="standardContextual"/>
+        </w:rPr>
+        <w:t>, s.f.).</w:t>
       </w:r>
     </w:p>
     <w:p>
@@ -10577,7 +12988,27 @@
           <w:szCs w:val="24"/>
           <w14:ligatures w14:val="standardContextual"/>
         </w:rPr>
-        <w:t>Desde la perspectiva económica, el uso de API no siempre es gratuito ni de bajo costo. Muchas plataformas ofrecen planes gratuitos con funcionalidades limitadas, mientras que los planes empresariales se basan en modelos de pago por suscripción o por número de solicitudes realizadas (GetHealthie, s.f.).</w:t>
+        <w:t>Desde la perspectiva económica, el uso de API no siempre es gratuito ni de bajo costo. Muchas plataformas ofrecen planes gratuitos con funcionalidades limitadas, mientras que los planes empresariales se basan en modelos de pago por suscripción o por número de solicitudes realizadas (</w:t>
+      </w:r>
+      <w:proofErr w:type="spellStart"/>
+      <w:r>
+        <w:rPr>
+          <w:rFonts w:eastAsia="Aptos" w:cs="Times New Roman"/>
+          <w:kern w:val="2"/>
+          <w:szCs w:val="24"/>
+          <w14:ligatures w14:val="standardContextual"/>
+        </w:rPr>
+        <w:t>GetHealthie</w:t>
+      </w:r>
+      <w:proofErr w:type="spellEnd"/>
+      <w:r>
+        <w:rPr>
+          <w:rFonts w:eastAsia="Aptos" w:cs="Times New Roman"/>
+          <w:kern w:val="2"/>
+          <w:szCs w:val="24"/>
+          <w14:ligatures w14:val="standardContextual"/>
+        </w:rPr>
+        <w:t>, s.f.).</w:t>
       </w:r>
     </w:p>
     <w:p>
@@ -10598,7 +13029,27 @@
           <w:szCs w:val="24"/>
           <w14:ligatures w14:val="standardContextual"/>
         </w:rPr>
-        <w:t>Este modelo puede resultar conveniente al inicio, pero si el volumen de uso crece considerablemente, los costos pueden incrementarse de forma significativa. Además, el mantenimiento continuo, las actualizaciones técnicas y la necesidad de soporte especializado representan gastos adicionales para la organización (Canidium, s.f.).</w:t>
+        <w:t>Este modelo puede resultar conveniente al inicio, pero si el volumen de uso crece considerablemente, los costos pueden incrementarse de forma significativa. Además, el mantenimiento continuo, las actualizaciones técnicas y la necesidad de soporte especializado representan gastos adicionales para la organización (</w:t>
+      </w:r>
+      <w:proofErr w:type="spellStart"/>
+      <w:r>
+        <w:rPr>
+          <w:rFonts w:eastAsia="Aptos" w:cs="Times New Roman"/>
+          <w:kern w:val="2"/>
+          <w:szCs w:val="24"/>
+          <w14:ligatures w14:val="standardContextual"/>
+        </w:rPr>
+        <w:t>Canidium</w:t>
+      </w:r>
+      <w:proofErr w:type="spellEnd"/>
+      <w:r>
+        <w:rPr>
+          <w:rFonts w:eastAsia="Aptos" w:cs="Times New Roman"/>
+          <w:kern w:val="2"/>
+          <w:szCs w:val="24"/>
+          <w14:ligatures w14:val="standardContextual"/>
+        </w:rPr>
+        <w:t>, s.f.).</w:t>
       </w:r>
     </w:p>
     <w:p>
@@ -10619,7 +13070,27 @@
           <w:szCs w:val="24"/>
           <w14:ligatures w14:val="standardContextual"/>
         </w:rPr>
-        <w:t>También es importante considerar que la infraestructura necesaria para procesar grandes volúmenes de solicitudes implica consumo energético y recursos computacionales, lo cual influye en los costos operativos (OpenVPN, s.f.).</w:t>
+        <w:t>También es importante considerar que la infraestructura necesaria para procesar grandes volúmenes de solicitudes implica consumo energético y recursos computacionales, lo cual influye en los costos operativos (</w:t>
+      </w:r>
+      <w:proofErr w:type="spellStart"/>
+      <w:r>
+        <w:rPr>
+          <w:rFonts w:eastAsia="Aptos" w:cs="Times New Roman"/>
+          <w:kern w:val="2"/>
+          <w:szCs w:val="24"/>
+          <w14:ligatures w14:val="standardContextual"/>
+        </w:rPr>
+        <w:t>OpenVPN</w:t>
+      </w:r>
+      <w:proofErr w:type="spellEnd"/>
+      <w:r>
+        <w:rPr>
+          <w:rFonts w:eastAsia="Aptos" w:cs="Times New Roman"/>
+          <w:kern w:val="2"/>
+          <w:szCs w:val="24"/>
+          <w14:ligatures w14:val="standardContextual"/>
+        </w:rPr>
+        <w:t>, s.f.).</w:t>
       </w:r>
     </w:p>
     <w:p>
@@ -10806,7 +13277,27 @@
           <w:szCs w:val="24"/>
           <w14:ligatures w14:val="standardContextual"/>
         </w:rPr>
-        <w:t>En conclusion las API representan una herramienta poderosa para impulsar la innovación y la transformación digital. Permiten a las empresas aprovechar infraestructuras existentes, automatizar procesos y crear nuevos modelos de negocio digitales. Sin embargo, también implican riesgos técnicos, económicos y estratégicos que no deben subestimarse.</w:t>
+        <w:t xml:space="preserve">En </w:t>
+      </w:r>
+      <w:proofErr w:type="spellStart"/>
+      <w:r>
+        <w:rPr>
+          <w:rFonts w:eastAsia="Aptos" w:cs="Times New Roman"/>
+          <w:kern w:val="2"/>
+          <w:szCs w:val="24"/>
+          <w14:ligatures w14:val="standardContextual"/>
+        </w:rPr>
+        <w:t>conclusion</w:t>
+      </w:r>
+      <w:proofErr w:type="spellEnd"/>
+      <w:r>
+        <w:rPr>
+          <w:rFonts w:eastAsia="Aptos" w:cs="Times New Roman"/>
+          <w:kern w:val="2"/>
+          <w:szCs w:val="24"/>
+          <w14:ligatures w14:val="standardContextual"/>
+        </w:rPr>
+        <w:t xml:space="preserve"> las API representan una herramienta poderosa para impulsar la innovación y la transformación digital. Permiten a las empresas aprovechar infraestructuras existentes, automatizar procesos y crear nuevos modelos de negocio digitales. Sin embargo, también implican riesgos técnicos, económicos y estratégicos que no deben subestimarse.</w:t>
       </w:r>
     </w:p>
     <w:p>
@@ -10827,7 +13318,67 @@
           <w:szCs w:val="24"/>
           <w14:ligatures w14:val="standardContextual"/>
         </w:rPr>
-        <w:t>Tal como señala OpenVPN (s.f.), Canidium (s.f.), GetHealthie (s.f.) y Gunter (s.f.), la seguridad, la compatibilidad, la complejidad técnica, los costos y la dependencia de terceros son factores críticos que deben evaluarse antes de su implementación.</w:t>
+        <w:t xml:space="preserve">Tal como señala </w:t>
+      </w:r>
+      <w:proofErr w:type="spellStart"/>
+      <w:r>
+        <w:rPr>
+          <w:rFonts w:eastAsia="Aptos" w:cs="Times New Roman"/>
+          <w:kern w:val="2"/>
+          <w:szCs w:val="24"/>
+          <w14:ligatures w14:val="standardContextual"/>
+        </w:rPr>
+        <w:t>OpenVPN</w:t>
+      </w:r>
+      <w:proofErr w:type="spellEnd"/>
+      <w:r>
+        <w:rPr>
+          <w:rFonts w:eastAsia="Aptos" w:cs="Times New Roman"/>
+          <w:kern w:val="2"/>
+          <w:szCs w:val="24"/>
+          <w14:ligatures w14:val="standardContextual"/>
+        </w:rPr>
+        <w:t xml:space="preserve"> (s.f.), </w:t>
+      </w:r>
+      <w:proofErr w:type="spellStart"/>
+      <w:r>
+        <w:rPr>
+          <w:rFonts w:eastAsia="Aptos" w:cs="Times New Roman"/>
+          <w:kern w:val="2"/>
+          <w:szCs w:val="24"/>
+          <w14:ligatures w14:val="standardContextual"/>
+        </w:rPr>
+        <w:t>Canidium</w:t>
+      </w:r>
+      <w:proofErr w:type="spellEnd"/>
+      <w:r>
+        <w:rPr>
+          <w:rFonts w:eastAsia="Aptos" w:cs="Times New Roman"/>
+          <w:kern w:val="2"/>
+          <w:szCs w:val="24"/>
+          <w14:ligatures w14:val="standardContextual"/>
+        </w:rPr>
+        <w:t xml:space="preserve"> (s.f.), </w:t>
+      </w:r>
+      <w:proofErr w:type="spellStart"/>
+      <w:r>
+        <w:rPr>
+          <w:rFonts w:eastAsia="Aptos" w:cs="Times New Roman"/>
+          <w:kern w:val="2"/>
+          <w:szCs w:val="24"/>
+          <w14:ligatures w14:val="standardContextual"/>
+        </w:rPr>
+        <w:t>GetHealthie</w:t>
+      </w:r>
+      <w:proofErr w:type="spellEnd"/>
+      <w:r>
+        <w:rPr>
+          <w:rFonts w:eastAsia="Aptos" w:cs="Times New Roman"/>
+          <w:kern w:val="2"/>
+          <w:szCs w:val="24"/>
+          <w14:ligatures w14:val="standardContextual"/>
+        </w:rPr>
+        <w:t xml:space="preserve"> (s.f.) y Gunter (s.f.), la seguridad, la compatibilidad, la complejidad técnica, los costos y la dependencia de terceros son factores críticos que deben evaluarse antes de su implementación.</w:t>
       </w:r>
     </w:p>
     <w:p>
@@ -10976,7 +13527,15 @@
         </w:rPr>
       </w:pPr>
       <w:r>
-        <w:t>En este capítulo se presentan las conclusiones derivadas del análisis realizado y las recomendaciones que se sugieren para el proyecto de investigación sobre el desarrollo y consumo de APIs, tomando como caso práctico el tipo de cambio del BCCR.</w:t>
+        <w:t xml:space="preserve">En este capítulo se presentan las conclusiones derivadas del análisis realizado y las recomendaciones que se sugieren para el proyecto de investigación sobre el desarrollo y consumo de </w:t>
+      </w:r>
+      <w:proofErr w:type="spellStart"/>
+      <w:r>
+        <w:t>APIs</w:t>
+      </w:r>
+      <w:proofErr w:type="spellEnd"/>
+      <w:r>
+        <w:t>, tomando como caso práctico el tipo de cambio del BCCR.</w:t>
       </w:r>
     </w:p>
     <w:p>
@@ -10994,7 +13553,15 @@
     </w:p>
     <w:p>
       <w:r>
-        <w:t>Describir la evolución histórica de las APIs y sus principales transformaciones.</w:t>
+        <w:t xml:space="preserve">Describir la evolución histórica de las </w:t>
+      </w:r>
+      <w:proofErr w:type="spellStart"/>
+      <w:r>
+        <w:t>APIs</w:t>
+      </w:r>
+      <w:proofErr w:type="spellEnd"/>
+      <w:r>
+        <w:t xml:space="preserve"> y sus principales transformaciones.</w:t>
       </w:r>
     </w:p>
     <w:p>
@@ -11013,7 +13580,31 @@
         <w:ind w:firstLine="397"/>
       </w:pPr>
       <w:r>
-        <w:t>La investigación permitió constatar que las APIs han evolucionado desde simples bibliotecas en sistemas operativos hasta convertirse en arquitecturas modernas como REST, GraphQL y gRPC. Cada etapa de su desarrollo respondió a necesidades tecnológicas específicas: interoperabilidad en los años 70, modularidad en los 80, integración web en los 90 y escalabilidad en el siglo XXI.</w:t>
+        <w:t xml:space="preserve">La investigación permitió constatar que las </w:t>
+      </w:r>
+      <w:proofErr w:type="spellStart"/>
+      <w:r>
+        <w:t>APIs</w:t>
+      </w:r>
+      <w:proofErr w:type="spellEnd"/>
+      <w:r>
+        <w:t xml:space="preserve"> han evolucionado desde simples bibliotecas en sistemas operativos hasta convertirse en arquitecturas modernas como REST, </w:t>
+      </w:r>
+      <w:proofErr w:type="spellStart"/>
+      <w:r>
+        <w:t>GraphQL</w:t>
+      </w:r>
+      <w:proofErr w:type="spellEnd"/>
+      <w:r>
+        <w:t xml:space="preserve"> y </w:t>
+      </w:r>
+      <w:proofErr w:type="spellStart"/>
+      <w:r>
+        <w:t>gRPC</w:t>
+      </w:r>
+      <w:proofErr w:type="spellEnd"/>
+      <w:r>
+        <w:t>. Cada etapa de su desarrollo respondió a necesidades tecnológicas específicas: interoperabilidad en los años 70, modularidad en los 80, integración web en los 90 y escalabilidad en el siglo XXI.</w:t>
       </w:r>
     </w:p>
     <w:p>
@@ -11029,8 +13620,21 @@
     </w:p>
     <w:p>
       <w:r>
-        <w:t>Se recomienda que los futuros desarrolladores estudien las distintas arquitecturas históricas para comprender sus fortalezas y limitaciones, de modo que puedan seleccionar la más adecuada según el contexto de aplicación. Además, se sugiere mantener actualizados los conocimientos en nuevas tendencias como GraphQL y gRPC</w:t>
-      </w:r>
+        <w:t xml:space="preserve">Se recomienda que los futuros desarrolladores estudien las distintas arquitecturas históricas para comprender sus fortalezas y limitaciones, de modo que puedan seleccionar la más adecuada según el contexto de aplicación. Además, se sugiere mantener actualizados los conocimientos en nuevas tendencias como </w:t>
+      </w:r>
+      <w:proofErr w:type="spellStart"/>
+      <w:r>
+        <w:t>GraphQL</w:t>
+      </w:r>
+      <w:proofErr w:type="spellEnd"/>
+      <w:r>
+        <w:t xml:space="preserve"> y </w:t>
+      </w:r>
+      <w:proofErr w:type="spellStart"/>
+      <w:r>
+        <w:t>gRPC</w:t>
+      </w:r>
+      <w:proofErr w:type="spellEnd"/>
       <w:r>
         <w:t>.</w:t>
       </w:r>
@@ -11057,7 +13661,7 @@
         </w:rPr>
       </w:pPr>
       <w:r>
-        <w:t>Aquí obj especifico 2</w:t>
+        <w:t>Identificar las principales ventajas y desventajas del uso de APIS en el desarrollo de software.</w:t>
       </w:r>
     </w:p>
     <w:p>
@@ -11076,7 +13680,11 @@
         <w:ind w:left="794" w:firstLine="397"/>
       </w:pPr>
       <w:r>
-        <w:t>Conclusión del obj especifico 2</w:t>
+        <w:t xml:space="preserve">Las APIS son muy útiles en el desarrollo de software, ya que nos permiten comunicar diferentes sistemas e intercambiar información de un sistema a otro de </w:t>
+      </w:r>
+      <w:r>
+        <w:lastRenderedPageBreak/>
+        <w:t>una manera sencilla, Sin embargo, a pesar de sus grandes ventajas como la fácil integración y el ahorro en tiempo de desarrollo, también poseen desventajas como la dependencia a un sistema no controlado o las posibles brechas de seguridad.</w:t>
       </w:r>
     </w:p>
     <w:p>
@@ -11099,7 +13707,7 @@
         </w:rPr>
       </w:pPr>
       <w:r>
-        <w:t>Recomendación del obj especifico 2</w:t>
+        <w:t>Se recomienda analizar detalladamente cada API a utilizar, así como utilizar APIS confiables y que contengan documentación actualizada para su implementación y uso, además evaluar tanto las ventajas como desventajas o limitaciones antes de realizar la integración con nuestro sistema.</w:t>
       </w:r>
     </w:p>
     <w:p/>
@@ -11109,7 +13717,6 @@
       </w:pPr>
       <w:bookmarkStart w:id="55" w:name="_Toc158967650"/>
       <w:r>
-        <w:lastRenderedPageBreak/>
         <w:t>5.4 Objetivo específico</w:t>
       </w:r>
       <w:bookmarkEnd w:id="55"/>
@@ -11126,7 +13733,15 @@
         </w:rPr>
       </w:pPr>
       <w:r>
-        <w:t>Aquí obj especifico 3</w:t>
+        <w:t xml:space="preserve">Aquí </w:t>
+      </w:r>
+      <w:proofErr w:type="spellStart"/>
+      <w:r>
+        <w:t>obj</w:t>
+      </w:r>
+      <w:proofErr w:type="spellEnd"/>
+      <w:r>
+        <w:t xml:space="preserve"> especifico 3</w:t>
       </w:r>
     </w:p>
     <w:p>
@@ -11145,7 +13760,15 @@
         <w:ind w:left="794"/>
       </w:pPr>
       <w:r>
-        <w:t>Conclusión del obj especifico 3</w:t>
+        <w:t xml:space="preserve">Conclusión del </w:t>
+      </w:r>
+      <w:proofErr w:type="spellStart"/>
+      <w:r>
+        <w:t>obj</w:t>
+      </w:r>
+      <w:proofErr w:type="spellEnd"/>
+      <w:r>
+        <w:t xml:space="preserve"> especifico 3</w:t>
       </w:r>
     </w:p>
     <w:p>
@@ -11168,7 +13791,15 @@
         </w:rPr>
       </w:pPr>
       <w:r>
-        <w:t xml:space="preserve">Recomendación del obj especifico </w:t>
+        <w:t xml:space="preserve">Recomendación del </w:t>
+      </w:r>
+      <w:proofErr w:type="spellStart"/>
+      <w:r>
+        <w:t>obj</w:t>
+      </w:r>
+      <w:proofErr w:type="spellEnd"/>
+      <w:r>
+        <w:t xml:space="preserve"> especifico </w:t>
       </w:r>
       <w:r>
         <w:t>3</w:t>
@@ -11263,7 +13894,29 @@
           <w:lang w:val="en-US"/>
           <w14:ligatures w14:val="standardContextual"/>
         </w:rPr>
-        <w:t xml:space="preserve">(s.f.). </w:t>
+        <w:t>(</w:t>
+      </w:r>
+      <w:proofErr w:type="spellStart"/>
+      <w:r>
+        <w:rPr>
+          <w:rFonts w:eastAsia="Aptos" w:cs="Times New Roman"/>
+          <w:kern w:val="2"/>
+          <w:szCs w:val="24"/>
+          <w:lang w:val="en-US"/>
+          <w14:ligatures w14:val="standardContextual"/>
+        </w:rPr>
+        <w:t>s.f.</w:t>
+      </w:r>
+      <w:proofErr w:type="spellEnd"/>
+      <w:r>
+        <w:rPr>
+          <w:rFonts w:eastAsia="Aptos" w:cs="Times New Roman"/>
+          <w:kern w:val="2"/>
+          <w:szCs w:val="24"/>
+          <w:lang w:val="en-US"/>
+          <w14:ligatures w14:val="standardContextual"/>
+        </w:rPr>
+        <w:t xml:space="preserve">). </w:t>
       </w:r>
       <w:r>
         <w:rPr>
@@ -11321,14 +13974,25 @@
           <w14:ligatures w14:val="standardContextual"/>
         </w:rPr>
       </w:pPr>
-      <w:r>
-        <w:rPr>
-          <w:rFonts w:eastAsia="Aptos" w:cs="Times New Roman"/>
-          <w:kern w:val="2"/>
-          <w:szCs w:val="24"/>
-          <w14:ligatures w14:val="standardContextual"/>
-        </w:rPr>
-        <w:t xml:space="preserve">Recluit. (2019, 2 de julio). </w:t>
+      <w:proofErr w:type="spellStart"/>
+      <w:r>
+        <w:rPr>
+          <w:rFonts w:eastAsia="Aptos" w:cs="Times New Roman"/>
+          <w:kern w:val="2"/>
+          <w:szCs w:val="24"/>
+          <w14:ligatures w14:val="standardContextual"/>
+        </w:rPr>
+        <w:t>Recluit</w:t>
+      </w:r>
+      <w:proofErr w:type="spellEnd"/>
+      <w:r>
+        <w:rPr>
+          <w:rFonts w:eastAsia="Aptos" w:cs="Times New Roman"/>
+          <w:kern w:val="2"/>
+          <w:szCs w:val="24"/>
+          <w14:ligatures w14:val="standardContextual"/>
+        </w:rPr>
+        <w:t xml:space="preserve">. (2019, 2 de julio). </w:t>
       </w:r>
       <w:r>
         <w:rPr>
@@ -11375,6 +14039,7 @@
           <w14:ligatures w14:val="standardContextual"/>
         </w:rPr>
       </w:pPr>
+      <w:proofErr w:type="spellStart"/>
       <w:r>
         <w:rPr>
           <w:rFonts w:eastAsia="Aptos" w:cs="Times New Roman"/>
@@ -11383,7 +14048,40 @@
           <w:lang w:val="en-US"/>
           <w14:ligatures w14:val="standardContextual"/>
         </w:rPr>
-        <w:t xml:space="preserve">Hygraph. (2025, 3 de diciembre). </w:t>
+        <w:t>Hygraph</w:t>
+      </w:r>
+      <w:proofErr w:type="spellEnd"/>
+      <w:r>
+        <w:rPr>
+          <w:rFonts w:eastAsia="Aptos" w:cs="Times New Roman"/>
+          <w:kern w:val="2"/>
+          <w:szCs w:val="24"/>
+          <w:lang w:val="en-US"/>
+          <w14:ligatures w14:val="standardContextual"/>
+        </w:rPr>
+        <w:t xml:space="preserve">. (2025, 3 de </w:t>
+      </w:r>
+      <w:proofErr w:type="spellStart"/>
+      <w:r>
+        <w:rPr>
+          <w:rFonts w:eastAsia="Aptos" w:cs="Times New Roman"/>
+          <w:kern w:val="2"/>
+          <w:szCs w:val="24"/>
+          <w:lang w:val="en-US"/>
+          <w14:ligatures w14:val="standardContextual"/>
+        </w:rPr>
+        <w:t>diciembre</w:t>
+      </w:r>
+      <w:proofErr w:type="spellEnd"/>
+      <w:r>
+        <w:rPr>
+          <w:rFonts w:eastAsia="Aptos" w:cs="Times New Roman"/>
+          <w:kern w:val="2"/>
+          <w:szCs w:val="24"/>
+          <w:lang w:val="en-US"/>
+          <w14:ligatures w14:val="standardContextual"/>
+        </w:rPr>
+        <w:t xml:space="preserve">). </w:t>
       </w:r>
       <w:r>
         <w:rPr>
@@ -11469,7 +14167,31 @@
           <w:szCs w:val="24"/>
           <w14:ligatures w14:val="standardContextual"/>
         </w:rPr>
-        <w:t>C#, Java, Golang o Python: ¿Cuál es el mejor lenguaje para el desarrollo de API?</w:t>
+        <w:t xml:space="preserve">C#, Java, </w:t>
+      </w:r>
+      <w:proofErr w:type="spellStart"/>
+      <w:r>
+        <w:rPr>
+          <w:rFonts w:eastAsia="Aptos" w:cs="Times New Roman"/>
+          <w:i/>
+          <w:iCs/>
+          <w:kern w:val="2"/>
+          <w:szCs w:val="24"/>
+          <w14:ligatures w14:val="standardContextual"/>
+        </w:rPr>
+        <w:t>Golang</w:t>
+      </w:r>
+      <w:proofErr w:type="spellEnd"/>
+      <w:r>
+        <w:rPr>
+          <w:rFonts w:eastAsia="Aptos" w:cs="Times New Roman"/>
+          <w:i/>
+          <w:iCs/>
+          <w:kern w:val="2"/>
+          <w:szCs w:val="24"/>
+          <w14:ligatures w14:val="standardContextual"/>
+        </w:rPr>
+        <w:t xml:space="preserve"> o Python: ¿Cuál es el mejor lenguaje para el desarrollo de API?</w:t>
       </w:r>
       <w:r>
         <w:rPr>
@@ -11480,6 +14202,7 @@
         </w:rPr>
         <w:t xml:space="preserve"> </w:t>
       </w:r>
+      <w:proofErr w:type="spellStart"/>
       <w:r>
         <w:rPr>
           <w:rFonts w:eastAsia="Aptos" w:cs="Times New Roman"/>
@@ -11488,7 +14211,18 @@
           <w:lang w:val="en-US"/>
           <w14:ligatures w14:val="standardContextual"/>
         </w:rPr>
-        <w:t xml:space="preserve">Apidog Blog. </w:t>
+        <w:t>Apidog</w:t>
+      </w:r>
+      <w:proofErr w:type="spellEnd"/>
+      <w:r>
+        <w:rPr>
+          <w:rFonts w:eastAsia="Aptos" w:cs="Times New Roman"/>
+          <w:kern w:val="2"/>
+          <w:szCs w:val="24"/>
+          <w:lang w:val="en-US"/>
+          <w14:ligatures w14:val="standardContextual"/>
+        </w:rPr>
+        <w:t xml:space="preserve"> Blog. </w:t>
       </w:r>
       <w:hyperlink r:id="rId15" w:history="1">
         <w:r>
@@ -11516,14 +14250,25 @@
           <w14:ligatures w14:val="standardContextual"/>
         </w:rPr>
       </w:pPr>
-      <w:r>
-        <w:rPr>
-          <w:rFonts w:eastAsia="Aptos" w:cs="Times New Roman"/>
-          <w:kern w:val="2"/>
-          <w:szCs w:val="24"/>
-          <w14:ligatures w14:val="standardContextual"/>
-        </w:rPr>
-        <w:t xml:space="preserve">Alvarez, M. (2026, 9 enero). </w:t>
+      <w:proofErr w:type="spellStart"/>
+      <w:r>
+        <w:rPr>
+          <w:rFonts w:eastAsia="Aptos" w:cs="Times New Roman"/>
+          <w:kern w:val="2"/>
+          <w:szCs w:val="24"/>
+          <w14:ligatures w14:val="standardContextual"/>
+        </w:rPr>
+        <w:t>Alvarez</w:t>
+      </w:r>
+      <w:proofErr w:type="spellEnd"/>
+      <w:r>
+        <w:rPr>
+          <w:rFonts w:eastAsia="Aptos" w:cs="Times New Roman"/>
+          <w:kern w:val="2"/>
+          <w:szCs w:val="24"/>
+          <w14:ligatures w14:val="standardContextual"/>
+        </w:rPr>
+        <w:t xml:space="preserve">, M. (2026, 9 enero). </w:t>
       </w:r>
       <w:r>
         <w:rPr>
@@ -11580,14 +14325,25 @@
           <w14:ligatures w14:val="standardContextual"/>
         </w:rPr>
       </w:pPr>
-      <w:r>
-        <w:rPr>
-          <w:rFonts w:eastAsia="Aptos" w:cs="Times New Roman"/>
-          <w:kern w:val="2"/>
-          <w:szCs w:val="24"/>
-          <w14:ligatures w14:val="standardContextual"/>
-        </w:rPr>
-        <w:t xml:space="preserve">Tápanes, Y. (2022, 10 mayo). </w:t>
+      <w:proofErr w:type="spellStart"/>
+      <w:r>
+        <w:rPr>
+          <w:rFonts w:eastAsia="Aptos" w:cs="Times New Roman"/>
+          <w:kern w:val="2"/>
+          <w:szCs w:val="24"/>
+          <w14:ligatures w14:val="standardContextual"/>
+        </w:rPr>
+        <w:t>Tápanes</w:t>
+      </w:r>
+      <w:proofErr w:type="spellEnd"/>
+      <w:r>
+        <w:rPr>
+          <w:rFonts w:eastAsia="Aptos" w:cs="Times New Roman"/>
+          <w:kern w:val="2"/>
+          <w:szCs w:val="24"/>
+          <w14:ligatures w14:val="standardContextual"/>
+        </w:rPr>
+        <w:t xml:space="preserve">, Y. (2022, 10 mayo). </w:t>
       </w:r>
       <w:r>
         <w:rPr>
@@ -11607,7 +14363,27 @@
           <w:szCs w:val="24"/>
           <w14:ligatures w14:val="standardContextual"/>
         </w:rPr>
-        <w:t xml:space="preserve">. Saasradar. </w:t>
+        <w:t xml:space="preserve">. </w:t>
+      </w:r>
+      <w:proofErr w:type="spellStart"/>
+      <w:r>
+        <w:rPr>
+          <w:rFonts w:eastAsia="Aptos" w:cs="Times New Roman"/>
+          <w:kern w:val="2"/>
+          <w:szCs w:val="24"/>
+          <w14:ligatures w14:val="standardContextual"/>
+        </w:rPr>
+        <w:t>Saasradar</w:t>
+      </w:r>
+      <w:proofErr w:type="spellEnd"/>
+      <w:r>
+        <w:rPr>
+          <w:rFonts w:eastAsia="Aptos" w:cs="Times New Roman"/>
+          <w:kern w:val="2"/>
+          <w:szCs w:val="24"/>
+          <w14:ligatures w14:val="standardContextual"/>
+        </w:rPr>
+        <w:t xml:space="preserve">. </w:t>
       </w:r>
       <w:hyperlink r:id="rId17" w:history="1">
         <w:r>
@@ -11651,8 +14427,45 @@
           <w:szCs w:val="24"/>
           <w14:ligatures w14:val="standardContextual"/>
         </w:rPr>
-        <w:t>Ruby on Rails</w:t>
-      </w:r>
+        <w:t xml:space="preserve">Ruby </w:t>
+      </w:r>
+      <w:proofErr w:type="spellStart"/>
+      <w:r>
+        <w:rPr>
+          <w:rFonts w:eastAsia="Aptos" w:cs="Times New Roman"/>
+          <w:i/>
+          <w:iCs/>
+          <w:kern w:val="2"/>
+          <w:szCs w:val="24"/>
+          <w14:ligatures w14:val="standardContextual"/>
+        </w:rPr>
+        <w:t>on</w:t>
+      </w:r>
+      <w:proofErr w:type="spellEnd"/>
+      <w:r>
+        <w:rPr>
+          <w:rFonts w:eastAsia="Aptos" w:cs="Times New Roman"/>
+          <w:i/>
+          <w:iCs/>
+          <w:kern w:val="2"/>
+          <w:szCs w:val="24"/>
+          <w14:ligatures w14:val="standardContextual"/>
+        </w:rPr>
+        <w:t xml:space="preserve"> </w:t>
+      </w:r>
+      <w:proofErr w:type="spellStart"/>
+      <w:r>
+        <w:rPr>
+          <w:rFonts w:eastAsia="Aptos" w:cs="Times New Roman"/>
+          <w:i/>
+          <w:iCs/>
+          <w:kern w:val="2"/>
+          <w:szCs w:val="24"/>
+          <w14:ligatures w14:val="standardContextual"/>
+        </w:rPr>
+        <w:t>Rails</w:t>
+      </w:r>
+      <w:proofErr w:type="spellEnd"/>
       <w:r>
         <w:rPr>
           <w:rFonts w:eastAsia="Aptos" w:cs="Times New Roman"/>
@@ -11705,6 +14518,7 @@
         </w:rPr>
         <w:t xml:space="preserve">11 Advantages of an API Strategy and Why It's a Game Changer | Lobster. </w:t>
       </w:r>
+      <w:proofErr w:type="spellStart"/>
       <w:r>
         <w:rPr>
           <w:rFonts w:eastAsia="Aptos" w:cs="Times New Roman"/>
@@ -11716,6 +14530,7 @@
         </w:rPr>
         <w:t>Lobster</w:t>
       </w:r>
+      <w:proofErr w:type="spellEnd"/>
       <w:r>
         <w:rPr>
           <w:rFonts w:eastAsia="Aptos" w:cs="Times New Roman"/>
@@ -11758,7 +14573,29 @@
           <w:lang w:val="en-US"/>
           <w14:ligatures w14:val="standardContextual"/>
         </w:rPr>
-        <w:t xml:space="preserve">Frith, M. (2025, 19 julio). </w:t>
+        <w:t xml:space="preserve">Frith, M. (2025, 19 </w:t>
+      </w:r>
+      <w:proofErr w:type="spellStart"/>
+      <w:r>
+        <w:rPr>
+          <w:rFonts w:eastAsia="Aptos" w:cs="Times New Roman"/>
+          <w:kern w:val="2"/>
+          <w:szCs w:val="24"/>
+          <w:lang w:val="en-US"/>
+          <w14:ligatures w14:val="standardContextual"/>
+        </w:rPr>
+        <w:t>julio</w:t>
+      </w:r>
+      <w:proofErr w:type="spellEnd"/>
+      <w:r>
+        <w:rPr>
+          <w:rFonts w:eastAsia="Aptos" w:cs="Times New Roman"/>
+          <w:kern w:val="2"/>
+          <w:szCs w:val="24"/>
+          <w:lang w:val="en-US"/>
+          <w14:ligatures w14:val="standardContextual"/>
+        </w:rPr>
+        <w:t xml:space="preserve">). </w:t>
       </w:r>
       <w:r>
         <w:rPr>
@@ -11780,7 +14617,29 @@
           <w:lang w:val="en-US"/>
           <w14:ligatures w14:val="standardContextual"/>
         </w:rPr>
-        <w:t xml:space="preserve">. Ikonik Digital Agency | Digital Marketing &amp; Web Development Agency | Jamaica. </w:t>
+        <w:t xml:space="preserve">. </w:t>
+      </w:r>
+      <w:proofErr w:type="spellStart"/>
+      <w:r>
+        <w:rPr>
+          <w:rFonts w:eastAsia="Aptos" w:cs="Times New Roman"/>
+          <w:kern w:val="2"/>
+          <w:szCs w:val="24"/>
+          <w:lang w:val="en-US"/>
+          <w14:ligatures w14:val="standardContextual"/>
+        </w:rPr>
+        <w:t>Ikonik</w:t>
+      </w:r>
+      <w:proofErr w:type="spellEnd"/>
+      <w:r>
+        <w:rPr>
+          <w:rFonts w:eastAsia="Aptos" w:cs="Times New Roman"/>
+          <w:kern w:val="2"/>
+          <w:szCs w:val="24"/>
+          <w:lang w:val="en-US"/>
+          <w14:ligatures w14:val="standardContextual"/>
+        </w:rPr>
+        <w:t xml:space="preserve"> Digital Agency | Digital Marketing &amp; Web Development Agency | Jamaica. </w:t>
       </w:r>
       <w:hyperlink r:id="rId20" w:history="1">
         <w:r>
@@ -11815,8 +14674,49 @@
           <w14:ligatures w14:val="standardContextual"/>
         </w:rPr>
         <w:lastRenderedPageBreak/>
-        <w:t xml:space="preserve">Wolff, L. (2023, 31 julio). Ventajas y desventajas de utilizar APIs con el software SAP Commissions. </w:t>
-      </w:r>
+        <w:t xml:space="preserve">Wolff, L. (2023, 31 julio). Ventajas y desventajas de utilizar </w:t>
+      </w:r>
+      <w:proofErr w:type="spellStart"/>
+      <w:r>
+        <w:rPr>
+          <w:rFonts w:eastAsia="Aptos" w:cs="Times New Roman"/>
+          <w:kern w:val="2"/>
+          <w:szCs w:val="24"/>
+          <w14:ligatures w14:val="standardContextual"/>
+        </w:rPr>
+        <w:t>APIs</w:t>
+      </w:r>
+      <w:proofErr w:type="spellEnd"/>
+      <w:r>
+        <w:rPr>
+          <w:rFonts w:eastAsia="Aptos" w:cs="Times New Roman"/>
+          <w:kern w:val="2"/>
+          <w:szCs w:val="24"/>
+          <w14:ligatures w14:val="standardContextual"/>
+        </w:rPr>
+        <w:t xml:space="preserve"> con el software SAP </w:t>
+      </w:r>
+      <w:proofErr w:type="spellStart"/>
+      <w:r>
+        <w:rPr>
+          <w:rFonts w:eastAsia="Aptos" w:cs="Times New Roman"/>
+          <w:kern w:val="2"/>
+          <w:szCs w:val="24"/>
+          <w14:ligatures w14:val="standardContextual"/>
+        </w:rPr>
+        <w:t>Commissions</w:t>
+      </w:r>
+      <w:proofErr w:type="spellEnd"/>
+      <w:r>
+        <w:rPr>
+          <w:rFonts w:eastAsia="Aptos" w:cs="Times New Roman"/>
+          <w:kern w:val="2"/>
+          <w:szCs w:val="24"/>
+          <w14:ligatures w14:val="standardContextual"/>
+        </w:rPr>
+        <w:t xml:space="preserve">. </w:t>
+      </w:r>
+      <w:proofErr w:type="spellStart"/>
       <w:r>
         <w:rPr>
           <w:rFonts w:eastAsia="Aptos" w:cs="Times New Roman"/>
@@ -11828,6 +14728,7 @@
         </w:rPr>
         <w:t>Canidium</w:t>
       </w:r>
+      <w:proofErr w:type="spellEnd"/>
       <w:r>
         <w:rPr>
           <w:rFonts w:eastAsia="Aptos" w:cs="Times New Roman"/>
@@ -11862,6 +14763,7 @@
           <w14:ligatures w14:val="standardContextual"/>
         </w:rPr>
       </w:pPr>
+      <w:proofErr w:type="spellStart"/>
       <w:r>
         <w:rPr>
           <w:rFonts w:eastAsia="Aptos" w:cs="Times New Roman"/>
@@ -11870,8 +14772,20 @@
           <w:lang w:val="en-US"/>
           <w14:ligatures w14:val="standardContextual"/>
         </w:rPr>
-        <w:t xml:space="preserve">Healthie Inc. (2024, 21 mayo). The advantages &amp; disadvantages of API solutions. </w:t>
-      </w:r>
+        <w:t>Healthie</w:t>
+      </w:r>
+      <w:proofErr w:type="spellEnd"/>
+      <w:r>
+        <w:rPr>
+          <w:rFonts w:eastAsia="Aptos" w:cs="Times New Roman"/>
+          <w:kern w:val="2"/>
+          <w:szCs w:val="24"/>
+          <w:lang w:val="en-US"/>
+          <w14:ligatures w14:val="standardContextual"/>
+        </w:rPr>
+        <w:t xml:space="preserve"> Inc. (2024, 21 mayo). The advantages &amp; disadvantages of API solutions. </w:t>
+      </w:r>
+      <w:proofErr w:type="spellStart"/>
       <w:r>
         <w:rPr>
           <w:rFonts w:eastAsia="Aptos" w:cs="Times New Roman"/>
@@ -11882,7 +14796,20 @@
           <w:lang w:val="en-US"/>
           <w14:ligatures w14:val="standardContextual"/>
         </w:rPr>
-        <w:t>Healthie Inc.</w:t>
+        <w:t>Healthie</w:t>
+      </w:r>
+      <w:proofErr w:type="spellEnd"/>
+      <w:r>
+        <w:rPr>
+          <w:rFonts w:eastAsia="Aptos" w:cs="Times New Roman"/>
+          <w:i/>
+          <w:iCs/>
+          <w:kern w:val="2"/>
+          <w:szCs w:val="24"/>
+          <w:lang w:val="en-US"/>
+          <w14:ligatures w14:val="standardContextual"/>
+        </w:rPr>
+        <w:t xml:space="preserve"> Inc.</w:t>
       </w:r>
       <w:r>
         <w:rPr>
@@ -11916,42 +14843,19 @@
           <w:lang w:val="en-US"/>
         </w:rPr>
       </w:pPr>
-      <w:hyperlink r:id="rId23">
-        <w:r>
-          <w:rPr>
-            <w:rFonts w:eastAsia="Aptos" w:cs="Times New Roman"/>
-            <w:color w:val="467886"/>
-            <w:kern w:val="2"/>
-            <w:szCs w:val="24"/>
-            <w:u w:val="single"/>
-            <w:lang w:val="en-US"/>
-            <w14:ligatures w14:val="standardContextual"/>
-          </w:rPr>
-          <w:t>https://medium.com/@arnoldgunter/disadvantages-and-challenges-for-apis-9e33950b2bb3</w:t>
-        </w:r>
-      </w:hyperlink>
-    </w:p>
-    <w:p>
-      <w:pPr>
-        <w:spacing w:after="160" w:line="360" w:lineRule="auto"/>
-        <w:ind w:left="709" w:hanging="709"/>
-        <w:rPr>
-          <w:rFonts w:eastAsia="Aptos" w:cs="Times New Roman"/>
-          <w:kern w:val="2"/>
-          <w:szCs w:val="24"/>
+      <w:r>
+        <w:rPr>
           <w:lang w:val="en-US"/>
-          <w14:ligatures w14:val="standardContextual"/>
-        </w:rPr>
-      </w:pPr>
-      <w:hyperlink r:id="rId24" w:history="1">
+        </w:rPr>
+        <w:t xml:space="preserve">Team, O. (2025, February 28). Advantages and Disadvantages of API for business. Advantages and Disadvantages of API for Business. </w:t>
+      </w:r>
+      <w:hyperlink r:id="rId23" w:history="1">
         <w:r>
           <w:rPr>
             <w:rStyle w:val="Hipervnculo"/>
-            <w:rFonts w:cs="Times New Roman"/>
-            <w:szCs w:val="24"/>
             <w:lang w:val="en-US"/>
           </w:rPr>
-          <w:t>https://blog.openvpn.net/advantages-and-disadvantages-of-api-for-business/</w:t>
+          <w:t>https://blog.openvpn.net/advantages-and-disadvantages-of-api-for-business</w:t>
         </w:r>
       </w:hyperlink>
     </w:p>

--- a/Investigacion/Desarrollo APIS.docx
+++ b/Investigacion/Desarrollo APIS.docx
@@ -6406,21 +6406,85 @@
           <w:rFonts w:cs="Times New Roman"/>
           <w:szCs w:val="24"/>
         </w:rPr>
-        <w:t>El objeto de estudio de este proyecto es el desarrollo de APIs (Application Programming Interfaces), entendidas como mecanismos que permiten la comunicación entre diferentes aplicaciones y sistemas mediante protocolos y definiciones estandarizadas.</w:t>
-      </w:r>
+        <w:t xml:space="preserve">El objeto de estudio de este proyecto es el desarrollo de </w:t>
+      </w:r>
+      <w:proofErr w:type="spellStart"/>
       <w:r>
         <w:rPr>
           <w:rFonts w:cs="Times New Roman"/>
           <w:szCs w:val="24"/>
         </w:rPr>
+        <w:t>APIs</w:t>
+      </w:r>
+      <w:proofErr w:type="spellEnd"/>
+      <w:r>
+        <w:rPr>
+          <w:rFonts w:cs="Times New Roman"/>
+          <w:szCs w:val="24"/>
+        </w:rPr>
+        <w:t xml:space="preserve"> (</w:t>
+      </w:r>
+      <w:proofErr w:type="spellStart"/>
+      <w:r>
+        <w:rPr>
+          <w:rFonts w:cs="Times New Roman"/>
+          <w:szCs w:val="24"/>
+        </w:rPr>
+        <w:t>Application</w:t>
+      </w:r>
+      <w:proofErr w:type="spellEnd"/>
+      <w:r>
+        <w:rPr>
+          <w:rFonts w:cs="Times New Roman"/>
+          <w:szCs w:val="24"/>
+        </w:rPr>
         <w:t xml:space="preserve"> </w:t>
       </w:r>
+      <w:proofErr w:type="spellStart"/>
       <w:r>
         <w:rPr>
           <w:rFonts w:cs="Times New Roman"/>
           <w:szCs w:val="24"/>
         </w:rPr>
-        <w:t>Las APIs funcionan como puentes que facilitan la interoperabilidad, la integración de servicios y la reutilización de funcionalidades en entornos tecnológicos diversos.</w:t>
+        <w:t>Programming</w:t>
+      </w:r>
+      <w:proofErr w:type="spellEnd"/>
+      <w:r>
+        <w:rPr>
+          <w:rFonts w:cs="Times New Roman"/>
+          <w:szCs w:val="24"/>
+        </w:rPr>
+        <w:t xml:space="preserve"> Interfaces), entendidas como mecanismos que permiten la comunicación entre diferentes aplicaciones y sistemas mediante protocolos y definiciones estandarizadas.</w:t>
+      </w:r>
+      <w:r>
+        <w:rPr>
+          <w:rFonts w:cs="Times New Roman"/>
+          <w:szCs w:val="24"/>
+        </w:rPr>
+        <w:t xml:space="preserve"> </w:t>
+      </w:r>
+      <w:r>
+        <w:rPr>
+          <w:rFonts w:cs="Times New Roman"/>
+          <w:szCs w:val="24"/>
+        </w:rPr>
+        <w:t xml:space="preserve">Las </w:t>
+      </w:r>
+      <w:proofErr w:type="spellStart"/>
+      <w:r>
+        <w:rPr>
+          <w:rFonts w:cs="Times New Roman"/>
+          <w:szCs w:val="24"/>
+        </w:rPr>
+        <w:t>APIs</w:t>
+      </w:r>
+      <w:proofErr w:type="spellEnd"/>
+      <w:r>
+        <w:rPr>
+          <w:rFonts w:cs="Times New Roman"/>
+          <w:szCs w:val="24"/>
+        </w:rPr>
+        <w:t xml:space="preserve"> funcionan como puentes que facilitan la interoperabilidad, la integración de servicios y la reutilización de funcionalidades en entornos tecnológicos diversos.</w:t>
       </w:r>
     </w:p>
     <w:p>
@@ -6465,7 +6529,39 @@
           <w:rFonts w:cs="Times New Roman"/>
           <w:szCs w:val="24"/>
         </w:rPr>
-        <w:t>La investigación se centra en el análisis de las APIs desde una perspectiva técnica y académica, abordando su concepto, evolución histórica, lenguajes y plataformas de desarrollo, ventajas y desventajas en distintos ámbitos, así como ejemplos prácticos de implementación. El estudio se limita a APIs utilizadas en entornos web y móviles, sin profundizar en casos empresariales específicos ni en pruebas experimentales de gran escala.</w:t>
+        <w:t xml:space="preserve">La investigación se centra en el análisis de las </w:t>
+      </w:r>
+      <w:proofErr w:type="spellStart"/>
+      <w:r>
+        <w:rPr>
+          <w:rFonts w:cs="Times New Roman"/>
+          <w:szCs w:val="24"/>
+        </w:rPr>
+        <w:t>APIs</w:t>
+      </w:r>
+      <w:proofErr w:type="spellEnd"/>
+      <w:r>
+        <w:rPr>
+          <w:rFonts w:cs="Times New Roman"/>
+          <w:szCs w:val="24"/>
+        </w:rPr>
+        <w:t xml:space="preserve"> desde una perspectiva técnica y académica, abordando su concepto, evolución histórica, lenguajes y plataformas de desarrollo, ventajas y desventajas en distintos ámbitos, así como ejemplos prácticos de implementación. El estudio se limita a </w:t>
+      </w:r>
+      <w:proofErr w:type="spellStart"/>
+      <w:r>
+        <w:rPr>
+          <w:rFonts w:cs="Times New Roman"/>
+          <w:szCs w:val="24"/>
+        </w:rPr>
+        <w:t>APIs</w:t>
+      </w:r>
+      <w:proofErr w:type="spellEnd"/>
+      <w:r>
+        <w:rPr>
+          <w:rFonts w:cs="Times New Roman"/>
+          <w:szCs w:val="24"/>
+        </w:rPr>
+        <w:t xml:space="preserve"> utilizadas en entornos web y móviles, sin profundizar en casos empresariales específicos ni en pruebas experimentales de gran escala.</w:t>
       </w:r>
     </w:p>
     <w:p>
@@ -6504,7 +6600,15 @@
         </w:rPr>
       </w:pPr>
       <w:r>
-        <w:t>El desarrollo de APIs representa un tema de gran relevancia en la ingeniería de sistemas, ya que constituye la base de la transformación digital y la innovación tecnológica. Su estudio permite comprender cómo las organizaciones optimizan procesos, reducen costos y generan nuevas oportunidades de negocio mediante la integración de sistemas. Además, aporta conocimientos esenciales para la formación de profesionales capaces de enfrentar los retos de la economía digital.</w:t>
+        <w:t xml:space="preserve">El desarrollo de </w:t>
+      </w:r>
+      <w:proofErr w:type="spellStart"/>
+      <w:r>
+        <w:t>APIs</w:t>
+      </w:r>
+      <w:proofErr w:type="spellEnd"/>
+      <w:r>
+        <w:t xml:space="preserve"> representa un tema de gran relevancia en la ingeniería de sistemas, ya que constituye la base de la transformación digital y la innovación tecnológica. Su estudio permite comprender cómo las organizaciones optimizan procesos, reducen costos y generan nuevas oportunidades de negocio mediante la integración de sistemas. Además, aporta conocimientos esenciales para la formación de profesionales capaces de enfrentar los retos de la economía digital.</w:t>
       </w:r>
     </w:p>
     <w:p>
@@ -6576,7 +6680,23 @@
         </w:rPr>
       </w:pPr>
       <w:r>
-        <w:t>En Costa Rica, el uso de APIs ha crecido en sectores como la banca digital, el comercio electrónico y los servicios públicos. Instituciones financieras han adoptado APIs para ofrecer servicios en línea más seguros y ágiles, mientras que empresas de tecnología locales han comenzado a utilizarlas para integrar aplicaciones móviles con plataformas de gestión empresarial.</w:t>
+        <w:t xml:space="preserve">En Costa Rica, el uso de </w:t>
+      </w:r>
+      <w:proofErr w:type="spellStart"/>
+      <w:r>
+        <w:t>APIs</w:t>
+      </w:r>
+      <w:proofErr w:type="spellEnd"/>
+      <w:r>
+        <w:t xml:space="preserve"> ha crecido en sectores como la banca digital, el comercio electrónico y los servicios públicos. Instituciones financieras han adoptado </w:t>
+      </w:r>
+      <w:proofErr w:type="spellStart"/>
+      <w:r>
+        <w:t>APIs</w:t>
+      </w:r>
+      <w:proofErr w:type="spellEnd"/>
+      <w:r>
+        <w:t xml:space="preserve"> para ofrecer servicios en línea más seguros y ágiles, mientras que empresas de tecnología locales han comenzado a utilizarlas para integrar aplicaciones móviles con plataformas de gestión empresarial.</w:t>
       </w:r>
     </w:p>
     <w:p>
@@ -6607,7 +6727,39 @@
         </w:rPr>
       </w:pPr>
       <w:r>
-        <w:t>A nivel global, las APIs han sido impulsadas por empresas como Amazon, Google y Facebook, que las utilizan para expandir sus servicios y facilitar la interacción con desarrolladores externos. La evolución desde SOAP hasta REST y la aparición de arquitecturas modernas como GraphQL y gRPC reflejan la importancia de las APIs en la innovación tecnológica y en la creación de modelos de negocio basados en la interoperabilidad.</w:t>
+        <w:t xml:space="preserve">A nivel global, las </w:t>
+      </w:r>
+      <w:proofErr w:type="spellStart"/>
+      <w:r>
+        <w:t>APIs</w:t>
+      </w:r>
+      <w:proofErr w:type="spellEnd"/>
+      <w:r>
+        <w:t xml:space="preserve"> han sido impulsadas por empresas como Amazon, Google y Facebook, que las utilizan para expandir sus servicios y facilitar la interacción con desarrolladores externos. La evolución desde SOAP hasta REST y la aparición de arquitecturas modernas como </w:t>
+      </w:r>
+      <w:proofErr w:type="spellStart"/>
+      <w:r>
+        <w:t>GraphQL</w:t>
+      </w:r>
+      <w:proofErr w:type="spellEnd"/>
+      <w:r>
+        <w:t xml:space="preserve"> y </w:t>
+      </w:r>
+      <w:proofErr w:type="spellStart"/>
+      <w:r>
+        <w:t>gRPC</w:t>
+      </w:r>
+      <w:proofErr w:type="spellEnd"/>
+      <w:r>
+        <w:t xml:space="preserve"> reflejan la importancia de las </w:t>
+      </w:r>
+      <w:proofErr w:type="spellStart"/>
+      <w:r>
+        <w:t>APIs</w:t>
+      </w:r>
+      <w:proofErr w:type="spellEnd"/>
+      <w:r>
+        <w:t xml:space="preserve"> en la innovación tecnológica y en la creación de modelos de negocio basados en la interoperabilidad.</w:t>
       </w:r>
     </w:p>
     <w:p>
@@ -6689,7 +6841,27 @@
           <w:szCs w:val="22"/>
           <w:lang w:val="es-CR" w:bidi="ar-SA"/>
         </w:rPr>
-        <w:t>Analizar el desarrollo de APIs como herramienta fundamental para la integración de sistemas y la innovación tecnológica en el ámbito de la ingeniería de software.</w:t>
+        <w:t xml:space="preserve">Analizar el desarrollo de </w:t>
+      </w:r>
+      <w:proofErr w:type="spellStart"/>
+      <w:r>
+        <w:rPr>
+          <w:rFonts w:eastAsiaTheme="minorHAnsi" w:cstheme="minorBidi"/>
+          <w:b w:val="0"/>
+          <w:szCs w:val="22"/>
+          <w:lang w:val="es-CR" w:bidi="ar-SA"/>
+        </w:rPr>
+        <w:t>APIs</w:t>
+      </w:r>
+      <w:proofErr w:type="spellEnd"/>
+      <w:r>
+        <w:rPr>
+          <w:rFonts w:eastAsiaTheme="minorHAnsi" w:cstheme="minorBidi"/>
+          <w:b w:val="0"/>
+          <w:szCs w:val="22"/>
+          <w:lang w:val="es-CR" w:bidi="ar-SA"/>
+        </w:rPr>
+        <w:t xml:space="preserve"> como herramienta fundamental para la integración de sistemas y la innovación tecnológica en el ámbito de la ingeniería de software.</w:t>
       </w:r>
     </w:p>
     <w:p>
@@ -6721,7 +6893,15 @@
         <w:ind w:left="360" w:firstLine="0"/>
       </w:pPr>
       <w:r>
-        <w:t>1. Describir la evolución histórica de las APIs y sus principales transformaciones.</w:t>
+        <w:t xml:space="preserve">1. Describir la evolución histórica de las </w:t>
+      </w:r>
+      <w:proofErr w:type="spellStart"/>
+      <w:r>
+        <w:t>APIs</w:t>
+      </w:r>
+      <w:proofErr w:type="spellEnd"/>
+      <w:r>
+        <w:t xml:space="preserve"> y sus principales transformaciones.</w:t>
       </w:r>
     </w:p>
     <w:p>
@@ -6741,7 +6921,15 @@
         <w:ind w:left="360" w:firstLine="0"/>
       </w:pPr>
       <w:r>
-        <w:t>3. Evaluar las ventajas y desventajas de las APIs en los ámbitos técnico, comercial y económico.</w:t>
+        <w:t xml:space="preserve">3. Evaluar las ventajas y desventajas de las </w:t>
+      </w:r>
+      <w:proofErr w:type="spellStart"/>
+      <w:r>
+        <w:t>APIs</w:t>
+      </w:r>
+      <w:proofErr w:type="spellEnd"/>
+      <w:r>
+        <w:t xml:space="preserve"> en los ámbitos técnico, comercial y económico.</w:t>
       </w:r>
     </w:p>
     <w:p>
@@ -6780,7 +6968,15 @@
         </w:rPr>
       </w:pPr>
       <w:r>
-        <w:t>El uso de APIs constituye un factor determinante para la competitividad y sostenibilidad de las empresas en la era digital, ya que permite la integración eficiente de sistemas, la reducción de costos y la generación de nuevas oportunidades de negocio.</w:t>
+        <w:t xml:space="preserve">El uso de </w:t>
+      </w:r>
+      <w:proofErr w:type="spellStart"/>
+      <w:r>
+        <w:t>APIs</w:t>
+      </w:r>
+      <w:proofErr w:type="spellEnd"/>
+      <w:r>
+        <w:t xml:space="preserve"> constituye un factor determinante para la competitividad y sostenibilidad de las empresas en la era digital, ya que permite la integración eficiente de sistemas, la reducción de costos y la generación de nuevas oportunidades de negocio.</w:t>
       </w:r>
     </w:p>
     <w:p>
@@ -6846,7 +7042,15 @@
         <w:t>E</w:t>
       </w:r>
       <w:r>
-        <w:t>l estudio ofrece un análisis descriptivo del desarrollo de APIs, sus aplicaciones y su impacto en el desarrollo de software, apoyado en fuentes académicas y técnicas actuales</w:t>
+        <w:t xml:space="preserve">l estudio ofrece un análisis descriptivo del desarrollo de </w:t>
+      </w:r>
+      <w:proofErr w:type="spellStart"/>
+      <w:r>
+        <w:t>APIs</w:t>
+      </w:r>
+      <w:proofErr w:type="spellEnd"/>
+      <w:r>
+        <w:t>, sus aplicaciones y su impacto en el desarrollo de software, apoyado en fuentes académicas y técnicas actuales</w:t>
       </w:r>
       <w:r>
         <w:rPr>
@@ -6895,7 +7099,25 @@
           <w:szCs w:val="24"/>
           <w:lang w:eastAsia="es-CR" w:bidi="en-US"/>
         </w:rPr>
-        <w:t>- El proyecto se centra en un único caso de consumo de API (tipo de cambio del BCCR), por lo que no se abarcan otros servicios financieros o APIs de distinta naturaleza.</w:t>
+        <w:t xml:space="preserve">- El proyecto se centra en un único caso de consumo de API (tipo de cambio del BCCR), por lo que no se abarcan otros servicios financieros o </w:t>
+      </w:r>
+      <w:proofErr w:type="spellStart"/>
+      <w:r>
+        <w:rPr>
+          <w:rFonts w:cs="Times New Roman"/>
+          <w:szCs w:val="24"/>
+          <w:lang w:eastAsia="es-CR" w:bidi="en-US"/>
+        </w:rPr>
+        <w:t>APIs</w:t>
+      </w:r>
+      <w:proofErr w:type="spellEnd"/>
+      <w:r>
+        <w:rPr>
+          <w:rFonts w:cs="Times New Roman"/>
+          <w:szCs w:val="24"/>
+          <w:lang w:eastAsia="es-CR" w:bidi="en-US"/>
+        </w:rPr>
+        <w:t xml:space="preserve"> de distinta naturaleza.</w:t>
       </w:r>
     </w:p>
     <w:p>
@@ -6932,7 +7154,25 @@
           <w:szCs w:val="24"/>
           <w:lang w:eastAsia="es-CR" w:bidi="en-US"/>
         </w:rPr>
-        <w:t>- No se incluyen comparaciones exhaustivas con APIs privadas de bancos internacionales, ya que el enfoque es nacional y académico.</w:t>
+        <w:t xml:space="preserve">- No se incluyen comparaciones exhaustivas con </w:t>
+      </w:r>
+      <w:proofErr w:type="spellStart"/>
+      <w:r>
+        <w:rPr>
+          <w:rFonts w:cs="Times New Roman"/>
+          <w:szCs w:val="24"/>
+          <w:lang w:eastAsia="es-CR" w:bidi="en-US"/>
+        </w:rPr>
+        <w:t>APIs</w:t>
+      </w:r>
+      <w:proofErr w:type="spellEnd"/>
+      <w:r>
+        <w:rPr>
+          <w:rFonts w:cs="Times New Roman"/>
+          <w:szCs w:val="24"/>
+          <w:lang w:eastAsia="es-CR" w:bidi="en-US"/>
+        </w:rPr>
+        <w:t xml:space="preserve"> privadas de bancos internacionales, ya que el enfoque es nacional y académico.</w:t>
       </w:r>
     </w:p>
     <w:p>
@@ -7147,7 +7387,67 @@
           <w:szCs w:val="24"/>
           <w14:ligatures w14:val="standardContextual"/>
         </w:rPr>
-        <w:t>Una API (Application Programming Interface) es un mecanismo que permite que dos componentes de software se comuniquen entre sí mediante un conjunto de definiciones y protocolos. En términos prácticos, una API funciona como un puente: por ejemplo, una aplicación de clima en el celular obtiene datos del sistema del servicio meteorológico a través de una API, y así puede mostrar las actualizaciones diarias sin necesidad de acceder directamente a la base de datos (Amazon Web Services [AWS], s.f.).</w:t>
+        <w:t>Una API (</w:t>
+      </w:r>
+      <w:proofErr w:type="spellStart"/>
+      <w:r>
+        <w:rPr>
+          <w:rFonts w:eastAsia="Aptos" w:cs="Times New Roman"/>
+          <w:kern w:val="2"/>
+          <w:szCs w:val="24"/>
+          <w14:ligatures w14:val="standardContextual"/>
+        </w:rPr>
+        <w:t>Application</w:t>
+      </w:r>
+      <w:proofErr w:type="spellEnd"/>
+      <w:r>
+        <w:rPr>
+          <w:rFonts w:eastAsia="Aptos" w:cs="Times New Roman"/>
+          <w:kern w:val="2"/>
+          <w:szCs w:val="24"/>
+          <w14:ligatures w14:val="standardContextual"/>
+        </w:rPr>
+        <w:t xml:space="preserve"> </w:t>
+      </w:r>
+      <w:proofErr w:type="spellStart"/>
+      <w:r>
+        <w:rPr>
+          <w:rFonts w:eastAsia="Aptos" w:cs="Times New Roman"/>
+          <w:kern w:val="2"/>
+          <w:szCs w:val="24"/>
+          <w14:ligatures w14:val="standardContextual"/>
+        </w:rPr>
+        <w:t>Programming</w:t>
+      </w:r>
+      <w:proofErr w:type="spellEnd"/>
+      <w:r>
+        <w:rPr>
+          <w:rFonts w:eastAsia="Aptos" w:cs="Times New Roman"/>
+          <w:kern w:val="2"/>
+          <w:szCs w:val="24"/>
+          <w14:ligatures w14:val="standardContextual"/>
+        </w:rPr>
+        <w:t xml:space="preserve"> Interface) es un mecanismo que permite que dos componentes de software se comuniquen entre sí mediante un conjunto de definiciones y protocolos. En términos prácticos, una API funciona como un puente: por ejemplo, una aplicación de clima en el celular obtiene datos del sistema del servicio meteorológico a través de una API, y así puede mostrar las actualizaciones diarias sin necesidad de acceder directamente a la base de datos (Amazon Web </w:t>
+      </w:r>
+      <w:proofErr w:type="spellStart"/>
+      <w:r>
+        <w:rPr>
+          <w:rFonts w:eastAsia="Aptos" w:cs="Times New Roman"/>
+          <w:kern w:val="2"/>
+          <w:szCs w:val="24"/>
+          <w14:ligatures w14:val="standardContextual"/>
+        </w:rPr>
+        <w:t>Services</w:t>
+      </w:r>
+      <w:proofErr w:type="spellEnd"/>
+      <w:r>
+        <w:rPr>
+          <w:rFonts w:eastAsia="Aptos" w:cs="Times New Roman"/>
+          <w:kern w:val="2"/>
+          <w:szCs w:val="24"/>
+          <w14:ligatures w14:val="standardContextual"/>
+        </w:rPr>
+        <w:t xml:space="preserve"> [AWS], s.f.).</w:t>
       </w:r>
     </w:p>
     <w:p>
@@ -7164,7 +7464,39 @@
           <w:rFonts w:cs="Times New Roman"/>
           <w:szCs w:val="24"/>
         </w:rPr>
-        <w:t>En síntesis, las APIs son el mecanismo que hace posible la comunicación entre aplicaciones modernas, y su evolución desde SOAP hasta REST y WebSocket refleja la búsqueda de mayor flexibilidad, eficiencia y escalabilidad. Además, su clasificación y beneficios muestran que no solo son herramientas técnicas, sino también estratégicas para la innovación y expansión empresarial.</w:t>
+        <w:t xml:space="preserve">En síntesis, las </w:t>
+      </w:r>
+      <w:proofErr w:type="spellStart"/>
+      <w:r>
+        <w:rPr>
+          <w:rFonts w:cs="Times New Roman"/>
+          <w:szCs w:val="24"/>
+        </w:rPr>
+        <w:t>APIs</w:t>
+      </w:r>
+      <w:proofErr w:type="spellEnd"/>
+      <w:r>
+        <w:rPr>
+          <w:rFonts w:cs="Times New Roman"/>
+          <w:szCs w:val="24"/>
+        </w:rPr>
+        <w:t xml:space="preserve"> son el mecanismo que hace posible la comunicación entre aplicaciones modernas, y su evolución desde SOAP hasta REST y </w:t>
+      </w:r>
+      <w:proofErr w:type="spellStart"/>
+      <w:r>
+        <w:rPr>
+          <w:rFonts w:cs="Times New Roman"/>
+          <w:szCs w:val="24"/>
+        </w:rPr>
+        <w:t>WebSocket</w:t>
+      </w:r>
+      <w:proofErr w:type="spellEnd"/>
+      <w:r>
+        <w:rPr>
+          <w:rFonts w:cs="Times New Roman"/>
+          <w:szCs w:val="24"/>
+        </w:rPr>
+        <w:t xml:space="preserve"> refleja la búsqueda de mayor flexibilidad, eficiencia y escalabilidad. Además, su clasificación y beneficios muestran que no solo son herramientas técnicas, sino también estratégicas para la innovación y expansión empresarial.</w:t>
       </w:r>
     </w:p>
     <w:p>
@@ -7181,7 +7513,23 @@
           <w:rFonts w:cs="Times New Roman"/>
           <w:szCs w:val="24"/>
         </w:rPr>
-        <w:t>El término Application hace referencia a cualquier software con una función específica, mientras que Interface se entiende como un contrato de servicio entre dos aplicaciones. Dicho contrato establece cómo se comunican mediante solicitudes y respuestas, y se documenta en la especificación de la API para que los desarrolladores sepan cómo estructurar esas interacciones (AWS, s.f.).</w:t>
+        <w:t xml:space="preserve">El término </w:t>
+      </w:r>
+      <w:proofErr w:type="spellStart"/>
+      <w:r>
+        <w:rPr>
+          <w:rFonts w:cs="Times New Roman"/>
+          <w:szCs w:val="24"/>
+        </w:rPr>
+        <w:t>Application</w:t>
+      </w:r>
+      <w:proofErr w:type="spellEnd"/>
+      <w:r>
+        <w:rPr>
+          <w:rFonts w:cs="Times New Roman"/>
+          <w:szCs w:val="24"/>
+        </w:rPr>
+        <w:t xml:space="preserve"> hace referencia a cualquier software con una función específica, mientras que Interface se entiende como un contrato de servicio entre dos aplicaciones. Dicho contrato establece cómo se comunican mediante solicitudes y respuestas, y se documenta en la especificación de la API para que los desarrolladores sepan cómo estructurar esas interacciones (AWS, s.f.).</w:t>
       </w:r>
     </w:p>
     <w:p>
@@ -7241,7 +7589,15 @@
       <w:bookmarkStart w:id="18" w:name="_Toc222686954"/>
       <w:r>
         <w:lastRenderedPageBreak/>
-        <w:t>Tipos de APIs según su arquitectura</w:t>
+        <w:t xml:space="preserve">Tipos de </w:t>
+      </w:r>
+      <w:proofErr w:type="spellStart"/>
+      <w:r>
+        <w:t>APIs</w:t>
+      </w:r>
+      <w:proofErr w:type="spellEnd"/>
+      <w:r>
+        <w:t xml:space="preserve"> según su arquitectura</w:t>
       </w:r>
       <w:bookmarkEnd w:id="18"/>
     </w:p>
@@ -7259,7 +7615,23 @@
           <w:rFonts w:cs="Times New Roman"/>
           <w:szCs w:val="24"/>
         </w:rPr>
-        <w:t>AWS explica que existen diferentes formas de APIs, dependiendo de cuándo y por qué fueron creadas:</w:t>
+        <w:t xml:space="preserve">AWS explica que existen diferentes formas de </w:t>
+      </w:r>
+      <w:proofErr w:type="spellStart"/>
+      <w:r>
+        <w:rPr>
+          <w:rFonts w:cs="Times New Roman"/>
+          <w:szCs w:val="24"/>
+        </w:rPr>
+        <w:t>APIs</w:t>
+      </w:r>
+      <w:proofErr w:type="spellEnd"/>
+      <w:r>
+        <w:rPr>
+          <w:rFonts w:cs="Times New Roman"/>
+          <w:szCs w:val="24"/>
+        </w:rPr>
+        <w:t>, dependiendo de cuándo y por qué fueron creadas:</w:t>
       </w:r>
     </w:p>
     <w:p>
@@ -7284,7 +7656,39 @@
           <w:szCs w:val="24"/>
         </w:rPr>
         <w:tab/>
-        <w:t>SOAP (Simple Object Access Protocol): utilizan XML para intercambiar mensajes entre cliente y servidor. Fueron muy populares en el pasado, aunque hoy se consideran menos flexibles.</w:t>
+        <w:t xml:space="preserve">SOAP (Simple </w:t>
+      </w:r>
+      <w:proofErr w:type="spellStart"/>
+      <w:r>
+        <w:rPr>
+          <w:rFonts w:cs="Times New Roman"/>
+          <w:szCs w:val="24"/>
+        </w:rPr>
+        <w:t>Object</w:t>
+      </w:r>
+      <w:proofErr w:type="spellEnd"/>
+      <w:r>
+        <w:rPr>
+          <w:rFonts w:cs="Times New Roman"/>
+          <w:szCs w:val="24"/>
+        </w:rPr>
+        <w:t xml:space="preserve"> Access </w:t>
+      </w:r>
+      <w:proofErr w:type="spellStart"/>
+      <w:r>
+        <w:rPr>
+          <w:rFonts w:cs="Times New Roman"/>
+          <w:szCs w:val="24"/>
+        </w:rPr>
+        <w:t>Protocol</w:t>
+      </w:r>
+      <w:proofErr w:type="spellEnd"/>
+      <w:r>
+        <w:rPr>
+          <w:rFonts w:cs="Times New Roman"/>
+          <w:szCs w:val="24"/>
+        </w:rPr>
+        <w:t>): utilizan XML para intercambiar mensajes entre cliente y servidor. Fueron muy populares en el pasado, aunque hoy se consideran menos flexibles.</w:t>
       </w:r>
     </w:p>
     <w:p>
@@ -7309,7 +7713,23 @@
           <w:szCs w:val="24"/>
         </w:rPr>
         <w:tab/>
-        <w:t>RPC (Remote Procedure Call): permiten que el cliente ejecute funciones en el servidor y reciba el resultado.</w:t>
+        <w:t xml:space="preserve">RPC (Remote </w:t>
+      </w:r>
+      <w:proofErr w:type="spellStart"/>
+      <w:r>
+        <w:rPr>
+          <w:rFonts w:cs="Times New Roman"/>
+          <w:szCs w:val="24"/>
+        </w:rPr>
+        <w:t>Procedure</w:t>
+      </w:r>
+      <w:proofErr w:type="spellEnd"/>
+      <w:r>
+        <w:rPr>
+          <w:rFonts w:cs="Times New Roman"/>
+          <w:szCs w:val="24"/>
+        </w:rPr>
+        <w:t xml:space="preserve"> Call): permiten que el cliente ejecute funciones en el servidor y reciba el resultado.</w:t>
       </w:r>
     </w:p>
     <w:p>
@@ -7334,7 +7754,38 @@
           <w:szCs w:val="24"/>
         </w:rPr>
         <w:tab/>
-        <w:t>WebSocket APIs: emplean objetos JSON y soportan comunicación bidireccional, lo que las hace más eficientes que REST en ciertos escenarios.</w:t>
+      </w:r>
+      <w:proofErr w:type="spellStart"/>
+      <w:r>
+        <w:rPr>
+          <w:rFonts w:cs="Times New Roman"/>
+          <w:szCs w:val="24"/>
+        </w:rPr>
+        <w:t>WebSocket</w:t>
+      </w:r>
+      <w:proofErr w:type="spellEnd"/>
+      <w:r>
+        <w:rPr>
+          <w:rFonts w:cs="Times New Roman"/>
+          <w:szCs w:val="24"/>
+        </w:rPr>
+        <w:t xml:space="preserve"> </w:t>
+      </w:r>
+      <w:proofErr w:type="spellStart"/>
+      <w:r>
+        <w:rPr>
+          <w:rFonts w:cs="Times New Roman"/>
+          <w:szCs w:val="24"/>
+        </w:rPr>
+        <w:t>APIs</w:t>
+      </w:r>
+      <w:proofErr w:type="spellEnd"/>
+      <w:r>
+        <w:rPr>
+          <w:rFonts w:cs="Times New Roman"/>
+          <w:szCs w:val="24"/>
+        </w:rPr>
+        <w:t>: emplean objetos JSON y soportan comunicación bidireccional, lo que las hace más eficientes que REST en ciertos escenarios.</w:t>
       </w:r>
     </w:p>
     <w:p>
@@ -7359,7 +7810,39 @@
           <w:szCs w:val="24"/>
         </w:rPr>
         <w:tab/>
-        <w:t>REST (Representational State Transfer): son las más utilizadas actualmente en la web. Se basan en operaciones como GET, PUT o DELETE, y se caracterizan por ser stateless, es decir, el servidor no guarda información del cliente entre solicitudes (AWS, s.f.).</w:t>
+        <w:t>REST (</w:t>
+      </w:r>
+      <w:proofErr w:type="spellStart"/>
+      <w:r>
+        <w:rPr>
+          <w:rFonts w:cs="Times New Roman"/>
+          <w:szCs w:val="24"/>
+        </w:rPr>
+        <w:t>Representational</w:t>
+      </w:r>
+      <w:proofErr w:type="spellEnd"/>
+      <w:r>
+        <w:rPr>
+          <w:rFonts w:cs="Times New Roman"/>
+          <w:szCs w:val="24"/>
+        </w:rPr>
+        <w:t xml:space="preserve"> State Transfer): son las más utilizadas actualmente en la web. Se basan en operaciones como GET, PUT o DELETE, y se caracterizan por ser </w:t>
+      </w:r>
+      <w:proofErr w:type="spellStart"/>
+      <w:r>
+        <w:rPr>
+          <w:rFonts w:cs="Times New Roman"/>
+          <w:szCs w:val="24"/>
+        </w:rPr>
+        <w:t>stateless</w:t>
+      </w:r>
+      <w:proofErr w:type="spellEnd"/>
+      <w:r>
+        <w:rPr>
+          <w:rFonts w:cs="Times New Roman"/>
+          <w:szCs w:val="24"/>
+        </w:rPr>
+        <w:t>, es decir, el servidor no guarda información del cliente entre solicitudes (AWS, s.f.).</w:t>
       </w:r>
     </w:p>
     <w:p>
@@ -7373,9 +7856,14 @@
       </w:pPr>
       <w:bookmarkStart w:id="19" w:name="_Toc222686955"/>
       <w:r>
-        <w:t>Beneficios de las APIs</w:t>
+        <w:t xml:space="preserve">Beneficios de las </w:t>
+      </w:r>
+      <w:proofErr w:type="spellStart"/>
+      <w:r>
+        <w:t>APIs</w:t>
       </w:r>
       <w:bookmarkEnd w:id="19"/>
+      <w:proofErr w:type="spellEnd"/>
     </w:p>
     <w:p>
       <w:pPr>
@@ -7391,7 +7879,23 @@
           <w:rFonts w:cs="Times New Roman"/>
           <w:szCs w:val="24"/>
         </w:rPr>
-        <w:t>Según AWS, las APIs ofrecen ventajas clave para el desarrollo moderno:</w:t>
+        <w:t xml:space="preserve">Según AWS, las </w:t>
+      </w:r>
+      <w:proofErr w:type="spellStart"/>
+      <w:r>
+        <w:rPr>
+          <w:rFonts w:cs="Times New Roman"/>
+          <w:szCs w:val="24"/>
+        </w:rPr>
+        <w:t>APIs</w:t>
+      </w:r>
+      <w:proofErr w:type="spellEnd"/>
+      <w:r>
+        <w:rPr>
+          <w:rFonts w:cs="Times New Roman"/>
+          <w:szCs w:val="24"/>
+        </w:rPr>
+        <w:t xml:space="preserve"> ofrecen ventajas clave para el desarrollo moderno:</w:t>
       </w:r>
     </w:p>
     <w:p>
@@ -7489,7 +7993,15 @@
       </w:pPr>
       <w:bookmarkStart w:id="20" w:name="_Toc222686956"/>
       <w:r>
-        <w:t>Clasificación de APIs según su uso</w:t>
+        <w:t xml:space="preserve">Clasificación de </w:t>
+      </w:r>
+      <w:proofErr w:type="spellStart"/>
+      <w:r>
+        <w:t>APIs</w:t>
+      </w:r>
+      <w:proofErr w:type="spellEnd"/>
+      <w:r>
+        <w:t xml:space="preserve"> según su uso</w:t>
       </w:r>
       <w:bookmarkEnd w:id="20"/>
     </w:p>
@@ -7507,7 +8019,23 @@
           <w:rFonts w:cs="Times New Roman"/>
           <w:szCs w:val="24"/>
         </w:rPr>
-        <w:t>Además de su arquitectura, las APIs se clasifican por su alcance:</w:t>
+        <w:t xml:space="preserve">Además de su arquitectura, las </w:t>
+      </w:r>
+      <w:proofErr w:type="spellStart"/>
+      <w:r>
+        <w:rPr>
+          <w:rFonts w:cs="Times New Roman"/>
+          <w:szCs w:val="24"/>
+        </w:rPr>
+        <w:t>APIs</w:t>
+      </w:r>
+      <w:proofErr w:type="spellEnd"/>
+      <w:r>
+        <w:rPr>
+          <w:rFonts w:cs="Times New Roman"/>
+          <w:szCs w:val="24"/>
+        </w:rPr>
+        <w:t xml:space="preserve"> se clasifican por su alcance:</w:t>
       </w:r>
     </w:p>
     <w:p>
@@ -7571,7 +8099,23 @@
           <w:rFonts w:cs="Times New Roman"/>
           <w:szCs w:val="24"/>
         </w:rPr>
-        <w:t>De socios (Partner APIs): accesibles solo para desarrolladores autorizados en un contexto de colaboración empresarial.</w:t>
+        <w:t xml:space="preserve">De socios (Partner </w:t>
+      </w:r>
+      <w:proofErr w:type="spellStart"/>
+      <w:r>
+        <w:rPr>
+          <w:rFonts w:cs="Times New Roman"/>
+          <w:szCs w:val="24"/>
+        </w:rPr>
+        <w:t>APIs</w:t>
+      </w:r>
+      <w:proofErr w:type="spellEnd"/>
+      <w:r>
+        <w:rPr>
+          <w:rFonts w:cs="Times New Roman"/>
+          <w:szCs w:val="24"/>
+        </w:rPr>
+        <w:t>): accesibles solo para desarrolladores autorizados en un contexto de colaboración empresarial.</w:t>
       </w:r>
     </w:p>
     <w:p>
@@ -7592,7 +8136,39 @@
           <w:rFonts w:cs="Times New Roman"/>
           <w:szCs w:val="24"/>
         </w:rPr>
-        <w:t>Compuestas (Composite APIs): combinan varias APIs para atender necesidades complejas (AWS, s.f.).</w:t>
+        <w:t xml:space="preserve">Compuestas (Composite </w:t>
+      </w:r>
+      <w:proofErr w:type="spellStart"/>
+      <w:r>
+        <w:rPr>
+          <w:rFonts w:cs="Times New Roman"/>
+          <w:szCs w:val="24"/>
+        </w:rPr>
+        <w:t>APIs</w:t>
+      </w:r>
+      <w:proofErr w:type="spellEnd"/>
+      <w:r>
+        <w:rPr>
+          <w:rFonts w:cs="Times New Roman"/>
+          <w:szCs w:val="24"/>
+        </w:rPr>
+        <w:t xml:space="preserve">): combinan varias </w:t>
+      </w:r>
+      <w:proofErr w:type="spellStart"/>
+      <w:r>
+        <w:rPr>
+          <w:rFonts w:cs="Times New Roman"/>
+          <w:szCs w:val="24"/>
+        </w:rPr>
+        <w:t>APIs</w:t>
+      </w:r>
+      <w:proofErr w:type="spellEnd"/>
+      <w:r>
+        <w:rPr>
+          <w:rFonts w:cs="Times New Roman"/>
+          <w:szCs w:val="24"/>
+        </w:rPr>
+        <w:t xml:space="preserve"> para atender necesidades complejas (AWS, s.f.).</w:t>
       </w:r>
     </w:p>
     <w:p>
@@ -7606,9 +8182,14 @@
       </w:pPr>
       <w:bookmarkStart w:id="21" w:name="_Toc222686957"/>
       <w:r>
-        <w:t>Importancia de los endpoints</w:t>
+        <w:t xml:space="preserve">Importancia de los </w:t>
+      </w:r>
+      <w:proofErr w:type="spellStart"/>
+      <w:r>
+        <w:t>endpoints</w:t>
       </w:r>
       <w:bookmarkEnd w:id="21"/>
+      <w:proofErr w:type="spellEnd"/>
     </w:p>
     <w:p>
       <w:pPr>
@@ -7628,7 +8209,47 @@
           <w:szCs w:val="24"/>
           <w14:ligatures w14:val="standardContextual"/>
         </w:rPr>
-        <w:t>Los endpoints son los puntos finales de comunicación de una API, como las URLs o servicios específicos donde se envían y reciben datos. AWS subraya que son críticos porque afectan tanto la seguridad (al ser posibles puntos de ataque) como el rendimiento (pueden convertirse en cuellos de botella si reciben mucho tráfico) (AWS, s.f.).</w:t>
+        <w:t xml:space="preserve">Los </w:t>
+      </w:r>
+      <w:proofErr w:type="spellStart"/>
+      <w:r>
+        <w:rPr>
+          <w:rFonts w:eastAsia="Aptos" w:cs="Times New Roman"/>
+          <w:kern w:val="2"/>
+          <w:szCs w:val="24"/>
+          <w14:ligatures w14:val="standardContextual"/>
+        </w:rPr>
+        <w:t>endpoints</w:t>
+      </w:r>
+      <w:proofErr w:type="spellEnd"/>
+      <w:r>
+        <w:rPr>
+          <w:rFonts w:eastAsia="Aptos" w:cs="Times New Roman"/>
+          <w:kern w:val="2"/>
+          <w:szCs w:val="24"/>
+          <w14:ligatures w14:val="standardContextual"/>
+        </w:rPr>
+        <w:t xml:space="preserve"> son los puntos finales de comunicación de una API, como las </w:t>
+      </w:r>
+      <w:proofErr w:type="spellStart"/>
+      <w:r>
+        <w:rPr>
+          <w:rFonts w:eastAsia="Aptos" w:cs="Times New Roman"/>
+          <w:kern w:val="2"/>
+          <w:szCs w:val="24"/>
+          <w14:ligatures w14:val="standardContextual"/>
+        </w:rPr>
+        <w:t>URLs</w:t>
+      </w:r>
+      <w:proofErr w:type="spellEnd"/>
+      <w:r>
+        <w:rPr>
+          <w:rFonts w:eastAsia="Aptos" w:cs="Times New Roman"/>
+          <w:kern w:val="2"/>
+          <w:szCs w:val="24"/>
+          <w14:ligatures w14:val="standardContextual"/>
+        </w:rPr>
+        <w:t xml:space="preserve"> o servicios específicos donde se envían y reciben datos. AWS subraya que son críticos porque afectan tanto la seguridad (al ser posibles puntos de ataque) como el rendimiento (pueden convertirse en cuellos de botella si reciben mucho tráfico) (AWS, s.f.).</w:t>
       </w:r>
     </w:p>
     <w:p>
@@ -7706,7 +8327,67 @@
           <w:szCs w:val="24"/>
           <w14:ligatures w14:val="standardContextual"/>
         </w:rPr>
-        <w:t>Las APIs han acompañado el desarrollo del software desde los primeros sistemas informáticos. En sus inicios, durante los años 60, las APIs se utilizaban principalmente como bibliotecas dentro de los sistemas operativos, permitiendo que los programas accedieran a funciones comunes sin necesidad de reescribirlas (Recluit, 2019).</w:t>
+        <w:t xml:space="preserve">Las </w:t>
+      </w:r>
+      <w:proofErr w:type="spellStart"/>
+      <w:r>
+        <w:rPr>
+          <w:rFonts w:eastAsia="Aptos" w:cs="Times New Roman"/>
+          <w:kern w:val="2"/>
+          <w:szCs w:val="24"/>
+          <w14:ligatures w14:val="standardContextual"/>
+        </w:rPr>
+        <w:t>APIs</w:t>
+      </w:r>
+      <w:proofErr w:type="spellEnd"/>
+      <w:r>
+        <w:rPr>
+          <w:rFonts w:eastAsia="Aptos" w:cs="Times New Roman"/>
+          <w:kern w:val="2"/>
+          <w:szCs w:val="24"/>
+          <w14:ligatures w14:val="standardContextual"/>
+        </w:rPr>
+        <w:t xml:space="preserve"> han acompañado el desarrollo del software desde los primeros sistemas informáticos. En sus inicios, durante los años 60, las </w:t>
+      </w:r>
+      <w:proofErr w:type="spellStart"/>
+      <w:r>
+        <w:rPr>
+          <w:rFonts w:eastAsia="Aptos" w:cs="Times New Roman"/>
+          <w:kern w:val="2"/>
+          <w:szCs w:val="24"/>
+          <w14:ligatures w14:val="standardContextual"/>
+        </w:rPr>
+        <w:t>APIs</w:t>
+      </w:r>
+      <w:proofErr w:type="spellEnd"/>
+      <w:r>
+        <w:rPr>
+          <w:rFonts w:eastAsia="Aptos" w:cs="Times New Roman"/>
+          <w:kern w:val="2"/>
+          <w:szCs w:val="24"/>
+          <w14:ligatures w14:val="standardContextual"/>
+        </w:rPr>
+        <w:t xml:space="preserve"> se utilizaban principalmente como bibliotecas dentro de los sistemas operativos, permitiendo que los programas accedieran a funciones comunes sin necesidad de reescribirlas (</w:t>
+      </w:r>
+      <w:proofErr w:type="spellStart"/>
+      <w:r>
+        <w:rPr>
+          <w:rFonts w:eastAsia="Aptos" w:cs="Times New Roman"/>
+          <w:kern w:val="2"/>
+          <w:szCs w:val="24"/>
+          <w14:ligatures w14:val="standardContextual"/>
+        </w:rPr>
+        <w:t>Recluit</w:t>
+      </w:r>
+      <w:proofErr w:type="spellEnd"/>
+      <w:r>
+        <w:rPr>
+          <w:rFonts w:eastAsia="Aptos" w:cs="Times New Roman"/>
+          <w:kern w:val="2"/>
+          <w:szCs w:val="24"/>
+          <w14:ligatures w14:val="standardContextual"/>
+        </w:rPr>
+        <w:t>, 2019).</w:t>
       </w:r>
     </w:p>
     <w:p>
@@ -7727,7 +8408,67 @@
           <w:szCs w:val="24"/>
           <w14:ligatures w14:val="standardContextual"/>
         </w:rPr>
-        <w:t>En la década de 1970, el avance de los sistemas distribuidos impulsó un salto importante en las APIs. Se introdujeron métodos que permitían el acceso remoto a procedimientos, reduciendo la carga de los programadores mediante técnicas de empaquetado y desempaquetado de datos para lograr interoperabilidad entre diferentes tipos de computadoras. En este periodo también surgió el middleware orientado a mensajes, que facilitó la integración de aplicaciones empresariales y permitió conectar sistemas heredados de mainframe. Un ejemplo destacado fue IBM MQSeries, que llevó la mensajería de mainframe a un entorno más amplio (Recluit, 2019).</w:t>
+        <w:t xml:space="preserve">En la década de 1970, el avance de los sistemas distribuidos impulsó un salto importante en las </w:t>
+      </w:r>
+      <w:proofErr w:type="spellStart"/>
+      <w:r>
+        <w:rPr>
+          <w:rFonts w:eastAsia="Aptos" w:cs="Times New Roman"/>
+          <w:kern w:val="2"/>
+          <w:szCs w:val="24"/>
+          <w14:ligatures w14:val="standardContextual"/>
+        </w:rPr>
+        <w:t>APIs</w:t>
+      </w:r>
+      <w:proofErr w:type="spellEnd"/>
+      <w:r>
+        <w:rPr>
+          <w:rFonts w:eastAsia="Aptos" w:cs="Times New Roman"/>
+          <w:kern w:val="2"/>
+          <w:szCs w:val="24"/>
+          <w14:ligatures w14:val="standardContextual"/>
+        </w:rPr>
+        <w:t xml:space="preserve">. Se introdujeron métodos que permitían el acceso remoto a procedimientos, reduciendo la carga de los programadores mediante técnicas de empaquetado y desempaquetado de datos para lograr interoperabilidad entre diferentes tipos de computadoras. En este periodo también surgió el middleware orientado a mensajes, que facilitó la integración de aplicaciones empresariales y permitió conectar sistemas heredados de mainframe. Un ejemplo destacado fue IBM </w:t>
+      </w:r>
+      <w:proofErr w:type="spellStart"/>
+      <w:r>
+        <w:rPr>
+          <w:rFonts w:eastAsia="Aptos" w:cs="Times New Roman"/>
+          <w:kern w:val="2"/>
+          <w:szCs w:val="24"/>
+          <w14:ligatures w14:val="standardContextual"/>
+        </w:rPr>
+        <w:t>MQSeries</w:t>
+      </w:r>
+      <w:proofErr w:type="spellEnd"/>
+      <w:r>
+        <w:rPr>
+          <w:rFonts w:eastAsia="Aptos" w:cs="Times New Roman"/>
+          <w:kern w:val="2"/>
+          <w:szCs w:val="24"/>
+          <w14:ligatures w14:val="standardContextual"/>
+        </w:rPr>
+        <w:t>, que llevó la mensajería de mainframe a un entorno más amplio (</w:t>
+      </w:r>
+      <w:proofErr w:type="spellStart"/>
+      <w:r>
+        <w:rPr>
+          <w:rFonts w:eastAsia="Aptos" w:cs="Times New Roman"/>
+          <w:kern w:val="2"/>
+          <w:szCs w:val="24"/>
+          <w14:ligatures w14:val="standardContextual"/>
+        </w:rPr>
+        <w:t>Recluit</w:t>
+      </w:r>
+      <w:proofErr w:type="spellEnd"/>
+      <w:r>
+        <w:rPr>
+          <w:rFonts w:eastAsia="Aptos" w:cs="Times New Roman"/>
+          <w:kern w:val="2"/>
+          <w:szCs w:val="24"/>
+          <w14:ligatures w14:val="standardContextual"/>
+        </w:rPr>
+        <w:t>, 2019).</w:t>
       </w:r>
     </w:p>
     <w:p>
@@ -7748,7 +8489,47 @@
           <w:szCs w:val="24"/>
           <w14:ligatures w14:val="standardContextual"/>
         </w:rPr>
-        <w:t>A finales de los años 80, la programación orientada a objetos (POO) salió del ámbito académico y se convirtió en un método práctico para organizar aplicaciones complejas en objetos que encapsulaban datos y procedimientos. Este paradigma influyó directamente en cómo se diseñaban las APIs, ya que permitió que los desarrolladores trabajaran con estructuras más modulares y reutilizables (Recluit, 2019).</w:t>
+        <w:t xml:space="preserve">A finales de los años 80, la programación orientada a objetos (POO) salió del ámbito académico y se convirtió en un método práctico para organizar aplicaciones complejas en objetos que encapsulaban datos y procedimientos. Este paradigma influyó directamente en cómo se diseñaban las </w:t>
+      </w:r>
+      <w:proofErr w:type="spellStart"/>
+      <w:r>
+        <w:rPr>
+          <w:rFonts w:eastAsia="Aptos" w:cs="Times New Roman"/>
+          <w:kern w:val="2"/>
+          <w:szCs w:val="24"/>
+          <w14:ligatures w14:val="standardContextual"/>
+        </w:rPr>
+        <w:t>APIs</w:t>
+      </w:r>
+      <w:proofErr w:type="spellEnd"/>
+      <w:r>
+        <w:rPr>
+          <w:rFonts w:eastAsia="Aptos" w:cs="Times New Roman"/>
+          <w:kern w:val="2"/>
+          <w:szCs w:val="24"/>
+          <w14:ligatures w14:val="standardContextual"/>
+        </w:rPr>
+        <w:t>, ya que permitió que los desarrolladores trabajaran con estructuras más modulares y reutilizables (</w:t>
+      </w:r>
+      <w:proofErr w:type="spellStart"/>
+      <w:r>
+        <w:rPr>
+          <w:rFonts w:eastAsia="Aptos" w:cs="Times New Roman"/>
+          <w:kern w:val="2"/>
+          <w:szCs w:val="24"/>
+          <w14:ligatures w14:val="standardContextual"/>
+        </w:rPr>
+        <w:t>Recluit</w:t>
+      </w:r>
+      <w:proofErr w:type="spellEnd"/>
+      <w:r>
+        <w:rPr>
+          <w:rFonts w:eastAsia="Aptos" w:cs="Times New Roman"/>
+          <w:kern w:val="2"/>
+          <w:szCs w:val="24"/>
+          <w14:ligatures w14:val="standardContextual"/>
+        </w:rPr>
+        <w:t>, 2019).</w:t>
       </w:r>
     </w:p>
     <w:p>
@@ -7770,7 +8551,67 @@
           <w14:ligatures w14:val="standardContextual"/>
         </w:rPr>
         <w:lastRenderedPageBreak/>
-        <w:t>En los años 90, las APIs se expandieron gracias a la popularización de la World Wide Web y los modelos cliente-servidor. Nuevas técnicas de POO permitieron el acceso remoto a instancias de objetos, y al mismo tiempo, Tim Berners-Lee presentó el primer navegador web y la primera página HTML, lo que abrió la puerta a la integración de servicios digitales. En 1995, el debut de JavaScript marcó otro hito, ya que permitió crear activos del lado del cliente y facilitó la interacción dinámica con APIs (Recluit, 2019).</w:t>
+        <w:t xml:space="preserve">En los años 90, las </w:t>
+      </w:r>
+      <w:proofErr w:type="spellStart"/>
+      <w:r>
+        <w:rPr>
+          <w:rFonts w:eastAsia="Aptos" w:cs="Times New Roman"/>
+          <w:kern w:val="2"/>
+          <w:szCs w:val="24"/>
+          <w14:ligatures w14:val="standardContextual"/>
+        </w:rPr>
+        <w:t>APIs</w:t>
+      </w:r>
+      <w:proofErr w:type="spellEnd"/>
+      <w:r>
+        <w:rPr>
+          <w:rFonts w:eastAsia="Aptos" w:cs="Times New Roman"/>
+          <w:kern w:val="2"/>
+          <w:szCs w:val="24"/>
+          <w14:ligatures w14:val="standardContextual"/>
+        </w:rPr>
+        <w:t xml:space="preserve"> se expandieron gracias a la popularización de la World Wide Web y los modelos cliente-servidor. Nuevas técnicas de POO permitieron el acceso remoto a instancias de objetos, y al mismo tiempo, Tim Berners-Lee presentó el primer navegador web y la primera página HTML, lo que abrió la puerta a la integración de servicios digitales. En 1995, el debut de JavaScript marcó otro hito, ya que permitió crear activos del lado del cliente y facilitó la interacción dinámica con </w:t>
+      </w:r>
+      <w:proofErr w:type="spellStart"/>
+      <w:r>
+        <w:rPr>
+          <w:rFonts w:eastAsia="Aptos" w:cs="Times New Roman"/>
+          <w:kern w:val="2"/>
+          <w:szCs w:val="24"/>
+          <w14:ligatures w14:val="standardContextual"/>
+        </w:rPr>
+        <w:t>APIs</w:t>
+      </w:r>
+      <w:proofErr w:type="spellEnd"/>
+      <w:r>
+        <w:rPr>
+          <w:rFonts w:eastAsia="Aptos" w:cs="Times New Roman"/>
+          <w:kern w:val="2"/>
+          <w:szCs w:val="24"/>
+          <w14:ligatures w14:val="standardContextual"/>
+        </w:rPr>
+        <w:t xml:space="preserve"> (</w:t>
+      </w:r>
+      <w:proofErr w:type="spellStart"/>
+      <w:r>
+        <w:rPr>
+          <w:rFonts w:eastAsia="Aptos" w:cs="Times New Roman"/>
+          <w:kern w:val="2"/>
+          <w:szCs w:val="24"/>
+          <w14:ligatures w14:val="standardContextual"/>
+        </w:rPr>
+        <w:t>Recluit</w:t>
+      </w:r>
+      <w:proofErr w:type="spellEnd"/>
+      <w:r>
+        <w:rPr>
+          <w:rFonts w:eastAsia="Aptos" w:cs="Times New Roman"/>
+          <w:kern w:val="2"/>
+          <w:szCs w:val="24"/>
+          <w14:ligatures w14:val="standardContextual"/>
+        </w:rPr>
+        <w:t>, 2019).</w:t>
       </w:r>
     </w:p>
     <w:p>
@@ -7791,7 +8632,67 @@
           <w:szCs w:val="24"/>
           <w14:ligatures w14:val="standardContextual"/>
         </w:rPr>
-        <w:t>Con la llegada del nuevo siglo, el trabajo de Roy Fielding en el año 2000 fue decisivo. Su disertación sobre arquitecturas de software basadas en estilos de red introdujo el concepto de REST (Representational State Transfer), que se convirtió en el modelo dominante para el diseño de APIs web. REST ofrecía simplicidad y aprovechaba la infraestructura de la web, reemplazando soluciones más pesadas como el middleware tradicional (Recluit, 2019).</w:t>
+        <w:t>Con la llegada del nuevo siglo, el trabajo de Roy Fielding en el año 2000 fue decisivo. Su disertación sobre arquitecturas de software basadas en estilos de red introdujo el concepto de REST (</w:t>
+      </w:r>
+      <w:proofErr w:type="spellStart"/>
+      <w:r>
+        <w:rPr>
+          <w:rFonts w:eastAsia="Aptos" w:cs="Times New Roman"/>
+          <w:kern w:val="2"/>
+          <w:szCs w:val="24"/>
+          <w14:ligatures w14:val="standardContextual"/>
+        </w:rPr>
+        <w:t>Representational</w:t>
+      </w:r>
+      <w:proofErr w:type="spellEnd"/>
+      <w:r>
+        <w:rPr>
+          <w:rFonts w:eastAsia="Aptos" w:cs="Times New Roman"/>
+          <w:kern w:val="2"/>
+          <w:szCs w:val="24"/>
+          <w14:ligatures w14:val="standardContextual"/>
+        </w:rPr>
+        <w:t xml:space="preserve"> State Transfer), que se convirtió en el modelo dominante para el diseño de </w:t>
+      </w:r>
+      <w:proofErr w:type="spellStart"/>
+      <w:r>
+        <w:rPr>
+          <w:rFonts w:eastAsia="Aptos" w:cs="Times New Roman"/>
+          <w:kern w:val="2"/>
+          <w:szCs w:val="24"/>
+          <w14:ligatures w14:val="standardContextual"/>
+        </w:rPr>
+        <w:t>APIs</w:t>
+      </w:r>
+      <w:proofErr w:type="spellEnd"/>
+      <w:r>
+        <w:rPr>
+          <w:rFonts w:eastAsia="Aptos" w:cs="Times New Roman"/>
+          <w:kern w:val="2"/>
+          <w:szCs w:val="24"/>
+          <w14:ligatures w14:val="standardContextual"/>
+        </w:rPr>
+        <w:t xml:space="preserve"> web. REST ofrecía simplicidad y aprovechaba la infraestructura de la web, reemplazando soluciones más pesadas como el middleware tradicional (</w:t>
+      </w:r>
+      <w:proofErr w:type="spellStart"/>
+      <w:r>
+        <w:rPr>
+          <w:rFonts w:eastAsia="Aptos" w:cs="Times New Roman"/>
+          <w:kern w:val="2"/>
+          <w:szCs w:val="24"/>
+          <w14:ligatures w14:val="standardContextual"/>
+        </w:rPr>
+        <w:t>Recluit</w:t>
+      </w:r>
+      <w:proofErr w:type="spellEnd"/>
+      <w:r>
+        <w:rPr>
+          <w:rFonts w:eastAsia="Aptos" w:cs="Times New Roman"/>
+          <w:kern w:val="2"/>
+          <w:szCs w:val="24"/>
+          <w14:ligatures w14:val="standardContextual"/>
+        </w:rPr>
+        <w:t>, 2019).</w:t>
       </w:r>
     </w:p>
     <w:p>
@@ -7812,7 +8713,167 @@
           <w:szCs w:val="24"/>
           <w14:ligatures w14:val="standardContextual"/>
         </w:rPr>
-        <w:t>Desde 2005, se consolidó la era de las APIs web, y a partir de 2010 la prevalencia de las APIs públicas se disparó. Empresas como Amazon y eBay aprovecharon esta integración para expandir sus negocios, demostrando que las APIs no solo eran herramientas técnicas, sino también motores de innovación y crecimiento económico. Según Recluit (2019), las áreas donde las APIs han tenido mayor impacto son el e-commerce, las redes sociales, el cloud computing y la movilidad, todas ellas pilares de la economía digital actual.</w:t>
+        <w:t xml:space="preserve">Desde 2005, se consolidó la era de las </w:t>
+      </w:r>
+      <w:proofErr w:type="spellStart"/>
+      <w:r>
+        <w:rPr>
+          <w:rFonts w:eastAsia="Aptos" w:cs="Times New Roman"/>
+          <w:kern w:val="2"/>
+          <w:szCs w:val="24"/>
+          <w14:ligatures w14:val="standardContextual"/>
+        </w:rPr>
+        <w:t>APIs</w:t>
+      </w:r>
+      <w:proofErr w:type="spellEnd"/>
+      <w:r>
+        <w:rPr>
+          <w:rFonts w:eastAsia="Aptos" w:cs="Times New Roman"/>
+          <w:kern w:val="2"/>
+          <w:szCs w:val="24"/>
+          <w14:ligatures w14:val="standardContextual"/>
+        </w:rPr>
+        <w:t xml:space="preserve"> web, y a partir de 2010 la prevalencia de las </w:t>
+      </w:r>
+      <w:proofErr w:type="spellStart"/>
+      <w:r>
+        <w:rPr>
+          <w:rFonts w:eastAsia="Aptos" w:cs="Times New Roman"/>
+          <w:kern w:val="2"/>
+          <w:szCs w:val="24"/>
+          <w14:ligatures w14:val="standardContextual"/>
+        </w:rPr>
+        <w:t>APIs</w:t>
+      </w:r>
+      <w:proofErr w:type="spellEnd"/>
+      <w:r>
+        <w:rPr>
+          <w:rFonts w:eastAsia="Aptos" w:cs="Times New Roman"/>
+          <w:kern w:val="2"/>
+          <w:szCs w:val="24"/>
+          <w14:ligatures w14:val="standardContextual"/>
+        </w:rPr>
+        <w:t xml:space="preserve"> públicas se disparó. Empresas como Amazon y eBay aprovecharon esta integración para expandir sus negocios, demostrando que las </w:t>
+      </w:r>
+      <w:proofErr w:type="spellStart"/>
+      <w:r>
+        <w:rPr>
+          <w:rFonts w:eastAsia="Aptos" w:cs="Times New Roman"/>
+          <w:kern w:val="2"/>
+          <w:szCs w:val="24"/>
+          <w14:ligatures w14:val="standardContextual"/>
+        </w:rPr>
+        <w:t>APIs</w:t>
+      </w:r>
+      <w:proofErr w:type="spellEnd"/>
+      <w:r>
+        <w:rPr>
+          <w:rFonts w:eastAsia="Aptos" w:cs="Times New Roman"/>
+          <w:kern w:val="2"/>
+          <w:szCs w:val="24"/>
+          <w14:ligatures w14:val="standardContextual"/>
+        </w:rPr>
+        <w:t xml:space="preserve"> no solo eran herramientas técnicas, sino también motores de innovación y crecimiento económico. Según </w:t>
+      </w:r>
+      <w:proofErr w:type="spellStart"/>
+      <w:r>
+        <w:rPr>
+          <w:rFonts w:eastAsia="Aptos" w:cs="Times New Roman"/>
+          <w:kern w:val="2"/>
+          <w:szCs w:val="24"/>
+          <w14:ligatures w14:val="standardContextual"/>
+        </w:rPr>
+        <w:t>Recluit</w:t>
+      </w:r>
+      <w:proofErr w:type="spellEnd"/>
+      <w:r>
+        <w:rPr>
+          <w:rFonts w:eastAsia="Aptos" w:cs="Times New Roman"/>
+          <w:kern w:val="2"/>
+          <w:szCs w:val="24"/>
+          <w14:ligatures w14:val="standardContextual"/>
+        </w:rPr>
+        <w:t xml:space="preserve"> (2019), las áreas donde las </w:t>
+      </w:r>
+      <w:proofErr w:type="spellStart"/>
+      <w:r>
+        <w:rPr>
+          <w:rFonts w:eastAsia="Aptos" w:cs="Times New Roman"/>
+          <w:kern w:val="2"/>
+          <w:szCs w:val="24"/>
+          <w14:ligatures w14:val="standardContextual"/>
+        </w:rPr>
+        <w:t>APIs</w:t>
+      </w:r>
+      <w:proofErr w:type="spellEnd"/>
+      <w:r>
+        <w:rPr>
+          <w:rFonts w:eastAsia="Aptos" w:cs="Times New Roman"/>
+          <w:kern w:val="2"/>
+          <w:szCs w:val="24"/>
+          <w14:ligatures w14:val="standardContextual"/>
+        </w:rPr>
+        <w:t xml:space="preserve"> han tenido mayor impacto son el e-</w:t>
+      </w:r>
+      <w:proofErr w:type="spellStart"/>
+      <w:r>
+        <w:rPr>
+          <w:rFonts w:eastAsia="Aptos" w:cs="Times New Roman"/>
+          <w:kern w:val="2"/>
+          <w:szCs w:val="24"/>
+          <w14:ligatures w14:val="standardContextual"/>
+        </w:rPr>
+        <w:t>commerce</w:t>
+      </w:r>
+      <w:proofErr w:type="spellEnd"/>
+      <w:r>
+        <w:rPr>
+          <w:rFonts w:eastAsia="Aptos" w:cs="Times New Roman"/>
+          <w:kern w:val="2"/>
+          <w:szCs w:val="24"/>
+          <w14:ligatures w14:val="standardContextual"/>
+        </w:rPr>
+        <w:t xml:space="preserve">, las redes sociales, el </w:t>
+      </w:r>
+      <w:proofErr w:type="spellStart"/>
+      <w:r>
+        <w:rPr>
+          <w:rFonts w:eastAsia="Aptos" w:cs="Times New Roman"/>
+          <w:kern w:val="2"/>
+          <w:szCs w:val="24"/>
+          <w14:ligatures w14:val="standardContextual"/>
+        </w:rPr>
+        <w:t>cloud</w:t>
+      </w:r>
+      <w:proofErr w:type="spellEnd"/>
+      <w:r>
+        <w:rPr>
+          <w:rFonts w:eastAsia="Aptos" w:cs="Times New Roman"/>
+          <w:kern w:val="2"/>
+          <w:szCs w:val="24"/>
+          <w14:ligatures w14:val="standardContextual"/>
+        </w:rPr>
+        <w:t xml:space="preserve"> </w:t>
+      </w:r>
+      <w:proofErr w:type="spellStart"/>
+      <w:r>
+        <w:rPr>
+          <w:rFonts w:eastAsia="Aptos" w:cs="Times New Roman"/>
+          <w:kern w:val="2"/>
+          <w:szCs w:val="24"/>
+          <w14:ligatures w14:val="standardContextual"/>
+        </w:rPr>
+        <w:t>computing</w:t>
+      </w:r>
+      <w:proofErr w:type="spellEnd"/>
+      <w:r>
+        <w:rPr>
+          <w:rFonts w:eastAsia="Aptos" w:cs="Times New Roman"/>
+          <w:kern w:val="2"/>
+          <w:szCs w:val="24"/>
+          <w14:ligatures w14:val="standardContextual"/>
+        </w:rPr>
+        <w:t xml:space="preserve"> y la movilidad, todas ellas pilares de la economía digital actual.</w:t>
       </w:r>
     </w:p>
     <w:p>
@@ -7833,7 +8894,67 @@
           <w:szCs w:val="24"/>
           <w14:ligatures w14:val="standardContextual"/>
         </w:rPr>
-        <w:t>La historia de las APIs muestra una evolución constante: desde simples bibliotecas en sistemas operativos hasta convertirse en el núcleo de la economía digital. Cada etapa —los sistemas distribuidos de los 70, la POO en los 80, la web en los 90 y REST en los 2000— refleja cómo las APIs se han adaptado a las necesidades tecnológicas de cada época. Hoy, las APIs son esenciales para la interoperabilidad, la innovación y la expansión de servicios en múltiples plataformas.</w:t>
+        <w:t xml:space="preserve">La historia de las </w:t>
+      </w:r>
+      <w:proofErr w:type="spellStart"/>
+      <w:r>
+        <w:rPr>
+          <w:rFonts w:eastAsia="Aptos" w:cs="Times New Roman"/>
+          <w:kern w:val="2"/>
+          <w:szCs w:val="24"/>
+          <w14:ligatures w14:val="standardContextual"/>
+        </w:rPr>
+        <w:t>APIs</w:t>
+      </w:r>
+      <w:proofErr w:type="spellEnd"/>
+      <w:r>
+        <w:rPr>
+          <w:rFonts w:eastAsia="Aptos" w:cs="Times New Roman"/>
+          <w:kern w:val="2"/>
+          <w:szCs w:val="24"/>
+          <w14:ligatures w14:val="standardContextual"/>
+        </w:rPr>
+        <w:t xml:space="preserve"> muestra una evolución constante: desde simples bibliotecas en sistemas operativos hasta convertirse en el núcleo de la economía digital. Cada etapa —los sistemas distribuidos de los 70, la POO en los 80, la web en los 90 y REST en los 2000— refleja cómo las </w:t>
+      </w:r>
+      <w:proofErr w:type="spellStart"/>
+      <w:r>
+        <w:rPr>
+          <w:rFonts w:eastAsia="Aptos" w:cs="Times New Roman"/>
+          <w:kern w:val="2"/>
+          <w:szCs w:val="24"/>
+          <w14:ligatures w14:val="standardContextual"/>
+        </w:rPr>
+        <w:t>APIs</w:t>
+      </w:r>
+      <w:proofErr w:type="spellEnd"/>
+      <w:r>
+        <w:rPr>
+          <w:rFonts w:eastAsia="Aptos" w:cs="Times New Roman"/>
+          <w:kern w:val="2"/>
+          <w:szCs w:val="24"/>
+          <w14:ligatures w14:val="standardContextual"/>
+        </w:rPr>
+        <w:t xml:space="preserve"> se han adaptado a las necesidades tecnológicas de cada época. Hoy, las </w:t>
+      </w:r>
+      <w:proofErr w:type="spellStart"/>
+      <w:r>
+        <w:rPr>
+          <w:rFonts w:eastAsia="Aptos" w:cs="Times New Roman"/>
+          <w:kern w:val="2"/>
+          <w:szCs w:val="24"/>
+          <w14:ligatures w14:val="standardContextual"/>
+        </w:rPr>
+        <w:t>APIs</w:t>
+      </w:r>
+      <w:proofErr w:type="spellEnd"/>
+      <w:r>
+        <w:rPr>
+          <w:rFonts w:eastAsia="Aptos" w:cs="Times New Roman"/>
+          <w:kern w:val="2"/>
+          <w:szCs w:val="24"/>
+          <w14:ligatures w14:val="standardContextual"/>
+        </w:rPr>
+        <w:t xml:space="preserve"> son esenciales para la interoperabilidad, la innovación y la expansión de servicios en múltiples plataformas.</w:t>
       </w:r>
     </w:p>
     <w:p>
@@ -7847,9 +8968,14 @@
       </w:pPr>
       <w:bookmarkStart w:id="32" w:name="_Toc222686959"/>
       <w:r>
-        <w:t>Línea de tiempo de las APIs</w:t>
+        <w:t xml:space="preserve">Línea de tiempo de las </w:t>
+      </w:r>
+      <w:proofErr w:type="spellStart"/>
+      <w:r>
+        <w:t>APIs</w:t>
       </w:r>
       <w:bookmarkEnd w:id="32"/>
+      <w:proofErr w:type="spellEnd"/>
     </w:p>
     <w:p>
       <w:pPr>
@@ -7869,7 +8995,87 @@
           <w:szCs w:val="24"/>
           <w14:ligatures w14:val="standardContextual"/>
         </w:rPr>
-        <w:t>La evolución de las APIs refleja un camino hacia la eficiencia, flexibilidad e interoperabilidad. Desde las tarjetas perforadas hasta arquitecturas modernas como GraphQL y gRPC, las APIs han pasado de ser simples mecanismos de comunicación a convertirse en el núcleo de la economía digital y la innovación tecnológica.</w:t>
+        <w:t xml:space="preserve">La evolución de las </w:t>
+      </w:r>
+      <w:proofErr w:type="spellStart"/>
+      <w:r>
+        <w:rPr>
+          <w:rFonts w:eastAsia="Aptos" w:cs="Times New Roman"/>
+          <w:kern w:val="2"/>
+          <w:szCs w:val="24"/>
+          <w14:ligatures w14:val="standardContextual"/>
+        </w:rPr>
+        <w:t>APIs</w:t>
+      </w:r>
+      <w:proofErr w:type="spellEnd"/>
+      <w:r>
+        <w:rPr>
+          <w:rFonts w:eastAsia="Aptos" w:cs="Times New Roman"/>
+          <w:kern w:val="2"/>
+          <w:szCs w:val="24"/>
+          <w14:ligatures w14:val="standardContextual"/>
+        </w:rPr>
+        <w:t xml:space="preserve"> refleja un camino hacia la eficiencia, flexibilidad e interoperabilidad. Desde las tarjetas perforadas hasta arquitecturas modernas como </w:t>
+      </w:r>
+      <w:proofErr w:type="spellStart"/>
+      <w:r>
+        <w:rPr>
+          <w:rFonts w:eastAsia="Aptos" w:cs="Times New Roman"/>
+          <w:kern w:val="2"/>
+          <w:szCs w:val="24"/>
+          <w14:ligatures w14:val="standardContextual"/>
+        </w:rPr>
+        <w:t>GraphQL</w:t>
+      </w:r>
+      <w:proofErr w:type="spellEnd"/>
+      <w:r>
+        <w:rPr>
+          <w:rFonts w:eastAsia="Aptos" w:cs="Times New Roman"/>
+          <w:kern w:val="2"/>
+          <w:szCs w:val="24"/>
+          <w14:ligatures w14:val="standardContextual"/>
+        </w:rPr>
+        <w:t xml:space="preserve"> y </w:t>
+      </w:r>
+      <w:proofErr w:type="spellStart"/>
+      <w:r>
+        <w:rPr>
+          <w:rFonts w:eastAsia="Aptos" w:cs="Times New Roman"/>
+          <w:kern w:val="2"/>
+          <w:szCs w:val="24"/>
+          <w14:ligatures w14:val="standardContextual"/>
+        </w:rPr>
+        <w:t>gRPC</w:t>
+      </w:r>
+      <w:proofErr w:type="spellEnd"/>
+      <w:r>
+        <w:rPr>
+          <w:rFonts w:eastAsia="Aptos" w:cs="Times New Roman"/>
+          <w:kern w:val="2"/>
+          <w:szCs w:val="24"/>
+          <w14:ligatures w14:val="standardContextual"/>
+        </w:rPr>
+        <w:t xml:space="preserve">, las </w:t>
+      </w:r>
+      <w:proofErr w:type="spellStart"/>
+      <w:r>
+        <w:rPr>
+          <w:rFonts w:eastAsia="Aptos" w:cs="Times New Roman"/>
+          <w:kern w:val="2"/>
+          <w:szCs w:val="24"/>
+          <w14:ligatures w14:val="standardContextual"/>
+        </w:rPr>
+        <w:t>APIs</w:t>
+      </w:r>
+      <w:proofErr w:type="spellEnd"/>
+      <w:r>
+        <w:rPr>
+          <w:rFonts w:eastAsia="Aptos" w:cs="Times New Roman"/>
+          <w:kern w:val="2"/>
+          <w:szCs w:val="24"/>
+          <w14:ligatures w14:val="standardContextual"/>
+        </w:rPr>
+        <w:t xml:space="preserve"> han pasado de ser simples mecanismos de comunicación a convertirse en el núcleo de la economía digital y la innovación tecnológica.</w:t>
       </w:r>
     </w:p>
     <w:p>
@@ -7916,7 +9122,67 @@
           <w:szCs w:val="24"/>
           <w14:ligatures w14:val="standardContextual"/>
         </w:rPr>
-        <w:t>En esta etapa no existían las APIs como las conocemos hoy. Las computadoras se comunicaban mediante medios físicos como tarjetas perforadas o cables directos. Estas conexiones eran poco escalables y requerían programación personalizada para interpretar los datos, lo que sentó las bases para el intercambio estructurado que más tarde facilitarían las APIs (Hygraph, 2025).</w:t>
+        <w:t xml:space="preserve">En esta etapa no existían las </w:t>
+      </w:r>
+      <w:proofErr w:type="spellStart"/>
+      <w:r>
+        <w:rPr>
+          <w:rFonts w:eastAsia="Aptos" w:cs="Times New Roman"/>
+          <w:kern w:val="2"/>
+          <w:szCs w:val="24"/>
+          <w14:ligatures w14:val="standardContextual"/>
+        </w:rPr>
+        <w:t>APIs</w:t>
+      </w:r>
+      <w:proofErr w:type="spellEnd"/>
+      <w:r>
+        <w:rPr>
+          <w:rFonts w:eastAsia="Aptos" w:cs="Times New Roman"/>
+          <w:kern w:val="2"/>
+          <w:szCs w:val="24"/>
+          <w14:ligatures w14:val="standardContextual"/>
+        </w:rPr>
+        <w:t xml:space="preserve"> como las conocemos hoy. Las computadoras se comunicaban mediante medios físicos como tarjetas perforadas o cables directos. Estas conexiones eran poco escalables y requerían programación personalizada para interpretar los datos, lo que sentó las bases para el intercambio estructurado que más tarde facilitarían las </w:t>
+      </w:r>
+      <w:proofErr w:type="spellStart"/>
+      <w:r>
+        <w:rPr>
+          <w:rFonts w:eastAsia="Aptos" w:cs="Times New Roman"/>
+          <w:kern w:val="2"/>
+          <w:szCs w:val="24"/>
+          <w14:ligatures w14:val="standardContextual"/>
+        </w:rPr>
+        <w:t>APIs</w:t>
+      </w:r>
+      <w:proofErr w:type="spellEnd"/>
+      <w:r>
+        <w:rPr>
+          <w:rFonts w:eastAsia="Aptos" w:cs="Times New Roman"/>
+          <w:kern w:val="2"/>
+          <w:szCs w:val="24"/>
+          <w14:ligatures w14:val="standardContextual"/>
+        </w:rPr>
+        <w:t xml:space="preserve"> (</w:t>
+      </w:r>
+      <w:proofErr w:type="spellStart"/>
+      <w:r>
+        <w:rPr>
+          <w:rFonts w:eastAsia="Aptos" w:cs="Times New Roman"/>
+          <w:kern w:val="2"/>
+          <w:szCs w:val="24"/>
+          <w14:ligatures w14:val="standardContextual"/>
+        </w:rPr>
+        <w:t>Hygraph</w:t>
+      </w:r>
+      <w:proofErr w:type="spellEnd"/>
+      <w:r>
+        <w:rPr>
+          <w:rFonts w:eastAsia="Aptos" w:cs="Times New Roman"/>
+          <w:kern w:val="2"/>
+          <w:szCs w:val="24"/>
+          <w14:ligatures w14:val="standardContextual"/>
+        </w:rPr>
+        <w:t>, 2025).</w:t>
       </w:r>
     </w:p>
     <w:p>
@@ -7964,7 +9230,27 @@
           <w:szCs w:val="24"/>
           <w14:ligatures w14:val="standardContextual"/>
         </w:rPr>
-        <w:t>Surge el concepto de llamadas a procedimientos remotos, que permitían invocar funciones en sistemas externos como si fueran locales. RPC simplificó el desarrollo de sistemas distribuidos, aunque tenía limitaciones como la dependencia del lenguaje de programación y el acoplamiento fuerte entre cliente y servidor (Hygraph, 2025).</w:t>
+        <w:t>Surge el concepto de llamadas a procedimientos remotos, que permitían invocar funciones en sistemas externos como si fueran locales. RPC simplificó el desarrollo de sistemas distribuidos, aunque tenía limitaciones como la dependencia del lenguaje de programación y el acoplamiento fuerte entre cliente y servidor (</w:t>
+      </w:r>
+      <w:proofErr w:type="spellStart"/>
+      <w:r>
+        <w:rPr>
+          <w:rFonts w:eastAsia="Aptos" w:cs="Times New Roman"/>
+          <w:kern w:val="2"/>
+          <w:szCs w:val="24"/>
+          <w14:ligatures w14:val="standardContextual"/>
+        </w:rPr>
+        <w:t>Hygraph</w:t>
+      </w:r>
+      <w:proofErr w:type="spellEnd"/>
+      <w:r>
+        <w:rPr>
+          <w:rFonts w:eastAsia="Aptos" w:cs="Times New Roman"/>
+          <w:kern w:val="2"/>
+          <w:szCs w:val="24"/>
+          <w14:ligatures w14:val="standardContextual"/>
+        </w:rPr>
+        <w:t>, 2025).</w:t>
       </w:r>
     </w:p>
     <w:p>
@@ -8012,7 +9298,67 @@
           <w:szCs w:val="24"/>
           <w14:ligatures w14:val="standardContextual"/>
         </w:rPr>
-        <w:t>Para superar las limitaciones de RPC, se desarrolló la arquitectura orientada a servicios (SOA). Esta buscaba dividir aplicaciones en servicios modulares que pudieran integrarse fácilmente. Se apoyaba en tecnologías como SOAP (Simple Object Access Protocol) y XML, que introdujeron formatos estandarizados para el intercambio de mensajes (Hygraph, 2025).</w:t>
+        <w:t xml:space="preserve">Para superar las limitaciones de RPC, se desarrolló la arquitectura orientada a servicios (SOA). Esta buscaba dividir aplicaciones en servicios modulares que pudieran integrarse fácilmente. Se apoyaba en tecnologías como SOAP (Simple </w:t>
+      </w:r>
+      <w:proofErr w:type="spellStart"/>
+      <w:r>
+        <w:rPr>
+          <w:rFonts w:eastAsia="Aptos" w:cs="Times New Roman"/>
+          <w:kern w:val="2"/>
+          <w:szCs w:val="24"/>
+          <w14:ligatures w14:val="standardContextual"/>
+        </w:rPr>
+        <w:t>Object</w:t>
+      </w:r>
+      <w:proofErr w:type="spellEnd"/>
+      <w:r>
+        <w:rPr>
+          <w:rFonts w:eastAsia="Aptos" w:cs="Times New Roman"/>
+          <w:kern w:val="2"/>
+          <w:szCs w:val="24"/>
+          <w14:ligatures w14:val="standardContextual"/>
+        </w:rPr>
+        <w:t xml:space="preserve"> Access </w:t>
+      </w:r>
+      <w:proofErr w:type="spellStart"/>
+      <w:r>
+        <w:rPr>
+          <w:rFonts w:eastAsia="Aptos" w:cs="Times New Roman"/>
+          <w:kern w:val="2"/>
+          <w:szCs w:val="24"/>
+          <w14:ligatures w14:val="standardContextual"/>
+        </w:rPr>
+        <w:t>Protocol</w:t>
+      </w:r>
+      <w:proofErr w:type="spellEnd"/>
+      <w:r>
+        <w:rPr>
+          <w:rFonts w:eastAsia="Aptos" w:cs="Times New Roman"/>
+          <w:kern w:val="2"/>
+          <w:szCs w:val="24"/>
+          <w14:ligatures w14:val="standardContextual"/>
+        </w:rPr>
+        <w:t>) y XML, que introdujeron formatos estandarizados para el intercambio de mensajes (</w:t>
+      </w:r>
+      <w:proofErr w:type="spellStart"/>
+      <w:r>
+        <w:rPr>
+          <w:rFonts w:eastAsia="Aptos" w:cs="Times New Roman"/>
+          <w:kern w:val="2"/>
+          <w:szCs w:val="24"/>
+          <w14:ligatures w14:val="standardContextual"/>
+        </w:rPr>
+        <w:t>Hygraph</w:t>
+      </w:r>
+      <w:proofErr w:type="spellEnd"/>
+      <w:r>
+        <w:rPr>
+          <w:rFonts w:eastAsia="Aptos" w:cs="Times New Roman"/>
+          <w:kern w:val="2"/>
+          <w:szCs w:val="24"/>
+          <w14:ligatures w14:val="standardContextual"/>
+        </w:rPr>
+        <w:t>, 2025).</w:t>
       </w:r>
     </w:p>
     <w:p>
@@ -8058,7 +9404,47 @@
           <w:szCs w:val="24"/>
           <w14:ligatures w14:val="standardContextual"/>
         </w:rPr>
-        <w:t>SOAP definió un formato estructurado para mensajes entre aplicaciones, incluyendo datos, codificación y detalles de invocación. Esto permitió que las APIs fueran utilizadas en múltiples plataformas y lenguajes, aunque su complejidad y verbosidad limitaron la eficiencia (Hygraph, 2025).</w:t>
+        <w:t xml:space="preserve">SOAP definió un formato estructurado para mensajes entre aplicaciones, incluyendo datos, codificación y detalles de invocación. Esto permitió que las </w:t>
+      </w:r>
+      <w:proofErr w:type="spellStart"/>
+      <w:r>
+        <w:rPr>
+          <w:rFonts w:eastAsia="Aptos" w:cs="Times New Roman"/>
+          <w:kern w:val="2"/>
+          <w:szCs w:val="24"/>
+          <w14:ligatures w14:val="standardContextual"/>
+        </w:rPr>
+        <w:t>APIs</w:t>
+      </w:r>
+      <w:proofErr w:type="spellEnd"/>
+      <w:r>
+        <w:rPr>
+          <w:rFonts w:eastAsia="Aptos" w:cs="Times New Roman"/>
+          <w:kern w:val="2"/>
+          <w:szCs w:val="24"/>
+          <w14:ligatures w14:val="standardContextual"/>
+        </w:rPr>
+        <w:t xml:space="preserve"> fueran utilizadas en múltiples plataformas y lenguajes, aunque su complejidad y verbosidad limitaron la eficiencia (</w:t>
+      </w:r>
+      <w:proofErr w:type="spellStart"/>
+      <w:r>
+        <w:rPr>
+          <w:rFonts w:eastAsia="Aptos" w:cs="Times New Roman"/>
+          <w:kern w:val="2"/>
+          <w:szCs w:val="24"/>
+          <w14:ligatures w14:val="standardContextual"/>
+        </w:rPr>
+        <w:t>Hygraph</w:t>
+      </w:r>
+      <w:proofErr w:type="spellEnd"/>
+      <w:r>
+        <w:rPr>
+          <w:rFonts w:eastAsia="Aptos" w:cs="Times New Roman"/>
+          <w:kern w:val="2"/>
+          <w:szCs w:val="24"/>
+          <w14:ligatures w14:val="standardContextual"/>
+        </w:rPr>
+        <w:t>, 2025).</w:t>
       </w:r>
     </w:p>
     <w:p>
@@ -8104,7 +9490,67 @@
           <w:szCs w:val="24"/>
           <w14:ligatures w14:val="standardContextual"/>
         </w:rPr>
-        <w:t>En el año 2000, Roy Fielding presentó REST (Representational State Transfer), que se convirtió en el estilo arquitectónico dominante. REST aprovechaba estándares existentes como HTTP y URIs, lo que facilitó la interoperabilidad y redujo la dependencia de protocolos propietarios. Empresas como eBay, IBM, Google y Amazon adoptaron rápidamente REST para sus servicios web (Hygraph, 2025).</w:t>
+        <w:t>En el año 2000, Roy Fielding presentó REST (</w:t>
+      </w:r>
+      <w:proofErr w:type="spellStart"/>
+      <w:r>
+        <w:rPr>
+          <w:rFonts w:eastAsia="Aptos" w:cs="Times New Roman"/>
+          <w:kern w:val="2"/>
+          <w:szCs w:val="24"/>
+          <w14:ligatures w14:val="standardContextual"/>
+        </w:rPr>
+        <w:t>Representational</w:t>
+      </w:r>
+      <w:proofErr w:type="spellEnd"/>
+      <w:r>
+        <w:rPr>
+          <w:rFonts w:eastAsia="Aptos" w:cs="Times New Roman"/>
+          <w:kern w:val="2"/>
+          <w:szCs w:val="24"/>
+          <w14:ligatures w14:val="standardContextual"/>
+        </w:rPr>
+        <w:t xml:space="preserve"> State Transfer), que se convirtió en el estilo arquitectónico dominante. REST aprovechaba estándares existentes como HTTP y </w:t>
+      </w:r>
+      <w:proofErr w:type="spellStart"/>
+      <w:r>
+        <w:rPr>
+          <w:rFonts w:eastAsia="Aptos" w:cs="Times New Roman"/>
+          <w:kern w:val="2"/>
+          <w:szCs w:val="24"/>
+          <w14:ligatures w14:val="standardContextual"/>
+        </w:rPr>
+        <w:t>URIs</w:t>
+      </w:r>
+      <w:proofErr w:type="spellEnd"/>
+      <w:r>
+        <w:rPr>
+          <w:rFonts w:eastAsia="Aptos" w:cs="Times New Roman"/>
+          <w:kern w:val="2"/>
+          <w:szCs w:val="24"/>
+          <w14:ligatures w14:val="standardContextual"/>
+        </w:rPr>
+        <w:t>, lo que facilitó la interoperabilidad y redujo la dependencia de protocolos propietarios. Empresas como eBay, IBM, Google y Amazon adoptaron rápidamente REST para sus servicios web (</w:t>
+      </w:r>
+      <w:proofErr w:type="spellStart"/>
+      <w:r>
+        <w:rPr>
+          <w:rFonts w:eastAsia="Aptos" w:cs="Times New Roman"/>
+          <w:kern w:val="2"/>
+          <w:szCs w:val="24"/>
+          <w14:ligatures w14:val="standardContextual"/>
+        </w:rPr>
+        <w:t>Hygraph</w:t>
+      </w:r>
+      <w:proofErr w:type="spellEnd"/>
+      <w:r>
+        <w:rPr>
+          <w:rFonts w:eastAsia="Aptos" w:cs="Times New Roman"/>
+          <w:kern w:val="2"/>
+          <w:szCs w:val="24"/>
+          <w14:ligatures w14:val="standardContextual"/>
+        </w:rPr>
+        <w:t>, 2025).</w:t>
       </w:r>
     </w:p>
     <w:p>
@@ -8129,8 +9575,19 @@
           <w:szCs w:val="24"/>
           <w14:ligatures w14:val="standardContextual"/>
         </w:rPr>
-        <w:t>2012–presente: GraphQL</w:t>
-      </w:r>
+        <w:t xml:space="preserve">2012–presente: </w:t>
+      </w:r>
+      <w:proofErr w:type="spellStart"/>
+      <w:r>
+        <w:rPr>
+          <w:rFonts w:eastAsia="Aptos" w:cs="Times New Roman"/>
+          <w:kern w:val="2"/>
+          <w:szCs w:val="24"/>
+          <w14:ligatures w14:val="standardContextual"/>
+        </w:rPr>
+        <w:t>GraphQL</w:t>
+      </w:r>
+      <w:proofErr w:type="spellEnd"/>
     </w:p>
     <w:p>
       <w:pPr>
@@ -8151,7 +9608,67 @@
           <w14:ligatures w14:val="standardContextual"/>
         </w:rPr>
         <w:lastRenderedPageBreak/>
-        <w:t>Desarrollado por Facebook (hoy Meta), GraphQL surgió como respuesta a las limitaciones de REST, especialmente en la obtención de datos complejos. GraphQL permite que el cliente especifique exactamente qué datos necesita en una sola consulta, evitando problemas de sobrecarga o falta de datos. Hoy es una de las arquitecturas más populares, utilizada por empresas como Netflix y LinkedIn (Hygraph, 2025).</w:t>
+        <w:t xml:space="preserve">Desarrollado por Facebook (hoy Meta), </w:t>
+      </w:r>
+      <w:proofErr w:type="spellStart"/>
+      <w:r>
+        <w:rPr>
+          <w:rFonts w:eastAsia="Aptos" w:cs="Times New Roman"/>
+          <w:kern w:val="2"/>
+          <w:szCs w:val="24"/>
+          <w14:ligatures w14:val="standardContextual"/>
+        </w:rPr>
+        <w:t>GraphQL</w:t>
+      </w:r>
+      <w:proofErr w:type="spellEnd"/>
+      <w:r>
+        <w:rPr>
+          <w:rFonts w:eastAsia="Aptos" w:cs="Times New Roman"/>
+          <w:kern w:val="2"/>
+          <w:szCs w:val="24"/>
+          <w14:ligatures w14:val="standardContextual"/>
+        </w:rPr>
+        <w:t xml:space="preserve"> surgió como respuesta a las limitaciones de REST, especialmente en la obtención de datos complejos. </w:t>
+      </w:r>
+      <w:proofErr w:type="spellStart"/>
+      <w:r>
+        <w:rPr>
+          <w:rFonts w:eastAsia="Aptos" w:cs="Times New Roman"/>
+          <w:kern w:val="2"/>
+          <w:szCs w:val="24"/>
+          <w14:ligatures w14:val="standardContextual"/>
+        </w:rPr>
+        <w:t>GraphQL</w:t>
+      </w:r>
+      <w:proofErr w:type="spellEnd"/>
+      <w:r>
+        <w:rPr>
+          <w:rFonts w:eastAsia="Aptos" w:cs="Times New Roman"/>
+          <w:kern w:val="2"/>
+          <w:szCs w:val="24"/>
+          <w14:ligatures w14:val="standardContextual"/>
+        </w:rPr>
+        <w:t xml:space="preserve"> permite que el cliente especifique exactamente qué datos necesita en una sola consulta, evitando problemas de sobrecarga o falta de datos. Hoy es una de las arquitecturas más populares, utilizada por empresas como Netflix y LinkedIn (</w:t>
+      </w:r>
+      <w:proofErr w:type="spellStart"/>
+      <w:r>
+        <w:rPr>
+          <w:rFonts w:eastAsia="Aptos" w:cs="Times New Roman"/>
+          <w:kern w:val="2"/>
+          <w:szCs w:val="24"/>
+          <w14:ligatures w14:val="standardContextual"/>
+        </w:rPr>
+        <w:t>Hygraph</w:t>
+      </w:r>
+      <w:proofErr w:type="spellEnd"/>
+      <w:r>
+        <w:rPr>
+          <w:rFonts w:eastAsia="Aptos" w:cs="Times New Roman"/>
+          <w:kern w:val="2"/>
+          <w:szCs w:val="24"/>
+          <w14:ligatures w14:val="standardContextual"/>
+        </w:rPr>
+        <w:t>, 2025).</w:t>
       </w:r>
     </w:p>
     <w:p>
@@ -8176,8 +9693,19 @@
           <w:szCs w:val="24"/>
           <w14:ligatures w14:val="standardContextual"/>
         </w:rPr>
-        <w:t>2016–presente: gRPC</w:t>
-      </w:r>
+        <w:t xml:space="preserve">2016–presente: </w:t>
+      </w:r>
+      <w:proofErr w:type="spellStart"/>
+      <w:r>
+        <w:rPr>
+          <w:rFonts w:eastAsia="Aptos" w:cs="Times New Roman"/>
+          <w:kern w:val="2"/>
+          <w:szCs w:val="24"/>
+          <w14:ligatures w14:val="standardContextual"/>
+        </w:rPr>
+        <w:t>gRPC</w:t>
+      </w:r>
+      <w:proofErr w:type="spellEnd"/>
     </w:p>
     <w:p>
       <w:pPr>
@@ -8197,7 +9725,87 @@
           <w:szCs w:val="24"/>
           <w14:ligatures w14:val="standardContextual"/>
         </w:rPr>
-        <w:t>Creado por Google, gRPC modernizó el modelo RPC usando HTTP/2 y Protocol Buffers. Está diseñado para aplicaciones de alto rendimiento y microservicios, ofreciendo comunicación bidireccional y eficiente en tiempo real. Empresas como GitLab, Lyft y Netflix lo utilizan para arquitecturas distribuidas (Hygraph, 2025).</w:t>
+        <w:t xml:space="preserve">Creado por Google, </w:t>
+      </w:r>
+      <w:proofErr w:type="spellStart"/>
+      <w:r>
+        <w:rPr>
+          <w:rFonts w:eastAsia="Aptos" w:cs="Times New Roman"/>
+          <w:kern w:val="2"/>
+          <w:szCs w:val="24"/>
+          <w14:ligatures w14:val="standardContextual"/>
+        </w:rPr>
+        <w:t>gRPC</w:t>
+      </w:r>
+      <w:proofErr w:type="spellEnd"/>
+      <w:r>
+        <w:rPr>
+          <w:rFonts w:eastAsia="Aptos" w:cs="Times New Roman"/>
+          <w:kern w:val="2"/>
+          <w:szCs w:val="24"/>
+          <w14:ligatures w14:val="standardContextual"/>
+        </w:rPr>
+        <w:t xml:space="preserve"> modernizó el modelo RPC usando HTTP/2 y </w:t>
+      </w:r>
+      <w:proofErr w:type="spellStart"/>
+      <w:r>
+        <w:rPr>
+          <w:rFonts w:eastAsia="Aptos" w:cs="Times New Roman"/>
+          <w:kern w:val="2"/>
+          <w:szCs w:val="24"/>
+          <w14:ligatures w14:val="standardContextual"/>
+        </w:rPr>
+        <w:t>Protocol</w:t>
+      </w:r>
+      <w:proofErr w:type="spellEnd"/>
+      <w:r>
+        <w:rPr>
+          <w:rFonts w:eastAsia="Aptos" w:cs="Times New Roman"/>
+          <w:kern w:val="2"/>
+          <w:szCs w:val="24"/>
+          <w14:ligatures w14:val="standardContextual"/>
+        </w:rPr>
+        <w:t xml:space="preserve"> Buffers. Está diseñado para aplicaciones de alto rendimiento y microservicios, ofreciendo comunicación bidireccional y eficiente en tiempo real. Empresas como </w:t>
+      </w:r>
+      <w:proofErr w:type="spellStart"/>
+      <w:r>
+        <w:rPr>
+          <w:rFonts w:eastAsia="Aptos" w:cs="Times New Roman"/>
+          <w:kern w:val="2"/>
+          <w:szCs w:val="24"/>
+          <w14:ligatures w14:val="standardContextual"/>
+        </w:rPr>
+        <w:t>GitLab</w:t>
+      </w:r>
+      <w:proofErr w:type="spellEnd"/>
+      <w:r>
+        <w:rPr>
+          <w:rFonts w:eastAsia="Aptos" w:cs="Times New Roman"/>
+          <w:kern w:val="2"/>
+          <w:szCs w:val="24"/>
+          <w14:ligatures w14:val="standardContextual"/>
+        </w:rPr>
+        <w:t>, Lyft y Netflix lo utilizan para arquitecturas distribuidas (</w:t>
+      </w:r>
+      <w:proofErr w:type="spellStart"/>
+      <w:r>
+        <w:rPr>
+          <w:rFonts w:eastAsia="Aptos" w:cs="Times New Roman"/>
+          <w:kern w:val="2"/>
+          <w:szCs w:val="24"/>
+          <w14:ligatures w14:val="standardContextual"/>
+        </w:rPr>
+        <w:t>Hygraph</w:t>
+      </w:r>
+      <w:proofErr w:type="spellEnd"/>
+      <w:r>
+        <w:rPr>
+          <w:rFonts w:eastAsia="Aptos" w:cs="Times New Roman"/>
+          <w:kern w:val="2"/>
+          <w:szCs w:val="24"/>
+          <w14:ligatures w14:val="standardContextual"/>
+        </w:rPr>
+        <w:t>, 2025).</w:t>
       </w:r>
     </w:p>
     <w:p>
@@ -8243,7 +9851,147 @@
           <w:szCs w:val="24"/>
           <w14:ligatures w14:val="standardContextual"/>
         </w:rPr>
-        <w:t>Hoy las APIs no solo sirven para intercambiar información, sino también para controlar funcionalidades de sistemas y dispositivos. Ejemplos son las Web APIs (como Geolocation o Payment Request), las APIs de sistemas operativos (como la Camera API) y las suscripciones en GraphQL que permiten experiencias dinámicas en tiempo real (Hygraph, 2025).</w:t>
+        <w:t xml:space="preserve">Hoy las </w:t>
+      </w:r>
+      <w:proofErr w:type="spellStart"/>
+      <w:r>
+        <w:rPr>
+          <w:rFonts w:eastAsia="Aptos" w:cs="Times New Roman"/>
+          <w:kern w:val="2"/>
+          <w:szCs w:val="24"/>
+          <w14:ligatures w14:val="standardContextual"/>
+        </w:rPr>
+        <w:t>APIs</w:t>
+      </w:r>
+      <w:proofErr w:type="spellEnd"/>
+      <w:r>
+        <w:rPr>
+          <w:rFonts w:eastAsia="Aptos" w:cs="Times New Roman"/>
+          <w:kern w:val="2"/>
+          <w:szCs w:val="24"/>
+          <w14:ligatures w14:val="standardContextual"/>
+        </w:rPr>
+        <w:t xml:space="preserve"> no solo sirven para intercambiar información, sino también para controlar funcionalidades de sistemas y dispositivos. Ejemplos son las Web </w:t>
+      </w:r>
+      <w:proofErr w:type="spellStart"/>
+      <w:r>
+        <w:rPr>
+          <w:rFonts w:eastAsia="Aptos" w:cs="Times New Roman"/>
+          <w:kern w:val="2"/>
+          <w:szCs w:val="24"/>
+          <w14:ligatures w14:val="standardContextual"/>
+        </w:rPr>
+        <w:t>APIs</w:t>
+      </w:r>
+      <w:proofErr w:type="spellEnd"/>
+      <w:r>
+        <w:rPr>
+          <w:rFonts w:eastAsia="Aptos" w:cs="Times New Roman"/>
+          <w:kern w:val="2"/>
+          <w:szCs w:val="24"/>
+          <w14:ligatures w14:val="standardContextual"/>
+        </w:rPr>
+        <w:t xml:space="preserve"> (como </w:t>
+      </w:r>
+      <w:proofErr w:type="spellStart"/>
+      <w:r>
+        <w:rPr>
+          <w:rFonts w:eastAsia="Aptos" w:cs="Times New Roman"/>
+          <w:kern w:val="2"/>
+          <w:szCs w:val="24"/>
+          <w14:ligatures w14:val="standardContextual"/>
+        </w:rPr>
+        <w:t>Geolocation</w:t>
+      </w:r>
+      <w:proofErr w:type="spellEnd"/>
+      <w:r>
+        <w:rPr>
+          <w:rFonts w:eastAsia="Aptos" w:cs="Times New Roman"/>
+          <w:kern w:val="2"/>
+          <w:szCs w:val="24"/>
+          <w14:ligatures w14:val="standardContextual"/>
+        </w:rPr>
+        <w:t xml:space="preserve"> o Payment </w:t>
+      </w:r>
+      <w:proofErr w:type="spellStart"/>
+      <w:r>
+        <w:rPr>
+          <w:rFonts w:eastAsia="Aptos" w:cs="Times New Roman"/>
+          <w:kern w:val="2"/>
+          <w:szCs w:val="24"/>
+          <w14:ligatures w14:val="standardContextual"/>
+        </w:rPr>
+        <w:t>Request</w:t>
+      </w:r>
+      <w:proofErr w:type="spellEnd"/>
+      <w:r>
+        <w:rPr>
+          <w:rFonts w:eastAsia="Aptos" w:cs="Times New Roman"/>
+          <w:kern w:val="2"/>
+          <w:szCs w:val="24"/>
+          <w14:ligatures w14:val="standardContextual"/>
+        </w:rPr>
+        <w:t xml:space="preserve">), las </w:t>
+      </w:r>
+      <w:proofErr w:type="spellStart"/>
+      <w:r>
+        <w:rPr>
+          <w:rFonts w:eastAsia="Aptos" w:cs="Times New Roman"/>
+          <w:kern w:val="2"/>
+          <w:szCs w:val="24"/>
+          <w14:ligatures w14:val="standardContextual"/>
+        </w:rPr>
+        <w:t>APIs</w:t>
+      </w:r>
+      <w:proofErr w:type="spellEnd"/>
+      <w:r>
+        <w:rPr>
+          <w:rFonts w:eastAsia="Aptos" w:cs="Times New Roman"/>
+          <w:kern w:val="2"/>
+          <w:szCs w:val="24"/>
+          <w14:ligatures w14:val="standardContextual"/>
+        </w:rPr>
+        <w:t xml:space="preserve"> de sistemas operativos (como la Camera API) y las suscripciones en </w:t>
+      </w:r>
+      <w:proofErr w:type="spellStart"/>
+      <w:r>
+        <w:rPr>
+          <w:rFonts w:eastAsia="Aptos" w:cs="Times New Roman"/>
+          <w:kern w:val="2"/>
+          <w:szCs w:val="24"/>
+          <w14:ligatures w14:val="standardContextual"/>
+        </w:rPr>
+        <w:t>GraphQL</w:t>
+      </w:r>
+      <w:proofErr w:type="spellEnd"/>
+      <w:r>
+        <w:rPr>
+          <w:rFonts w:eastAsia="Aptos" w:cs="Times New Roman"/>
+          <w:kern w:val="2"/>
+          <w:szCs w:val="24"/>
+          <w14:ligatures w14:val="standardContextual"/>
+        </w:rPr>
+        <w:t xml:space="preserve"> que permiten experiencias dinámicas en tiempo real (</w:t>
+      </w:r>
+      <w:proofErr w:type="spellStart"/>
+      <w:r>
+        <w:rPr>
+          <w:rFonts w:eastAsia="Aptos" w:cs="Times New Roman"/>
+          <w:kern w:val="2"/>
+          <w:szCs w:val="24"/>
+          <w14:ligatures w14:val="standardContextual"/>
+        </w:rPr>
+        <w:t>Hygraph</w:t>
+      </w:r>
+      <w:proofErr w:type="spellEnd"/>
+      <w:r>
+        <w:rPr>
+          <w:rFonts w:eastAsia="Aptos" w:cs="Times New Roman"/>
+          <w:kern w:val="2"/>
+          <w:szCs w:val="24"/>
+          <w14:ligatures w14:val="standardContextual"/>
+        </w:rPr>
+        <w:t>, 2025).</w:t>
       </w:r>
     </w:p>
     <w:p>
@@ -8290,7 +10038,47 @@
           <w:szCs w:val="24"/>
           <w14:ligatures w14:val="standardContextual"/>
         </w:rPr>
-        <w:t xml:space="preserve">Las APIs se pueden desarrollar con distintos lenguajes de programación y frameworks, dependiendo de </w:t>
+        <w:t xml:space="preserve">Las </w:t>
+      </w:r>
+      <w:proofErr w:type="spellStart"/>
+      <w:r>
+        <w:rPr>
+          <w:rFonts w:eastAsia="Aptos" w:cs="Times New Roman"/>
+          <w:kern w:val="2"/>
+          <w:szCs w:val="24"/>
+          <w14:ligatures w14:val="standardContextual"/>
+        </w:rPr>
+        <w:t>APIs</w:t>
+      </w:r>
+      <w:proofErr w:type="spellEnd"/>
+      <w:r>
+        <w:rPr>
+          <w:rFonts w:eastAsia="Aptos" w:cs="Times New Roman"/>
+          <w:kern w:val="2"/>
+          <w:szCs w:val="24"/>
+          <w14:ligatures w14:val="standardContextual"/>
+        </w:rPr>
+        <w:t xml:space="preserve"> se pueden desarrollar con distintos lenguajes de programación y </w:t>
+      </w:r>
+      <w:proofErr w:type="spellStart"/>
+      <w:r>
+        <w:rPr>
+          <w:rFonts w:eastAsia="Aptos" w:cs="Times New Roman"/>
+          <w:kern w:val="2"/>
+          <w:szCs w:val="24"/>
+          <w14:ligatures w14:val="standardContextual"/>
+        </w:rPr>
+        <w:t>frameworks</w:t>
+      </w:r>
+      <w:proofErr w:type="spellEnd"/>
+      <w:r>
+        <w:rPr>
+          <w:rFonts w:eastAsia="Aptos" w:cs="Times New Roman"/>
+          <w:kern w:val="2"/>
+          <w:szCs w:val="24"/>
+          <w14:ligatures w14:val="standardContextual"/>
+        </w:rPr>
+        <w:t xml:space="preserve">, dependiendo de </w:t>
       </w:r>
       <w:r>
         <w:rPr>
@@ -8390,7 +10178,87 @@
           <w:szCs w:val="24"/>
           <w14:ligatures w14:val="standardContextual"/>
         </w:rPr>
-        <w:t>Se trata de un framework/Plataforma muy sencillo basado en el lenguaje Javascript/TypeScript que ha servido de base para muchos otros marcos de trabajo del mercado. Muy popular para APIs REST, gran ecosistema, alta velocidad de desarrollo.</w:t>
+        <w:t xml:space="preserve">Se trata de un </w:t>
+      </w:r>
+      <w:proofErr w:type="spellStart"/>
+      <w:r>
+        <w:rPr>
+          <w:rFonts w:eastAsia="Aptos" w:cs="Times New Roman"/>
+          <w:kern w:val="2"/>
+          <w:szCs w:val="24"/>
+          <w14:ligatures w14:val="standardContextual"/>
+        </w:rPr>
+        <w:t>framework</w:t>
+      </w:r>
+      <w:proofErr w:type="spellEnd"/>
+      <w:r>
+        <w:rPr>
+          <w:rFonts w:eastAsia="Aptos" w:cs="Times New Roman"/>
+          <w:kern w:val="2"/>
+          <w:szCs w:val="24"/>
+          <w14:ligatures w14:val="standardContextual"/>
+        </w:rPr>
+        <w:t xml:space="preserve">/Plataforma muy sencillo basado en el lenguaje </w:t>
+      </w:r>
+      <w:proofErr w:type="spellStart"/>
+      <w:r>
+        <w:rPr>
+          <w:rFonts w:eastAsia="Aptos" w:cs="Times New Roman"/>
+          <w:kern w:val="2"/>
+          <w:szCs w:val="24"/>
+          <w14:ligatures w14:val="standardContextual"/>
+        </w:rPr>
+        <w:t>Javascript</w:t>
+      </w:r>
+      <w:proofErr w:type="spellEnd"/>
+      <w:r>
+        <w:rPr>
+          <w:rFonts w:eastAsia="Aptos" w:cs="Times New Roman"/>
+          <w:kern w:val="2"/>
+          <w:szCs w:val="24"/>
+          <w14:ligatures w14:val="standardContextual"/>
+        </w:rPr>
+        <w:t>/</w:t>
+      </w:r>
+      <w:proofErr w:type="spellStart"/>
+      <w:r>
+        <w:rPr>
+          <w:rFonts w:eastAsia="Aptos" w:cs="Times New Roman"/>
+          <w:kern w:val="2"/>
+          <w:szCs w:val="24"/>
+          <w14:ligatures w14:val="standardContextual"/>
+        </w:rPr>
+        <w:t>TypeScript</w:t>
+      </w:r>
+      <w:proofErr w:type="spellEnd"/>
+      <w:r>
+        <w:rPr>
+          <w:rFonts w:eastAsia="Aptos" w:cs="Times New Roman"/>
+          <w:kern w:val="2"/>
+          <w:szCs w:val="24"/>
+          <w14:ligatures w14:val="standardContextual"/>
+        </w:rPr>
+        <w:t xml:space="preserve"> que ha servido de base para muchos otros marcos de trabajo del mercado. Muy popular para </w:t>
+      </w:r>
+      <w:proofErr w:type="spellStart"/>
+      <w:r>
+        <w:rPr>
+          <w:rFonts w:eastAsia="Aptos" w:cs="Times New Roman"/>
+          <w:kern w:val="2"/>
+          <w:szCs w:val="24"/>
+          <w14:ligatures w14:val="standardContextual"/>
+        </w:rPr>
+        <w:t>APIs</w:t>
+      </w:r>
+      <w:proofErr w:type="spellEnd"/>
+      <w:r>
+        <w:rPr>
+          <w:rFonts w:eastAsia="Aptos" w:cs="Times New Roman"/>
+          <w:kern w:val="2"/>
+          <w:szCs w:val="24"/>
+          <w14:ligatures w14:val="standardContextual"/>
+        </w:rPr>
+        <w:t xml:space="preserve"> REST, gran ecosistema, alta velocidad de desarrollo.</w:t>
       </w:r>
     </w:p>
     <w:p>
@@ -8415,8 +10283,19 @@
           <w:szCs w:val="24"/>
           <w14:ligatures w14:val="standardContextual"/>
         </w:rPr>
-        <w:t>Django REST Framework, FastAPI</w:t>
-      </w:r>
+        <w:t xml:space="preserve">Django REST Framework, </w:t>
+      </w:r>
+      <w:proofErr w:type="spellStart"/>
+      <w:r>
+        <w:rPr>
+          <w:rFonts w:eastAsia="Aptos" w:cs="Times New Roman"/>
+          <w:kern w:val="2"/>
+          <w:szCs w:val="24"/>
+          <w14:ligatures w14:val="standardContextual"/>
+        </w:rPr>
+        <w:t>FastAPI</w:t>
+      </w:r>
+      <w:proofErr w:type="spellEnd"/>
     </w:p>
     <w:p>
       <w:pPr>
@@ -8438,6 +10317,7 @@
         </w:rPr>
         <w:t xml:space="preserve">Es un </w:t>
       </w:r>
+      <w:proofErr w:type="spellStart"/>
       <w:r>
         <w:rPr>
           <w:rFonts w:eastAsia="Aptos" w:cs="Times New Roman"/>
@@ -8447,6 +10327,7 @@
         </w:rPr>
         <w:t>framework</w:t>
       </w:r>
+      <w:proofErr w:type="spellEnd"/>
       <w:r>
         <w:rPr>
           <w:rFonts w:eastAsia="Aptos" w:cs="Times New Roman"/>
@@ -8559,6 +10440,7 @@
         <w:lastRenderedPageBreak/>
         <w:t xml:space="preserve">Es un </w:t>
       </w:r>
+      <w:proofErr w:type="spellStart"/>
       <w:r>
         <w:rPr>
           <w:rFonts w:eastAsia="Aptos" w:cs="Times New Roman"/>
@@ -8568,6 +10450,7 @@
         </w:rPr>
         <w:t>framework</w:t>
       </w:r>
+      <w:proofErr w:type="spellEnd"/>
       <w:r>
         <w:rPr>
           <w:rFonts w:eastAsia="Aptos" w:cs="Times New Roman"/>
@@ -8604,7 +10487,27 @@
           <w:szCs w:val="24"/>
           <w14:ligatures w14:val="standardContextual"/>
         </w:rPr>
-        <w:t xml:space="preserve">con frameworks </w:t>
+        <w:t xml:space="preserve">con </w:t>
+      </w:r>
+      <w:proofErr w:type="spellStart"/>
+      <w:r>
+        <w:rPr>
+          <w:rFonts w:eastAsia="Aptos" w:cs="Times New Roman"/>
+          <w:kern w:val="2"/>
+          <w:szCs w:val="24"/>
+          <w14:ligatures w14:val="standardContextual"/>
+        </w:rPr>
+        <w:t>frameworks</w:t>
+      </w:r>
+      <w:proofErr w:type="spellEnd"/>
+      <w:r>
+        <w:rPr>
+          <w:rFonts w:eastAsia="Aptos" w:cs="Times New Roman"/>
+          <w:kern w:val="2"/>
+          <w:szCs w:val="24"/>
+          <w14:ligatures w14:val="standardContextual"/>
+        </w:rPr>
+        <w:t xml:space="preserve"> </w:t>
       </w:r>
       <w:r>
         <w:rPr>
@@ -8707,6 +10610,7 @@
         </w:rPr>
         <w:t xml:space="preserve">Es un </w:t>
       </w:r>
+      <w:proofErr w:type="spellStart"/>
       <w:r>
         <w:rPr>
           <w:rFonts w:eastAsia="Aptos" w:cs="Times New Roman"/>
@@ -8716,6 +10620,7 @@
         </w:rPr>
         <w:t>framework</w:t>
       </w:r>
+      <w:proofErr w:type="spellEnd"/>
       <w:r>
         <w:rPr>
           <w:rFonts w:eastAsia="Aptos" w:cs="Times New Roman"/>
@@ -8843,8 +10748,19 @@
           <w:szCs w:val="24"/>
           <w14:ligatures w14:val="standardContextual"/>
         </w:rPr>
-        <w:t>s un framework</w:t>
-      </w:r>
+        <w:t xml:space="preserve">s un </w:t>
+      </w:r>
+      <w:proofErr w:type="spellStart"/>
+      <w:r>
+        <w:rPr>
+          <w:rFonts w:eastAsia="Aptos" w:cs="Times New Roman"/>
+          <w:kern w:val="2"/>
+          <w:szCs w:val="24"/>
+          <w14:ligatures w14:val="standardContextual"/>
+        </w:rPr>
+        <w:t>framework</w:t>
+      </w:r>
+      <w:proofErr w:type="spellEnd"/>
       <w:r>
         <w:rPr>
           <w:rFonts w:eastAsia="Aptos" w:cs="Times New Roman"/>
@@ -8863,6 +10779,7 @@
         </w:rPr>
         <w:t xml:space="preserve"> escrito en </w:t>
       </w:r>
+      <w:proofErr w:type="spellStart"/>
       <w:r>
         <w:rPr>
           <w:rFonts w:eastAsia="Aptos" w:cs="Times New Roman"/>
@@ -8874,6 +10791,7 @@
         </w:rPr>
         <w:t>Go</w:t>
       </w:r>
+      <w:proofErr w:type="spellEnd"/>
       <w:r>
         <w:rPr>
           <w:rFonts w:eastAsia="Aptos" w:cs="Times New Roman"/>
@@ -8918,8 +10836,19 @@
           <w:szCs w:val="24"/>
           <w14:ligatures w14:val="standardContextual"/>
         </w:rPr>
-        <w:t>Laravel, Symfony</w:t>
-      </w:r>
+        <w:t xml:space="preserve">Laravel, </w:t>
+      </w:r>
+      <w:proofErr w:type="spellStart"/>
+      <w:r>
+        <w:rPr>
+          <w:rFonts w:eastAsia="Aptos" w:cs="Times New Roman"/>
+          <w:kern w:val="2"/>
+          <w:szCs w:val="24"/>
+          <w14:ligatures w14:val="standardContextual"/>
+        </w:rPr>
+        <w:t>Symfony</w:t>
+      </w:r>
+      <w:proofErr w:type="spellEnd"/>
     </w:p>
     <w:p>
       <w:pPr>
@@ -8942,8 +10871,19 @@
           <w:szCs w:val="24"/>
           <w14:ligatures w14:val="standardContextual"/>
         </w:rPr>
-        <w:t>s un framework</w:t>
-      </w:r>
+        <w:t xml:space="preserve">s un </w:t>
+      </w:r>
+      <w:proofErr w:type="spellStart"/>
+      <w:r>
+        <w:rPr>
+          <w:rFonts w:eastAsia="Aptos" w:cs="Times New Roman"/>
+          <w:kern w:val="2"/>
+          <w:szCs w:val="24"/>
+          <w14:ligatures w14:val="standardContextual"/>
+        </w:rPr>
+        <w:t>framework</w:t>
+      </w:r>
+      <w:proofErr w:type="spellEnd"/>
       <w:r>
         <w:rPr>
           <w:rFonts w:eastAsia="Aptos" w:cs="Times New Roman"/>
@@ -9010,7 +10950,15 @@
         <w:t xml:space="preserve"> </w:t>
       </w:r>
       <w:r>
-        <w:t>Muy usado en proyectos web y APIs sencillas.</w:t>
+        <w:t xml:space="preserve">Muy usado en proyectos web y </w:t>
+      </w:r>
+      <w:proofErr w:type="spellStart"/>
+      <w:r>
+        <w:t>APIs</w:t>
+      </w:r>
+      <w:proofErr w:type="spellEnd"/>
+      <w:r>
+        <w:t xml:space="preserve"> sencillas.</w:t>
       </w:r>
     </w:p>
     <w:p>
@@ -9035,8 +10983,39 @@
           <w:szCs w:val="24"/>
           <w14:ligatures w14:val="standardContextual"/>
         </w:rPr>
-        <w:t>Ruby on Rails</w:t>
-      </w:r>
+        <w:t xml:space="preserve">Ruby </w:t>
+      </w:r>
+      <w:proofErr w:type="spellStart"/>
+      <w:r>
+        <w:rPr>
+          <w:rFonts w:eastAsia="Aptos" w:cs="Times New Roman"/>
+          <w:kern w:val="2"/>
+          <w:szCs w:val="24"/>
+          <w14:ligatures w14:val="standardContextual"/>
+        </w:rPr>
+        <w:t>on</w:t>
+      </w:r>
+      <w:proofErr w:type="spellEnd"/>
+      <w:r>
+        <w:rPr>
+          <w:rFonts w:eastAsia="Aptos" w:cs="Times New Roman"/>
+          <w:kern w:val="2"/>
+          <w:szCs w:val="24"/>
+          <w14:ligatures w14:val="standardContextual"/>
+        </w:rPr>
+        <w:t xml:space="preserve"> </w:t>
+      </w:r>
+      <w:proofErr w:type="spellStart"/>
+      <w:r>
+        <w:rPr>
+          <w:rFonts w:eastAsia="Aptos" w:cs="Times New Roman"/>
+          <w:kern w:val="2"/>
+          <w:szCs w:val="24"/>
+          <w14:ligatures w14:val="standardContextual"/>
+        </w:rPr>
+        <w:t>Rails</w:t>
+      </w:r>
+      <w:proofErr w:type="spellEnd"/>
     </w:p>
     <w:p>
       <w:pPr>
@@ -9064,8 +11043,19 @@
           <w:szCs w:val="24"/>
           <w14:ligatures w14:val="standardContextual"/>
         </w:rPr>
-        <w:t>s un framework</w:t>
-      </w:r>
+        <w:t xml:space="preserve">s un </w:t>
+      </w:r>
+      <w:proofErr w:type="spellStart"/>
+      <w:r>
+        <w:rPr>
+          <w:rFonts w:eastAsia="Aptos" w:cs="Times New Roman"/>
+          <w:kern w:val="2"/>
+          <w:szCs w:val="24"/>
+          <w14:ligatures w14:val="standardContextual"/>
+        </w:rPr>
+        <w:t>framework</w:t>
+      </w:r>
+      <w:proofErr w:type="spellEnd"/>
       <w:r>
         <w:rPr>
           <w:rFonts w:eastAsia="Aptos" w:cs="Times New Roman"/>
@@ -9102,7 +11092,87 @@
           <w:szCs w:val="24"/>
           <w14:ligatures w14:val="standardContextual"/>
         </w:rPr>
-        <w:t>El lenguaje de programación Ruby permite la metaprogramación, de la cual Rails hace uso, lo que resulta en una sintaxis que muchos de sus usuarios encuentran muy legible. Rails se distribuye a través de RubyGems, que es el formato oficial de paquete y canal de distribución de bibliotecas y aplicaciones Ruby.</w:t>
+        <w:t xml:space="preserve">El lenguaje de programación Ruby permite la </w:t>
+      </w:r>
+      <w:proofErr w:type="spellStart"/>
+      <w:r>
+        <w:rPr>
+          <w:rFonts w:eastAsia="Aptos" w:cs="Times New Roman"/>
+          <w:kern w:val="2"/>
+          <w:szCs w:val="24"/>
+          <w14:ligatures w14:val="standardContextual"/>
+        </w:rPr>
+        <w:t>metaprogramación</w:t>
+      </w:r>
+      <w:proofErr w:type="spellEnd"/>
+      <w:r>
+        <w:rPr>
+          <w:rFonts w:eastAsia="Aptos" w:cs="Times New Roman"/>
+          <w:kern w:val="2"/>
+          <w:szCs w:val="24"/>
+          <w14:ligatures w14:val="standardContextual"/>
+        </w:rPr>
+        <w:t xml:space="preserve">, de la cual </w:t>
+      </w:r>
+      <w:proofErr w:type="spellStart"/>
+      <w:r>
+        <w:rPr>
+          <w:rFonts w:eastAsia="Aptos" w:cs="Times New Roman"/>
+          <w:kern w:val="2"/>
+          <w:szCs w:val="24"/>
+          <w14:ligatures w14:val="standardContextual"/>
+        </w:rPr>
+        <w:t>Rails</w:t>
+      </w:r>
+      <w:proofErr w:type="spellEnd"/>
+      <w:r>
+        <w:rPr>
+          <w:rFonts w:eastAsia="Aptos" w:cs="Times New Roman"/>
+          <w:kern w:val="2"/>
+          <w:szCs w:val="24"/>
+          <w14:ligatures w14:val="standardContextual"/>
+        </w:rPr>
+        <w:t xml:space="preserve"> hace uso, lo que resulta en una sintaxis que muchos de sus usuarios encuentran muy legible. </w:t>
+      </w:r>
+      <w:proofErr w:type="spellStart"/>
+      <w:r>
+        <w:rPr>
+          <w:rFonts w:eastAsia="Aptos" w:cs="Times New Roman"/>
+          <w:kern w:val="2"/>
+          <w:szCs w:val="24"/>
+          <w14:ligatures w14:val="standardContextual"/>
+        </w:rPr>
+        <w:t>Rails</w:t>
+      </w:r>
+      <w:proofErr w:type="spellEnd"/>
+      <w:r>
+        <w:rPr>
+          <w:rFonts w:eastAsia="Aptos" w:cs="Times New Roman"/>
+          <w:kern w:val="2"/>
+          <w:szCs w:val="24"/>
+          <w14:ligatures w14:val="standardContextual"/>
+        </w:rPr>
+        <w:t xml:space="preserve"> se distribuye a través de </w:t>
+      </w:r>
+      <w:proofErr w:type="spellStart"/>
+      <w:r>
+        <w:rPr>
+          <w:rFonts w:eastAsia="Aptos" w:cs="Times New Roman"/>
+          <w:kern w:val="2"/>
+          <w:szCs w:val="24"/>
+          <w14:ligatures w14:val="standardContextual"/>
+        </w:rPr>
+        <w:t>RubyGems</w:t>
+      </w:r>
+      <w:proofErr w:type="spellEnd"/>
+      <w:r>
+        <w:rPr>
+          <w:rFonts w:eastAsia="Aptos" w:cs="Times New Roman"/>
+          <w:kern w:val="2"/>
+          <w:szCs w:val="24"/>
+          <w14:ligatures w14:val="standardContextual"/>
+        </w:rPr>
+        <w:t>, que es el formato oficial de paquete y canal de distribución de bibliotecas y aplicaciones Ruby.</w:t>
       </w:r>
       <w:r>
         <w:rPr>
@@ -9257,7 +11327,21 @@
         <w:rPr>
           <w:lang w:eastAsia="es-CR"/>
         </w:rPr>
-        <w:t>Gratis, liviano, con extensiones para casi todos los lenguajes (Node.js, Python, Go, etc.)</w:t>
+        <w:t xml:space="preserve">Gratis, liviano, con extensiones para casi todos los lenguajes (Node.js, Python, </w:t>
+      </w:r>
+      <w:proofErr w:type="spellStart"/>
+      <w:r>
+        <w:rPr>
+          <w:lang w:eastAsia="es-CR"/>
+        </w:rPr>
+        <w:t>Go</w:t>
+      </w:r>
+      <w:proofErr w:type="spellEnd"/>
+      <w:r>
+        <w:rPr>
+          <w:lang w:eastAsia="es-CR"/>
+        </w:rPr>
+        <w:t>, etc.)</w:t>
       </w:r>
     </w:p>
     <w:p>
@@ -9282,7 +11366,27 @@
           <w:szCs w:val="24"/>
           <w14:ligatures w14:val="standardContextual"/>
         </w:rPr>
-        <w:t>Visual Studio (Community / Enterprise)</w:t>
+        <w:t>Visual Studio (</w:t>
+      </w:r>
+      <w:proofErr w:type="spellStart"/>
+      <w:r>
+        <w:rPr>
+          <w:rFonts w:eastAsia="Aptos" w:cs="Times New Roman"/>
+          <w:kern w:val="2"/>
+          <w:szCs w:val="24"/>
+          <w14:ligatures w14:val="standardContextual"/>
+        </w:rPr>
+        <w:t>Community</w:t>
+      </w:r>
+      <w:proofErr w:type="spellEnd"/>
+      <w:r>
+        <w:rPr>
+          <w:rFonts w:eastAsia="Aptos" w:cs="Times New Roman"/>
+          <w:kern w:val="2"/>
+          <w:szCs w:val="24"/>
+          <w14:ligatures w14:val="standardContextual"/>
+        </w:rPr>
+        <w:t xml:space="preserve"> / Enterprise)</w:t>
       </w:r>
     </w:p>
     <w:p>
@@ -9297,7 +11401,21 @@
         <w:rPr>
           <w:lang w:eastAsia="es-CR"/>
         </w:rPr>
-        <w:t>Ideal para APIs en C# (.NET).</w:t>
+        <w:t xml:space="preserve">Ideal para </w:t>
+      </w:r>
+      <w:proofErr w:type="spellStart"/>
+      <w:r>
+        <w:rPr>
+          <w:lang w:eastAsia="es-CR"/>
+        </w:rPr>
+        <w:t>APIs</w:t>
+      </w:r>
+      <w:proofErr w:type="spellEnd"/>
+      <w:r>
+        <w:rPr>
+          <w:lang w:eastAsia="es-CR"/>
+        </w:rPr>
+        <w:t xml:space="preserve"> en C# (.NET).</w:t>
       </w:r>
     </w:p>
     <w:p>
@@ -9315,14 +11433,45 @@
           <w14:ligatures w14:val="standardContextual"/>
         </w:rPr>
       </w:pPr>
-      <w:r>
-        <w:rPr>
-          <w:rFonts w:eastAsia="Aptos" w:cs="Times New Roman"/>
-          <w:kern w:val="2"/>
-          <w:szCs w:val="24"/>
-          <w14:ligatures w14:val="standardContextual"/>
-        </w:rPr>
-        <w:t>PyCharm (Community / Professional)</w:t>
+      <w:proofErr w:type="spellStart"/>
+      <w:r>
+        <w:rPr>
+          <w:rFonts w:eastAsia="Aptos" w:cs="Times New Roman"/>
+          <w:kern w:val="2"/>
+          <w:szCs w:val="24"/>
+          <w14:ligatures w14:val="standardContextual"/>
+        </w:rPr>
+        <w:t>PyCharm</w:t>
+      </w:r>
+      <w:proofErr w:type="spellEnd"/>
+      <w:r>
+        <w:rPr>
+          <w:rFonts w:eastAsia="Aptos" w:cs="Times New Roman"/>
+          <w:kern w:val="2"/>
+          <w:szCs w:val="24"/>
+          <w14:ligatures w14:val="standardContextual"/>
+        </w:rPr>
+        <w:t xml:space="preserve"> (</w:t>
+      </w:r>
+      <w:proofErr w:type="spellStart"/>
+      <w:r>
+        <w:rPr>
+          <w:rFonts w:eastAsia="Aptos" w:cs="Times New Roman"/>
+          <w:kern w:val="2"/>
+          <w:szCs w:val="24"/>
+          <w14:ligatures w14:val="standardContextual"/>
+        </w:rPr>
+        <w:t>Community</w:t>
+      </w:r>
+      <w:proofErr w:type="spellEnd"/>
+      <w:r>
+        <w:rPr>
+          <w:rFonts w:eastAsia="Aptos" w:cs="Times New Roman"/>
+          <w:kern w:val="2"/>
+          <w:szCs w:val="24"/>
+          <w14:ligatures w14:val="standardContextual"/>
+        </w:rPr>
+        <w:t xml:space="preserve"> / Professional)</w:t>
       </w:r>
     </w:p>
     <w:p>
@@ -9331,7 +11480,15 @@
         <w:ind w:left="357" w:firstLine="0"/>
       </w:pPr>
       <w:r>
-        <w:t>Excelente para APIs en Python.</w:t>
+        <w:t xml:space="preserve">Excelente para </w:t>
+      </w:r>
+      <w:proofErr w:type="spellStart"/>
+      <w:r>
+        <w:t>APIs</w:t>
+      </w:r>
+      <w:proofErr w:type="spellEnd"/>
+      <w:r>
+        <w:t xml:space="preserve"> en Python.</w:t>
       </w:r>
     </w:p>
     <w:p>
@@ -9365,7 +11522,15 @@
         <w:ind w:left="357" w:firstLine="0"/>
       </w:pPr>
       <w:r>
-        <w:t>Muy usado para APIs en Java (especialmente con Spring).</w:t>
+        <w:t xml:space="preserve">Muy usado para </w:t>
+      </w:r>
+      <w:proofErr w:type="spellStart"/>
+      <w:r>
+        <w:t>APIs</w:t>
+      </w:r>
+      <w:proofErr w:type="spellEnd"/>
+      <w:r>
+        <w:t xml:space="preserve"> en Java (especialmente con Spring).</w:t>
       </w:r>
     </w:p>
     <w:p>
@@ -9380,6 +11545,7 @@
           <w:lang w:eastAsia="es-CR"/>
         </w:rPr>
       </w:pPr>
+      <w:proofErr w:type="spellStart"/>
       <w:r>
         <w:rPr>
           <w:rFonts w:eastAsia="Aptos" w:cs="Times New Roman"/>
@@ -9389,6 +11555,7 @@
         </w:rPr>
         <w:t>WebStorm</w:t>
       </w:r>
+      <w:proofErr w:type="spellEnd"/>
     </w:p>
     <w:p>
       <w:pPr>
@@ -9396,7 +11563,15 @@
         <w:ind w:left="357" w:firstLine="0"/>
       </w:pPr>
       <w:r>
-        <w:t>Excelente para JavaScript/TypeScript.</w:t>
+        <w:t>Excelente para JavaScript/</w:t>
+      </w:r>
+      <w:proofErr w:type="spellStart"/>
+      <w:r>
+        <w:t>TypeScript</w:t>
+      </w:r>
+      <w:proofErr w:type="spellEnd"/>
+      <w:r>
+        <w:t>.</w:t>
       </w:r>
     </w:p>
     <w:p>
@@ -9464,7 +11639,23 @@
         <w:ind w:left="357" w:firstLine="0"/>
       </w:pPr>
       <w:r>
-        <w:t>Postman o Insomnia — para probar tus APIs.</w:t>
+        <w:t xml:space="preserve">Postman o </w:t>
+      </w:r>
+      <w:proofErr w:type="spellStart"/>
+      <w:r>
+        <w:t>Insomnia</w:t>
+      </w:r>
+      <w:proofErr w:type="spellEnd"/>
+      <w:r>
+        <w:t xml:space="preserve"> — para probar tus </w:t>
+      </w:r>
+      <w:proofErr w:type="spellStart"/>
+      <w:r>
+        <w:t>APIs</w:t>
+      </w:r>
+      <w:proofErr w:type="spellEnd"/>
+      <w:r>
+        <w:t>.</w:t>
       </w:r>
     </w:p>
     <w:p>
@@ -9546,7 +11737,21 @@
         <w:rPr>
           <w:lang w:eastAsia="es-CR"/>
         </w:rPr>
-        <w:t xml:space="preserve">Las APIs permiten que sistemas </w:t>
+        <w:t xml:space="preserve">Las </w:t>
+      </w:r>
+      <w:proofErr w:type="spellStart"/>
+      <w:r>
+        <w:rPr>
+          <w:lang w:eastAsia="es-CR"/>
+        </w:rPr>
+        <w:t>APIs</w:t>
+      </w:r>
+      <w:proofErr w:type="spellEnd"/>
+      <w:r>
+        <w:rPr>
+          <w:lang w:eastAsia="es-CR"/>
+        </w:rPr>
+        <w:t xml:space="preserve"> permiten que sistemas </w:t>
       </w:r>
       <w:r>
         <w:rPr>
@@ -9652,7 +11857,21 @@
         <w:rPr>
           <w:lang w:eastAsia="es-CR"/>
         </w:rPr>
-        <w:t xml:space="preserve"> APIs o permitir asociaciones estratégicas</w:t>
+        <w:t xml:space="preserve"> </w:t>
+      </w:r>
+      <w:proofErr w:type="spellStart"/>
+      <w:r>
+        <w:rPr>
+          <w:lang w:eastAsia="es-CR"/>
+        </w:rPr>
+        <w:t>APIs</w:t>
+      </w:r>
+      <w:proofErr w:type="spellEnd"/>
+      <w:r>
+        <w:rPr>
+          <w:lang w:eastAsia="es-CR"/>
+        </w:rPr>
+        <w:t xml:space="preserve"> o permitir asociaciones estratégicas</w:t>
       </w:r>
       <w:r>
         <w:rPr>
@@ -9816,8 +12035,13 @@
       <w:r>
         <w:t xml:space="preserve">Las </w:t>
       </w:r>
-      <w:r>
-        <w:t>APIs bien diseñadas permiten crecer sin afectar otras partes del sistema.</w:t>
+      <w:proofErr w:type="spellStart"/>
+      <w:r>
+        <w:t>APIs</w:t>
+      </w:r>
+      <w:proofErr w:type="spellEnd"/>
+      <w:r>
+        <w:t xml:space="preserve"> bien diseñadas permiten crecer sin afectar otras partes del sistema.</w:t>
       </w:r>
     </w:p>
     <w:p>
@@ -10017,8 +12241,13 @@
       <w:r>
         <w:t xml:space="preserve">las </w:t>
       </w:r>
-      <w:r>
-        <w:t xml:space="preserve">APIs, </w:t>
+      <w:proofErr w:type="spellStart"/>
+      <w:r>
+        <w:t>APIs</w:t>
+      </w:r>
+      <w:proofErr w:type="spellEnd"/>
+      <w:r>
+        <w:t xml:space="preserve">, </w:t>
       </w:r>
       <w:r>
         <w:t xml:space="preserve">esto permite que </w:t>
@@ -10079,7 +12308,15 @@
         <w:t>Esto quiere decir que e</w:t>
       </w:r>
       <w:r>
-        <w:t xml:space="preserve">l mismo backend puede servir a múltiples clientes </w:t>
+        <w:t xml:space="preserve">l mismo </w:t>
+      </w:r>
+      <w:proofErr w:type="spellStart"/>
+      <w:r>
+        <w:t>backend</w:t>
+      </w:r>
+      <w:proofErr w:type="spellEnd"/>
+      <w:r>
+        <w:t xml:space="preserve"> puede servir a múltiples clientes </w:t>
       </w:r>
       <w:r>
         <w:t xml:space="preserve">como </w:t>
@@ -10132,7 +12369,21 @@
           <w:lang w:eastAsia="es-CR"/>
         </w:rPr>
         <w:lastRenderedPageBreak/>
-        <w:t>Las APIs estándar aceleran el desarrollo de productos y reducen errores.</w:t>
+        <w:t xml:space="preserve">Las </w:t>
+      </w:r>
+      <w:proofErr w:type="spellStart"/>
+      <w:r>
+        <w:rPr>
+          <w:lang w:eastAsia="es-CR"/>
+        </w:rPr>
+        <w:t>APIs</w:t>
+      </w:r>
+      <w:proofErr w:type="spellEnd"/>
+      <w:r>
+        <w:rPr>
+          <w:lang w:eastAsia="es-CR"/>
+        </w:rPr>
+        <w:t xml:space="preserve"> estándar aceleran el desarrollo de productos y reducen errores.</w:t>
       </w:r>
     </w:p>
     <w:p>
@@ -10290,7 +12541,27 @@
           <w:szCs w:val="24"/>
           <w14:ligatures w14:val="standardContextual"/>
         </w:rPr>
-        <w:t>Uno de los principales inconvenientes de las API es que funcionan como un punto de acceso directo entre diferentes sistemas. Esto implica que, si una API es vulnerada, puede comprometer no solo un sistema aislado, sino todo el ecosistema tecnológico conectado a ella (OpenVPN, s.f.). En otras palabras, se convierten en un objetivo atractivo para atacantes debido a que concentran el flujo de información.</w:t>
+        <w:t>Uno de los principales inconvenientes de las API es que funcionan como un punto de acceso directo entre diferentes sistemas. Esto implica que, si una API es vulnerada, puede comprometer no solo un sistema aislado, sino todo el ecosistema tecnológico conectado a ella (</w:t>
+      </w:r>
+      <w:proofErr w:type="spellStart"/>
+      <w:r>
+        <w:rPr>
+          <w:rFonts w:eastAsia="Aptos" w:cs="Times New Roman"/>
+          <w:kern w:val="2"/>
+          <w:szCs w:val="24"/>
+          <w14:ligatures w14:val="standardContextual"/>
+        </w:rPr>
+        <w:t>OpenVPN</w:t>
+      </w:r>
+      <w:proofErr w:type="spellEnd"/>
+      <w:r>
+        <w:rPr>
+          <w:rFonts w:eastAsia="Aptos" w:cs="Times New Roman"/>
+          <w:kern w:val="2"/>
+          <w:szCs w:val="24"/>
+          <w14:ligatures w14:val="standardContextual"/>
+        </w:rPr>
+        <w:t>, s.f.). En otras palabras, se convierten en un objetivo atractivo para atacantes debido a que concentran el flujo de información.</w:t>
       </w:r>
     </w:p>
     <w:p>
@@ -10311,7 +12582,27 @@
           <w:szCs w:val="24"/>
           <w14:ligatures w14:val="standardContextual"/>
         </w:rPr>
-        <w:t>Entre las amenazas más frecuentes se encuentran los ataques de inyección, en los cuales un usuario malintencionado introduce código malicioso en los campos de entrada para manipular la ejecución del sistema. Si no se validan adecuadamente los datos ingresados, el servidor podría ejecutar instrucciones no autorizadas, poniendo en riesgo la integridad de la información (OpenVPN, s.f.).</w:t>
+        <w:t>Entre las amenazas más frecuentes se encuentran los ataques de inyección, en los cuales un usuario malintencionado introduce código malicioso en los campos de entrada para manipular la ejecución del sistema. Si no se validan adecuadamente los datos ingresados, el servidor podría ejecutar instrucciones no autorizadas, poniendo en riesgo la integridad de la información (</w:t>
+      </w:r>
+      <w:proofErr w:type="spellStart"/>
+      <w:r>
+        <w:rPr>
+          <w:rFonts w:eastAsia="Aptos" w:cs="Times New Roman"/>
+          <w:kern w:val="2"/>
+          <w:szCs w:val="24"/>
+          <w14:ligatures w14:val="standardContextual"/>
+        </w:rPr>
+        <w:t>OpenVPN</w:t>
+      </w:r>
+      <w:proofErr w:type="spellEnd"/>
+      <w:r>
+        <w:rPr>
+          <w:rFonts w:eastAsia="Aptos" w:cs="Times New Roman"/>
+          <w:kern w:val="2"/>
+          <w:szCs w:val="24"/>
+          <w14:ligatures w14:val="standardContextual"/>
+        </w:rPr>
+        <w:t>, s.f.).</w:t>
       </w:r>
     </w:p>
     <w:p>
@@ -10332,7 +12623,27 @@
           <w:szCs w:val="24"/>
           <w14:ligatures w14:val="standardContextual"/>
         </w:rPr>
-        <w:t>Asimismo, los errores en los procesos de autenticación y autorización pueden generar fugas de datos. Cuando los permisos no están correctamente configurados, usuarios no autorizados pueden acceder a información sensible, afectando la confidencialidad empresarial (Canidium, s.f.).</w:t>
+        <w:t>Asimismo, los errores en los procesos de autenticación y autorización pueden generar fugas de datos. Cuando los permisos no están correctamente configurados, usuarios no autorizados pueden acceder a información sensible, afectando la confidencialidad empresarial (</w:t>
+      </w:r>
+      <w:proofErr w:type="spellStart"/>
+      <w:r>
+        <w:rPr>
+          <w:rFonts w:eastAsia="Aptos" w:cs="Times New Roman"/>
+          <w:kern w:val="2"/>
+          <w:szCs w:val="24"/>
+          <w14:ligatures w14:val="standardContextual"/>
+        </w:rPr>
+        <w:t>Canidium</w:t>
+      </w:r>
+      <w:proofErr w:type="spellEnd"/>
+      <w:r>
+        <w:rPr>
+          <w:rFonts w:eastAsia="Aptos" w:cs="Times New Roman"/>
+          <w:kern w:val="2"/>
+          <w:szCs w:val="24"/>
+          <w14:ligatures w14:val="standardContextual"/>
+        </w:rPr>
+        <w:t>, s.f.).</w:t>
       </w:r>
     </w:p>
     <w:p>
@@ -10384,7 +12695,67 @@
           <w:szCs w:val="24"/>
           <w14:ligatures w14:val="standardContextual"/>
         </w:rPr>
-        <w:t>Por estas razones, la implementación de API debe acompañarse de medidas como cifrado de datos, autenticación multifactor, limitación de solicitudes (rate limiting) y monitoreo continuo del tráfico.</w:t>
+        <w:t xml:space="preserve">Por estas razones, la implementación de API debe acompañarse de medidas como cifrado de datos, autenticación </w:t>
+      </w:r>
+      <w:proofErr w:type="spellStart"/>
+      <w:r>
+        <w:rPr>
+          <w:rFonts w:eastAsia="Aptos" w:cs="Times New Roman"/>
+          <w:kern w:val="2"/>
+          <w:szCs w:val="24"/>
+          <w14:ligatures w14:val="standardContextual"/>
+        </w:rPr>
+        <w:t>multifactor</w:t>
+      </w:r>
+      <w:proofErr w:type="spellEnd"/>
+      <w:r>
+        <w:rPr>
+          <w:rFonts w:eastAsia="Aptos" w:cs="Times New Roman"/>
+          <w:kern w:val="2"/>
+          <w:szCs w:val="24"/>
+          <w14:ligatures w14:val="standardContextual"/>
+        </w:rPr>
+        <w:t>, limitación de solicitudes (</w:t>
+      </w:r>
+      <w:proofErr w:type="spellStart"/>
+      <w:r>
+        <w:rPr>
+          <w:rFonts w:eastAsia="Aptos" w:cs="Times New Roman"/>
+          <w:kern w:val="2"/>
+          <w:szCs w:val="24"/>
+          <w14:ligatures w14:val="standardContextual"/>
+        </w:rPr>
+        <w:t>rate</w:t>
+      </w:r>
+      <w:proofErr w:type="spellEnd"/>
+      <w:r>
+        <w:rPr>
+          <w:rFonts w:eastAsia="Aptos" w:cs="Times New Roman"/>
+          <w:kern w:val="2"/>
+          <w:szCs w:val="24"/>
+          <w14:ligatures w14:val="standardContextual"/>
+        </w:rPr>
+        <w:t xml:space="preserve"> </w:t>
+      </w:r>
+      <w:proofErr w:type="spellStart"/>
+      <w:r>
+        <w:rPr>
+          <w:rFonts w:eastAsia="Aptos" w:cs="Times New Roman"/>
+          <w:kern w:val="2"/>
+          <w:szCs w:val="24"/>
+          <w14:ligatures w14:val="standardContextual"/>
+        </w:rPr>
+        <w:t>limiting</w:t>
+      </w:r>
+      <w:proofErr w:type="spellEnd"/>
+      <w:r>
+        <w:rPr>
+          <w:rFonts w:eastAsia="Aptos" w:cs="Times New Roman"/>
+          <w:kern w:val="2"/>
+          <w:szCs w:val="24"/>
+          <w14:ligatures w14:val="standardContextual"/>
+        </w:rPr>
+        <w:t>) y monitoreo continuo del tráfico.</w:t>
       </w:r>
     </w:p>
     <w:p>
@@ -10420,7 +12791,27 @@
           <w:szCs w:val="24"/>
           <w14:ligatures w14:val="standardContextual"/>
         </w:rPr>
-        <w:t>Desde el punto de vista técnico, otro desafío importante es la compatibilidad entre sistemas. No todas las aplicaciones utilizan los mismos estándares, versiones o formatos de datos. Cuando existen diferencias entre las tecnologías empleadas, pueden generarse errores en la transferencia de información o fallos en los procesos automatizados (Canidium, s.f.).</w:t>
+        <w:t>Desde el punto de vista técnico, otro desafío importante es la compatibilidad entre sistemas. No todas las aplicaciones utilizan los mismos estándares, versiones o formatos de datos. Cuando existen diferencias entre las tecnologías empleadas, pueden generarse errores en la transferencia de información o fallos en los procesos automatizados (</w:t>
+      </w:r>
+      <w:proofErr w:type="spellStart"/>
+      <w:r>
+        <w:rPr>
+          <w:rFonts w:eastAsia="Aptos" w:cs="Times New Roman"/>
+          <w:kern w:val="2"/>
+          <w:szCs w:val="24"/>
+          <w14:ligatures w14:val="standardContextual"/>
+        </w:rPr>
+        <w:t>Canidium</w:t>
+      </w:r>
+      <w:proofErr w:type="spellEnd"/>
+      <w:r>
+        <w:rPr>
+          <w:rFonts w:eastAsia="Aptos" w:cs="Times New Roman"/>
+          <w:kern w:val="2"/>
+          <w:szCs w:val="24"/>
+          <w14:ligatures w14:val="standardContextual"/>
+        </w:rPr>
+        <w:t>, s.f.).</w:t>
       </w:r>
     </w:p>
     <w:p>
@@ -10498,7 +12889,27 @@
           <w:szCs w:val="24"/>
           <w14:ligatures w14:val="standardContextual"/>
         </w:rPr>
-        <w:t>Aunque las API simplifican la comunicación entre sistemas, su implementación inicial puede ser compleja. Requieren configuración especializada, pruebas exhaustivas y monitoreo constante para garantizar su correcto funcionamiento (GetHealthie, s.f.).</w:t>
+        <w:t>Aunque las API simplifican la comunicación entre sistemas, su implementación inicial puede ser compleja. Requieren configuración especializada, pruebas exhaustivas y monitoreo constante para garantizar su correcto funcionamiento (</w:t>
+      </w:r>
+      <w:proofErr w:type="spellStart"/>
+      <w:r>
+        <w:rPr>
+          <w:rFonts w:eastAsia="Aptos" w:cs="Times New Roman"/>
+          <w:kern w:val="2"/>
+          <w:szCs w:val="24"/>
+          <w14:ligatures w14:val="standardContextual"/>
+        </w:rPr>
+        <w:t>GetHealthie</w:t>
+      </w:r>
+      <w:proofErr w:type="spellEnd"/>
+      <w:r>
+        <w:rPr>
+          <w:rFonts w:eastAsia="Aptos" w:cs="Times New Roman"/>
+          <w:kern w:val="2"/>
+          <w:szCs w:val="24"/>
+          <w14:ligatures w14:val="standardContextual"/>
+        </w:rPr>
+        <w:t>, s.f.).</w:t>
       </w:r>
     </w:p>
     <w:p>
@@ -10577,7 +12988,27 @@
           <w:szCs w:val="24"/>
           <w14:ligatures w14:val="standardContextual"/>
         </w:rPr>
-        <w:t>Desde la perspectiva económica, el uso de API no siempre es gratuito ni de bajo costo. Muchas plataformas ofrecen planes gratuitos con funcionalidades limitadas, mientras que los planes empresariales se basan en modelos de pago por suscripción o por número de solicitudes realizadas (GetHealthie, s.f.).</w:t>
+        <w:t>Desde la perspectiva económica, el uso de API no siempre es gratuito ni de bajo costo. Muchas plataformas ofrecen planes gratuitos con funcionalidades limitadas, mientras que los planes empresariales se basan en modelos de pago por suscripción o por número de solicitudes realizadas (</w:t>
+      </w:r>
+      <w:proofErr w:type="spellStart"/>
+      <w:r>
+        <w:rPr>
+          <w:rFonts w:eastAsia="Aptos" w:cs="Times New Roman"/>
+          <w:kern w:val="2"/>
+          <w:szCs w:val="24"/>
+          <w14:ligatures w14:val="standardContextual"/>
+        </w:rPr>
+        <w:t>GetHealthie</w:t>
+      </w:r>
+      <w:proofErr w:type="spellEnd"/>
+      <w:r>
+        <w:rPr>
+          <w:rFonts w:eastAsia="Aptos" w:cs="Times New Roman"/>
+          <w:kern w:val="2"/>
+          <w:szCs w:val="24"/>
+          <w14:ligatures w14:val="standardContextual"/>
+        </w:rPr>
+        <w:t>, s.f.).</w:t>
       </w:r>
     </w:p>
     <w:p>
@@ -10598,7 +13029,27 @@
           <w:szCs w:val="24"/>
           <w14:ligatures w14:val="standardContextual"/>
         </w:rPr>
-        <w:t>Este modelo puede resultar conveniente al inicio, pero si el volumen de uso crece considerablemente, los costos pueden incrementarse de forma significativa. Además, el mantenimiento continuo, las actualizaciones técnicas y la necesidad de soporte especializado representan gastos adicionales para la organización (Canidium, s.f.).</w:t>
+        <w:t>Este modelo puede resultar conveniente al inicio, pero si el volumen de uso crece considerablemente, los costos pueden incrementarse de forma significativa. Además, el mantenimiento continuo, las actualizaciones técnicas y la necesidad de soporte especializado representan gastos adicionales para la organización (</w:t>
+      </w:r>
+      <w:proofErr w:type="spellStart"/>
+      <w:r>
+        <w:rPr>
+          <w:rFonts w:eastAsia="Aptos" w:cs="Times New Roman"/>
+          <w:kern w:val="2"/>
+          <w:szCs w:val="24"/>
+          <w14:ligatures w14:val="standardContextual"/>
+        </w:rPr>
+        <w:t>Canidium</w:t>
+      </w:r>
+      <w:proofErr w:type="spellEnd"/>
+      <w:r>
+        <w:rPr>
+          <w:rFonts w:eastAsia="Aptos" w:cs="Times New Roman"/>
+          <w:kern w:val="2"/>
+          <w:szCs w:val="24"/>
+          <w14:ligatures w14:val="standardContextual"/>
+        </w:rPr>
+        <w:t>, s.f.).</w:t>
       </w:r>
     </w:p>
     <w:p>
@@ -10619,7 +13070,27 @@
           <w:szCs w:val="24"/>
           <w14:ligatures w14:val="standardContextual"/>
         </w:rPr>
-        <w:t>También es importante considerar que la infraestructura necesaria para procesar grandes volúmenes de solicitudes implica consumo energético y recursos computacionales, lo cual influye en los costos operativos (OpenVPN, s.f.).</w:t>
+        <w:t>También es importante considerar que la infraestructura necesaria para procesar grandes volúmenes de solicitudes implica consumo energético y recursos computacionales, lo cual influye en los costos operativos (</w:t>
+      </w:r>
+      <w:proofErr w:type="spellStart"/>
+      <w:r>
+        <w:rPr>
+          <w:rFonts w:eastAsia="Aptos" w:cs="Times New Roman"/>
+          <w:kern w:val="2"/>
+          <w:szCs w:val="24"/>
+          <w14:ligatures w14:val="standardContextual"/>
+        </w:rPr>
+        <w:t>OpenVPN</w:t>
+      </w:r>
+      <w:proofErr w:type="spellEnd"/>
+      <w:r>
+        <w:rPr>
+          <w:rFonts w:eastAsia="Aptos" w:cs="Times New Roman"/>
+          <w:kern w:val="2"/>
+          <w:szCs w:val="24"/>
+          <w14:ligatures w14:val="standardContextual"/>
+        </w:rPr>
+        <w:t>, s.f.).</w:t>
       </w:r>
     </w:p>
     <w:p>
@@ -10806,7 +13277,27 @@
           <w:szCs w:val="24"/>
           <w14:ligatures w14:val="standardContextual"/>
         </w:rPr>
-        <w:t>En conclusion las API representan una herramienta poderosa para impulsar la innovación y la transformación digital. Permiten a las empresas aprovechar infraestructuras existentes, automatizar procesos y crear nuevos modelos de negocio digitales. Sin embargo, también implican riesgos técnicos, económicos y estratégicos que no deben subestimarse.</w:t>
+        <w:t xml:space="preserve">En </w:t>
+      </w:r>
+      <w:proofErr w:type="spellStart"/>
+      <w:r>
+        <w:rPr>
+          <w:rFonts w:eastAsia="Aptos" w:cs="Times New Roman"/>
+          <w:kern w:val="2"/>
+          <w:szCs w:val="24"/>
+          <w14:ligatures w14:val="standardContextual"/>
+        </w:rPr>
+        <w:t>conclusion</w:t>
+      </w:r>
+      <w:proofErr w:type="spellEnd"/>
+      <w:r>
+        <w:rPr>
+          <w:rFonts w:eastAsia="Aptos" w:cs="Times New Roman"/>
+          <w:kern w:val="2"/>
+          <w:szCs w:val="24"/>
+          <w14:ligatures w14:val="standardContextual"/>
+        </w:rPr>
+        <w:t xml:space="preserve"> las API representan una herramienta poderosa para impulsar la innovación y la transformación digital. Permiten a las empresas aprovechar infraestructuras existentes, automatizar procesos y crear nuevos modelos de negocio digitales. Sin embargo, también implican riesgos técnicos, económicos y estratégicos que no deben subestimarse.</w:t>
       </w:r>
     </w:p>
     <w:p>
@@ -10827,7 +13318,67 @@
           <w:szCs w:val="24"/>
           <w14:ligatures w14:val="standardContextual"/>
         </w:rPr>
-        <w:t>Tal como señala OpenVPN (s.f.), Canidium (s.f.), GetHealthie (s.f.) y Gunter (s.f.), la seguridad, la compatibilidad, la complejidad técnica, los costos y la dependencia de terceros son factores críticos que deben evaluarse antes de su implementación.</w:t>
+        <w:t xml:space="preserve">Tal como señala </w:t>
+      </w:r>
+      <w:proofErr w:type="spellStart"/>
+      <w:r>
+        <w:rPr>
+          <w:rFonts w:eastAsia="Aptos" w:cs="Times New Roman"/>
+          <w:kern w:val="2"/>
+          <w:szCs w:val="24"/>
+          <w14:ligatures w14:val="standardContextual"/>
+        </w:rPr>
+        <w:t>OpenVPN</w:t>
+      </w:r>
+      <w:proofErr w:type="spellEnd"/>
+      <w:r>
+        <w:rPr>
+          <w:rFonts w:eastAsia="Aptos" w:cs="Times New Roman"/>
+          <w:kern w:val="2"/>
+          <w:szCs w:val="24"/>
+          <w14:ligatures w14:val="standardContextual"/>
+        </w:rPr>
+        <w:t xml:space="preserve"> (s.f.), </w:t>
+      </w:r>
+      <w:proofErr w:type="spellStart"/>
+      <w:r>
+        <w:rPr>
+          <w:rFonts w:eastAsia="Aptos" w:cs="Times New Roman"/>
+          <w:kern w:val="2"/>
+          <w:szCs w:val="24"/>
+          <w14:ligatures w14:val="standardContextual"/>
+        </w:rPr>
+        <w:t>Canidium</w:t>
+      </w:r>
+      <w:proofErr w:type="spellEnd"/>
+      <w:r>
+        <w:rPr>
+          <w:rFonts w:eastAsia="Aptos" w:cs="Times New Roman"/>
+          <w:kern w:val="2"/>
+          <w:szCs w:val="24"/>
+          <w14:ligatures w14:val="standardContextual"/>
+        </w:rPr>
+        <w:t xml:space="preserve"> (s.f.), </w:t>
+      </w:r>
+      <w:proofErr w:type="spellStart"/>
+      <w:r>
+        <w:rPr>
+          <w:rFonts w:eastAsia="Aptos" w:cs="Times New Roman"/>
+          <w:kern w:val="2"/>
+          <w:szCs w:val="24"/>
+          <w14:ligatures w14:val="standardContextual"/>
+        </w:rPr>
+        <w:t>GetHealthie</w:t>
+      </w:r>
+      <w:proofErr w:type="spellEnd"/>
+      <w:r>
+        <w:rPr>
+          <w:rFonts w:eastAsia="Aptos" w:cs="Times New Roman"/>
+          <w:kern w:val="2"/>
+          <w:szCs w:val="24"/>
+          <w14:ligatures w14:val="standardContextual"/>
+        </w:rPr>
+        <w:t xml:space="preserve"> (s.f.) y Gunter (s.f.), la seguridad, la compatibilidad, la complejidad técnica, los costos y la dependencia de terceros son factores críticos que deben evaluarse antes de su implementación.</w:t>
       </w:r>
     </w:p>
     <w:p>
@@ -10970,18 +13521,28 @@
     </w:p>
     <w:p>
       <w:pPr>
+        <w:spacing w:line="360" w:lineRule="auto"/>
         <w:rPr>
           <w:b/>
           <w:color w:val="FF0000"/>
         </w:rPr>
       </w:pPr>
       <w:r>
-        <w:t>En este capítulo se presentan las conclusiones derivadas del análisis realizado y las recomendaciones que se sugieren para el proyecto de investigación sobre el desarrollo y consumo de APIs, tomando como caso práctico el tipo de cambio del BCCR.</w:t>
+        <w:t xml:space="preserve">En este capítulo se presentan las conclusiones derivadas del análisis realizado y las recomendaciones que se sugieren para el proyecto de investigación sobre el desarrollo y consumo de </w:t>
+      </w:r>
+      <w:proofErr w:type="spellStart"/>
+      <w:r>
+        <w:t>APIs</w:t>
+      </w:r>
+      <w:proofErr w:type="spellEnd"/>
+      <w:r>
+        <w:t>, tomando como caso práctico el tipo de cambio del BCCR.</w:t>
       </w:r>
     </w:p>
     <w:p>
       <w:pPr>
         <w:pStyle w:val="Ttulo2"/>
+        <w:spacing w:line="360" w:lineRule="auto"/>
       </w:pPr>
       <w:bookmarkStart w:id="49" w:name="_Toc158967644"/>
       <w:r>
@@ -10993,13 +13554,25 @@
       </w:r>
     </w:p>
     <w:p>
-      <w:r>
-        <w:t>Describir la evolución histórica de las APIs y sus principales transformaciones.</w:t>
+      <w:pPr>
+        <w:spacing w:line="360" w:lineRule="auto"/>
+      </w:pPr>
+      <w:r>
+        <w:t xml:space="preserve">Describir la evolución histórica de las </w:t>
+      </w:r>
+      <w:proofErr w:type="spellStart"/>
+      <w:r>
+        <w:t>APIs</w:t>
+      </w:r>
+      <w:proofErr w:type="spellEnd"/>
+      <w:r>
+        <w:t xml:space="preserve"> y sus principales transformaciones.</w:t>
       </w:r>
     </w:p>
     <w:p>
       <w:pPr>
         <w:pStyle w:val="Ttulo3"/>
+        <w:spacing w:line="360" w:lineRule="auto"/>
         <w:ind w:left="708"/>
       </w:pPr>
       <w:bookmarkStart w:id="50" w:name="_Toc158967645"/>
@@ -11010,15 +13583,41 @@
     </w:p>
     <w:p>
       <w:pPr>
+        <w:spacing w:line="360" w:lineRule="auto"/>
         <w:ind w:firstLine="397"/>
       </w:pPr>
       <w:r>
-        <w:t>La investigación permitió constatar que las APIs han evolucionado desde simples bibliotecas en sistemas operativos hasta convertirse en arquitecturas modernas como REST, GraphQL y gRPC. Cada etapa de su desarrollo respondió a necesidades tecnológicas específicas: interoperabilidad en los años 70, modularidad en los 80, integración web en los 90 y escalabilidad en el siglo XXI.</w:t>
+        <w:t xml:space="preserve">La investigación permitió constatar que las </w:t>
+      </w:r>
+      <w:proofErr w:type="spellStart"/>
+      <w:r>
+        <w:t>APIs</w:t>
+      </w:r>
+      <w:proofErr w:type="spellEnd"/>
+      <w:r>
+        <w:t xml:space="preserve"> han evolucionado desde simples bibliotecas en sistemas operativos hasta convertirse en arquitecturas modernas como REST, </w:t>
+      </w:r>
+      <w:proofErr w:type="spellStart"/>
+      <w:r>
+        <w:t>GraphQL</w:t>
+      </w:r>
+      <w:proofErr w:type="spellEnd"/>
+      <w:r>
+        <w:t xml:space="preserve"> y </w:t>
+      </w:r>
+      <w:proofErr w:type="spellStart"/>
+      <w:r>
+        <w:t>gRPC</w:t>
+      </w:r>
+      <w:proofErr w:type="spellEnd"/>
+      <w:r>
+        <w:t>. Cada etapa de su desarrollo respondió a necesidades tecnológicas específicas: interoperabilidad en los años 70, modularidad en los 80, integración web en los 90 y escalabilidad en el siglo XXI.</w:t>
       </w:r>
     </w:p>
     <w:p>
       <w:pPr>
         <w:pStyle w:val="Ttulo3"/>
+        <w:spacing w:line="360" w:lineRule="auto"/>
         <w:ind w:left="708"/>
       </w:pPr>
       <w:bookmarkStart w:id="51" w:name="_Toc158967646"/>
@@ -11028,9 +13627,25 @@
       <w:bookmarkEnd w:id="51"/>
     </w:p>
     <w:p>
-      <w:r>
-        <w:t>Se recomienda que los futuros desarrolladores estudien las distintas arquitecturas históricas para comprender sus fortalezas y limitaciones, de modo que puedan seleccionar la más adecuada según el contexto de aplicación. Además, se sugiere mantener actualizados los conocimientos en nuevas tendencias como GraphQL y gRPC</w:t>
-      </w:r>
+      <w:pPr>
+        <w:spacing w:line="360" w:lineRule="auto"/>
+      </w:pPr>
+      <w:r>
+        <w:t xml:space="preserve">Se recomienda que los futuros desarrolladores estudien las distintas arquitecturas históricas para comprender sus fortalezas y limitaciones, de modo que puedan seleccionar la más adecuada según el contexto de aplicación. Además, se sugiere mantener actualizados los conocimientos en nuevas tendencias como </w:t>
+      </w:r>
+      <w:proofErr w:type="spellStart"/>
+      <w:r>
+        <w:t>GraphQL</w:t>
+      </w:r>
+      <w:proofErr w:type="spellEnd"/>
+      <w:r>
+        <w:t xml:space="preserve"> y </w:t>
+      </w:r>
+      <w:proofErr w:type="spellStart"/>
+      <w:r>
+        <w:t>gRPC</w:t>
+      </w:r>
+      <w:proofErr w:type="spellEnd"/>
       <w:r>
         <w:t>.</w:t>
       </w:r>
@@ -11038,6 +13653,7 @@
     <w:p>
       <w:pPr>
         <w:pStyle w:val="Ttulo2"/>
+        <w:spacing w:line="360" w:lineRule="auto"/>
       </w:pPr>
       <w:bookmarkStart w:id="52" w:name="_Toc158967647"/>
       <w:r>
@@ -11050,125 +13666,153 @@
     </w:p>
     <w:p>
       <w:pPr>
-        <w:ind w:firstLine="708"/>
+        <w:spacing w:line="360" w:lineRule="auto"/>
+        <w:ind w:firstLine="397"/>
+        <w:rPr>
+          <w:b/>
+        </w:rPr>
+      </w:pPr>
+      <w:r>
+        <w:t>Identificar las principales ventajas y desventajas del uso de APIS en el desarrollo de software.</w:t>
+      </w:r>
+    </w:p>
+    <w:p>
+      <w:pPr>
+        <w:pStyle w:val="Ttulo3"/>
+        <w:spacing w:line="360" w:lineRule="auto"/>
+        <w:ind w:left="708"/>
+      </w:pPr>
+      <w:bookmarkStart w:id="53" w:name="_Toc158967648"/>
+      <w:r>
+        <w:t>5.3.1 Conclusiones</w:t>
+      </w:r>
+      <w:bookmarkEnd w:id="53"/>
+    </w:p>
+    <w:p>
+      <w:pPr>
+        <w:spacing w:line="360" w:lineRule="auto"/>
+        <w:ind w:firstLine="397"/>
+      </w:pPr>
+      <w:r>
+        <w:t>Las APIS son muy útiles en el desarrollo de software, ya que nos permiten comunicar diferentes sistemas e intercambiar información de un sistema a otro de una manera sencilla, Sin embargo, a pesar de sus grandes ventajas como la fácil integración y el ahorro en tiempo de desarrollo, también poseen desventajas como la dependencia a un sistema no controlado o las posibles brechas de seguridad.</w:t>
+      </w:r>
+    </w:p>
+    <w:p>
+      <w:pPr>
+        <w:pStyle w:val="Ttulo3"/>
+        <w:spacing w:line="360" w:lineRule="auto"/>
+        <w:ind w:left="708"/>
+      </w:pPr>
+      <w:bookmarkStart w:id="54" w:name="_Toc158967649"/>
+      <w:r>
+        <w:lastRenderedPageBreak/>
+        <w:t>5.3.2 Recomendaciones</w:t>
+      </w:r>
+      <w:bookmarkEnd w:id="54"/>
+    </w:p>
+    <w:p>
+      <w:pPr>
+        <w:spacing w:line="360" w:lineRule="auto"/>
+        <w:ind w:firstLine="397"/>
         <w:rPr>
           <w:b/>
           <w:color w:val="FF0000"/>
         </w:rPr>
       </w:pPr>
       <w:r>
-        <w:t>Aquí obj especifico 2</w:t>
-      </w:r>
-    </w:p>
-    <w:p>
-      <w:pPr>
-        <w:pStyle w:val="Ttulo3"/>
-        <w:ind w:left="708"/>
-      </w:pPr>
-      <w:bookmarkStart w:id="53" w:name="_Toc158967648"/>
-      <w:r>
-        <w:t>5.3.1 Conclusiones</w:t>
-      </w:r>
-      <w:bookmarkEnd w:id="53"/>
-    </w:p>
-    <w:p>
-      <w:pPr>
-        <w:ind w:left="794" w:firstLine="397"/>
-      </w:pPr>
-      <w:r>
-        <w:t>Conclusión del obj especifico 2</w:t>
-      </w:r>
-    </w:p>
-    <w:p>
-      <w:pPr>
-        <w:pStyle w:val="Ttulo3"/>
-        <w:ind w:left="708"/>
-      </w:pPr>
-      <w:bookmarkStart w:id="54" w:name="_Toc158967649"/>
-      <w:r>
-        <w:t>5.3.2 Recomendaciones</w:t>
-      </w:r>
-      <w:bookmarkEnd w:id="54"/>
-    </w:p>
-    <w:p>
-      <w:pPr>
-        <w:ind w:left="708" w:firstLine="708"/>
+        <w:t>Se recomienda analizar detalladamente cada API a utilizar, así como utilizar APIS confiables y que contengan documentación actualizada para su implementación y uso, además evaluar tanto las ventajas como desventajas o limitaciones antes de realizar la integración con nuestro sistema.</w:t>
+      </w:r>
+    </w:p>
+    <w:p/>
+    <w:p>
+      <w:pPr>
+        <w:pStyle w:val="Ttulo2"/>
+      </w:pPr>
+      <w:bookmarkStart w:id="55" w:name="_Toc158967650"/>
+      <w:r>
+        <w:t>5.4 Objetivo específico</w:t>
+      </w:r>
+      <w:bookmarkEnd w:id="55"/>
+      <w:r>
+        <w:t>3:</w:t>
+      </w:r>
+    </w:p>
+    <w:p>
+      <w:pPr>
+        <w:ind w:firstLine="397"/>
         <w:rPr>
           <w:b/>
           <w:color w:val="FF0000"/>
         </w:rPr>
       </w:pPr>
       <w:r>
-        <w:t>Recomendación del obj especifico 2</w:t>
-      </w:r>
-    </w:p>
-    <w:p/>
-    <w:p>
-      <w:pPr>
-        <w:pStyle w:val="Ttulo2"/>
-      </w:pPr>
-      <w:bookmarkStart w:id="55" w:name="_Toc158967650"/>
-      <w:r>
-        <w:lastRenderedPageBreak/>
-        <w:t>5.4 Objetivo específico</w:t>
-      </w:r>
-      <w:bookmarkEnd w:id="55"/>
-      <w:r>
-        <w:t>3:</w:t>
-      </w:r>
-    </w:p>
-    <w:p>
-      <w:pPr>
-        <w:ind w:firstLine="708"/>
+        <w:t xml:space="preserve">Evaluar las ventajas y desventajas de las </w:t>
+      </w:r>
+      <w:proofErr w:type="spellStart"/>
+      <w:r>
+        <w:t>APIs</w:t>
+      </w:r>
+      <w:proofErr w:type="spellEnd"/>
+      <w:r>
+        <w:t xml:space="preserve"> en los ámbitos técnico, comercial y económico.</w:t>
+      </w:r>
+    </w:p>
+    <w:p>
+      <w:pPr>
+        <w:pStyle w:val="Ttulo3"/>
+        <w:ind w:left="794"/>
+      </w:pPr>
+      <w:bookmarkStart w:id="56" w:name="_Toc158967651"/>
+      <w:r>
+        <w:t>5.4.1 Conclusiones</w:t>
+      </w:r>
+      <w:bookmarkEnd w:id="56"/>
+    </w:p>
+    <w:p>
+      <w:pPr>
+        <w:ind w:firstLine="397"/>
+      </w:pPr>
+      <w:r>
+        <w:t xml:space="preserve">Conclusión del </w:t>
+      </w:r>
+      <w:proofErr w:type="spellStart"/>
+      <w:r>
+        <w:t>obj</w:t>
+      </w:r>
+      <w:proofErr w:type="spellEnd"/>
+      <w:r>
+        <w:t xml:space="preserve"> especifico 3</w:t>
+      </w:r>
+    </w:p>
+    <w:p>
+      <w:pPr>
+        <w:pStyle w:val="Ttulo3"/>
+        <w:ind w:left="794"/>
+      </w:pPr>
+      <w:bookmarkStart w:id="57" w:name="_Toc158967652"/>
+      <w:r>
+        <w:t>5.4.2 Recomendaciones</w:t>
+      </w:r>
+      <w:bookmarkEnd w:id="57"/>
+    </w:p>
+    <w:p>
+      <w:pPr>
+        <w:ind w:firstLine="397"/>
         <w:rPr>
           <w:b/>
           <w:color w:val="FF0000"/>
         </w:rPr>
       </w:pPr>
       <w:r>
-        <w:t>Aquí obj especifico 3</w:t>
-      </w:r>
-    </w:p>
-    <w:p>
-      <w:pPr>
-        <w:pStyle w:val="Ttulo3"/>
-        <w:ind w:left="794"/>
-      </w:pPr>
-      <w:bookmarkStart w:id="56" w:name="_Toc158967651"/>
-      <w:r>
-        <w:t>5.4.1 Conclusiones</w:t>
-      </w:r>
-      <w:bookmarkEnd w:id="56"/>
-    </w:p>
-    <w:p>
-      <w:pPr>
-        <w:ind w:left="794"/>
-      </w:pPr>
-      <w:r>
-        <w:t>Conclusión del obj especifico 3</w:t>
-      </w:r>
-    </w:p>
-    <w:p>
-      <w:pPr>
-        <w:pStyle w:val="Ttulo3"/>
-        <w:ind w:left="794"/>
-      </w:pPr>
-      <w:bookmarkStart w:id="57" w:name="_Toc158967652"/>
-      <w:r>
-        <w:t>5.4.2 Recomendaciones</w:t>
-      </w:r>
-      <w:bookmarkEnd w:id="57"/>
-    </w:p>
-    <w:p>
-      <w:pPr>
-        <w:ind w:left="708" w:firstLine="708"/>
-        <w:rPr>
-          <w:b/>
-          <w:color w:val="FF0000"/>
-        </w:rPr>
-      </w:pPr>
-      <w:r>
-        <w:t xml:space="preserve">Recomendación del obj especifico </w:t>
+        <w:t xml:space="preserve">Recomendación del </w:t>
+      </w:r>
+      <w:proofErr w:type="spellStart"/>
+      <w:r>
+        <w:t>obj</w:t>
+      </w:r>
+      <w:proofErr w:type="spellEnd"/>
+      <w:r>
+        <w:t xml:space="preserve"> especifico </w:t>
       </w:r>
       <w:r>
         <w:t>3</w:t>
@@ -11263,7 +13907,29 @@
           <w:lang w:val="en-US"/>
           <w14:ligatures w14:val="standardContextual"/>
         </w:rPr>
-        <w:t xml:space="preserve">(s.f.). </w:t>
+        <w:t>(</w:t>
+      </w:r>
+      <w:proofErr w:type="spellStart"/>
+      <w:r>
+        <w:rPr>
+          <w:rFonts w:eastAsia="Aptos" w:cs="Times New Roman"/>
+          <w:kern w:val="2"/>
+          <w:szCs w:val="24"/>
+          <w:lang w:val="en-US"/>
+          <w14:ligatures w14:val="standardContextual"/>
+        </w:rPr>
+        <w:t>s.f.</w:t>
+      </w:r>
+      <w:proofErr w:type="spellEnd"/>
+      <w:r>
+        <w:rPr>
+          <w:rFonts w:eastAsia="Aptos" w:cs="Times New Roman"/>
+          <w:kern w:val="2"/>
+          <w:szCs w:val="24"/>
+          <w:lang w:val="en-US"/>
+          <w14:ligatures w14:val="standardContextual"/>
+        </w:rPr>
+        <w:t xml:space="preserve">). </w:t>
       </w:r>
       <w:r>
         <w:rPr>
@@ -11321,14 +13987,25 @@
           <w14:ligatures w14:val="standardContextual"/>
         </w:rPr>
       </w:pPr>
-      <w:r>
-        <w:rPr>
-          <w:rFonts w:eastAsia="Aptos" w:cs="Times New Roman"/>
-          <w:kern w:val="2"/>
-          <w:szCs w:val="24"/>
-          <w14:ligatures w14:val="standardContextual"/>
-        </w:rPr>
-        <w:t xml:space="preserve">Recluit. (2019, 2 de julio). </w:t>
+      <w:proofErr w:type="spellStart"/>
+      <w:r>
+        <w:rPr>
+          <w:rFonts w:eastAsia="Aptos" w:cs="Times New Roman"/>
+          <w:kern w:val="2"/>
+          <w:szCs w:val="24"/>
+          <w14:ligatures w14:val="standardContextual"/>
+        </w:rPr>
+        <w:t>Recluit</w:t>
+      </w:r>
+      <w:proofErr w:type="spellEnd"/>
+      <w:r>
+        <w:rPr>
+          <w:rFonts w:eastAsia="Aptos" w:cs="Times New Roman"/>
+          <w:kern w:val="2"/>
+          <w:szCs w:val="24"/>
+          <w14:ligatures w14:val="standardContextual"/>
+        </w:rPr>
+        <w:t xml:space="preserve">. (2019, 2 de julio). </w:t>
       </w:r>
       <w:r>
         <w:rPr>
@@ -11375,6 +14052,7 @@
           <w14:ligatures w14:val="standardContextual"/>
         </w:rPr>
       </w:pPr>
+      <w:proofErr w:type="spellStart"/>
       <w:r>
         <w:rPr>
           <w:rFonts w:eastAsia="Aptos" w:cs="Times New Roman"/>
@@ -11383,7 +14061,40 @@
           <w:lang w:val="en-US"/>
           <w14:ligatures w14:val="standardContextual"/>
         </w:rPr>
-        <w:t xml:space="preserve">Hygraph. (2025, 3 de diciembre). </w:t>
+        <w:t>Hygraph</w:t>
+      </w:r>
+      <w:proofErr w:type="spellEnd"/>
+      <w:r>
+        <w:rPr>
+          <w:rFonts w:eastAsia="Aptos" w:cs="Times New Roman"/>
+          <w:kern w:val="2"/>
+          <w:szCs w:val="24"/>
+          <w:lang w:val="en-US"/>
+          <w14:ligatures w14:val="standardContextual"/>
+        </w:rPr>
+        <w:t xml:space="preserve">. (2025, 3 de </w:t>
+      </w:r>
+      <w:proofErr w:type="spellStart"/>
+      <w:r>
+        <w:rPr>
+          <w:rFonts w:eastAsia="Aptos" w:cs="Times New Roman"/>
+          <w:kern w:val="2"/>
+          <w:szCs w:val="24"/>
+          <w:lang w:val="en-US"/>
+          <w14:ligatures w14:val="standardContextual"/>
+        </w:rPr>
+        <w:t>diciembre</w:t>
+      </w:r>
+      <w:proofErr w:type="spellEnd"/>
+      <w:r>
+        <w:rPr>
+          <w:rFonts w:eastAsia="Aptos" w:cs="Times New Roman"/>
+          <w:kern w:val="2"/>
+          <w:szCs w:val="24"/>
+          <w:lang w:val="en-US"/>
+          <w14:ligatures w14:val="standardContextual"/>
+        </w:rPr>
+        <w:t xml:space="preserve">). </w:t>
       </w:r>
       <w:r>
         <w:rPr>
@@ -11469,7 +14180,31 @@
           <w:szCs w:val="24"/>
           <w14:ligatures w14:val="standardContextual"/>
         </w:rPr>
-        <w:t>C#, Java, Golang o Python: ¿Cuál es el mejor lenguaje para el desarrollo de API?</w:t>
+        <w:t xml:space="preserve">C#, Java, </w:t>
+      </w:r>
+      <w:proofErr w:type="spellStart"/>
+      <w:r>
+        <w:rPr>
+          <w:rFonts w:eastAsia="Aptos" w:cs="Times New Roman"/>
+          <w:i/>
+          <w:iCs/>
+          <w:kern w:val="2"/>
+          <w:szCs w:val="24"/>
+          <w14:ligatures w14:val="standardContextual"/>
+        </w:rPr>
+        <w:t>Golang</w:t>
+      </w:r>
+      <w:proofErr w:type="spellEnd"/>
+      <w:r>
+        <w:rPr>
+          <w:rFonts w:eastAsia="Aptos" w:cs="Times New Roman"/>
+          <w:i/>
+          <w:iCs/>
+          <w:kern w:val="2"/>
+          <w:szCs w:val="24"/>
+          <w14:ligatures w14:val="standardContextual"/>
+        </w:rPr>
+        <w:t xml:space="preserve"> o Python: ¿Cuál es el mejor lenguaje para el desarrollo de API?</w:t>
       </w:r>
       <w:r>
         <w:rPr>
@@ -11480,6 +14215,7 @@
         </w:rPr>
         <w:t xml:space="preserve"> </w:t>
       </w:r>
+      <w:proofErr w:type="spellStart"/>
       <w:r>
         <w:rPr>
           <w:rFonts w:eastAsia="Aptos" w:cs="Times New Roman"/>
@@ -11488,7 +14224,18 @@
           <w:lang w:val="en-US"/>
           <w14:ligatures w14:val="standardContextual"/>
         </w:rPr>
-        <w:t xml:space="preserve">Apidog Blog. </w:t>
+        <w:t>Apidog</w:t>
+      </w:r>
+      <w:proofErr w:type="spellEnd"/>
+      <w:r>
+        <w:rPr>
+          <w:rFonts w:eastAsia="Aptos" w:cs="Times New Roman"/>
+          <w:kern w:val="2"/>
+          <w:szCs w:val="24"/>
+          <w:lang w:val="en-US"/>
+          <w14:ligatures w14:val="standardContextual"/>
+        </w:rPr>
+        <w:t xml:space="preserve"> Blog. </w:t>
       </w:r>
       <w:hyperlink r:id="rId15" w:history="1">
         <w:r>
@@ -11580,14 +14327,25 @@
           <w14:ligatures w14:val="standardContextual"/>
         </w:rPr>
       </w:pPr>
-      <w:r>
-        <w:rPr>
-          <w:rFonts w:eastAsia="Aptos" w:cs="Times New Roman"/>
-          <w:kern w:val="2"/>
-          <w:szCs w:val="24"/>
-          <w14:ligatures w14:val="standardContextual"/>
-        </w:rPr>
-        <w:t xml:space="preserve">Tápanes, Y. (2022, 10 mayo). </w:t>
+      <w:proofErr w:type="spellStart"/>
+      <w:r>
+        <w:rPr>
+          <w:rFonts w:eastAsia="Aptos" w:cs="Times New Roman"/>
+          <w:kern w:val="2"/>
+          <w:szCs w:val="24"/>
+          <w14:ligatures w14:val="standardContextual"/>
+        </w:rPr>
+        <w:t>Tápanes</w:t>
+      </w:r>
+      <w:proofErr w:type="spellEnd"/>
+      <w:r>
+        <w:rPr>
+          <w:rFonts w:eastAsia="Aptos" w:cs="Times New Roman"/>
+          <w:kern w:val="2"/>
+          <w:szCs w:val="24"/>
+          <w14:ligatures w14:val="standardContextual"/>
+        </w:rPr>
+        <w:t xml:space="preserve">, Y. (2022, 10 mayo). </w:t>
       </w:r>
       <w:r>
         <w:rPr>
@@ -11607,7 +14365,27 @@
           <w:szCs w:val="24"/>
           <w14:ligatures w14:val="standardContextual"/>
         </w:rPr>
-        <w:t xml:space="preserve">. Saasradar. </w:t>
+        <w:t xml:space="preserve">. </w:t>
+      </w:r>
+      <w:proofErr w:type="spellStart"/>
+      <w:r>
+        <w:rPr>
+          <w:rFonts w:eastAsia="Aptos" w:cs="Times New Roman"/>
+          <w:kern w:val="2"/>
+          <w:szCs w:val="24"/>
+          <w14:ligatures w14:val="standardContextual"/>
+        </w:rPr>
+        <w:t>Saasradar</w:t>
+      </w:r>
+      <w:proofErr w:type="spellEnd"/>
+      <w:r>
+        <w:rPr>
+          <w:rFonts w:eastAsia="Aptos" w:cs="Times New Roman"/>
+          <w:kern w:val="2"/>
+          <w:szCs w:val="24"/>
+          <w14:ligatures w14:val="standardContextual"/>
+        </w:rPr>
+        <w:t xml:space="preserve">. </w:t>
       </w:r>
       <w:hyperlink r:id="rId17" w:history="1">
         <w:r>
@@ -11651,8 +14429,45 @@
           <w:szCs w:val="24"/>
           <w14:ligatures w14:val="standardContextual"/>
         </w:rPr>
-        <w:t>Ruby on Rails</w:t>
-      </w:r>
+        <w:t xml:space="preserve">Ruby </w:t>
+      </w:r>
+      <w:proofErr w:type="spellStart"/>
+      <w:r>
+        <w:rPr>
+          <w:rFonts w:eastAsia="Aptos" w:cs="Times New Roman"/>
+          <w:i/>
+          <w:iCs/>
+          <w:kern w:val="2"/>
+          <w:szCs w:val="24"/>
+          <w14:ligatures w14:val="standardContextual"/>
+        </w:rPr>
+        <w:t>on</w:t>
+      </w:r>
+      <w:proofErr w:type="spellEnd"/>
+      <w:r>
+        <w:rPr>
+          <w:rFonts w:eastAsia="Aptos" w:cs="Times New Roman"/>
+          <w:i/>
+          <w:iCs/>
+          <w:kern w:val="2"/>
+          <w:szCs w:val="24"/>
+          <w14:ligatures w14:val="standardContextual"/>
+        </w:rPr>
+        <w:t xml:space="preserve"> </w:t>
+      </w:r>
+      <w:proofErr w:type="spellStart"/>
+      <w:r>
+        <w:rPr>
+          <w:rFonts w:eastAsia="Aptos" w:cs="Times New Roman"/>
+          <w:i/>
+          <w:iCs/>
+          <w:kern w:val="2"/>
+          <w:szCs w:val="24"/>
+          <w14:ligatures w14:val="standardContextual"/>
+        </w:rPr>
+        <w:t>Rails</w:t>
+      </w:r>
+      <w:proofErr w:type="spellEnd"/>
       <w:r>
         <w:rPr>
           <w:rFonts w:eastAsia="Aptos" w:cs="Times New Roman"/>
@@ -11705,6 +14520,7 @@
         </w:rPr>
         <w:t xml:space="preserve">11 Advantages of an API Strategy and Why It's a Game Changer | Lobster. </w:t>
       </w:r>
+      <w:proofErr w:type="spellStart"/>
       <w:r>
         <w:rPr>
           <w:rFonts w:eastAsia="Aptos" w:cs="Times New Roman"/>
@@ -11716,6 +14532,7 @@
         </w:rPr>
         <w:t>Lobster</w:t>
       </w:r>
+      <w:proofErr w:type="spellEnd"/>
       <w:r>
         <w:rPr>
           <w:rFonts w:eastAsia="Aptos" w:cs="Times New Roman"/>
@@ -11758,7 +14575,29 @@
           <w:lang w:val="en-US"/>
           <w14:ligatures w14:val="standardContextual"/>
         </w:rPr>
-        <w:t xml:space="preserve">Frith, M. (2025, 19 julio). </w:t>
+        <w:t xml:space="preserve">Frith, M. (2025, 19 </w:t>
+      </w:r>
+      <w:proofErr w:type="spellStart"/>
+      <w:r>
+        <w:rPr>
+          <w:rFonts w:eastAsia="Aptos" w:cs="Times New Roman"/>
+          <w:kern w:val="2"/>
+          <w:szCs w:val="24"/>
+          <w:lang w:val="en-US"/>
+          <w14:ligatures w14:val="standardContextual"/>
+        </w:rPr>
+        <w:t>julio</w:t>
+      </w:r>
+      <w:proofErr w:type="spellEnd"/>
+      <w:r>
+        <w:rPr>
+          <w:rFonts w:eastAsia="Aptos" w:cs="Times New Roman"/>
+          <w:kern w:val="2"/>
+          <w:szCs w:val="24"/>
+          <w:lang w:val="en-US"/>
+          <w14:ligatures w14:val="standardContextual"/>
+        </w:rPr>
+        <w:t xml:space="preserve">). </w:t>
       </w:r>
       <w:r>
         <w:rPr>
@@ -11780,7 +14619,29 @@
           <w:lang w:val="en-US"/>
           <w14:ligatures w14:val="standardContextual"/>
         </w:rPr>
-        <w:t xml:space="preserve">. Ikonik Digital Agency | Digital Marketing &amp; Web Development Agency | Jamaica. </w:t>
+        <w:t xml:space="preserve">. </w:t>
+      </w:r>
+      <w:proofErr w:type="spellStart"/>
+      <w:r>
+        <w:rPr>
+          <w:rFonts w:eastAsia="Aptos" w:cs="Times New Roman"/>
+          <w:kern w:val="2"/>
+          <w:szCs w:val="24"/>
+          <w:lang w:val="en-US"/>
+          <w14:ligatures w14:val="standardContextual"/>
+        </w:rPr>
+        <w:t>Ikonik</w:t>
+      </w:r>
+      <w:proofErr w:type="spellEnd"/>
+      <w:r>
+        <w:rPr>
+          <w:rFonts w:eastAsia="Aptos" w:cs="Times New Roman"/>
+          <w:kern w:val="2"/>
+          <w:szCs w:val="24"/>
+          <w:lang w:val="en-US"/>
+          <w14:ligatures w14:val="standardContextual"/>
+        </w:rPr>
+        <w:t xml:space="preserve"> Digital Agency | Digital Marketing &amp; Web Development Agency | Jamaica. </w:t>
       </w:r>
       <w:hyperlink r:id="rId20" w:history="1">
         <w:r>
@@ -11815,8 +14676,49 @@
           <w14:ligatures w14:val="standardContextual"/>
         </w:rPr>
         <w:lastRenderedPageBreak/>
-        <w:t xml:space="preserve">Wolff, L. (2023, 31 julio). Ventajas y desventajas de utilizar APIs con el software SAP Commissions. </w:t>
-      </w:r>
+        <w:t xml:space="preserve">Wolff, L. (2023, 31 julio). Ventajas y desventajas de utilizar </w:t>
+      </w:r>
+      <w:proofErr w:type="spellStart"/>
+      <w:r>
+        <w:rPr>
+          <w:rFonts w:eastAsia="Aptos" w:cs="Times New Roman"/>
+          <w:kern w:val="2"/>
+          <w:szCs w:val="24"/>
+          <w14:ligatures w14:val="standardContextual"/>
+        </w:rPr>
+        <w:t>APIs</w:t>
+      </w:r>
+      <w:proofErr w:type="spellEnd"/>
+      <w:r>
+        <w:rPr>
+          <w:rFonts w:eastAsia="Aptos" w:cs="Times New Roman"/>
+          <w:kern w:val="2"/>
+          <w:szCs w:val="24"/>
+          <w14:ligatures w14:val="standardContextual"/>
+        </w:rPr>
+        <w:t xml:space="preserve"> con el software SAP </w:t>
+      </w:r>
+      <w:proofErr w:type="spellStart"/>
+      <w:r>
+        <w:rPr>
+          <w:rFonts w:eastAsia="Aptos" w:cs="Times New Roman"/>
+          <w:kern w:val="2"/>
+          <w:szCs w:val="24"/>
+          <w14:ligatures w14:val="standardContextual"/>
+        </w:rPr>
+        <w:t>Commissions</w:t>
+      </w:r>
+      <w:proofErr w:type="spellEnd"/>
+      <w:r>
+        <w:rPr>
+          <w:rFonts w:eastAsia="Aptos" w:cs="Times New Roman"/>
+          <w:kern w:val="2"/>
+          <w:szCs w:val="24"/>
+          <w14:ligatures w14:val="standardContextual"/>
+        </w:rPr>
+        <w:t xml:space="preserve">. </w:t>
+      </w:r>
+      <w:proofErr w:type="spellStart"/>
       <w:r>
         <w:rPr>
           <w:rFonts w:eastAsia="Aptos" w:cs="Times New Roman"/>
@@ -11828,6 +14730,7 @@
         </w:rPr>
         <w:t>Canidium</w:t>
       </w:r>
+      <w:proofErr w:type="spellEnd"/>
       <w:r>
         <w:rPr>
           <w:rFonts w:eastAsia="Aptos" w:cs="Times New Roman"/>
@@ -11862,6 +14765,7 @@
           <w14:ligatures w14:val="standardContextual"/>
         </w:rPr>
       </w:pPr>
+      <w:proofErr w:type="spellStart"/>
       <w:r>
         <w:rPr>
           <w:rFonts w:eastAsia="Aptos" w:cs="Times New Roman"/>
@@ -11870,8 +14774,20 @@
           <w:lang w:val="en-US"/>
           <w14:ligatures w14:val="standardContextual"/>
         </w:rPr>
-        <w:t xml:space="preserve">Healthie Inc. (2024, 21 mayo). The advantages &amp; disadvantages of API solutions. </w:t>
-      </w:r>
+        <w:t>Healthie</w:t>
+      </w:r>
+      <w:proofErr w:type="spellEnd"/>
+      <w:r>
+        <w:rPr>
+          <w:rFonts w:eastAsia="Aptos" w:cs="Times New Roman"/>
+          <w:kern w:val="2"/>
+          <w:szCs w:val="24"/>
+          <w:lang w:val="en-US"/>
+          <w14:ligatures w14:val="standardContextual"/>
+        </w:rPr>
+        <w:t xml:space="preserve"> Inc. (2024, 21 mayo). The advantages &amp; disadvantages of API solutions. </w:t>
+      </w:r>
+      <w:proofErr w:type="spellStart"/>
       <w:r>
         <w:rPr>
           <w:rFonts w:eastAsia="Aptos" w:cs="Times New Roman"/>
@@ -11882,7 +14798,20 @@
           <w:lang w:val="en-US"/>
           <w14:ligatures w14:val="standardContextual"/>
         </w:rPr>
-        <w:t>Healthie Inc.</w:t>
+        <w:t>Healthie</w:t>
+      </w:r>
+      <w:proofErr w:type="spellEnd"/>
+      <w:r>
+        <w:rPr>
+          <w:rFonts w:eastAsia="Aptos" w:cs="Times New Roman"/>
+          <w:i/>
+          <w:iCs/>
+          <w:kern w:val="2"/>
+          <w:szCs w:val="24"/>
+          <w:lang w:val="en-US"/>
+          <w14:ligatures w14:val="standardContextual"/>
+        </w:rPr>
+        <w:t xml:space="preserve"> Inc.</w:t>
       </w:r>
       <w:r>
         <w:rPr>

--- a/Investigacion/Desarrollo APIS.docx
+++ b/Investigacion/Desarrollo APIS.docx
@@ -7427,7 +7427,27 @@
           <w:szCs w:val="24"/>
           <w14:ligatures w14:val="standardContextual"/>
         </w:rPr>
-        <w:t xml:space="preserve"> Interface) es un mecanismo que permite que dos componentes de software se comuniquen entre sí mediante un conjunto de definiciones y protocolos. En términos prácticos, una API funciona como un puente: por ejemplo, una aplicación de clima en el celular obtiene datos del sistema del servicio meteorológico a través de una API, y así puede mostrar las actualizaciones diarias sin necesidad de acceder directamente a la base de datos (Amazon Web </w:t>
+        <w:t xml:space="preserve"> </w:t>
+      </w:r>
+      <w:proofErr w:type="gramStart"/>
+      <w:r>
+        <w:rPr>
+          <w:rFonts w:eastAsia="Aptos" w:cs="Times New Roman"/>
+          <w:kern w:val="2"/>
+          <w:szCs w:val="24"/>
+          <w14:ligatures w14:val="standardContextual"/>
+        </w:rPr>
+        <w:t>Interface</w:t>
+      </w:r>
+      <w:proofErr w:type="gramEnd"/>
+      <w:r>
+        <w:rPr>
+          <w:rFonts w:eastAsia="Aptos" w:cs="Times New Roman"/>
+          <w:kern w:val="2"/>
+          <w:szCs w:val="24"/>
+          <w14:ligatures w14:val="standardContextual"/>
+        </w:rPr>
+        <w:t xml:space="preserve">) es un mecanismo que permite que dos componentes de software se comuniquen entre sí mediante un conjunto de definiciones y protocolos. En términos prácticos, una API funciona como un puente: por ejemplo, una aplicación de clima en el celular obtiene datos del sistema del servicio meteorológico a través de una API, y así puede mostrar las actualizaciones diarias sin necesidad de acceder directamente a la base de datos (Amazon Web </w:t>
       </w:r>
       <w:proofErr w:type="spellStart"/>
       <w:r>
@@ -7529,7 +7549,23 @@
           <w:rFonts w:cs="Times New Roman"/>
           <w:szCs w:val="24"/>
         </w:rPr>
-        <w:t xml:space="preserve"> hace referencia a cualquier software con una función específica, mientras que Interface se entiende como un contrato de servicio entre dos aplicaciones. Dicho contrato establece cómo se comunican mediante solicitudes y respuestas, y se documenta en la especificación de la API para que los desarrolladores sepan cómo estructurar esas interacciones (AWS, s.f.).</w:t>
+        <w:t xml:space="preserve"> hace referencia a cualquier software con una función específica, mientras que </w:t>
+      </w:r>
+      <w:proofErr w:type="gramStart"/>
+      <w:r>
+        <w:rPr>
+          <w:rFonts w:cs="Times New Roman"/>
+          <w:szCs w:val="24"/>
+        </w:rPr>
+        <w:t>Interface</w:t>
+      </w:r>
+      <w:proofErr w:type="gramEnd"/>
+      <w:r>
+        <w:rPr>
+          <w:rFonts w:cs="Times New Roman"/>
+          <w:szCs w:val="24"/>
+        </w:rPr>
+        <w:t xml:space="preserve"> se entiende como un contrato de servicio entre dos aplicaciones. Dicho contrato establece cómo se comunican mediante solicitudes y respuestas, y se documenta en la especificación de la API para que los desarrolladores sepan cómo estructurar esas interacciones (AWS, s.f.).</w:t>
       </w:r>
     </w:p>
     <w:p>
@@ -11759,11 +11795,19 @@
         </w:rPr>
         <w:t xml:space="preserve">diferentes como </w:t>
       </w:r>
+      <w:proofErr w:type="gramStart"/>
       <w:r>
         <w:rPr>
           <w:lang w:eastAsia="es-CR"/>
         </w:rPr>
-        <w:t>apps web, móviles</w:t>
+        <w:t>apps</w:t>
+      </w:r>
+      <w:proofErr w:type="gramEnd"/>
+      <w:r>
+        <w:rPr>
+          <w:lang w:eastAsia="es-CR"/>
+        </w:rPr>
+        <w:t xml:space="preserve"> web, móviles</w:t>
       </w:r>
       <w:r>
         <w:rPr>
@@ -12186,7 +12230,15 @@
         <w:t>Esto quiere decir que u</w:t>
       </w:r>
       <w:r>
-        <w:t>na misma API puede ser consumida por apps web, móviles y otros servicios.</w:t>
+        <w:t xml:space="preserve">na misma API puede ser consumida por </w:t>
+      </w:r>
+      <w:proofErr w:type="gramStart"/>
+      <w:r>
+        <w:t>apps</w:t>
+      </w:r>
+      <w:proofErr w:type="gramEnd"/>
+      <w:r>
+        <w:t xml:space="preserve"> web, móviles y otros servicios.</w:t>
       </w:r>
     </w:p>
     <w:p>

--- a/Investigacion/Desarrollo APIS.docx
+++ b/Investigacion/Desarrollo APIS.docx
@@ -2678,7 +2678,27 @@
                 <w:noProof/>
                 <w:lang w:eastAsia="es-CR"/>
               </w:rPr>
-              <w:t>Lenguajes o plataforma</w:t>
+              <w:t>Lenguajes o p</w:t>
+            </w:r>
+            <w:r>
+              <w:rPr>
+                <w:rStyle w:val="Hipervnculo"/>
+                <w:rFonts w:eastAsia="Times New Roman" w:cs="Times New Roman"/>
+                <w:b/>
+                <w:noProof/>
+                <w:lang w:eastAsia="es-CR"/>
+              </w:rPr>
+              <w:t>l</w:t>
+            </w:r>
+            <w:r>
+              <w:rPr>
+                <w:rStyle w:val="Hipervnculo"/>
+                <w:rFonts w:eastAsia="Times New Roman" w:cs="Times New Roman"/>
+                <w:b/>
+                <w:noProof/>
+                <w:lang w:eastAsia="es-CR"/>
+              </w:rPr>
+              <w:t>ataforma</w:t>
             </w:r>
             <w:r>
               <w:rPr>
@@ -13167,32 +13187,19 @@
         </w:rPr>
         <w:t xml:space="preserve"> Blog. </w:t>
       </w:r>
-      <w:r>
-        <w:fldChar w:fldCharType="begin"/>
-      </w:r>
-      <w:r>
-        <w:rPr>
-          <w:lang w:val="en-US"/>
-        </w:rPr>
-        <w:instrText>HYPERLINK "https://apidog.com/es/blog/best-languages-for-building-apis-2/"</w:instrText>
-      </w:r>
-      <w:r>
-        <w:fldChar w:fldCharType="separate"/>
-      </w:r>
-      <w:r>
-        <w:rPr>
-          <w:rStyle w:val="Hipervnculo"/>
-          <w:rFonts w:eastAsia="Aptos" w:cs="Times New Roman"/>
-          <w:kern w:val="2"/>
-          <w:szCs w:val="24"/>
-          <w:lang w:val="en-US"/>
-          <w14:ligatures w14:val="standardContextual"/>
-        </w:rPr>
-        <w:t>https://apidog.com/es/blog/best-languages-for-building-apis-2/</w:t>
-      </w:r>
-      <w:r>
-        <w:fldChar w:fldCharType="end"/>
-      </w:r>
+      <w:hyperlink r:id="rId15" w:history="1">
+        <w:r>
+          <w:rPr>
+            <w:rStyle w:val="Hipervnculo"/>
+            <w:rFonts w:eastAsia="Aptos" w:cs="Times New Roman"/>
+            <w:kern w:val="2"/>
+            <w:szCs w:val="24"/>
+            <w:lang w:val="en-US"/>
+            <w14:ligatures w14:val="standardContextual"/>
+          </w:rPr>
+          <w:t>https://apidog.com/es/blog/best-languages-for-building-apis-2/</w:t>
+        </w:r>
+      </w:hyperlink>
     </w:p>
     <w:p>
       <w:pPr>
@@ -13245,32 +13252,19 @@
         </w:rPr>
         <w:t xml:space="preserve">Coding Networks Blog. </w:t>
       </w:r>
-      <w:r>
-        <w:fldChar w:fldCharType="begin"/>
-      </w:r>
-      <w:r>
-        <w:rPr>
-          <w:lang w:val="en-US"/>
-        </w:rPr>
-        <w:instrText>HYPERLINK "https://codingnetworks.blog/que-es-un-api-rest-fundamentos-para-ingenieros-de-redes/"</w:instrText>
-      </w:r>
-      <w:r>
-        <w:fldChar w:fldCharType="separate"/>
-      </w:r>
-      <w:r>
-        <w:rPr>
-          <w:rStyle w:val="Hipervnculo"/>
-          <w:rFonts w:eastAsia="Aptos" w:cs="Times New Roman"/>
-          <w:kern w:val="2"/>
-          <w:szCs w:val="24"/>
-          <w:lang w:val="en-US"/>
-          <w14:ligatures w14:val="standardContextual"/>
-        </w:rPr>
-        <w:t>https://codingnetworks.blog/que-es-un-api-rest-fundamentos-para-ingenieros-de-redes/</w:t>
-      </w:r>
-      <w:r>
-        <w:fldChar w:fldCharType="end"/>
-      </w:r>
+      <w:hyperlink r:id="rId16" w:history="1">
+        <w:r>
+          <w:rPr>
+            <w:rStyle w:val="Hipervnculo"/>
+            <w:rFonts w:eastAsia="Aptos" w:cs="Times New Roman"/>
+            <w:kern w:val="2"/>
+            <w:szCs w:val="24"/>
+            <w:lang w:val="en-US"/>
+            <w14:ligatures w14:val="standardContextual"/>
+          </w:rPr>
+          <w:t>https://codingnetworks.blog/que-es-un-api-rest-fundamentos-para-ingenieros-de-redes/</w:t>
+        </w:r>
+      </w:hyperlink>
     </w:p>
     <w:p>
       <w:pPr>
@@ -13343,7 +13337,7 @@
         </w:rPr>
         <w:t xml:space="preserve">. </w:t>
       </w:r>
-      <w:hyperlink r:id="rId15" w:history="1">
+      <w:hyperlink r:id="rId17" w:history="1">
         <w:r>
           <w:rPr>
             <w:rStyle w:val="Hipervnculo"/>
@@ -13433,7 +13427,7 @@
         </w:rPr>
         <w:t xml:space="preserve">. Wikipedia, la Enciclopedia Libre. </w:t>
       </w:r>
-      <w:hyperlink r:id="rId16" w:history="1">
+      <w:hyperlink r:id="rId18" w:history="1">
         <w:r>
           <w:rPr>
             <w:rStyle w:val="Hipervnculo"/>
@@ -13498,7 +13492,7 @@
         </w:rPr>
         <w:t xml:space="preserve">. </w:t>
       </w:r>
-      <w:hyperlink r:id="rId17" w:history="1">
+      <w:hyperlink r:id="rId19" w:history="1">
         <w:r>
           <w:rPr>
             <w:rStyle w:val="Hipervnculo"/>
@@ -13599,32 +13593,19 @@
         </w:rPr>
         <w:t xml:space="preserve"> Digital Agency | Digital Marketing &amp; Web Development Agency | Jamaica. </w:t>
       </w:r>
-      <w:r>
-        <w:fldChar w:fldCharType="begin"/>
-      </w:r>
-      <w:r>
-        <w:rPr>
-          <w:lang w:val="en-US"/>
-        </w:rPr>
-        <w:instrText>HYPERLINK "https://ikonik.digital/blog/the-role-of-apis-in-web-development/"</w:instrText>
-      </w:r>
-      <w:r>
-        <w:fldChar w:fldCharType="separate"/>
-      </w:r>
-      <w:r>
-        <w:rPr>
-          <w:rStyle w:val="Hipervnculo"/>
-          <w:rFonts w:eastAsia="Aptos" w:cs="Times New Roman"/>
-          <w:kern w:val="2"/>
-          <w:szCs w:val="24"/>
-          <w:lang w:val="en-US"/>
-          <w14:ligatures w14:val="standardContextual"/>
-        </w:rPr>
-        <w:t>https://ikonik.digital/blog/the-role-of-apis-in-web-development/</w:t>
-      </w:r>
-      <w:r>
-        <w:fldChar w:fldCharType="end"/>
-      </w:r>
+      <w:hyperlink r:id="rId20" w:history="1">
+        <w:r>
+          <w:rPr>
+            <w:rStyle w:val="Hipervnculo"/>
+            <w:rFonts w:eastAsia="Aptos" w:cs="Times New Roman"/>
+            <w:kern w:val="2"/>
+            <w:szCs w:val="24"/>
+            <w:lang w:val="en-US"/>
+            <w14:ligatures w14:val="standardContextual"/>
+          </w:rPr>
+          <w:t>https://ikonik.digital/blog/the-role-of-apis-in-web-development/</w:t>
+        </w:r>
+      </w:hyperlink>
     </w:p>
     <w:p>
       <w:pPr>
@@ -13709,7 +13690,7 @@
         </w:rPr>
         <w:t xml:space="preserve">. </w:t>
       </w:r>
-      <w:hyperlink r:id="rId18" w:history="1">
+      <w:hyperlink r:id="rId21" w:history="1">
         <w:r>
           <w:rPr>
             <w:rStyle w:val="Hipervnculo"/>
@@ -13792,7 +13773,7 @@
         </w:rPr>
         <w:t xml:space="preserve"> </w:t>
       </w:r>
-      <w:hyperlink r:id="rId19" w:history="1">
+      <w:hyperlink r:id="rId22" w:history="1">
         <w:r>
           <w:rPr>
             <w:rStyle w:val="Hipervnculo"/>
@@ -13814,7 +13795,7 @@
           <w:lang w:val="en-US"/>
         </w:rPr>
       </w:pPr>
-      <w:hyperlink r:id="rId20">
+      <w:hyperlink r:id="rId23">
         <w:r>
           <w:rPr>
             <w:rFonts w:eastAsia="Aptos" w:cs="Times New Roman"/>
@@ -13841,7 +13822,7 @@
           <w14:ligatures w14:val="standardContextual"/>
         </w:rPr>
       </w:pPr>
-      <w:hyperlink r:id="rId21" w:history="1">
+      <w:hyperlink r:id="rId24" w:history="1">
         <w:r>
           <w:rPr>
             <w:rStyle w:val="Hipervnculo"/>

--- a/Investigacion/Desarrollo APIS.docx
+++ b/Investigacion/Desarrollo APIS.docx
@@ -400,7 +400,7 @@
       <w:pPr>
         <w:pStyle w:val="Ttulo1"/>
       </w:pPr>
-      <w:bookmarkStart w:id="0" w:name="_Toc224492906"/>
+      <w:bookmarkStart w:id="0" w:name="_Toc226295827"/>
       <w:r>
         <w:t>TABLA DE CONTENIDO</w:t>
       </w:r>
@@ -472,7 +472,7 @@
             </w:rPr>
             <w:fldChar w:fldCharType="separate"/>
           </w:r>
-          <w:hyperlink w:anchor="_Toc224492906" w:history="1">
+          <w:hyperlink w:anchor="_Toc226295827" w:history="1">
             <w:r>
               <w:rPr>
                 <w:rStyle w:val="Hipervnculo"/>
@@ -499,7 +499,7 @@
                 <w:noProof/>
                 <w:webHidden/>
               </w:rPr>
-              <w:instrText xml:space="preserve"> PAGEREF _Toc224492906 \h </w:instrText>
+              <w:instrText xml:space="preserve"> PAGEREF _Toc226295827 \h </w:instrText>
             </w:r>
             <w:r>
               <w:rPr>
@@ -545,7 +545,7 @@
               <w14:ligatures w14:val="standardContextual"/>
             </w:rPr>
           </w:pPr>
-          <w:hyperlink w:anchor="_Toc224492907" w:history="1">
+          <w:hyperlink w:anchor="_Toc226295828" w:history="1">
             <w:r>
               <w:rPr>
                 <w:rStyle w:val="Hipervnculo"/>
@@ -572,7 +572,7 @@
                 <w:noProof/>
                 <w:webHidden/>
               </w:rPr>
-              <w:instrText xml:space="preserve"> PAGEREF _Toc224492907 \h </w:instrText>
+              <w:instrText xml:space="preserve"> PAGEREF _Toc226295828 \h </w:instrText>
             </w:r>
             <w:r>
               <w:rPr>
@@ -618,13 +618,13 @@
               <w14:ligatures w14:val="standardContextual"/>
             </w:rPr>
           </w:pPr>
-          <w:hyperlink w:anchor="_Toc224492908" w:history="1">
+          <w:hyperlink w:anchor="_Toc226295829" w:history="1">
             <w:r>
               <w:rPr>
                 <w:rStyle w:val="Hipervnculo"/>
                 <w:noProof/>
               </w:rPr>
-              <w:t>Tabla de Gráficos</w:t>
+              <w:t>INTRODUCCIÓN</w:t>
             </w:r>
             <w:r>
               <w:rPr>
@@ -645,7 +645,7 @@
                 <w:noProof/>
                 <w:webHidden/>
               </w:rPr>
-              <w:instrText xml:space="preserve"> PAGEREF _Toc224492908 \h </w:instrText>
+              <w:instrText xml:space="preserve"> PAGEREF _Toc226295829 \h </w:instrText>
             </w:r>
             <w:r>
               <w:rPr>
@@ -666,79 +666,6 @@
                 <w:webHidden/>
               </w:rPr>
               <w:t>5</w:t>
-            </w:r>
-            <w:r>
-              <w:rPr>
-                <w:noProof/>
-                <w:webHidden/>
-              </w:rPr>
-              <w:fldChar w:fldCharType="end"/>
-            </w:r>
-          </w:hyperlink>
-        </w:p>
-        <w:p>
-          <w:pPr>
-            <w:pStyle w:val="TDC1"/>
-            <w:tabs>
-              <w:tab w:val="right" w:leader="dot" w:pos="8828"/>
-            </w:tabs>
-            <w:rPr>
-              <w:rFonts w:asciiTheme="minorHAnsi" w:eastAsiaTheme="minorEastAsia" w:hAnsiTheme="minorHAnsi"/>
-              <w:noProof/>
-              <w:kern w:val="2"/>
-              <w:szCs w:val="24"/>
-              <w:lang w:eastAsia="es-CR"/>
-              <w14:ligatures w14:val="standardContextual"/>
-            </w:rPr>
-          </w:pPr>
-          <w:hyperlink w:anchor="_Toc224492909" w:history="1">
-            <w:r>
-              <w:rPr>
-                <w:rStyle w:val="Hipervnculo"/>
-                <w:noProof/>
-              </w:rPr>
-              <w:t>INTRODUCCIÓN</w:t>
-            </w:r>
-            <w:r>
-              <w:rPr>
-                <w:noProof/>
-                <w:webHidden/>
-              </w:rPr>
-              <w:tab/>
-            </w:r>
-            <w:r>
-              <w:rPr>
-                <w:noProof/>
-                <w:webHidden/>
-              </w:rPr>
-              <w:fldChar w:fldCharType="begin"/>
-            </w:r>
-            <w:r>
-              <w:rPr>
-                <w:noProof/>
-                <w:webHidden/>
-              </w:rPr>
-              <w:instrText xml:space="preserve"> PAGEREF _Toc224492909 \h </w:instrText>
-            </w:r>
-            <w:r>
-              <w:rPr>
-                <w:noProof/>
-                <w:webHidden/>
-              </w:rPr>
-            </w:r>
-            <w:r>
-              <w:rPr>
-                <w:noProof/>
-                <w:webHidden/>
-              </w:rPr>
-              <w:fldChar w:fldCharType="separate"/>
-            </w:r>
-            <w:r>
-              <w:rPr>
-                <w:noProof/>
-                <w:webHidden/>
-              </w:rPr>
-              <w:t>6</w:t>
             </w:r>
             <w:r>
               <w:rPr>
@@ -761,7 +688,7 @@
               <w14:ligatures w14:val="standardContextual"/>
             </w:rPr>
           </w:pPr>
-          <w:hyperlink w:anchor="_Toc224492910" w:history="1">
+          <w:hyperlink w:anchor="_Toc226295830" w:history="1">
             <w:r>
               <w:rPr>
                 <w:rStyle w:val="Hipervnculo"/>
@@ -812,7 +739,7 @@
                 <w:noProof/>
                 <w:webHidden/>
               </w:rPr>
-              <w:instrText xml:space="preserve"> PAGEREF _Toc224492910 \h </w:instrText>
+              <w:instrText xml:space="preserve"> PAGEREF _Toc226295830 \h </w:instrText>
             </w:r>
             <w:r>
               <w:rPr>
@@ -832,7 +759,7 @@
                 <w:noProof/>
                 <w:webHidden/>
               </w:rPr>
-              <w:t>6</w:t>
+              <w:t>5</w:t>
             </w:r>
             <w:r>
               <w:rPr>
@@ -855,7 +782,7 @@
               <w14:ligatures w14:val="standardContextual"/>
             </w:rPr>
           </w:pPr>
-          <w:hyperlink w:anchor="_Toc224492911" w:history="1">
+          <w:hyperlink w:anchor="_Toc226295831" w:history="1">
             <w:r>
               <w:rPr>
                 <w:rStyle w:val="Hipervnculo"/>
@@ -906,7 +833,7 @@
                 <w:noProof/>
                 <w:webHidden/>
               </w:rPr>
-              <w:instrText xml:space="preserve"> PAGEREF _Toc224492911 \h </w:instrText>
+              <w:instrText xml:space="preserve"> PAGEREF _Toc226295831 \h </w:instrText>
             </w:r>
             <w:r>
               <w:rPr>
@@ -926,7 +853,7 @@
                 <w:noProof/>
                 <w:webHidden/>
               </w:rPr>
-              <w:t>6</w:t>
+              <w:t>5</w:t>
             </w:r>
             <w:r>
               <w:rPr>
@@ -949,7 +876,7 @@
               <w14:ligatures w14:val="standardContextual"/>
             </w:rPr>
           </w:pPr>
-          <w:hyperlink w:anchor="_Toc224492912" w:history="1">
+          <w:hyperlink w:anchor="_Toc226295832" w:history="1">
             <w:r>
               <w:rPr>
                 <w:rStyle w:val="Hipervnculo"/>
@@ -1000,7 +927,7 @@
                 <w:noProof/>
                 <w:webHidden/>
               </w:rPr>
-              <w:instrText xml:space="preserve"> PAGEREF _Toc224492912 \h </w:instrText>
+              <w:instrText xml:space="preserve"> PAGEREF _Toc226295832 \h </w:instrText>
             </w:r>
             <w:r>
               <w:rPr>
@@ -1020,7 +947,7 @@
                 <w:noProof/>
                 <w:webHidden/>
               </w:rPr>
-              <w:t>6</w:t>
+              <w:t>5</w:t>
             </w:r>
             <w:r>
               <w:rPr>
@@ -1043,7 +970,7 @@
               <w14:ligatures w14:val="standardContextual"/>
             </w:rPr>
           </w:pPr>
-          <w:hyperlink w:anchor="_Toc224492913" w:history="1">
+          <w:hyperlink w:anchor="_Toc226295833" w:history="1">
             <w:r>
               <w:rPr>
                 <w:rStyle w:val="Hipervnculo"/>
@@ -1095,7 +1022,7 @@
                 <w:noProof/>
                 <w:webHidden/>
               </w:rPr>
-              <w:instrText xml:space="preserve"> PAGEREF _Toc224492913 \h </w:instrText>
+              <w:instrText xml:space="preserve"> PAGEREF _Toc226295833 \h </w:instrText>
             </w:r>
             <w:r>
               <w:rPr>
@@ -1115,7 +1042,7 @@
                 <w:noProof/>
                 <w:webHidden/>
               </w:rPr>
-              <w:t>6</w:t>
+              <w:t>5</w:t>
             </w:r>
             <w:r>
               <w:rPr>
@@ -1138,7 +1065,7 @@
               <w14:ligatures w14:val="standardContextual"/>
             </w:rPr>
           </w:pPr>
-          <w:hyperlink w:anchor="_Toc224492914" w:history="1">
+          <w:hyperlink w:anchor="_Toc226295834" w:history="1">
             <w:r>
               <w:rPr>
                 <w:rStyle w:val="Hipervnculo"/>
@@ -1189,7 +1116,7 @@
                 <w:noProof/>
                 <w:webHidden/>
               </w:rPr>
-              <w:instrText xml:space="preserve"> PAGEREF _Toc224492914 \h </w:instrText>
+              <w:instrText xml:space="preserve"> PAGEREF _Toc226295834 \h </w:instrText>
             </w:r>
             <w:r>
               <w:rPr>
@@ -1209,7 +1136,7 @@
                 <w:noProof/>
                 <w:webHidden/>
               </w:rPr>
-              <w:t>7</w:t>
+              <w:t>6</w:t>
             </w:r>
             <w:r>
               <w:rPr>
@@ -1236,7 +1163,7 @@
               <w14:ligatures w14:val="standardContextual"/>
             </w:rPr>
           </w:pPr>
-          <w:hyperlink w:anchor="_Toc224492915" w:history="1">
+          <w:hyperlink w:anchor="_Toc226295835" w:history="1">
             <w:r>
               <w:rPr>
                 <w:rStyle w:val="Hipervnculo"/>
@@ -1285,7 +1212,7 @@
                 <w:noProof/>
                 <w:webHidden/>
               </w:rPr>
-              <w:instrText xml:space="preserve"> PAGEREF _Toc224492915 \h </w:instrText>
+              <w:instrText xml:space="preserve"> PAGEREF _Toc226295835 \h </w:instrText>
             </w:r>
             <w:r>
               <w:rPr>
@@ -1305,7 +1232,7 @@
                 <w:noProof/>
                 <w:webHidden/>
               </w:rPr>
-              <w:t>7</w:t>
+              <w:t>6</w:t>
             </w:r>
             <w:r>
               <w:rPr>
@@ -1332,7 +1259,7 @@
               <w14:ligatures w14:val="standardContextual"/>
             </w:rPr>
           </w:pPr>
-          <w:hyperlink w:anchor="_Toc224492916" w:history="1">
+          <w:hyperlink w:anchor="_Toc226295836" w:history="1">
             <w:r>
               <w:rPr>
                 <w:rStyle w:val="Hipervnculo"/>
@@ -1381,7 +1308,7 @@
                 <w:noProof/>
                 <w:webHidden/>
               </w:rPr>
-              <w:instrText xml:space="preserve"> PAGEREF _Toc224492916 \h </w:instrText>
+              <w:instrText xml:space="preserve"> PAGEREF _Toc226295836 \h </w:instrText>
             </w:r>
             <w:r>
               <w:rPr>
@@ -1401,7 +1328,7 @@
                 <w:noProof/>
                 <w:webHidden/>
               </w:rPr>
-              <w:t>7</w:t>
+              <w:t>6</w:t>
             </w:r>
             <w:r>
               <w:rPr>
@@ -1424,7 +1351,7 @@
               <w14:ligatures w14:val="standardContextual"/>
             </w:rPr>
           </w:pPr>
-          <w:hyperlink w:anchor="_Toc224492917" w:history="1">
+          <w:hyperlink w:anchor="_Toc226295837" w:history="1">
             <w:r>
               <w:rPr>
                 <w:rStyle w:val="Hipervnculo"/>
@@ -1475,7 +1402,7 @@
                 <w:noProof/>
                 <w:webHidden/>
               </w:rPr>
-              <w:instrText xml:space="preserve"> PAGEREF _Toc224492917 \h </w:instrText>
+              <w:instrText xml:space="preserve"> PAGEREF _Toc226295837 \h </w:instrText>
             </w:r>
             <w:r>
               <w:rPr>
@@ -1495,7 +1422,7 @@
                 <w:noProof/>
                 <w:webHidden/>
               </w:rPr>
-              <w:t>7</w:t>
+              <w:t>6</w:t>
             </w:r>
             <w:r>
               <w:rPr>
@@ -1522,7 +1449,7 @@
               <w14:ligatures w14:val="standardContextual"/>
             </w:rPr>
           </w:pPr>
-          <w:hyperlink w:anchor="_Toc224492918" w:history="1">
+          <w:hyperlink w:anchor="_Toc226295838" w:history="1">
             <w:r>
               <w:rPr>
                 <w:rStyle w:val="Hipervnculo"/>
@@ -1571,7 +1498,7 @@
                 <w:noProof/>
                 <w:webHidden/>
               </w:rPr>
-              <w:instrText xml:space="preserve"> PAGEREF _Toc224492918 \h </w:instrText>
+              <w:instrText xml:space="preserve"> PAGEREF _Toc226295838 \h </w:instrText>
             </w:r>
             <w:r>
               <w:rPr>
@@ -1591,7 +1518,7 @@
                 <w:noProof/>
                 <w:webHidden/>
               </w:rPr>
-              <w:t>7</w:t>
+              <w:t>6</w:t>
             </w:r>
             <w:r>
               <w:rPr>
@@ -1618,7 +1545,7 @@
               <w14:ligatures w14:val="standardContextual"/>
             </w:rPr>
           </w:pPr>
-          <w:hyperlink w:anchor="_Toc224492919" w:history="1">
+          <w:hyperlink w:anchor="_Toc226295839" w:history="1">
             <w:r>
               <w:rPr>
                 <w:rStyle w:val="Hipervnculo"/>
@@ -1667,7 +1594,7 @@
                 <w:noProof/>
                 <w:webHidden/>
               </w:rPr>
-              <w:instrText xml:space="preserve"> PAGEREF _Toc224492919 \h </w:instrText>
+              <w:instrText xml:space="preserve"> PAGEREF _Toc226295839 \h </w:instrText>
             </w:r>
             <w:r>
               <w:rPr>
@@ -1687,7 +1614,7 @@
                 <w:noProof/>
                 <w:webHidden/>
               </w:rPr>
-              <w:t>7</w:t>
+              <w:t>6</w:t>
             </w:r>
             <w:r>
               <w:rPr>
@@ -1710,7 +1637,7 @@
               <w14:ligatures w14:val="standardContextual"/>
             </w:rPr>
           </w:pPr>
-          <w:hyperlink w:anchor="_Toc224492920" w:history="1">
+          <w:hyperlink w:anchor="_Toc226295840" w:history="1">
             <w:r>
               <w:rPr>
                 <w:rStyle w:val="Hipervnculo"/>
@@ -1761,7 +1688,7 @@
                 <w:noProof/>
                 <w:webHidden/>
               </w:rPr>
-              <w:instrText xml:space="preserve"> PAGEREF _Toc224492920 \h </w:instrText>
+              <w:instrText xml:space="preserve"> PAGEREF _Toc226295840 \h </w:instrText>
             </w:r>
             <w:r>
               <w:rPr>
@@ -1781,7 +1708,7 @@
                 <w:noProof/>
                 <w:webHidden/>
               </w:rPr>
-              <w:t>8</w:t>
+              <w:t>7</w:t>
             </w:r>
             <w:r>
               <w:rPr>
@@ -1807,7 +1734,7 @@
               <w14:ligatures w14:val="standardContextual"/>
             </w:rPr>
           </w:pPr>
-          <w:hyperlink w:anchor="_Toc224492921" w:history="1">
+          <w:hyperlink w:anchor="_Toc226295841" w:history="1">
             <w:r>
               <w:rPr>
                 <w:rStyle w:val="Hipervnculo"/>
@@ -1836,7 +1763,7 @@
                 <w:noProof/>
                 <w:webHidden/>
               </w:rPr>
-              <w:instrText xml:space="preserve"> PAGEREF _Toc224492921 \h </w:instrText>
+              <w:instrText xml:space="preserve"> PAGEREF _Toc226295841 \h </w:instrText>
             </w:r>
             <w:r>
               <w:rPr>
@@ -1856,7 +1783,7 @@
                 <w:noProof/>
                 <w:webHidden/>
               </w:rPr>
-              <w:t>9</w:t>
+              <w:t>8</w:t>
             </w:r>
             <w:r>
               <w:rPr>
@@ -1879,7 +1806,7 @@
               <w14:ligatures w14:val="standardContextual"/>
             </w:rPr>
           </w:pPr>
-          <w:hyperlink w:anchor="_Toc224492922" w:history="1">
+          <w:hyperlink w:anchor="_Toc226295842" w:history="1">
             <w:r>
               <w:rPr>
                 <w:rStyle w:val="Hipervnculo"/>
@@ -1930,7 +1857,7 @@
                 <w:noProof/>
                 <w:webHidden/>
               </w:rPr>
-              <w:instrText xml:space="preserve"> PAGEREF _Toc224492922 \h </w:instrText>
+              <w:instrText xml:space="preserve"> PAGEREF _Toc226295842 \h </w:instrText>
             </w:r>
             <w:r>
               <w:rPr>
@@ -1950,7 +1877,7 @@
                 <w:noProof/>
                 <w:webHidden/>
               </w:rPr>
-              <w:t>9</w:t>
+              <w:t>8</w:t>
             </w:r>
             <w:r>
               <w:rPr>
@@ -1973,7 +1900,7 @@
               <w14:ligatures w14:val="standardContextual"/>
             </w:rPr>
           </w:pPr>
-          <w:hyperlink w:anchor="_Toc224492923" w:history="1">
+          <w:hyperlink w:anchor="_Toc226295843" w:history="1">
             <w:r>
               <w:rPr>
                 <w:rStyle w:val="Hipervnculo"/>
@@ -2024,7 +1951,7 @@
                 <w:noProof/>
                 <w:webHidden/>
               </w:rPr>
-              <w:instrText xml:space="preserve"> PAGEREF _Toc224492923 \h </w:instrText>
+              <w:instrText xml:space="preserve"> PAGEREF _Toc226295843 \h </w:instrText>
             </w:r>
             <w:r>
               <w:rPr>
@@ -2044,7 +1971,7 @@
                 <w:noProof/>
                 <w:webHidden/>
               </w:rPr>
-              <w:t>9</w:t>
+              <w:t>8</w:t>
             </w:r>
             <w:r>
               <w:rPr>
@@ -2071,7 +1998,7 @@
               <w14:ligatures w14:val="standardContextual"/>
             </w:rPr>
           </w:pPr>
-          <w:hyperlink w:anchor="_Toc224492924" w:history="1">
+          <w:hyperlink w:anchor="_Toc226295844" w:history="1">
             <w:r>
               <w:rPr>
                 <w:rStyle w:val="Hipervnculo"/>
@@ -2118,7 +2045,7 @@
                 <w:noProof/>
                 <w:webHidden/>
               </w:rPr>
-              <w:instrText xml:space="preserve"> PAGEREF _Toc224492924 \h </w:instrText>
+              <w:instrText xml:space="preserve"> PAGEREF _Toc226295844 \h </w:instrText>
             </w:r>
             <w:r>
               <w:rPr>
@@ -2138,7 +2065,7 @@
                 <w:noProof/>
                 <w:webHidden/>
               </w:rPr>
-              <w:t>9</w:t>
+              <w:t>8</w:t>
             </w:r>
             <w:r>
               <w:rPr>
@@ -2165,7 +2092,7 @@
               <w14:ligatures w14:val="standardContextual"/>
             </w:rPr>
           </w:pPr>
-          <w:hyperlink w:anchor="_Toc224492925" w:history="1">
+          <w:hyperlink w:anchor="_Toc226295845" w:history="1">
             <w:r>
               <w:rPr>
                 <w:rStyle w:val="Hipervnculo"/>
@@ -2212,7 +2139,7 @@
                 <w:noProof/>
                 <w:webHidden/>
               </w:rPr>
-              <w:instrText xml:space="preserve"> PAGEREF _Toc224492925 \h </w:instrText>
+              <w:instrText xml:space="preserve"> PAGEREF _Toc226295845 \h </w:instrText>
             </w:r>
             <w:r>
               <w:rPr>
@@ -2232,7 +2159,7 @@
                 <w:noProof/>
                 <w:webHidden/>
               </w:rPr>
-              <w:t>10</w:t>
+              <w:t>9</w:t>
             </w:r>
             <w:r>
               <w:rPr>
@@ -2259,7 +2186,7 @@
               <w14:ligatures w14:val="standardContextual"/>
             </w:rPr>
           </w:pPr>
-          <w:hyperlink w:anchor="_Toc224492926" w:history="1">
+          <w:hyperlink w:anchor="_Toc226295846" w:history="1">
             <w:r>
               <w:rPr>
                 <w:rStyle w:val="Hipervnculo"/>
@@ -2306,7 +2233,7 @@
                 <w:noProof/>
                 <w:webHidden/>
               </w:rPr>
-              <w:instrText xml:space="preserve"> PAGEREF _Toc224492926 \h </w:instrText>
+              <w:instrText xml:space="preserve"> PAGEREF _Toc226295846 \h </w:instrText>
             </w:r>
             <w:r>
               <w:rPr>
@@ -2326,7 +2253,7 @@
                 <w:noProof/>
                 <w:webHidden/>
               </w:rPr>
-              <w:t>10</w:t>
+              <w:t>9</w:t>
             </w:r>
             <w:r>
               <w:rPr>
@@ -2353,7 +2280,7 @@
               <w14:ligatures w14:val="standardContextual"/>
             </w:rPr>
           </w:pPr>
-          <w:hyperlink w:anchor="_Toc224492927" w:history="1">
+          <w:hyperlink w:anchor="_Toc226295847" w:history="1">
             <w:r>
               <w:rPr>
                 <w:rStyle w:val="Hipervnculo"/>
@@ -2400,7 +2327,7 @@
                 <w:noProof/>
                 <w:webHidden/>
               </w:rPr>
-              <w:instrText xml:space="preserve"> PAGEREF _Toc224492927 \h </w:instrText>
+              <w:instrText xml:space="preserve"> PAGEREF _Toc226295847 \h </w:instrText>
             </w:r>
             <w:r>
               <w:rPr>
@@ -2420,7 +2347,7 @@
                 <w:noProof/>
                 <w:webHidden/>
               </w:rPr>
-              <w:t>11</w:t>
+              <w:t>10</w:t>
             </w:r>
             <w:r>
               <w:rPr>
@@ -2443,7 +2370,7 @@
               <w14:ligatures w14:val="standardContextual"/>
             </w:rPr>
           </w:pPr>
-          <w:hyperlink w:anchor="_Toc224492928" w:history="1">
+          <w:hyperlink w:anchor="_Toc226295848" w:history="1">
             <w:r>
               <w:rPr>
                 <w:rStyle w:val="Hipervnculo"/>
@@ -2511,7 +2438,7 @@
                 <w:noProof/>
                 <w:webHidden/>
               </w:rPr>
-              <w:instrText xml:space="preserve"> PAGEREF _Toc224492928 \h </w:instrText>
+              <w:instrText xml:space="preserve"> PAGEREF _Toc226295848 \h </w:instrText>
             </w:r>
             <w:r>
               <w:rPr>
@@ -2531,7 +2458,7 @@
                 <w:noProof/>
                 <w:webHidden/>
               </w:rPr>
-              <w:t>11</w:t>
+              <w:t>10</w:t>
             </w:r>
             <w:r>
               <w:rPr>
@@ -2558,7 +2485,7 @@
               <w14:ligatures w14:val="standardContextual"/>
             </w:rPr>
           </w:pPr>
-          <w:hyperlink w:anchor="_Toc224492929" w:history="1">
+          <w:hyperlink w:anchor="_Toc226295849" w:history="1">
             <w:r>
               <w:rPr>
                 <w:rStyle w:val="Hipervnculo"/>
@@ -2605,7 +2532,7 @@
                 <w:noProof/>
                 <w:webHidden/>
               </w:rPr>
-              <w:instrText xml:space="preserve"> PAGEREF _Toc224492929 \h </w:instrText>
+              <w:instrText xml:space="preserve"> PAGEREF _Toc226295849 \h </w:instrText>
             </w:r>
             <w:r>
               <w:rPr>
@@ -2625,7 +2552,7 @@
                 <w:noProof/>
                 <w:webHidden/>
               </w:rPr>
-              <w:t>12</w:t>
+              <w:t>11</w:t>
             </w:r>
             <w:r>
               <w:rPr>
@@ -2648,7 +2575,7 @@
               <w14:ligatures w14:val="standardContextual"/>
             </w:rPr>
           </w:pPr>
-          <w:hyperlink w:anchor="_Toc224492930" w:history="1">
+          <w:hyperlink w:anchor="_Toc226295850" w:history="1">
             <w:r>
               <w:rPr>
                 <w:rStyle w:val="Hipervnculo"/>
@@ -2678,27 +2605,7 @@
                 <w:noProof/>
                 <w:lang w:eastAsia="es-CR"/>
               </w:rPr>
-              <w:t>Lenguajes o p</w:t>
-            </w:r>
-            <w:r>
-              <w:rPr>
-                <w:rStyle w:val="Hipervnculo"/>
-                <w:rFonts w:eastAsia="Times New Roman" w:cs="Times New Roman"/>
-                <w:b/>
-                <w:noProof/>
-                <w:lang w:eastAsia="es-CR"/>
-              </w:rPr>
-              <w:t>l</w:t>
-            </w:r>
-            <w:r>
-              <w:rPr>
-                <w:rStyle w:val="Hipervnculo"/>
-                <w:rFonts w:eastAsia="Times New Roman" w:cs="Times New Roman"/>
-                <w:b/>
-                <w:noProof/>
-                <w:lang w:eastAsia="es-CR"/>
-              </w:rPr>
-              <w:t>ataforma</w:t>
+              <w:t>Lenguajes o plataforma</w:t>
             </w:r>
             <w:r>
               <w:rPr>
@@ -2719,7 +2626,7 @@
                 <w:noProof/>
                 <w:webHidden/>
               </w:rPr>
-              <w:instrText xml:space="preserve"> PAGEREF _Toc224492930 \h </w:instrText>
+              <w:instrText xml:space="preserve"> PAGEREF _Toc226295850 \h </w:instrText>
             </w:r>
             <w:r>
               <w:rPr>
@@ -2739,7 +2646,7 @@
                 <w:noProof/>
                 <w:webHidden/>
               </w:rPr>
-              <w:t>14</w:t>
+              <w:t>13</w:t>
             </w:r>
             <w:r>
               <w:rPr>
@@ -2762,7 +2669,7 @@
               <w14:ligatures w14:val="standardContextual"/>
             </w:rPr>
           </w:pPr>
-          <w:hyperlink w:anchor="_Toc224492931" w:history="1">
+          <w:hyperlink w:anchor="_Toc226295851" w:history="1">
             <w:r>
               <w:rPr>
                 <w:rStyle w:val="Hipervnculo"/>
@@ -2812,7 +2719,7 @@
                 <w:noProof/>
                 <w:webHidden/>
               </w:rPr>
-              <w:instrText xml:space="preserve"> PAGEREF _Toc224492931 \h </w:instrText>
+              <w:instrText xml:space="preserve"> PAGEREF _Toc226295851 \h </w:instrText>
             </w:r>
             <w:r>
               <w:rPr>
@@ -2832,7 +2739,7 @@
                 <w:noProof/>
                 <w:webHidden/>
               </w:rPr>
-              <w:t>16</w:t>
+              <w:t>15</w:t>
             </w:r>
             <w:r>
               <w:rPr>
@@ -2855,7 +2762,7 @@
               <w14:ligatures w14:val="standardContextual"/>
             </w:rPr>
           </w:pPr>
-          <w:hyperlink w:anchor="_Toc224492932" w:history="1">
+          <w:hyperlink w:anchor="_Toc226295852" w:history="1">
             <w:r>
               <w:rPr>
                 <w:rStyle w:val="Hipervnculo"/>
@@ -2906,7 +2813,7 @@
                 <w:noProof/>
                 <w:webHidden/>
               </w:rPr>
-              <w:instrText xml:space="preserve"> PAGEREF _Toc224492932 \h </w:instrText>
+              <w:instrText xml:space="preserve"> PAGEREF _Toc226295852 \h </w:instrText>
             </w:r>
             <w:r>
               <w:rPr>
@@ -2953,7 +2860,7 @@
               <w14:ligatures w14:val="standardContextual"/>
             </w:rPr>
           </w:pPr>
-          <w:hyperlink w:anchor="_Toc224492933" w:history="1">
+          <w:hyperlink w:anchor="_Toc226295853" w:history="1">
             <w:r>
               <w:rPr>
                 <w:rStyle w:val="Hipervnculo"/>
@@ -3000,7 +2907,7 @@
                 <w:noProof/>
                 <w:webHidden/>
               </w:rPr>
-              <w:instrText xml:space="preserve"> PAGEREF _Toc224492933 \h </w:instrText>
+              <w:instrText xml:space="preserve"> PAGEREF _Toc226295853 \h </w:instrText>
             </w:r>
             <w:r>
               <w:rPr>
@@ -3047,7 +2954,7 @@
               <w14:ligatures w14:val="standardContextual"/>
             </w:rPr>
           </w:pPr>
-          <w:hyperlink w:anchor="_Toc224492934" w:history="1">
+          <w:hyperlink w:anchor="_Toc226295854" w:history="1">
             <w:r>
               <w:rPr>
                 <w:rStyle w:val="Hipervnculo"/>
@@ -3094,7 +3001,7 @@
                 <w:noProof/>
                 <w:webHidden/>
               </w:rPr>
-              <w:instrText xml:space="preserve"> PAGEREF _Toc224492934 \h </w:instrText>
+              <w:instrText xml:space="preserve"> PAGEREF _Toc226295854 \h </w:instrText>
             </w:r>
             <w:r>
               <w:rPr>
@@ -3114,7 +3021,7 @@
                 <w:noProof/>
                 <w:webHidden/>
               </w:rPr>
-              <w:t>17</w:t>
+              <w:t>16</w:t>
             </w:r>
             <w:r>
               <w:rPr>
@@ -3141,7 +3048,7 @@
               <w14:ligatures w14:val="standardContextual"/>
             </w:rPr>
           </w:pPr>
-          <w:hyperlink w:anchor="_Toc224492935" w:history="1">
+          <w:hyperlink w:anchor="_Toc226295855" w:history="1">
             <w:r>
               <w:rPr>
                 <w:rStyle w:val="Hipervnculo"/>
@@ -3188,7 +3095,7 @@
                 <w:noProof/>
                 <w:webHidden/>
               </w:rPr>
-              <w:instrText xml:space="preserve"> PAGEREF _Toc224492935 \h </w:instrText>
+              <w:instrText xml:space="preserve"> PAGEREF _Toc226295855 \h </w:instrText>
             </w:r>
             <w:r>
               <w:rPr>
@@ -3208,7 +3115,7 @@
                 <w:noProof/>
                 <w:webHidden/>
               </w:rPr>
-              <w:t>17</w:t>
+              <w:t>16</w:t>
             </w:r>
             <w:r>
               <w:rPr>
@@ -3231,7 +3138,7 @@
               <w14:ligatures w14:val="standardContextual"/>
             </w:rPr>
           </w:pPr>
-          <w:hyperlink w:anchor="_Toc224492936" w:history="1">
+          <w:hyperlink w:anchor="_Toc226295856" w:history="1">
             <w:r>
               <w:rPr>
                 <w:rStyle w:val="Hipervnculo"/>
@@ -3282,7 +3189,7 @@
                 <w:noProof/>
                 <w:webHidden/>
               </w:rPr>
-              <w:instrText xml:space="preserve"> PAGEREF _Toc224492936 \h </w:instrText>
+              <w:instrText xml:space="preserve"> PAGEREF _Toc226295856 \h </w:instrText>
             </w:r>
             <w:r>
               <w:rPr>
@@ -3302,7 +3209,7 @@
                 <w:noProof/>
                 <w:webHidden/>
               </w:rPr>
-              <w:t>18</w:t>
+              <w:t>17</w:t>
             </w:r>
             <w:r>
               <w:rPr>
@@ -3329,7 +3236,7 @@
               <w14:ligatures w14:val="standardContextual"/>
             </w:rPr>
           </w:pPr>
-          <w:hyperlink w:anchor="_Toc224492937" w:history="1">
+          <w:hyperlink w:anchor="_Toc226295857" w:history="1">
             <w:r>
               <w:rPr>
                 <w:rStyle w:val="Hipervnculo"/>
@@ -3376,7 +3283,7 @@
                 <w:noProof/>
                 <w:webHidden/>
               </w:rPr>
-              <w:instrText xml:space="preserve"> PAGEREF _Toc224492937 \h </w:instrText>
+              <w:instrText xml:space="preserve"> PAGEREF _Toc226295857 \h </w:instrText>
             </w:r>
             <w:r>
               <w:rPr>
@@ -3396,7 +3303,7 @@
                 <w:noProof/>
                 <w:webHidden/>
               </w:rPr>
-              <w:t>18</w:t>
+              <w:t>17</w:t>
             </w:r>
             <w:r>
               <w:rPr>
@@ -3423,7 +3330,7 @@
               <w14:ligatures w14:val="standardContextual"/>
             </w:rPr>
           </w:pPr>
-          <w:hyperlink w:anchor="_Toc224492938" w:history="1">
+          <w:hyperlink w:anchor="_Toc226295858" w:history="1">
             <w:r>
               <w:rPr>
                 <w:rStyle w:val="Hipervnculo"/>
@@ -3470,7 +3377,7 @@
                 <w:noProof/>
                 <w:webHidden/>
               </w:rPr>
-              <w:instrText xml:space="preserve"> PAGEREF _Toc224492938 \h </w:instrText>
+              <w:instrText xml:space="preserve"> PAGEREF _Toc226295858 \h </w:instrText>
             </w:r>
             <w:r>
               <w:rPr>
@@ -3490,7 +3397,7 @@
                 <w:noProof/>
                 <w:webHidden/>
               </w:rPr>
-              <w:t>19</w:t>
+              <w:t>18</w:t>
             </w:r>
             <w:r>
               <w:rPr>
@@ -3517,7 +3424,7 @@
               <w14:ligatures w14:val="standardContextual"/>
             </w:rPr>
           </w:pPr>
-          <w:hyperlink w:anchor="_Toc224492939" w:history="1">
+          <w:hyperlink w:anchor="_Toc226295859" w:history="1">
             <w:r>
               <w:rPr>
                 <w:rStyle w:val="Hipervnculo"/>
@@ -3564,7 +3471,7 @@
                 <w:noProof/>
                 <w:webHidden/>
               </w:rPr>
-              <w:instrText xml:space="preserve"> PAGEREF _Toc224492939 \h </w:instrText>
+              <w:instrText xml:space="preserve"> PAGEREF _Toc226295859 \h </w:instrText>
             </w:r>
             <w:r>
               <w:rPr>
@@ -3584,7 +3491,7 @@
                 <w:noProof/>
                 <w:webHidden/>
               </w:rPr>
-              <w:t>19</w:t>
+              <w:t>18</w:t>
             </w:r>
             <w:r>
               <w:rPr>
@@ -3611,7 +3518,7 @@
               <w14:ligatures w14:val="standardContextual"/>
             </w:rPr>
           </w:pPr>
-          <w:hyperlink w:anchor="_Toc224492940" w:history="1">
+          <w:hyperlink w:anchor="_Toc226295860" w:history="1">
             <w:r>
               <w:rPr>
                 <w:rStyle w:val="Hipervnculo"/>
@@ -3658,7 +3565,7 @@
                 <w:noProof/>
                 <w:webHidden/>
               </w:rPr>
-              <w:instrText xml:space="preserve"> PAGEREF _Toc224492940 \h </w:instrText>
+              <w:instrText xml:space="preserve"> PAGEREF _Toc226295860 \h </w:instrText>
             </w:r>
             <w:r>
               <w:rPr>
@@ -3705,7 +3612,7 @@
               <w14:ligatures w14:val="standardContextual"/>
             </w:rPr>
           </w:pPr>
-          <w:hyperlink w:anchor="_Toc224492941" w:history="1">
+          <w:hyperlink w:anchor="_Toc226295861" w:history="1">
             <w:r>
               <w:rPr>
                 <w:rStyle w:val="Hipervnculo"/>
@@ -3752,7 +3659,7 @@
                 <w:noProof/>
                 <w:webHidden/>
               </w:rPr>
-              <w:instrText xml:space="preserve"> PAGEREF _Toc224492941 \h </w:instrText>
+              <w:instrText xml:space="preserve"> PAGEREF _Toc226295861 \h </w:instrText>
             </w:r>
             <w:r>
               <w:rPr>
@@ -3772,7 +3679,7 @@
                 <w:noProof/>
                 <w:webHidden/>
               </w:rPr>
-              <w:t>20</w:t>
+              <w:t>19</w:t>
             </w:r>
             <w:r>
               <w:rPr>
@@ -3799,7 +3706,7 @@
               <w14:ligatures w14:val="standardContextual"/>
             </w:rPr>
           </w:pPr>
-          <w:hyperlink w:anchor="_Toc224492942" w:history="1">
+          <w:hyperlink w:anchor="_Toc226295862" w:history="1">
             <w:r>
               <w:rPr>
                 <w:rStyle w:val="Hipervnculo"/>
@@ -3846,7 +3753,7 @@
                 <w:noProof/>
                 <w:webHidden/>
               </w:rPr>
-              <w:instrText xml:space="preserve"> PAGEREF _Toc224492942 \h </w:instrText>
+              <w:instrText xml:space="preserve"> PAGEREF _Toc226295862 \h </w:instrText>
             </w:r>
             <w:r>
               <w:rPr>
@@ -3866,7 +3773,7 @@
                 <w:noProof/>
                 <w:webHidden/>
               </w:rPr>
-              <w:t>20</w:t>
+              <w:t>19</w:t>
             </w:r>
             <w:r>
               <w:rPr>
@@ -3889,7 +3796,7 @@
               <w14:ligatures w14:val="standardContextual"/>
             </w:rPr>
           </w:pPr>
-          <w:hyperlink w:anchor="_Toc224492943" w:history="1">
+          <w:hyperlink w:anchor="_Toc226295863" w:history="1">
             <w:r>
               <w:rPr>
                 <w:rStyle w:val="Hipervnculo"/>
@@ -3940,7 +3847,7 @@
                 <w:noProof/>
                 <w:webHidden/>
               </w:rPr>
-              <w:instrText xml:space="preserve"> PAGEREF _Toc224492943 \h </w:instrText>
+              <w:instrText xml:space="preserve"> PAGEREF _Toc226295863 \h </w:instrText>
             </w:r>
             <w:r>
               <w:rPr>
@@ -3960,7 +3867,289 @@
                 <w:noProof/>
                 <w:webHidden/>
               </w:rPr>
-              <w:t>21</w:t>
+              <w:t>20</w:t>
+            </w:r>
+            <w:r>
+              <w:rPr>
+                <w:noProof/>
+                <w:webHidden/>
+              </w:rPr>
+              <w:fldChar w:fldCharType="end"/>
+            </w:r>
+          </w:hyperlink>
+        </w:p>
+        <w:p>
+          <w:pPr>
+            <w:pStyle w:val="TDC3"/>
+            <w:tabs>
+              <w:tab w:val="left" w:pos="1440"/>
+              <w:tab w:val="right" w:leader="dot" w:pos="8828"/>
+            </w:tabs>
+            <w:rPr>
+              <w:rFonts w:asciiTheme="minorHAnsi" w:eastAsiaTheme="minorEastAsia" w:hAnsiTheme="minorHAnsi"/>
+              <w:noProof/>
+              <w:kern w:val="2"/>
+              <w:szCs w:val="24"/>
+              <w:lang w:eastAsia="es-CR"/>
+              <w14:ligatures w14:val="standardContextual"/>
+            </w:rPr>
+          </w:pPr>
+          <w:hyperlink w:anchor="_Toc226295864" w:history="1">
+            <w:r>
+              <w:rPr>
+                <w:rStyle w:val="Hipervnculo"/>
+                <w:noProof/>
+                <w:lang w:bidi="en-US"/>
+              </w:rPr>
+              <w:t>7.1</w:t>
+            </w:r>
+            <w:r>
+              <w:rPr>
+                <w:rFonts w:asciiTheme="minorHAnsi" w:eastAsiaTheme="minorEastAsia" w:hAnsiTheme="minorHAnsi"/>
+                <w:noProof/>
+                <w:kern w:val="2"/>
+                <w:szCs w:val="24"/>
+                <w:lang w:eastAsia="es-CR"/>
+                <w14:ligatures w14:val="standardContextual"/>
+              </w:rPr>
+              <w:tab/>
+            </w:r>
+            <w:r>
+              <w:rPr>
+                <w:rStyle w:val="Hipervnculo"/>
+                <w:noProof/>
+                <w:lang w:bidi="en-US"/>
+              </w:rPr>
+              <w:t>Fragmento de código clave</w:t>
+            </w:r>
+            <w:r>
+              <w:rPr>
+                <w:noProof/>
+                <w:webHidden/>
+              </w:rPr>
+              <w:tab/>
+            </w:r>
+            <w:r>
+              <w:rPr>
+                <w:noProof/>
+                <w:webHidden/>
+              </w:rPr>
+              <w:fldChar w:fldCharType="begin"/>
+            </w:r>
+            <w:r>
+              <w:rPr>
+                <w:noProof/>
+                <w:webHidden/>
+              </w:rPr>
+              <w:instrText xml:space="preserve"> PAGEREF _Toc226295864 \h </w:instrText>
+            </w:r>
+            <w:r>
+              <w:rPr>
+                <w:noProof/>
+                <w:webHidden/>
+              </w:rPr>
+            </w:r>
+            <w:r>
+              <w:rPr>
+                <w:noProof/>
+                <w:webHidden/>
+              </w:rPr>
+              <w:fldChar w:fldCharType="separate"/>
+            </w:r>
+            <w:r>
+              <w:rPr>
+                <w:noProof/>
+                <w:webHidden/>
+              </w:rPr>
+              <w:t>20</w:t>
+            </w:r>
+            <w:r>
+              <w:rPr>
+                <w:noProof/>
+                <w:webHidden/>
+              </w:rPr>
+              <w:fldChar w:fldCharType="end"/>
+            </w:r>
+          </w:hyperlink>
+        </w:p>
+        <w:p>
+          <w:pPr>
+            <w:pStyle w:val="TDC3"/>
+            <w:tabs>
+              <w:tab w:val="left" w:pos="1440"/>
+              <w:tab w:val="right" w:leader="dot" w:pos="8828"/>
+            </w:tabs>
+            <w:rPr>
+              <w:rFonts w:asciiTheme="minorHAnsi" w:eastAsiaTheme="minorEastAsia" w:hAnsiTheme="minorHAnsi"/>
+              <w:noProof/>
+              <w:kern w:val="2"/>
+              <w:szCs w:val="24"/>
+              <w:lang w:eastAsia="es-CR"/>
+              <w14:ligatures w14:val="standardContextual"/>
+            </w:rPr>
+          </w:pPr>
+          <w:hyperlink w:anchor="_Toc226295865" w:history="1">
+            <w:r>
+              <w:rPr>
+                <w:rStyle w:val="Hipervnculo"/>
+                <w:noProof/>
+                <w:lang w:bidi="en-US"/>
+              </w:rPr>
+              <w:t>7.2</w:t>
+            </w:r>
+            <w:r>
+              <w:rPr>
+                <w:rFonts w:asciiTheme="minorHAnsi" w:eastAsiaTheme="minorEastAsia" w:hAnsiTheme="minorHAnsi"/>
+                <w:noProof/>
+                <w:kern w:val="2"/>
+                <w:szCs w:val="24"/>
+                <w:lang w:eastAsia="es-CR"/>
+                <w14:ligatures w14:val="standardContextual"/>
+              </w:rPr>
+              <w:tab/>
+            </w:r>
+            <w:r>
+              <w:rPr>
+                <w:rStyle w:val="Hipervnculo"/>
+                <w:noProof/>
+                <w:lang w:bidi="en-US"/>
+              </w:rPr>
+              <w:t>Diagrama</w:t>
+            </w:r>
+            <w:r>
+              <w:rPr>
+                <w:noProof/>
+                <w:webHidden/>
+              </w:rPr>
+              <w:tab/>
+            </w:r>
+            <w:r>
+              <w:rPr>
+                <w:noProof/>
+                <w:webHidden/>
+              </w:rPr>
+              <w:fldChar w:fldCharType="begin"/>
+            </w:r>
+            <w:r>
+              <w:rPr>
+                <w:noProof/>
+                <w:webHidden/>
+              </w:rPr>
+              <w:instrText xml:space="preserve"> PAGEREF _Toc226295865 \h </w:instrText>
+            </w:r>
+            <w:r>
+              <w:rPr>
+                <w:noProof/>
+                <w:webHidden/>
+              </w:rPr>
+            </w:r>
+            <w:r>
+              <w:rPr>
+                <w:noProof/>
+                <w:webHidden/>
+              </w:rPr>
+              <w:fldChar w:fldCharType="separate"/>
+            </w:r>
+            <w:r>
+              <w:rPr>
+                <w:noProof/>
+                <w:webHidden/>
+              </w:rPr>
+              <w:t>22</w:t>
+            </w:r>
+            <w:r>
+              <w:rPr>
+                <w:noProof/>
+                <w:webHidden/>
+              </w:rPr>
+              <w:fldChar w:fldCharType="end"/>
+            </w:r>
+          </w:hyperlink>
+        </w:p>
+        <w:p>
+          <w:pPr>
+            <w:pStyle w:val="TDC3"/>
+            <w:tabs>
+              <w:tab w:val="left" w:pos="1440"/>
+              <w:tab w:val="right" w:leader="dot" w:pos="8828"/>
+            </w:tabs>
+            <w:rPr>
+              <w:rFonts w:asciiTheme="minorHAnsi" w:eastAsiaTheme="minorEastAsia" w:hAnsiTheme="minorHAnsi"/>
+              <w:noProof/>
+              <w:kern w:val="2"/>
+              <w:szCs w:val="24"/>
+              <w:lang w:eastAsia="es-CR"/>
+              <w14:ligatures w14:val="standardContextual"/>
+            </w:rPr>
+          </w:pPr>
+          <w:hyperlink w:anchor="_Toc226295866" w:history="1">
+            <w:r>
+              <w:rPr>
+                <w:rStyle w:val="Hipervnculo"/>
+                <w:noProof/>
+                <w:lang w:bidi="en-US"/>
+              </w:rPr>
+              <w:t>7.3</w:t>
+            </w:r>
+            <w:r>
+              <w:rPr>
+                <w:rFonts w:asciiTheme="minorHAnsi" w:eastAsiaTheme="minorEastAsia" w:hAnsiTheme="minorHAnsi"/>
+                <w:noProof/>
+                <w:kern w:val="2"/>
+                <w:szCs w:val="24"/>
+                <w:lang w:eastAsia="es-CR"/>
+                <w14:ligatures w14:val="standardContextual"/>
+              </w:rPr>
+              <w:tab/>
+            </w:r>
+            <w:r>
+              <w:rPr>
+                <w:rStyle w:val="Hipervnculo"/>
+                <w:noProof/>
+                <w:lang w:bidi="en-US"/>
+              </w:rPr>
+              <w:t>Analogía</w:t>
+            </w:r>
+            <w:r>
+              <w:rPr>
+                <w:noProof/>
+                <w:webHidden/>
+              </w:rPr>
+              <w:tab/>
+            </w:r>
+            <w:r>
+              <w:rPr>
+                <w:noProof/>
+                <w:webHidden/>
+              </w:rPr>
+              <w:fldChar w:fldCharType="begin"/>
+            </w:r>
+            <w:r>
+              <w:rPr>
+                <w:noProof/>
+                <w:webHidden/>
+              </w:rPr>
+              <w:instrText xml:space="preserve"> PAGEREF _Toc226295866 \h </w:instrText>
+            </w:r>
+            <w:r>
+              <w:rPr>
+                <w:noProof/>
+                <w:webHidden/>
+              </w:rPr>
+            </w:r>
+            <w:r>
+              <w:rPr>
+                <w:noProof/>
+                <w:webHidden/>
+              </w:rPr>
+              <w:fldChar w:fldCharType="separate"/>
+            </w:r>
+            <w:r>
+              <w:rPr>
+                <w:noProof/>
+                <w:webHidden/>
+              </w:rPr>
+              <w:t>22</w:t>
             </w:r>
             <w:r>
               <w:rPr>
@@ -3986,7 +4175,7 @@
               <w14:ligatures w14:val="standardContextual"/>
             </w:rPr>
           </w:pPr>
-          <w:hyperlink w:anchor="_Toc224492945" w:history="1">
+          <w:hyperlink w:anchor="_Toc226295867" w:history="1">
             <w:r>
               <w:rPr>
                 <w:rStyle w:val="Hipervnculo"/>
@@ -4022,7 +4211,7 @@
                 <w:noProof/>
                 <w:webHidden/>
               </w:rPr>
-              <w:instrText xml:space="preserve"> PAGEREF _Toc224492945 \h </w:instrText>
+              <w:instrText xml:space="preserve"> PAGEREF _Toc226295867 \h </w:instrText>
             </w:r>
             <w:r>
               <w:rPr>
@@ -4042,7 +4231,7 @@
                 <w:noProof/>
                 <w:webHidden/>
               </w:rPr>
-              <w:t>22</w:t>
+              <w:t>24</w:t>
             </w:r>
             <w:r>
               <w:rPr>
@@ -4065,7 +4254,7 @@
               <w14:ligatures w14:val="standardContextual"/>
             </w:rPr>
           </w:pPr>
-          <w:hyperlink w:anchor="_Toc224492946" w:history="1">
+          <w:hyperlink w:anchor="_Toc226295868" w:history="1">
             <w:r>
               <w:rPr>
                 <w:rStyle w:val="Hipervnculo"/>
@@ -4092,7 +4281,7 @@
                 <w:noProof/>
                 <w:webHidden/>
               </w:rPr>
-              <w:instrText xml:space="preserve"> PAGEREF _Toc224492946 \h </w:instrText>
+              <w:instrText xml:space="preserve"> PAGEREF _Toc226295868 \h </w:instrText>
             </w:r>
             <w:r>
               <w:rPr>
@@ -4112,7 +4301,7 @@
                 <w:noProof/>
                 <w:webHidden/>
               </w:rPr>
-              <w:t>22</w:t>
+              <w:t>24</w:t>
             </w:r>
             <w:r>
               <w:rPr>
@@ -4138,7 +4327,7 @@
               <w14:ligatures w14:val="standardContextual"/>
             </w:rPr>
           </w:pPr>
-          <w:hyperlink w:anchor="_Toc224492947" w:history="1">
+          <w:hyperlink w:anchor="_Toc226295869" w:history="1">
             <w:r>
               <w:rPr>
                 <w:rStyle w:val="Hipervnculo"/>
@@ -4166,7 +4355,7 @@
                 <w:noProof/>
                 <w:webHidden/>
               </w:rPr>
-              <w:instrText xml:space="preserve"> PAGEREF _Toc224492947 \h </w:instrText>
+              <w:instrText xml:space="preserve"> PAGEREF _Toc226295869 \h </w:instrText>
             </w:r>
             <w:r>
               <w:rPr>
@@ -4186,7 +4375,7 @@
                 <w:noProof/>
                 <w:webHidden/>
               </w:rPr>
-              <w:t>22</w:t>
+              <w:t>24</w:t>
             </w:r>
             <w:r>
               <w:rPr>
@@ -4212,7 +4401,7 @@
               <w14:ligatures w14:val="standardContextual"/>
             </w:rPr>
           </w:pPr>
-          <w:hyperlink w:anchor="_Toc224492948" w:history="1">
+          <w:hyperlink w:anchor="_Toc226295870" w:history="1">
             <w:r>
               <w:rPr>
                 <w:rStyle w:val="Hipervnculo"/>
@@ -4240,7 +4429,7 @@
                 <w:noProof/>
                 <w:webHidden/>
               </w:rPr>
-              <w:instrText xml:space="preserve"> PAGEREF _Toc224492948 \h </w:instrText>
+              <w:instrText xml:space="preserve"> PAGEREF _Toc226295870 \h </w:instrText>
             </w:r>
             <w:r>
               <w:rPr>
@@ -4260,7 +4449,7 @@
                 <w:noProof/>
                 <w:webHidden/>
               </w:rPr>
-              <w:t>22</w:t>
+              <w:t>24</w:t>
             </w:r>
             <w:r>
               <w:rPr>
@@ -4283,7 +4472,7 @@
               <w14:ligatures w14:val="standardContextual"/>
             </w:rPr>
           </w:pPr>
-          <w:hyperlink w:anchor="_Toc224492949" w:history="1">
+          <w:hyperlink w:anchor="_Toc226295871" w:history="1">
             <w:r>
               <w:rPr>
                 <w:rStyle w:val="Hipervnculo"/>
@@ -4310,7 +4499,7 @@
                 <w:noProof/>
                 <w:webHidden/>
               </w:rPr>
-              <w:instrText xml:space="preserve"> PAGEREF _Toc224492949 \h </w:instrText>
+              <w:instrText xml:space="preserve"> PAGEREF _Toc226295871 \h </w:instrText>
             </w:r>
             <w:r>
               <w:rPr>
@@ -4330,7 +4519,7 @@
                 <w:noProof/>
                 <w:webHidden/>
               </w:rPr>
-              <w:t>22</w:t>
+              <w:t>24</w:t>
             </w:r>
             <w:r>
               <w:rPr>
@@ -4356,7 +4545,7 @@
               <w14:ligatures w14:val="standardContextual"/>
             </w:rPr>
           </w:pPr>
-          <w:hyperlink w:anchor="_Toc224492950" w:history="1">
+          <w:hyperlink w:anchor="_Toc226295872" w:history="1">
             <w:r>
               <w:rPr>
                 <w:rStyle w:val="Hipervnculo"/>
@@ -4384,7 +4573,7 @@
                 <w:noProof/>
                 <w:webHidden/>
               </w:rPr>
-              <w:instrText xml:space="preserve"> PAGEREF _Toc224492950 \h </w:instrText>
+              <w:instrText xml:space="preserve"> PAGEREF _Toc226295872 \h </w:instrText>
             </w:r>
             <w:r>
               <w:rPr>
@@ -4404,7 +4593,7 @@
                 <w:noProof/>
                 <w:webHidden/>
               </w:rPr>
-              <w:t>22</w:t>
+              <w:t>24</w:t>
             </w:r>
             <w:r>
               <w:rPr>
@@ -4430,7 +4619,7 @@
               <w14:ligatures w14:val="standardContextual"/>
             </w:rPr>
           </w:pPr>
-          <w:hyperlink w:anchor="_Toc224492951" w:history="1">
+          <w:hyperlink w:anchor="_Toc226295873" w:history="1">
             <w:r>
               <w:rPr>
                 <w:rStyle w:val="Hipervnculo"/>
@@ -4458,7 +4647,7 @@
                 <w:noProof/>
                 <w:webHidden/>
               </w:rPr>
-              <w:instrText xml:space="preserve"> PAGEREF _Toc224492951 \h </w:instrText>
+              <w:instrText xml:space="preserve"> PAGEREF _Toc226295873 \h </w:instrText>
             </w:r>
             <w:r>
               <w:rPr>
@@ -4478,7 +4667,7 @@
                 <w:noProof/>
                 <w:webHidden/>
               </w:rPr>
-              <w:t>23</w:t>
+              <w:t>25</w:t>
             </w:r>
             <w:r>
               <w:rPr>
@@ -4501,7 +4690,7 @@
               <w14:ligatures w14:val="standardContextual"/>
             </w:rPr>
           </w:pPr>
-          <w:hyperlink w:anchor="_Toc224492952" w:history="1">
+          <w:hyperlink w:anchor="_Toc226295874" w:history="1">
             <w:r>
               <w:rPr>
                 <w:rStyle w:val="Hipervnculo"/>
@@ -4528,7 +4717,7 @@
                 <w:noProof/>
                 <w:webHidden/>
               </w:rPr>
-              <w:instrText xml:space="preserve"> PAGEREF _Toc224492952 \h </w:instrText>
+              <w:instrText xml:space="preserve"> PAGEREF _Toc226295874 \h </w:instrText>
             </w:r>
             <w:r>
               <w:rPr>
@@ -4548,7 +4737,7 @@
                 <w:noProof/>
                 <w:webHidden/>
               </w:rPr>
-              <w:t>23</w:t>
+              <w:t>25</w:t>
             </w:r>
             <w:r>
               <w:rPr>
@@ -4574,7 +4763,7 @@
               <w14:ligatures w14:val="standardContextual"/>
             </w:rPr>
           </w:pPr>
-          <w:hyperlink w:anchor="_Toc224492953" w:history="1">
+          <w:hyperlink w:anchor="_Toc226295875" w:history="1">
             <w:r>
               <w:rPr>
                 <w:rStyle w:val="Hipervnculo"/>
@@ -4602,7 +4791,7 @@
                 <w:noProof/>
                 <w:webHidden/>
               </w:rPr>
-              <w:instrText xml:space="preserve"> PAGEREF _Toc224492953 \h </w:instrText>
+              <w:instrText xml:space="preserve"> PAGEREF _Toc226295875 \h </w:instrText>
             </w:r>
             <w:r>
               <w:rPr>
@@ -4622,7 +4811,7 @@
                 <w:noProof/>
                 <w:webHidden/>
               </w:rPr>
-              <w:t>23</w:t>
+              <w:t>25</w:t>
             </w:r>
             <w:r>
               <w:rPr>
@@ -4648,7 +4837,7 @@
               <w14:ligatures w14:val="standardContextual"/>
             </w:rPr>
           </w:pPr>
-          <w:hyperlink w:anchor="_Toc224492954" w:history="1">
+          <w:hyperlink w:anchor="_Toc226295876" w:history="1">
             <w:r>
               <w:rPr>
                 <w:rStyle w:val="Hipervnculo"/>
@@ -4676,7 +4865,7 @@
                 <w:noProof/>
                 <w:webHidden/>
               </w:rPr>
-              <w:instrText xml:space="preserve"> PAGEREF _Toc224492954 \h </w:instrText>
+              <w:instrText xml:space="preserve"> PAGEREF _Toc226295876 \h </w:instrText>
             </w:r>
             <w:r>
               <w:rPr>
@@ -4696,7 +4885,7 @@
                 <w:noProof/>
                 <w:webHidden/>
               </w:rPr>
-              <w:t>23</w:t>
+              <w:t>25</w:t>
             </w:r>
             <w:r>
               <w:rPr>
@@ -4722,7 +4911,7 @@
               <w14:ligatures w14:val="standardContextual"/>
             </w:rPr>
           </w:pPr>
-          <w:hyperlink w:anchor="_Toc224492955" w:history="1">
+          <w:hyperlink w:anchor="_Toc226295877" w:history="1">
             <w:r>
               <w:rPr>
                 <w:rStyle w:val="Hipervnculo"/>
@@ -4750,153 +4939,7 @@
                 <w:noProof/>
                 <w:webHidden/>
               </w:rPr>
-              <w:instrText xml:space="preserve"> PAGEREF _Toc224492955 \h </w:instrText>
-            </w:r>
-            <w:r>
-              <w:rPr>
-                <w:noProof/>
-                <w:webHidden/>
-              </w:rPr>
-            </w:r>
-            <w:r>
-              <w:rPr>
-                <w:noProof/>
-                <w:webHidden/>
-              </w:rPr>
-              <w:fldChar w:fldCharType="separate"/>
-            </w:r>
-            <w:r>
-              <w:rPr>
-                <w:noProof/>
-                <w:webHidden/>
-              </w:rPr>
-              <w:t>24</w:t>
-            </w:r>
-            <w:r>
-              <w:rPr>
-                <w:noProof/>
-                <w:webHidden/>
-              </w:rPr>
-              <w:fldChar w:fldCharType="end"/>
-            </w:r>
-          </w:hyperlink>
-        </w:p>
-        <w:p>
-          <w:pPr>
-            <w:pStyle w:val="TDC1"/>
-            <w:tabs>
-              <w:tab w:val="right" w:leader="dot" w:pos="8828"/>
-            </w:tabs>
-            <w:rPr>
-              <w:rFonts w:asciiTheme="minorHAnsi" w:eastAsiaTheme="minorEastAsia" w:hAnsiTheme="minorHAnsi"/>
-              <w:noProof/>
-              <w:kern w:val="2"/>
-              <w:szCs w:val="24"/>
-              <w:lang w:eastAsia="es-CR"/>
-              <w14:ligatures w14:val="standardContextual"/>
-            </w:rPr>
-          </w:pPr>
-          <w:hyperlink w:anchor="_Toc224492956" w:history="1">
-            <w:r>
-              <w:rPr>
-                <w:rStyle w:val="Hipervnculo"/>
-                <w:noProof/>
-              </w:rPr>
-              <w:t>ANEXOS</w:t>
-            </w:r>
-            <w:r>
-              <w:rPr>
-                <w:noProof/>
-                <w:webHidden/>
-              </w:rPr>
-              <w:tab/>
-            </w:r>
-            <w:r>
-              <w:rPr>
-                <w:noProof/>
-                <w:webHidden/>
-              </w:rPr>
-              <w:fldChar w:fldCharType="begin"/>
-            </w:r>
-            <w:r>
-              <w:rPr>
-                <w:noProof/>
-                <w:webHidden/>
-              </w:rPr>
-              <w:instrText xml:space="preserve"> PAGEREF _Toc224492956 \h </w:instrText>
-            </w:r>
-            <w:r>
-              <w:rPr>
-                <w:noProof/>
-                <w:webHidden/>
-              </w:rPr>
-            </w:r>
-            <w:r>
-              <w:rPr>
-                <w:noProof/>
-                <w:webHidden/>
-              </w:rPr>
-              <w:fldChar w:fldCharType="separate"/>
-            </w:r>
-            <w:r>
-              <w:rPr>
-                <w:noProof/>
-                <w:webHidden/>
-              </w:rPr>
-              <w:t>26</w:t>
-            </w:r>
-            <w:r>
-              <w:rPr>
-                <w:noProof/>
-                <w:webHidden/>
-              </w:rPr>
-              <w:fldChar w:fldCharType="end"/>
-            </w:r>
-          </w:hyperlink>
-        </w:p>
-        <w:p>
-          <w:pPr>
-            <w:pStyle w:val="TDC2"/>
-            <w:rPr>
-              <w:rFonts w:asciiTheme="minorHAnsi" w:eastAsiaTheme="minorEastAsia" w:hAnsiTheme="minorHAnsi"/>
-              <w:noProof/>
-              <w:kern w:val="2"/>
-              <w:szCs w:val="24"/>
-              <w:lang w:eastAsia="es-CR"/>
-              <w14:ligatures w14:val="standardContextual"/>
-            </w:rPr>
-          </w:pPr>
-          <w:hyperlink w:anchor="_Toc224492957" w:history="1">
-            <w:r>
-              <w:rPr>
-                <w:rStyle w:val="Hipervnculo"/>
-                <w:rFonts w:eastAsia="Times New Roman" w:cs="Times New Roman"/>
-                <w:b/>
-                <w:noProof/>
-                <w:lang w:eastAsia="es-CR"/>
-              </w:rPr>
-              <w:t>Anexo 1.</w:t>
-            </w:r>
-            <w:r>
-              <w:rPr>
-                <w:noProof/>
-                <w:webHidden/>
-              </w:rPr>
-              <w:tab/>
-            </w:r>
-            <w:r>
-              <w:rPr>
-                <w:noProof/>
-                <w:webHidden/>
-              </w:rPr>
-              <w:fldChar w:fldCharType="begin"/>
-            </w:r>
-            <w:r>
-              <w:rPr>
-                <w:noProof/>
-                <w:webHidden/>
-              </w:rPr>
-              <w:instrText xml:space="preserve"> PAGEREF _Toc224492957 \h </w:instrText>
+              <w:instrText xml:space="preserve"> PAGEREF _Toc226295877 \h </w:instrText>
             </w:r>
             <w:r>
               <w:rPr>
@@ -4962,7 +5005,7 @@
       <w:pPr>
         <w:pStyle w:val="Ttulo1"/>
       </w:pPr>
-      <w:bookmarkStart w:id="1" w:name="_Toc224492907"/>
+      <w:bookmarkStart w:id="1" w:name="_Toc226295828"/>
       <w:r>
         <w:lastRenderedPageBreak/>
         <w:t xml:space="preserve">Tablas </w:t>
@@ -5011,13 +5054,13 @@
         </w:rPr>
         <w:fldChar w:fldCharType="separate"/>
       </w:r>
-      <w:hyperlink w:anchor="_Toc222686927" w:history="1">
+      <w:hyperlink w:anchor="_Toc226295878" w:history="1">
         <w:r>
           <w:rPr>
             <w:rStyle w:val="Hipervnculo"/>
             <w:noProof/>
           </w:rPr>
-          <w:t>Ilustración 1</w:t>
+          <w:t>Ilustración 1Métodos Interfaz de comunicación API. Fuente: Coding Networks Blog (2019). Disponible en: https://codingnetworks.blog/wp-content/uploads/2019/09/api-interfaz-comunicacion.png</w:t>
         </w:r>
         <w:r>
           <w:rPr>
@@ -5038,7 +5081,7 @@
             <w:noProof/>
             <w:webHidden/>
           </w:rPr>
-          <w:instrText xml:space="preserve"> PAGEREF _Toc222686927 \h </w:instrText>
+          <w:instrText xml:space="preserve"> PAGEREF _Toc226295878 \h </w:instrText>
         </w:r>
         <w:r>
           <w:rPr>
@@ -5058,7 +5101,7 @@
             <w:noProof/>
             <w:webHidden/>
           </w:rPr>
-          <w:t>24</w:t>
+          <w:t>14</w:t>
         </w:r>
         <w:r>
           <w:rPr>
@@ -5071,52 +5114,6 @@
     </w:p>
     <w:p>
       <w:pPr>
-        <w:pStyle w:val="Ttulo1"/>
-        <w:rPr>
-          <w:rFonts w:cs="Times New Roman"/>
-          <w:highlight w:val="yellow"/>
-        </w:rPr>
-      </w:pPr>
-      <w:r>
-        <w:rPr>
-          <w:rFonts w:eastAsiaTheme="minorHAnsi" w:cs="Times New Roman"/>
-          <w:szCs w:val="24"/>
-          <w:highlight w:val="yellow"/>
-        </w:rPr>
-        <w:fldChar w:fldCharType="end"/>
-      </w:r>
-    </w:p>
-    <w:p>
-      <w:pPr>
-        <w:rPr>
-          <w:rFonts w:eastAsiaTheme="majorEastAsia" w:cs="Times New Roman"/>
-          <w:color w:val="365F91" w:themeColor="accent1" w:themeShade="BF"/>
-          <w:sz w:val="32"/>
-          <w:szCs w:val="32"/>
-          <w:highlight w:val="yellow"/>
-        </w:rPr>
-      </w:pPr>
-      <w:r>
-        <w:rPr>
-          <w:rFonts w:cs="Times New Roman"/>
-          <w:highlight w:val="yellow"/>
-        </w:rPr>
-        <w:br w:type="page"/>
-      </w:r>
-    </w:p>
-    <w:p>
-      <w:pPr>
-        <w:pStyle w:val="Ttulo1"/>
-      </w:pPr>
-      <w:bookmarkStart w:id="2" w:name="_Toc224492908"/>
-      <w:r>
-        <w:lastRenderedPageBreak/>
-        <w:t>Tabla de Gráficos</w:t>
-      </w:r>
-      <w:bookmarkEnd w:id="2"/>
-    </w:p>
-    <w:p>
-      <w:pPr>
         <w:pStyle w:val="Tabladeilustraciones"/>
         <w:tabs>
           <w:tab w:val="right" w:leader="dot" w:pos="8828"/>
@@ -5130,37 +5127,13 @@
           <w14:ligatures w14:val="standardContextual"/>
         </w:rPr>
       </w:pPr>
-      <w:r>
-        <w:rPr>
-          <w:rFonts w:cs="Times New Roman"/>
-          <w:szCs w:val="24"/>
-          <w:highlight w:val="yellow"/>
-        </w:rPr>
-        <w:fldChar w:fldCharType="begin"/>
-      </w:r>
-      <w:r>
-        <w:rPr>
-          <w:rFonts w:cs="Times New Roman"/>
-          <w:szCs w:val="24"/>
-          <w:highlight w:val="yellow"/>
-        </w:rPr>
-        <w:instrText xml:space="preserve"> TOC \h \z \c "Figura" </w:instrText>
-      </w:r>
-      <w:r>
-        <w:rPr>
-          <w:rFonts w:cs="Times New Roman"/>
-          <w:szCs w:val="24"/>
-          <w:highlight w:val="yellow"/>
-        </w:rPr>
-        <w:fldChar w:fldCharType="separate"/>
-      </w:r>
-      <w:hyperlink w:anchor="_Toc222686921" w:history="1">
+      <w:hyperlink w:anchor="_Toc226295879" w:history="1">
         <w:r>
           <w:rPr>
             <w:rStyle w:val="Hipervnculo"/>
             <w:noProof/>
           </w:rPr>
-          <w:t>Figura 1</w:t>
+          <w:t>Ilustración 2 REST HTTP API. Fuente: Coding Networks Blog (2019). Disponible en: https://codingnetworks.blog/wp-content/uploads/2019/09/rest-http-api.png</w:t>
         </w:r>
         <w:r>
           <w:rPr>
@@ -5181,7 +5154,7 @@
             <w:noProof/>
             <w:webHidden/>
           </w:rPr>
-          <w:instrText xml:space="preserve"> PAGEREF _Toc222686921 \h </w:instrText>
+          <w:instrText xml:space="preserve"> PAGEREF _Toc226295879 \h </w:instrText>
         </w:r>
         <w:r>
           <w:rPr>
@@ -5201,7 +5174,7 @@
             <w:noProof/>
             <w:webHidden/>
           </w:rPr>
-          <w:t>24</w:t>
+          <w:t>15</w:t>
         </w:r>
         <w:r>
           <w:rPr>
@@ -5214,14 +5187,89 @@
     </w:p>
     <w:p>
       <w:pPr>
-        <w:spacing w:line="360" w:lineRule="auto"/>
-        <w:rPr>
+        <w:pStyle w:val="Tabladeilustraciones"/>
+        <w:tabs>
+          <w:tab w:val="right" w:leader="dot" w:pos="8828"/>
+        </w:tabs>
+        <w:rPr>
+          <w:rFonts w:asciiTheme="minorHAnsi" w:eastAsiaTheme="minorEastAsia" w:hAnsiTheme="minorHAnsi"/>
+          <w:noProof/>
+          <w:kern w:val="2"/>
+          <w:szCs w:val="24"/>
+          <w:lang w:eastAsia="es-CR"/>
+          <w14:ligatures w14:val="standardContextual"/>
+        </w:rPr>
+      </w:pPr>
+      <w:hyperlink w:anchor="_Toc226295880" w:history="1">
+        <w:r>
+          <w:rPr>
+            <w:rStyle w:val="Hipervnculo"/>
+            <w:noProof/>
+          </w:rPr>
+          <w:t>Ilustración 3 Analogía API</w:t>
+        </w:r>
+        <w:r>
+          <w:rPr>
+            <w:noProof/>
+            <w:webHidden/>
+          </w:rPr>
+          <w:tab/>
+        </w:r>
+        <w:r>
+          <w:rPr>
+            <w:noProof/>
+            <w:webHidden/>
+          </w:rPr>
+          <w:fldChar w:fldCharType="begin"/>
+        </w:r>
+        <w:r>
+          <w:rPr>
+            <w:noProof/>
+            <w:webHidden/>
+          </w:rPr>
+          <w:instrText xml:space="preserve"> PAGEREF _Toc226295880 \h </w:instrText>
+        </w:r>
+        <w:r>
+          <w:rPr>
+            <w:noProof/>
+            <w:webHidden/>
+          </w:rPr>
+        </w:r>
+        <w:r>
+          <w:rPr>
+            <w:noProof/>
+            <w:webHidden/>
+          </w:rPr>
+          <w:fldChar w:fldCharType="separate"/>
+        </w:r>
+        <w:r>
+          <w:rPr>
+            <w:noProof/>
+            <w:webHidden/>
+          </w:rPr>
+          <w:t>23</w:t>
+        </w:r>
+        <w:r>
+          <w:rPr>
+            <w:noProof/>
+            <w:webHidden/>
+          </w:rPr>
+          <w:fldChar w:fldCharType="end"/>
+        </w:r>
+      </w:hyperlink>
+    </w:p>
+    <w:p>
+      <w:pPr>
+        <w:pStyle w:val="Ttulo1"/>
+        <w:rPr>
+          <w:rFonts w:eastAsiaTheme="minorHAnsi" w:cs="Times New Roman"/>
+          <w:szCs w:val="24"/>
           <w:highlight w:val="yellow"/>
         </w:rPr>
       </w:pPr>
       <w:r>
         <w:rPr>
-          <w:rFonts w:cs="Times New Roman"/>
+          <w:rFonts w:eastAsiaTheme="minorHAnsi" w:cs="Times New Roman"/>
           <w:szCs w:val="24"/>
           <w:highlight w:val="yellow"/>
         </w:rPr>
@@ -5230,47 +5278,91 @@
     </w:p>
     <w:p>
       <w:pPr>
+        <w:rPr>
+          <w:highlight w:val="yellow"/>
+        </w:rPr>
+      </w:pPr>
+    </w:p>
+    <w:p>
+      <w:pPr>
+        <w:rPr>
+          <w:highlight w:val="yellow"/>
+        </w:rPr>
+      </w:pPr>
+    </w:p>
+    <w:p>
+      <w:pPr>
+        <w:rPr>
+          <w:highlight w:val="yellow"/>
+        </w:rPr>
+      </w:pPr>
+    </w:p>
+    <w:p>
+      <w:pPr>
+        <w:rPr>
+          <w:highlight w:val="yellow"/>
+        </w:rPr>
+      </w:pPr>
+    </w:p>
+    <w:p>
+      <w:pPr>
+        <w:rPr>
+          <w:highlight w:val="yellow"/>
+        </w:rPr>
+      </w:pPr>
+    </w:p>
+    <w:p>
+      <w:pPr>
+        <w:rPr>
+          <w:highlight w:val="yellow"/>
+        </w:rPr>
+      </w:pPr>
+    </w:p>
+    <w:p>
+      <w:pPr>
+        <w:rPr>
+          <w:highlight w:val="yellow"/>
+        </w:rPr>
+      </w:pPr>
+    </w:p>
+    <w:p>
+      <w:pPr>
+        <w:rPr>
+          <w:highlight w:val="yellow"/>
+        </w:rPr>
+      </w:pPr>
+    </w:p>
+    <w:p>
+      <w:pPr>
+        <w:rPr>
+          <w:highlight w:val="yellow"/>
+        </w:rPr>
+      </w:pPr>
+    </w:p>
+    <w:p>
+      <w:pPr>
+        <w:rPr>
+          <w:highlight w:val="yellow"/>
+        </w:rPr>
+      </w:pPr>
+    </w:p>
+    <w:p>
+      <w:pPr>
+        <w:rPr>
+          <w:highlight w:val="yellow"/>
+        </w:rPr>
+      </w:pPr>
+    </w:p>
+    <w:p>
+      <w:pPr>
         <w:pStyle w:val="Ttulo1"/>
-        <w:spacing w:line="360" w:lineRule="auto"/>
-        <w:rPr>
-          <w:rFonts w:ascii="Arial" w:hAnsi="Arial" w:cs="Arial"/>
-          <w:b/>
-          <w:szCs w:val="24"/>
-          <w:highlight w:val="yellow"/>
-        </w:rPr>
-      </w:pPr>
-    </w:p>
-    <w:p>
-      <w:pPr>
-        <w:spacing w:after="200"/>
-        <w:jc w:val="both"/>
-        <w:rPr>
-          <w:rFonts w:ascii="Arial" w:hAnsi="Arial" w:cs="Arial"/>
-          <w:b/>
-          <w:szCs w:val="24"/>
-          <w:highlight w:val="yellow"/>
-        </w:rPr>
-      </w:pPr>
-      <w:r>
-        <w:rPr>
-          <w:rFonts w:ascii="Arial" w:hAnsi="Arial" w:cs="Arial"/>
-          <w:b/>
-          <w:szCs w:val="24"/>
-          <w:highlight w:val="yellow"/>
-        </w:rPr>
-        <w:br w:type="page"/>
-      </w:r>
-    </w:p>
-    <w:p>
-      <w:pPr>
-        <w:pStyle w:val="Ttulo1"/>
-      </w:pPr>
-      <w:bookmarkStart w:id="3" w:name="_Toc224492909"/>
+      </w:pPr>
+      <w:bookmarkStart w:id="2" w:name="_Toc226295829"/>
       <w:r>
         <w:lastRenderedPageBreak/>
         <w:t>INTRODUCCIÓN</w:t>
       </w:r>
-      <w:bookmarkEnd w:id="3"/>
+      <w:bookmarkEnd w:id="2"/>
     </w:p>
     <w:p>
       <w:pPr>
@@ -5287,7 +5379,7 @@
           <w:szCs w:val="24"/>
         </w:rPr>
       </w:pPr>
-      <w:bookmarkStart w:id="4" w:name="_Toc224492910"/>
+      <w:bookmarkStart w:id="3" w:name="_Toc226295830"/>
       <w:r>
         <w:rPr>
           <w:rFonts w:cs="Times New Roman"/>
@@ -5297,7 +5389,7 @@
         </w:rPr>
         <w:t>Definición del objeto de estudio</w:t>
       </w:r>
-      <w:bookmarkEnd w:id="4"/>
+      <w:bookmarkEnd w:id="3"/>
     </w:p>
     <w:p>
       <w:pPr>
@@ -5409,7 +5501,7 @@
           <w:szCs w:val="24"/>
         </w:rPr>
       </w:pPr>
-      <w:bookmarkStart w:id="5" w:name="_Toc224492911"/>
+      <w:bookmarkStart w:id="4" w:name="_Toc226295831"/>
       <w:r>
         <w:rPr>
           <w:rFonts w:cs="Times New Roman"/>
@@ -5419,7 +5511,7 @@
         </w:rPr>
         <w:t>Delimitación Temática</w:t>
       </w:r>
-      <w:bookmarkEnd w:id="5"/>
+      <w:bookmarkEnd w:id="4"/>
     </w:p>
     <w:p>
       <w:pPr>
@@ -5485,7 +5577,7 @@
           <w:lang w:eastAsia="es-CR"/>
         </w:rPr>
       </w:pPr>
-      <w:bookmarkStart w:id="6" w:name="_Toc224492912"/>
+      <w:bookmarkStart w:id="5" w:name="_Toc226295832"/>
       <w:r>
         <w:rPr>
           <w:rFonts w:eastAsia="Times New Roman" w:cs="Times New Roman"/>
@@ -5495,7 +5587,7 @@
         </w:rPr>
         <w:t>Justificación</w:t>
       </w:r>
-      <w:bookmarkEnd w:id="6"/>
+      <w:bookmarkEnd w:id="5"/>
     </w:p>
     <w:p>
       <w:pPr>
@@ -5533,7 +5625,7 @@
           <w:lang w:eastAsia="es-CR"/>
         </w:rPr>
       </w:pPr>
-      <w:bookmarkStart w:id="7" w:name="_Toc224492913"/>
+      <w:bookmarkStart w:id="6" w:name="_Toc226295833"/>
       <w:r>
         <w:rPr>
           <w:rFonts w:eastAsia="Times New Roman" w:cs="Times New Roman"/>
@@ -5554,7 +5646,7 @@
         </w:rPr>
         <w:t>ntecedentes</w:t>
       </w:r>
-      <w:bookmarkEnd w:id="7"/>
+      <w:bookmarkEnd w:id="6"/>
     </w:p>
     <w:p>
       <w:pPr>
@@ -5684,7 +5776,7 @@
           <w:lang w:eastAsia="es-CR"/>
         </w:rPr>
       </w:pPr>
-      <w:bookmarkStart w:id="8" w:name="_Toc224492914"/>
+      <w:bookmarkStart w:id="7" w:name="_Toc226295834"/>
       <w:r>
         <w:rPr>
           <w:rFonts w:eastAsia="Times New Roman" w:cs="Times New Roman"/>
@@ -5703,7 +5795,7 @@
         </w:rPr>
         <w:t>s</w:t>
       </w:r>
-      <w:bookmarkEnd w:id="8"/>
+      <w:bookmarkEnd w:id="7"/>
     </w:p>
     <w:p>
       <w:pPr>
@@ -5718,7 +5810,7 @@
           <w:lang w:val="es-CR" w:eastAsia="es-CR"/>
         </w:rPr>
       </w:pPr>
-      <w:bookmarkStart w:id="9" w:name="_Toc224492915"/>
+      <w:bookmarkStart w:id="8" w:name="_Toc226295835"/>
       <w:r>
         <w:rPr>
           <w:rFonts w:eastAsia="Times New Roman" w:cs="Times New Roman"/>
@@ -5726,7 +5818,7 @@
         </w:rPr>
         <w:t>Objetivo General</w:t>
       </w:r>
-      <w:bookmarkEnd w:id="9"/>
+      <w:bookmarkEnd w:id="8"/>
     </w:p>
     <w:p>
       <w:pPr>
@@ -5759,7 +5851,7 @@
           <w:lang w:val="es-CR" w:eastAsia="es-CR"/>
         </w:rPr>
       </w:pPr>
-      <w:bookmarkStart w:id="10" w:name="_Toc224492916"/>
+      <w:bookmarkStart w:id="9" w:name="_Toc226295836"/>
       <w:r>
         <w:rPr>
           <w:rFonts w:eastAsia="Times New Roman" w:cs="Times New Roman"/>
@@ -5767,7 +5859,7 @@
         </w:rPr>
         <w:t>Objetivos Específicos</w:t>
       </w:r>
-      <w:bookmarkEnd w:id="10"/>
+      <w:bookmarkEnd w:id="9"/>
     </w:p>
     <w:p>
       <w:pPr>
@@ -5877,7 +5969,7 @@
           <w:lang w:eastAsia="es-CR"/>
         </w:rPr>
       </w:pPr>
-      <w:bookmarkStart w:id="11" w:name="_Toc224492917"/>
+      <w:bookmarkStart w:id="10" w:name="_Toc226295837"/>
       <w:r>
         <w:rPr>
           <w:rFonts w:eastAsia="Times New Roman" w:cs="Times New Roman"/>
@@ -5887,7 +5979,7 @@
         </w:rPr>
         <w:t>Alcances y Limitaciones</w:t>
       </w:r>
-      <w:bookmarkEnd w:id="11"/>
+      <w:bookmarkEnd w:id="10"/>
     </w:p>
     <w:p>
       <w:pPr>
@@ -5902,7 +5994,7 @@
           <w:lang w:val="es-CR" w:eastAsia="es-CR"/>
         </w:rPr>
       </w:pPr>
-      <w:bookmarkStart w:id="12" w:name="_Toc224492918"/>
+      <w:bookmarkStart w:id="11" w:name="_Toc226295838"/>
       <w:r>
         <w:rPr>
           <w:rFonts w:eastAsia="Times New Roman" w:cs="Times New Roman"/>
@@ -5910,7 +6002,7 @@
         </w:rPr>
         <w:t>Alcances</w:t>
       </w:r>
-      <w:bookmarkEnd w:id="12"/>
+      <w:bookmarkEnd w:id="11"/>
     </w:p>
     <w:p>
       <w:pPr>
@@ -5957,7 +6049,7 @@
           <w:lang w:val="es-CR" w:eastAsia="es-CR"/>
         </w:rPr>
       </w:pPr>
-      <w:bookmarkStart w:id="13" w:name="_Toc224492919"/>
+      <w:bookmarkStart w:id="12" w:name="_Toc226295839"/>
       <w:r>
         <w:rPr>
           <w:rFonts w:eastAsia="Times New Roman" w:cs="Times New Roman"/>
@@ -5965,7 +6057,7 @@
         </w:rPr>
         <w:t>Limitaciones</w:t>
       </w:r>
-      <w:bookmarkEnd w:id="13"/>
+      <w:bookmarkEnd w:id="12"/>
     </w:p>
     <w:p>
       <w:pPr>
@@ -6073,7 +6165,7 @@
           <w:lang w:eastAsia="es-CR"/>
         </w:rPr>
       </w:pPr>
-      <w:bookmarkStart w:id="14" w:name="_Toc224492920"/>
+      <w:bookmarkStart w:id="13" w:name="_Toc226295840"/>
       <w:r>
         <w:rPr>
           <w:rFonts w:eastAsia="Times New Roman" w:cs="Times New Roman"/>
@@ -6083,7 +6175,7 @@
         </w:rPr>
         <w:t>Referente Institucional</w:t>
       </w:r>
-      <w:bookmarkEnd w:id="14"/>
+      <w:bookmarkEnd w:id="13"/>
     </w:p>
     <w:p>
       <w:pPr>
@@ -6135,7 +6227,7 @@
           <w:lang w:eastAsia="es-CR"/>
         </w:rPr>
       </w:pPr>
-      <w:bookmarkStart w:id="15" w:name="_Toc224492921"/>
+      <w:bookmarkStart w:id="14" w:name="_Toc226295841"/>
       <w:r>
         <w:rPr>
           <w:rFonts w:eastAsia="Times New Roman"/>
@@ -6144,7 +6236,7 @@
         <w:lastRenderedPageBreak/>
         <w:t>CAPÍTULO I. MARCO TEÓRICO</w:t>
       </w:r>
-      <w:bookmarkEnd w:id="15"/>
+      <w:bookmarkEnd w:id="14"/>
     </w:p>
     <w:p>
       <w:pPr>
@@ -6206,7 +6298,7 @@
           <w:lang w:eastAsia="es-CR"/>
         </w:rPr>
       </w:pPr>
-      <w:bookmarkStart w:id="16" w:name="_Toc224492922"/>
+      <w:bookmarkStart w:id="15" w:name="_Toc226295842"/>
       <w:r>
         <w:rPr>
           <w:rFonts w:eastAsia="Times New Roman" w:cs="Times New Roman"/>
@@ -6216,7 +6308,7 @@
         </w:rPr>
         <w:t>Desarrollo APIS</w:t>
       </w:r>
-      <w:bookmarkEnd w:id="16"/>
+      <w:bookmarkEnd w:id="15"/>
       <w:r>
         <w:rPr>
           <w:rFonts w:eastAsia="Times New Roman" w:cs="Times New Roman"/>
@@ -6242,7 +6334,7 @@
           <w:lang w:eastAsia="es-CR"/>
         </w:rPr>
       </w:pPr>
-      <w:bookmarkStart w:id="17" w:name="_Toc224492923"/>
+      <w:bookmarkStart w:id="16" w:name="_Toc226295843"/>
       <w:r>
         <w:rPr>
           <w:rFonts w:eastAsia="Times New Roman" w:cs="Times New Roman"/>
@@ -6252,7 +6344,7 @@
         </w:rPr>
         <w:t>Definición y concepto</w:t>
       </w:r>
-      <w:bookmarkEnd w:id="17"/>
+      <w:bookmarkEnd w:id="16"/>
     </w:p>
     <w:p>
       <w:pPr>
@@ -6489,8 +6581,9 @@
         </w:numPr>
         <w:spacing w:line="360" w:lineRule="auto"/>
       </w:pPr>
-      <w:bookmarkStart w:id="18" w:name="_Toc224492924"/>
-      <w:r>
+      <w:bookmarkStart w:id="17" w:name="_Toc226295844"/>
+      <w:r>
+        <w:lastRenderedPageBreak/>
         <w:t xml:space="preserve">Tipos de </w:t>
       </w:r>
       <w:proofErr w:type="spellStart"/>
@@ -6501,7 +6594,7 @@
       <w:r>
         <w:t xml:space="preserve"> según su arquitectura</w:t>
       </w:r>
-      <w:bookmarkEnd w:id="18"/>
+      <w:bookmarkEnd w:id="17"/>
     </w:p>
     <w:p>
       <w:pPr>
@@ -6550,7 +6643,6 @@
           <w:rFonts w:cs="Times New Roman"/>
           <w:szCs w:val="24"/>
         </w:rPr>
-        <w:lastRenderedPageBreak/>
         <w:t>•</w:t>
       </w:r>
       <w:r>
@@ -6757,7 +6849,7 @@
         </w:numPr>
         <w:spacing w:line="360" w:lineRule="auto"/>
       </w:pPr>
-      <w:bookmarkStart w:id="19" w:name="_Toc224492925"/>
+      <w:bookmarkStart w:id="18" w:name="_Toc226295845"/>
       <w:r>
         <w:t xml:space="preserve">Beneficios de las </w:t>
       </w:r>
@@ -6765,7 +6857,7 @@
       <w:r>
         <w:t>APIs</w:t>
       </w:r>
-      <w:bookmarkEnd w:id="19"/>
+      <w:bookmarkEnd w:id="18"/>
       <w:proofErr w:type="spellEnd"/>
     </w:p>
     <w:p>
@@ -6894,7 +6986,7 @@
         </w:numPr>
         <w:spacing w:line="360" w:lineRule="auto"/>
       </w:pPr>
-      <w:bookmarkStart w:id="20" w:name="_Toc224492926"/>
+      <w:bookmarkStart w:id="19" w:name="_Toc226295846"/>
       <w:r>
         <w:t xml:space="preserve">Clasificación de </w:t>
       </w:r>
@@ -6906,7 +6998,7 @@
       <w:r>
         <w:t xml:space="preserve"> según su uso</w:t>
       </w:r>
-      <w:bookmarkEnd w:id="20"/>
+      <w:bookmarkEnd w:id="19"/>
     </w:p>
     <w:p>
       <w:pPr>
@@ -6980,6 +7072,7 @@
           <w:rFonts w:cs="Times New Roman"/>
           <w:szCs w:val="24"/>
         </w:rPr>
+        <w:lastRenderedPageBreak/>
         <w:t>Públicas: abiertas al público, aunque pueden requerir autorización o pago.</w:t>
       </w:r>
     </w:p>
@@ -7038,7 +7131,6 @@
           <w:rFonts w:cs="Times New Roman"/>
           <w:szCs w:val="24"/>
         </w:rPr>
-        <w:lastRenderedPageBreak/>
         <w:t xml:space="preserve">Compuestas (Composite </w:t>
       </w:r>
       <w:proofErr w:type="spellStart"/>
@@ -7083,7 +7175,7 @@
         </w:numPr>
         <w:spacing w:line="360" w:lineRule="auto"/>
       </w:pPr>
-      <w:bookmarkStart w:id="21" w:name="_Toc224492927"/>
+      <w:bookmarkStart w:id="20" w:name="_Toc226295847"/>
       <w:r>
         <w:t xml:space="preserve">Importancia de los </w:t>
       </w:r>
@@ -7091,7 +7183,7 @@
       <w:r>
         <w:t>endpoints</w:t>
       </w:r>
-      <w:bookmarkEnd w:id="21"/>
+      <w:bookmarkEnd w:id="20"/>
       <w:proofErr w:type="spellEnd"/>
     </w:p>
     <w:p>
@@ -7170,16 +7262,17 @@
           <w:lang w:eastAsia="es-CR"/>
         </w:rPr>
       </w:pPr>
-      <w:bookmarkStart w:id="22" w:name="_Toc203329261"/>
-      <w:bookmarkStart w:id="23" w:name="_Toc203329514"/>
-      <w:bookmarkStart w:id="24" w:name="_Toc203329579"/>
-      <w:bookmarkStart w:id="25" w:name="_Toc203329707"/>
-      <w:bookmarkStart w:id="26" w:name="_Toc204347196"/>
-      <w:bookmarkStart w:id="27" w:name="_Toc205109423"/>
-      <w:bookmarkStart w:id="28" w:name="_Toc205138803"/>
-      <w:bookmarkStart w:id="29" w:name="_Toc205140591"/>
-      <w:bookmarkStart w:id="30" w:name="_Toc222681257"/>
-      <w:bookmarkStart w:id="31" w:name="_Toc224492928"/>
+      <w:bookmarkStart w:id="21" w:name="_Toc203329261"/>
+      <w:bookmarkStart w:id="22" w:name="_Toc203329514"/>
+      <w:bookmarkStart w:id="23" w:name="_Toc203329579"/>
+      <w:bookmarkStart w:id="24" w:name="_Toc203329707"/>
+      <w:bookmarkStart w:id="25" w:name="_Toc204347196"/>
+      <w:bookmarkStart w:id="26" w:name="_Toc205109423"/>
+      <w:bookmarkStart w:id="27" w:name="_Toc205138803"/>
+      <w:bookmarkStart w:id="28" w:name="_Toc205140591"/>
+      <w:bookmarkStart w:id="29" w:name="_Toc222681257"/>
+      <w:bookmarkStart w:id="30" w:name="_Toc226295848"/>
+      <w:bookmarkEnd w:id="21"/>
       <w:bookmarkEnd w:id="22"/>
       <w:bookmarkEnd w:id="23"/>
       <w:bookmarkEnd w:id="24"/>
@@ -7188,7 +7281,6 @@
       <w:bookmarkEnd w:id="27"/>
       <w:bookmarkEnd w:id="28"/>
       <w:bookmarkEnd w:id="29"/>
-      <w:bookmarkEnd w:id="30"/>
       <w:r>
         <w:rPr>
           <w:rFonts w:eastAsia="Times New Roman" w:cs="Times New Roman"/>
@@ -7210,7 +7302,7 @@
         </w:rPr>
         <w:t>y evolución</w:t>
       </w:r>
-      <w:bookmarkEnd w:id="31"/>
+      <w:bookmarkEnd w:id="30"/>
     </w:p>
     <w:p>
       <w:pPr>
@@ -7453,6 +7545,7 @@
           <w:szCs w:val="24"/>
           <w14:ligatures w14:val="standardContextual"/>
         </w:rPr>
+        <w:lastRenderedPageBreak/>
         <w:t xml:space="preserve">En los años 90, las </w:t>
       </w:r>
       <w:proofErr w:type="spellStart"/>
@@ -7473,17 +7566,7 @@
           <w:szCs w:val="24"/>
           <w14:ligatures w14:val="standardContextual"/>
         </w:rPr>
-        <w:t xml:space="preserve"> se expandieron gracias a la popularización de la World Wide Web y los modelos cliente-servidor. Nuevas técnicas de POO permitieron el acceso remoto a instancias de objetos, y al mismo tiempo, Tim Berners-Lee presentó el primer navegador web y la primera página HTML, lo que abrió la puerta a la integración de </w:t>
-      </w:r>
-      <w:r>
-        <w:rPr>
-          <w:rFonts w:eastAsia="Aptos" w:cs="Times New Roman"/>
-          <w:kern w:val="2"/>
-          <w:szCs w:val="24"/>
-          <w14:ligatures w14:val="standardContextual"/>
-        </w:rPr>
-        <w:lastRenderedPageBreak/>
-        <w:t xml:space="preserve">servicios digitales. En 1995, el debut de JavaScript marcó otro hito, ya que permitió crear activos del lado del cliente y facilitó la interacción dinámica con </w:t>
+        <w:t xml:space="preserve"> se expandieron gracias a la popularización de la World Wide Web y los modelos cliente-servidor. Nuevas técnicas de POO permitieron el acceso remoto a instancias de objetos, y al mismo tiempo, Tim Berners-Lee presentó el primer navegador web y la primera página HTML, lo que abrió la puerta a la integración de servicios digitales. En 1995, el debut de JavaScript marcó otro hito, ya que permitió crear activos del lado del cliente y facilitó la interacción dinámica con </w:t>
       </w:r>
       <w:proofErr w:type="spellStart"/>
       <w:r>
@@ -7878,7 +7961,7 @@
         </w:numPr>
         <w:spacing w:line="360" w:lineRule="auto"/>
       </w:pPr>
-      <w:bookmarkStart w:id="32" w:name="_Toc224492929"/>
+      <w:bookmarkStart w:id="31" w:name="_Toc226295849"/>
       <w:r>
         <w:t xml:space="preserve">Línea de tiempo de las </w:t>
       </w:r>
@@ -7886,7 +7969,7 @@
       <w:r>
         <w:t>APIs</w:t>
       </w:r>
-      <w:bookmarkEnd w:id="32"/>
+      <w:bookmarkEnd w:id="31"/>
       <w:proofErr w:type="spellEnd"/>
     </w:p>
     <w:p>
@@ -8012,6 +8095,7 @@
           <w:szCs w:val="24"/>
           <w14:ligatures w14:val="standardContextual"/>
         </w:rPr>
+        <w:lastRenderedPageBreak/>
         <w:t>1940s–1960s: Primeras comunicaciones entre sistemas</w:t>
       </w:r>
     </w:p>
@@ -8053,17 +8137,7 @@
           <w:szCs w:val="24"/>
           <w14:ligatures w14:val="standardContextual"/>
         </w:rPr>
-        <w:t xml:space="preserve"> como las conocemos hoy. Las computadoras se comunicaban mediante medios físicos como tarjetas perforadas o cables directos. Estas conexiones eran poco escalables y requerían programación personalizada para interpretar </w:t>
-      </w:r>
-      <w:r>
-        <w:rPr>
-          <w:rFonts w:eastAsia="Aptos" w:cs="Times New Roman"/>
-          <w:kern w:val="2"/>
-          <w:szCs w:val="24"/>
-          <w14:ligatures w14:val="standardContextual"/>
-        </w:rPr>
-        <w:lastRenderedPageBreak/>
-        <w:t xml:space="preserve">los datos, lo que sentó las bases para el intercambio estructurado que más tarde facilitarían las </w:t>
+        <w:t xml:space="preserve"> como las conocemos hoy. Las computadoras se comunicaban mediante medios físicos como tarjetas perforadas o cables directos. Estas conexiones eran poco escalables y requerían programación personalizada para interpretar los datos, lo que sentó las bases para el intercambio estructurado que más tarde facilitarían las </w:t>
       </w:r>
       <w:proofErr w:type="spellStart"/>
       <w:r>
@@ -8528,6 +8602,7 @@
           <w:szCs w:val="24"/>
           <w14:ligatures w14:val="standardContextual"/>
         </w:rPr>
+        <w:lastRenderedPageBreak/>
         <w:t xml:space="preserve">Desarrollado por Facebook (hoy Meta), </w:t>
       </w:r>
       <w:proofErr w:type="spellStart"/>
@@ -8613,7 +8688,6 @@
           <w:szCs w:val="24"/>
           <w14:ligatures w14:val="standardContextual"/>
         </w:rPr>
-        <w:lastRenderedPageBreak/>
         <w:t xml:space="preserve">2016–presente: </w:t>
       </w:r>
       <w:proofErr w:type="spellStart"/>
@@ -8930,7 +9004,7 @@
           <w:lang w:eastAsia="es-CR"/>
         </w:rPr>
       </w:pPr>
-      <w:bookmarkStart w:id="33" w:name="_Toc224492930"/>
+      <w:bookmarkStart w:id="32" w:name="_Toc226295850"/>
       <w:r>
         <w:rPr>
           <w:rFonts w:eastAsia="Times New Roman" w:cs="Times New Roman"/>
@@ -8940,7 +9014,7 @@
         </w:rPr>
         <w:t>Lenguajes o plataforma</w:t>
       </w:r>
-      <w:bookmarkEnd w:id="33"/>
+      <w:bookmarkEnd w:id="32"/>
     </w:p>
     <w:p>
       <w:pPr>
@@ -9358,6 +9432,7 @@
           <w:szCs w:val="24"/>
           <w14:ligatures w14:val="standardContextual"/>
         </w:rPr>
+        <w:lastRenderedPageBreak/>
         <w:t xml:space="preserve">Es un </w:t>
       </w:r>
       <w:proofErr w:type="spellStart"/>
@@ -9528,7 +9603,6 @@
           <w:szCs w:val="24"/>
           <w14:ligatures w14:val="standardContextual"/>
         </w:rPr>
-        <w:lastRenderedPageBreak/>
         <w:t xml:space="preserve">Es un </w:t>
       </w:r>
       <w:proofErr w:type="spellStart"/>
@@ -9560,14 +9634,9 @@
     </w:p>
     <w:p>
       <w:pPr>
+        <w:keepNext/>
         <w:spacing w:line="360" w:lineRule="auto"/>
         <w:ind w:left="357" w:firstLine="0"/>
-        <w:rPr>
-          <w:rFonts w:eastAsia="Aptos" w:cs="Times New Roman"/>
-          <w:kern w:val="2"/>
-          <w:szCs w:val="24"/>
-          <w14:ligatures w14:val="standardContextual"/>
-        </w:rPr>
       </w:pPr>
       <w:r>
         <w:rPr>
@@ -9625,6 +9694,44 @@
     </w:p>
     <w:p>
       <w:pPr>
+        <w:pStyle w:val="Descripcin"/>
+        <w:rPr>
+          <w:rFonts w:eastAsia="Aptos" w:cs="Times New Roman"/>
+          <w:kern w:val="2"/>
+          <w:szCs w:val="24"/>
+          <w14:ligatures w14:val="standardContextual"/>
+        </w:rPr>
+      </w:pPr>
+      <w:bookmarkStart w:id="33" w:name="_Toc226295878"/>
+      <w:r>
+        <w:t xml:space="preserve">Ilustración </w:t>
+      </w:r>
+      <w:fldSimple w:instr=" SEQ Ilustración \* ARABIC ">
+        <w:r>
+          <w:rPr>
+            <w:noProof/>
+          </w:rPr>
+          <w:t>1</w:t>
+        </w:r>
+      </w:fldSimple>
+      <w:r>
+        <w:t xml:space="preserve">Métodos </w:t>
+      </w:r>
+      <w:r>
+        <w:t xml:space="preserve">Interfaz de comunicación API. Fuente: </w:t>
+      </w:r>
+      <w:proofErr w:type="spellStart"/>
+      <w:r>
+        <w:t>Coding</w:t>
+      </w:r>
+      <w:proofErr w:type="spellEnd"/>
+      <w:r>
+        <w:t xml:space="preserve"> Networks Blog (2019). Disponible en: https://codingnetworks.blog/wp-content/uploads/2019/09/api-interfaz-comunicacion.png</w:t>
+      </w:r>
+      <w:bookmarkEnd w:id="33"/>
+    </w:p>
+    <w:p>
+      <w:pPr>
         <w:pStyle w:val="Prrafodelista"/>
         <w:numPr>
           <w:ilvl w:val="0"/>
@@ -10110,10 +10217,8 @@
     </w:p>
     <w:p>
       <w:pPr>
-        <w:spacing w:line="360" w:lineRule="auto"/>
-        <w:rPr>
-          <w:lang w:eastAsia="es-CR"/>
-        </w:rPr>
+        <w:keepNext/>
+        <w:spacing w:line="360" w:lineRule="auto"/>
       </w:pPr>
       <w:r>
         <w:rPr>
@@ -10172,6 +10277,41 @@
     </w:p>
     <w:p>
       <w:pPr>
+        <w:pStyle w:val="Descripcin"/>
+        <w:rPr>
+          <w:lang w:eastAsia="es-CR"/>
+        </w:rPr>
+      </w:pPr>
+      <w:bookmarkStart w:id="34" w:name="_Toc226295879"/>
+      <w:r>
+        <w:t xml:space="preserve">Ilustración </w:t>
+      </w:r>
+      <w:fldSimple w:instr=" SEQ Ilustración \* ARABIC ">
+        <w:r>
+          <w:rPr>
+            <w:noProof/>
+          </w:rPr>
+          <w:t>2</w:t>
+        </w:r>
+      </w:fldSimple>
+      <w:r>
+        <w:t xml:space="preserve"> </w:t>
+      </w:r>
+      <w:r>
+        <w:t xml:space="preserve">REST HTTP API. Fuente: </w:t>
+      </w:r>
+      <w:proofErr w:type="spellStart"/>
+      <w:r>
+        <w:t>Coding</w:t>
+      </w:r>
+      <w:proofErr w:type="spellEnd"/>
+      <w:r>
+        <w:t xml:space="preserve"> Networks Blog (2019). Disponible en: https://codingnetworks.blog/wp-content/uploads/2019/09/rest-http-api.png</w:t>
+      </w:r>
+      <w:bookmarkEnd w:id="34"/>
+    </w:p>
+    <w:p>
+      <w:pPr>
         <w:pStyle w:val="Prrafodelista"/>
         <w:keepNext/>
         <w:keepLines/>
@@ -10201,7 +10341,7 @@
           <w:lang w:eastAsia="es-CR"/>
         </w:rPr>
       </w:pPr>
-      <w:bookmarkStart w:id="34" w:name="_Toc224492931"/>
+      <w:bookmarkStart w:id="35" w:name="_Toc226295851"/>
       <w:r>
         <w:rPr>
           <w:rFonts w:eastAsia="Times New Roman" w:cs="Times New Roman"/>
@@ -10211,7 +10351,7 @@
         </w:rPr>
         <w:t>Entornos de Desarrollo</w:t>
       </w:r>
-      <w:bookmarkEnd w:id="34"/>
+      <w:bookmarkEnd w:id="35"/>
     </w:p>
     <w:p>
       <w:pPr>
@@ -10596,7 +10736,7 @@
           <w:lang w:eastAsia="es-CR"/>
         </w:rPr>
       </w:pPr>
-      <w:bookmarkStart w:id="35" w:name="_Toc224492932"/>
+      <w:bookmarkStart w:id="36" w:name="_Toc226295852"/>
       <w:r>
         <w:rPr>
           <w:rFonts w:eastAsia="Times New Roman" w:cs="Times New Roman"/>
@@ -10604,9 +10744,10 @@
           <w:szCs w:val="24"/>
           <w:lang w:eastAsia="es-CR"/>
         </w:rPr>
+        <w:lastRenderedPageBreak/>
         <w:t>Ventajas</w:t>
       </w:r>
-      <w:bookmarkEnd w:id="35"/>
+      <w:bookmarkEnd w:id="36"/>
     </w:p>
     <w:p>
       <w:pPr>
@@ -10620,11 +10761,11 @@
           <w:lang w:eastAsia="es-CR"/>
         </w:rPr>
       </w:pPr>
-      <w:bookmarkStart w:id="36" w:name="_Toc224492933"/>
+      <w:bookmarkStart w:id="37" w:name="_Toc226295853"/>
       <w:r>
         <w:t>Ventajas Comerciales</w:t>
       </w:r>
-      <w:bookmarkEnd w:id="36"/>
+      <w:bookmarkEnd w:id="37"/>
     </w:p>
     <w:p>
       <w:pPr>
@@ -10663,7 +10804,6 @@
         <w:rPr>
           <w:lang w:eastAsia="es-CR"/>
         </w:rPr>
-        <w:lastRenderedPageBreak/>
         <w:t xml:space="preserve">Las </w:t>
       </w:r>
       <w:proofErr w:type="spellStart"/>
@@ -10879,11 +11019,11 @@
         </w:numPr>
         <w:spacing w:line="360" w:lineRule="auto"/>
       </w:pPr>
-      <w:bookmarkStart w:id="37" w:name="_Toc224492934"/>
+      <w:bookmarkStart w:id="38" w:name="_Toc226295854"/>
       <w:r>
         <w:t>Ventajas Técnicas</w:t>
       </w:r>
-      <w:bookmarkEnd w:id="37"/>
+      <w:bookmarkEnd w:id="38"/>
     </w:p>
     <w:p>
       <w:pPr>
@@ -11127,11 +11267,11 @@
         </w:numPr>
         <w:spacing w:line="360" w:lineRule="auto"/>
       </w:pPr>
-      <w:bookmarkStart w:id="38" w:name="_Toc224492935"/>
+      <w:bookmarkStart w:id="39" w:name="_Toc226295855"/>
       <w:r>
         <w:t>Ventajas Económicas</w:t>
       </w:r>
-      <w:bookmarkEnd w:id="38"/>
+      <w:bookmarkEnd w:id="39"/>
     </w:p>
     <w:p>
       <w:pPr>
@@ -11299,6 +11439,7 @@
         <w:rPr>
           <w:lang w:eastAsia="es-CR"/>
         </w:rPr>
+        <w:lastRenderedPageBreak/>
         <w:t xml:space="preserve">Las </w:t>
       </w:r>
       <w:proofErr w:type="spellStart"/>
@@ -11352,7 +11493,6 @@
         </w:rPr>
       </w:pPr>
       <w:r>
-        <w:lastRenderedPageBreak/>
         <w:t>Se p</w:t>
       </w:r>
       <w:r>
@@ -11398,7 +11538,7 @@
           <w:lang w:eastAsia="es-CR"/>
         </w:rPr>
       </w:pPr>
-      <w:bookmarkStart w:id="39" w:name="_Toc224492936"/>
+      <w:bookmarkStart w:id="40" w:name="_Toc226295856"/>
       <w:r>
         <w:rPr>
           <w:rFonts w:eastAsia="Times New Roman" w:cs="Times New Roman"/>
@@ -11408,7 +11548,7 @@
         </w:rPr>
         <w:t>Desventajas comerciales, técnicas y económicas de las API</w:t>
       </w:r>
-      <w:bookmarkEnd w:id="39"/>
+      <w:bookmarkEnd w:id="40"/>
     </w:p>
     <w:p>
       <w:pPr>
@@ -11440,19 +11580,19 @@
         </w:numPr>
         <w:spacing w:line="360" w:lineRule="auto"/>
       </w:pPr>
-      <w:bookmarkStart w:id="40" w:name="_Toc222686963"/>
-      <w:bookmarkStart w:id="41" w:name="_Toc222686964"/>
-      <w:bookmarkStart w:id="42" w:name="_Toc222686965"/>
-      <w:bookmarkStart w:id="43" w:name="_Toc222686966"/>
-      <w:bookmarkStart w:id="44" w:name="_Toc224492937"/>
-      <w:bookmarkEnd w:id="40"/>
+      <w:bookmarkStart w:id="41" w:name="_Toc222686963"/>
+      <w:bookmarkStart w:id="42" w:name="_Toc222686964"/>
+      <w:bookmarkStart w:id="43" w:name="_Toc222686965"/>
+      <w:bookmarkStart w:id="44" w:name="_Toc222686966"/>
+      <w:bookmarkStart w:id="45" w:name="_Toc226295857"/>
       <w:bookmarkEnd w:id="41"/>
       <w:bookmarkEnd w:id="42"/>
       <w:bookmarkEnd w:id="43"/>
+      <w:bookmarkEnd w:id="44"/>
       <w:r>
         <w:t>Riesgos de seguridad</w:t>
       </w:r>
-      <w:bookmarkEnd w:id="44"/>
+      <w:bookmarkEnd w:id="45"/>
     </w:p>
     <w:p>
       <w:pPr>
@@ -11595,7 +11735,17 @@
           <w:szCs w:val="24"/>
           <w14:ligatures w14:val="standardContextual"/>
         </w:rPr>
-        <w:t>Otro riesgo relevante son los ataques de denegación de servicio (DoS), que consisten en enviar grandes volúmenes de solicitudes a la API con el fin de saturarla y dejarla fuera de funcionamiento (Gunter, s.f.). Este tipo de ataque no necesariamente roba información, pero sí afecta la disponibilidad del servicio, lo que puede traducirse en pérdidas económicas y daños a la reputación de la empresa.</w:t>
+        <w:t xml:space="preserve">Otro riesgo relevante son los ataques de denegación de servicio (DoS), que consisten en enviar grandes volúmenes de solicitudes a la API con el fin de saturarla y dejarla fuera de funcionamiento (Gunter, s.f.). Este tipo de ataque no necesariamente roba </w:t>
+      </w:r>
+      <w:r>
+        <w:rPr>
+          <w:rFonts w:eastAsia="Aptos" w:cs="Times New Roman"/>
+          <w:kern w:val="2"/>
+          <w:szCs w:val="24"/>
+          <w14:ligatures w14:val="standardContextual"/>
+        </w:rPr>
+        <w:lastRenderedPageBreak/>
+        <w:t>información, pero sí afecta la disponibilidad del servicio, lo que puede traducirse en pérdidas económicas y daños a la reputación de la empresa.</w:t>
       </w:r>
     </w:p>
     <w:p>
@@ -11616,7 +11766,6 @@
           <w:szCs w:val="24"/>
           <w14:ligatures w14:val="standardContextual"/>
         </w:rPr>
-        <w:lastRenderedPageBreak/>
         <w:t xml:space="preserve">Por estas razones, la implementación de API debe acompañarse de medidas como cifrado de datos, autenticación </w:t>
       </w:r>
       <w:proofErr w:type="spellStart"/>
@@ -11689,11 +11838,11 @@
         </w:numPr>
         <w:spacing w:line="360" w:lineRule="auto"/>
       </w:pPr>
-      <w:bookmarkStart w:id="45" w:name="_Toc224492938"/>
+      <w:bookmarkStart w:id="46" w:name="_Toc226295858"/>
       <w:r>
         <w:t>Problemas de compatibilidad e integración</w:t>
       </w:r>
-      <w:bookmarkEnd w:id="45"/>
+      <w:bookmarkEnd w:id="46"/>
     </w:p>
     <w:p>
       <w:pPr>
@@ -11787,11 +11936,11 @@
         </w:numPr>
         <w:spacing w:line="360" w:lineRule="auto"/>
       </w:pPr>
-      <w:bookmarkStart w:id="46" w:name="_Toc224492939"/>
+      <w:bookmarkStart w:id="47" w:name="_Toc226295859"/>
       <w:r>
         <w:t>Complejidad técnica y operativa</w:t>
       </w:r>
-      <w:bookmarkEnd w:id="46"/>
+      <w:bookmarkEnd w:id="47"/>
     </w:p>
     <w:p>
       <w:pPr>
@@ -11885,11 +12034,12 @@
         </w:numPr>
         <w:spacing w:line="360" w:lineRule="auto"/>
       </w:pPr>
-      <w:bookmarkStart w:id="47" w:name="_Toc224492940"/>
-      <w:r>
+      <w:bookmarkStart w:id="48" w:name="_Toc226295860"/>
+      <w:r>
+        <w:lastRenderedPageBreak/>
         <w:t>Costos económicos y modelos de precios</w:t>
       </w:r>
-      <w:bookmarkEnd w:id="47"/>
+      <w:bookmarkEnd w:id="48"/>
     </w:p>
     <w:p>
       <w:pPr>
@@ -11909,17 +12059,7 @@
           <w:szCs w:val="24"/>
           <w14:ligatures w14:val="standardContextual"/>
         </w:rPr>
-        <w:t xml:space="preserve">Desde la perspectiva económica, el uso de API no siempre es gratuito ni de bajo costo. Muchas plataformas ofrecen planes gratuitos con funcionalidades limitadas, mientras </w:t>
-      </w:r>
-      <w:r>
-        <w:rPr>
-          <w:rFonts w:eastAsia="Aptos" w:cs="Times New Roman"/>
-          <w:kern w:val="2"/>
-          <w:szCs w:val="24"/>
-          <w14:ligatures w14:val="standardContextual"/>
-        </w:rPr>
-        <w:lastRenderedPageBreak/>
-        <w:t>que los planes empresariales se basan en modelos de pago por suscripción o por número de solicitudes realizadas (</w:t>
+        <w:t>Desde la perspectiva económica, el uso de API no siempre es gratuito ni de bajo costo. Muchas plataformas ofrecen planes gratuitos con funcionalidades limitadas, mientras que los planes empresariales se basan en modelos de pago por suscripción o por número de solicitudes realizadas (</w:t>
       </w:r>
       <w:proofErr w:type="spellStart"/>
       <w:r>
@@ -12054,11 +12194,11 @@
         </w:numPr>
         <w:spacing w:line="360" w:lineRule="auto"/>
       </w:pPr>
-      <w:bookmarkStart w:id="48" w:name="_Toc224492941"/>
+      <w:bookmarkStart w:id="49" w:name="_Toc226295861"/>
       <w:r>
         <w:t>Dependencia de terceros y riesgos estratégicos</w:t>
       </w:r>
-      <w:bookmarkEnd w:id="48"/>
+      <w:bookmarkEnd w:id="49"/>
     </w:p>
     <w:p>
       <w:pPr>
@@ -12132,11 +12272,11 @@
         </w:numPr>
         <w:spacing w:line="360" w:lineRule="auto"/>
       </w:pPr>
-      <w:bookmarkStart w:id="49" w:name="_Toc224492942"/>
+      <w:bookmarkStart w:id="50" w:name="_Toc226295862"/>
       <w:r>
         <w:t>Impacto comercial y reputacional</w:t>
       </w:r>
-      <w:bookmarkEnd w:id="49"/>
+      <w:bookmarkEnd w:id="50"/>
     </w:p>
     <w:p>
       <w:pPr>
@@ -12156,7 +12296,17 @@
           <w:szCs w:val="24"/>
           <w14:ligatures w14:val="standardContextual"/>
         </w:rPr>
-        <w:t>Desde el punto de vista comercial, una API mal gestionada puede afectar la experiencia del cliente. Si el servicio presenta fallas frecuentes, lentitud o interrupciones, la percepción de confiabilidad disminuye. En mercados altamente competitivos, esto puede traducirse en pérdida de clientes y reducción de ingresos.</w:t>
+        <w:t xml:space="preserve">Desde el punto de vista comercial, una API mal gestionada puede afectar la experiencia del cliente. Si el servicio presenta fallas frecuentes, lentitud o interrupciones, la </w:t>
+      </w:r>
+      <w:r>
+        <w:rPr>
+          <w:rFonts w:eastAsia="Aptos" w:cs="Times New Roman"/>
+          <w:kern w:val="2"/>
+          <w:szCs w:val="24"/>
+          <w14:ligatures w14:val="standardContextual"/>
+        </w:rPr>
+        <w:lastRenderedPageBreak/>
+        <w:t>percepción de confiabilidad disminuye. En mercados altamente competitivos, esto puede traducirse en pérdida de clientes y reducción de ingresos.</w:t>
       </w:r>
     </w:p>
     <w:p>
@@ -12177,17 +12327,7 @@
           <w:szCs w:val="24"/>
           <w14:ligatures w14:val="standardContextual"/>
         </w:rPr>
-        <w:t xml:space="preserve">Asimismo, una brecha de seguridad derivada de una API vulnerable puede dañar gravemente la reputación de la empresa. La pérdida de confianza por parte de clientes y </w:t>
-      </w:r>
-      <w:r>
-        <w:rPr>
-          <w:rFonts w:eastAsia="Aptos" w:cs="Times New Roman"/>
-          <w:kern w:val="2"/>
-          <w:szCs w:val="24"/>
-          <w14:ligatures w14:val="standardContextual"/>
-        </w:rPr>
-        <w:lastRenderedPageBreak/>
-        <w:t>socios comerciales puede tener consecuencias a largo plazo que superan incluso el impacto económico inmediato.</w:t>
+        <w:t>Asimismo, una brecha de seguridad derivada de una API vulnerable puede dañar gravemente la reputación de la empresa. La pérdida de confianza por parte de clientes y socios comerciales puede tener consecuencias a largo plazo que superan incluso el impacto económico inmediato.</w:t>
       </w:r>
     </w:p>
     <w:p>
@@ -12348,7 +12488,7 @@
           <w:lang w:eastAsia="es-CR"/>
         </w:rPr>
       </w:pPr>
-      <w:bookmarkStart w:id="50" w:name="_Toc224492943"/>
+      <w:bookmarkStart w:id="51" w:name="_Toc226295863"/>
       <w:r>
         <w:rPr>
           <w:rFonts w:eastAsia="Times New Roman" w:cs="Times New Roman"/>
@@ -12358,71 +12498,2990 @@
         </w:rPr>
         <w:t>Ejemplo de código, diagramas, analogías o arquitectura</w:t>
       </w:r>
-      <w:bookmarkEnd w:id="50"/>
+      <w:bookmarkEnd w:id="51"/>
+    </w:p>
+    <w:p>
+      <w:pPr>
+        <w:pStyle w:val="Ttulo3"/>
+        <w:numPr>
+          <w:ilvl w:val="1"/>
+          <w:numId w:val="10"/>
+        </w:numPr>
+        <w:spacing w:line="360" w:lineRule="auto"/>
+      </w:pPr>
+      <w:bookmarkStart w:id="52" w:name="_Toc226295864"/>
+      <w:r>
+        <w:t>Fragmento de código clave</w:t>
+      </w:r>
+      <w:bookmarkEnd w:id="52"/>
     </w:p>
     <w:p>
       <w:pPr>
         <w:pStyle w:val="Prrafodelista"/>
-        <w:keepNext/>
-        <w:keepLines/>
         <w:numPr>
           <w:ilvl w:val="0"/>
-          <w:numId w:val="2"/>
+          <w:numId w:val="9"/>
         </w:numPr>
-        <w:spacing w:before="80" w:line="360" w:lineRule="auto"/>
-        <w:contextualSpacing w:val="0"/>
-        <w:jc w:val="both"/>
-        <w:outlineLvl w:val="2"/>
-        <w:rPr>
-          <w:rFonts w:eastAsiaTheme="majorEastAsia" w:cs="Times New Roman"/>
-          <w:b/>
-          <w:vanish/>
-          <w:szCs w:val="24"/>
-          <w:lang w:bidi="en-US"/>
-        </w:rPr>
-      </w:pPr>
-      <w:bookmarkStart w:id="51" w:name="_Toc222683216"/>
-      <w:bookmarkStart w:id="52" w:name="_Toc222686976"/>
-      <w:bookmarkStart w:id="53" w:name="_Toc224492217"/>
-      <w:bookmarkStart w:id="54" w:name="_Toc224492944"/>
-      <w:bookmarkEnd w:id="51"/>
-      <w:bookmarkEnd w:id="52"/>
+        <w:spacing w:line="360" w:lineRule="auto"/>
+        <w:rPr>
+          <w:rFonts w:eastAsia="Aptos" w:cs="Times New Roman"/>
+          <w:kern w:val="2"/>
+          <w:szCs w:val="24"/>
+          <w14:ligatures w14:val="standardContextual"/>
+        </w:rPr>
+      </w:pPr>
+      <w:r>
+        <w:rPr>
+          <w:rFonts w:eastAsia="Aptos" w:cs="Times New Roman"/>
+          <w:kern w:val="2"/>
+          <w:szCs w:val="24"/>
+          <w14:ligatures w14:val="standardContextual"/>
+        </w:rPr>
+        <w:t>Llamada al API desde la DAL (</w:t>
+      </w:r>
+      <w:proofErr w:type="spellStart"/>
+      <w:r>
+        <w:rPr>
+          <w:rFonts w:eastAsia="Aptos" w:cs="Times New Roman"/>
+          <w:kern w:val="2"/>
+          <w:szCs w:val="24"/>
+          <w14:ligatures w14:val="standardContextual"/>
+        </w:rPr>
+        <w:t>cls_CambioDolar.cs</w:t>
+      </w:r>
+      <w:proofErr w:type="spellEnd"/>
+      <w:r>
+        <w:rPr>
+          <w:rFonts w:eastAsia="Aptos" w:cs="Times New Roman"/>
+          <w:kern w:val="2"/>
+          <w:szCs w:val="24"/>
+          <w14:ligatures w14:val="standardContextual"/>
+        </w:rPr>
+        <w:t>)</w:t>
+      </w:r>
+    </w:p>
+    <w:p>
+      <w:pPr>
+        <w:spacing w:line="360" w:lineRule="auto"/>
+        <w:ind w:firstLine="708"/>
+        <w:rPr>
+          <w:rFonts w:eastAsia="Aptos" w:cs="Times New Roman"/>
+          <w:kern w:val="2"/>
+          <w:szCs w:val="24"/>
+          <w14:ligatures w14:val="standardContextual"/>
+        </w:rPr>
+      </w:pPr>
+      <w:proofErr w:type="spellStart"/>
+      <w:r>
+        <w:rPr>
+          <w:rFonts w:eastAsia="Aptos" w:cs="Times New Roman"/>
+          <w:kern w:val="2"/>
+          <w:szCs w:val="24"/>
+          <w14:ligatures w14:val="standardContextual"/>
+        </w:rPr>
+        <w:t>public</w:t>
+      </w:r>
+      <w:proofErr w:type="spellEnd"/>
+      <w:r>
+        <w:rPr>
+          <w:rFonts w:eastAsia="Aptos" w:cs="Times New Roman"/>
+          <w:kern w:val="2"/>
+          <w:szCs w:val="24"/>
+          <w14:ligatures w14:val="standardContextual"/>
+        </w:rPr>
+        <w:t xml:space="preserve"> </w:t>
+      </w:r>
+      <w:proofErr w:type="spellStart"/>
+      <w:r>
+        <w:rPr>
+          <w:rFonts w:eastAsia="Aptos" w:cs="Times New Roman"/>
+          <w:kern w:val="2"/>
+          <w:szCs w:val="24"/>
+          <w14:ligatures w14:val="standardContextual"/>
+        </w:rPr>
+        <w:t>async</w:t>
+      </w:r>
+      <w:proofErr w:type="spellEnd"/>
+      <w:r>
+        <w:rPr>
+          <w:rFonts w:eastAsia="Aptos" w:cs="Times New Roman"/>
+          <w:kern w:val="2"/>
+          <w:szCs w:val="24"/>
+          <w14:ligatures w14:val="standardContextual"/>
+        </w:rPr>
+        <w:t xml:space="preserve"> </w:t>
+      </w:r>
+      <w:proofErr w:type="spellStart"/>
+      <w:r>
+        <w:rPr>
+          <w:rFonts w:eastAsia="Aptos" w:cs="Times New Roman"/>
+          <w:kern w:val="2"/>
+          <w:szCs w:val="24"/>
+          <w14:ligatures w14:val="standardContextual"/>
+        </w:rPr>
+        <w:t>Task</w:t>
+      </w:r>
+      <w:proofErr w:type="spellEnd"/>
+      <w:r>
+        <w:rPr>
+          <w:rFonts w:eastAsia="Aptos" w:cs="Times New Roman"/>
+          <w:kern w:val="2"/>
+          <w:szCs w:val="24"/>
+          <w14:ligatures w14:val="standardContextual"/>
+        </w:rPr>
+        <w:t>&lt;</w:t>
+      </w:r>
+      <w:proofErr w:type="spellStart"/>
+      <w:r>
+        <w:rPr>
+          <w:rFonts w:eastAsia="Aptos" w:cs="Times New Roman"/>
+          <w:kern w:val="2"/>
+          <w:szCs w:val="24"/>
+          <w14:ligatures w14:val="standardContextual"/>
+        </w:rPr>
+        <w:t>string</w:t>
+      </w:r>
+      <w:proofErr w:type="spellEnd"/>
+      <w:r>
+        <w:rPr>
+          <w:rFonts w:eastAsia="Aptos" w:cs="Times New Roman"/>
+          <w:kern w:val="2"/>
+          <w:szCs w:val="24"/>
+          <w14:ligatures w14:val="standardContextual"/>
+        </w:rPr>
+        <w:t xml:space="preserve">&gt; </w:t>
+      </w:r>
+      <w:proofErr w:type="spellStart"/>
+      <w:proofErr w:type="gramStart"/>
+      <w:r>
+        <w:rPr>
+          <w:rFonts w:eastAsia="Aptos" w:cs="Times New Roman"/>
+          <w:kern w:val="2"/>
+          <w:szCs w:val="24"/>
+          <w14:ligatures w14:val="standardContextual"/>
+        </w:rPr>
+        <w:t>ObtenerTipoCambioAsync</w:t>
+      </w:r>
+      <w:proofErr w:type="spellEnd"/>
+      <w:r>
+        <w:rPr>
+          <w:rFonts w:eastAsia="Aptos" w:cs="Times New Roman"/>
+          <w:kern w:val="2"/>
+          <w:szCs w:val="24"/>
+          <w14:ligatures w14:val="standardContextual"/>
+        </w:rPr>
+        <w:t>(</w:t>
+      </w:r>
+      <w:proofErr w:type="gramEnd"/>
+      <w:r>
+        <w:rPr>
+          <w:rFonts w:eastAsia="Aptos" w:cs="Times New Roman"/>
+          <w:kern w:val="2"/>
+          <w:szCs w:val="24"/>
+          <w14:ligatures w14:val="standardContextual"/>
+        </w:rPr>
+        <w:t>)</w:t>
+      </w:r>
+    </w:p>
+    <w:p>
+      <w:pPr>
+        <w:spacing w:line="360" w:lineRule="auto"/>
+        <w:ind w:firstLine="708"/>
+        <w:rPr>
+          <w:rFonts w:eastAsia="Aptos" w:cs="Times New Roman"/>
+          <w:kern w:val="2"/>
+          <w:szCs w:val="24"/>
+          <w14:ligatures w14:val="standardContextual"/>
+        </w:rPr>
+      </w:pPr>
+      <w:r>
+        <w:rPr>
+          <w:rFonts w:eastAsia="Aptos" w:cs="Times New Roman"/>
+          <w:kern w:val="2"/>
+          <w:szCs w:val="24"/>
+          <w14:ligatures w14:val="standardContextual"/>
+        </w:rPr>
+        <w:t>{</w:t>
+      </w:r>
+    </w:p>
+    <w:p>
+      <w:pPr>
+        <w:spacing w:line="360" w:lineRule="auto"/>
+        <w:ind w:firstLine="708"/>
+        <w:rPr>
+          <w:rFonts w:eastAsia="Aptos" w:cs="Times New Roman"/>
+          <w:kern w:val="2"/>
+          <w:szCs w:val="24"/>
+          <w14:ligatures w14:val="standardContextual"/>
+        </w:rPr>
+      </w:pPr>
+      <w:r>
+        <w:rPr>
+          <w:rFonts w:eastAsia="Aptos" w:cs="Times New Roman"/>
+          <w:kern w:val="2"/>
+          <w:szCs w:val="24"/>
+          <w14:ligatures w14:val="standardContextual"/>
+        </w:rPr>
+        <w:t xml:space="preserve">    </w:t>
+      </w:r>
+      <w:proofErr w:type="spellStart"/>
+      <w:r>
+        <w:rPr>
+          <w:rFonts w:eastAsia="Aptos" w:cs="Times New Roman"/>
+          <w:kern w:val="2"/>
+          <w:szCs w:val="24"/>
+          <w14:ligatures w14:val="standardContextual"/>
+        </w:rPr>
+        <w:t>var</w:t>
+      </w:r>
+      <w:proofErr w:type="spellEnd"/>
+      <w:r>
+        <w:rPr>
+          <w:rFonts w:eastAsia="Aptos" w:cs="Times New Roman"/>
+          <w:kern w:val="2"/>
+          <w:szCs w:val="24"/>
+          <w14:ligatures w14:val="standardContextual"/>
+        </w:rPr>
+        <w:t xml:space="preserve"> response = </w:t>
+      </w:r>
+      <w:proofErr w:type="spellStart"/>
+      <w:r>
+        <w:rPr>
+          <w:rFonts w:eastAsia="Aptos" w:cs="Times New Roman"/>
+          <w:kern w:val="2"/>
+          <w:szCs w:val="24"/>
+          <w14:ligatures w14:val="standardContextual"/>
+        </w:rPr>
+        <w:t>await</w:t>
+      </w:r>
+      <w:proofErr w:type="spellEnd"/>
+      <w:r>
+        <w:rPr>
+          <w:rFonts w:eastAsia="Aptos" w:cs="Times New Roman"/>
+          <w:kern w:val="2"/>
+          <w:szCs w:val="24"/>
+          <w14:ligatures w14:val="standardContextual"/>
+        </w:rPr>
+        <w:t xml:space="preserve"> _</w:t>
+      </w:r>
+      <w:proofErr w:type="gramStart"/>
+      <w:r>
+        <w:rPr>
+          <w:rFonts w:eastAsia="Aptos" w:cs="Times New Roman"/>
+          <w:kern w:val="2"/>
+          <w:szCs w:val="24"/>
+          <w14:ligatures w14:val="standardContextual"/>
+        </w:rPr>
+        <w:t>client.GetAsync</w:t>
+      </w:r>
+      <w:proofErr w:type="gramEnd"/>
+      <w:r>
+        <w:rPr>
+          <w:rFonts w:eastAsia="Aptos" w:cs="Times New Roman"/>
+          <w:kern w:val="2"/>
+          <w:szCs w:val="24"/>
+          <w14:ligatures w14:val="standardContextual"/>
+        </w:rPr>
+        <w:t>("https://api.hacienda.go.cr/indicadores/tc/dolar");</w:t>
+      </w:r>
+    </w:p>
+    <w:p>
+      <w:pPr>
+        <w:spacing w:line="360" w:lineRule="auto"/>
+        <w:ind w:firstLine="708"/>
+        <w:rPr>
+          <w:rFonts w:eastAsia="Aptos" w:cs="Times New Roman"/>
+          <w:kern w:val="2"/>
+          <w:szCs w:val="24"/>
+          <w14:ligatures w14:val="standardContextual"/>
+        </w:rPr>
+      </w:pPr>
+      <w:r>
+        <w:rPr>
+          <w:rFonts w:eastAsia="Aptos" w:cs="Times New Roman"/>
+          <w:kern w:val="2"/>
+          <w:szCs w:val="24"/>
+          <w14:ligatures w14:val="standardContextual"/>
+        </w:rPr>
+        <w:t xml:space="preserve">    </w:t>
+      </w:r>
+      <w:proofErr w:type="spellStart"/>
+      <w:proofErr w:type="gramStart"/>
+      <w:r>
+        <w:rPr>
+          <w:rFonts w:eastAsia="Aptos" w:cs="Times New Roman"/>
+          <w:kern w:val="2"/>
+          <w:szCs w:val="24"/>
+          <w14:ligatures w14:val="standardContextual"/>
+        </w:rPr>
+        <w:t>response.EnsureSuccessStatusCode</w:t>
+      </w:r>
+      <w:proofErr w:type="spellEnd"/>
+      <w:proofErr w:type="gramEnd"/>
+      <w:r>
+        <w:rPr>
+          <w:rFonts w:eastAsia="Aptos" w:cs="Times New Roman"/>
+          <w:kern w:val="2"/>
+          <w:szCs w:val="24"/>
+          <w14:ligatures w14:val="standardContextual"/>
+        </w:rPr>
+        <w:t>();</w:t>
+      </w:r>
+    </w:p>
+    <w:p>
+      <w:pPr>
+        <w:spacing w:line="360" w:lineRule="auto"/>
+        <w:ind w:firstLine="708"/>
+        <w:rPr>
+          <w:rFonts w:eastAsia="Aptos" w:cs="Times New Roman"/>
+          <w:kern w:val="2"/>
+          <w:szCs w:val="24"/>
+          <w14:ligatures w14:val="standardContextual"/>
+        </w:rPr>
+      </w:pPr>
+      <w:r>
+        <w:rPr>
+          <w:rFonts w:eastAsia="Aptos" w:cs="Times New Roman"/>
+          <w:kern w:val="2"/>
+          <w:szCs w:val="24"/>
+          <w14:ligatures w14:val="standardContextual"/>
+        </w:rPr>
+        <w:t xml:space="preserve">    </w:t>
+      </w:r>
+      <w:proofErr w:type="spellStart"/>
+      <w:r>
+        <w:rPr>
+          <w:rFonts w:eastAsia="Aptos" w:cs="Times New Roman"/>
+          <w:kern w:val="2"/>
+          <w:szCs w:val="24"/>
+          <w14:ligatures w14:val="standardContextual"/>
+        </w:rPr>
+        <w:t>return</w:t>
+      </w:r>
+      <w:proofErr w:type="spellEnd"/>
+      <w:r>
+        <w:rPr>
+          <w:rFonts w:eastAsia="Aptos" w:cs="Times New Roman"/>
+          <w:kern w:val="2"/>
+          <w:szCs w:val="24"/>
+          <w14:ligatures w14:val="standardContextual"/>
+        </w:rPr>
+        <w:t xml:space="preserve"> </w:t>
+      </w:r>
+      <w:proofErr w:type="spellStart"/>
+      <w:r>
+        <w:rPr>
+          <w:rFonts w:eastAsia="Aptos" w:cs="Times New Roman"/>
+          <w:kern w:val="2"/>
+          <w:szCs w:val="24"/>
+          <w14:ligatures w14:val="standardContextual"/>
+        </w:rPr>
+        <w:t>await</w:t>
+      </w:r>
+      <w:proofErr w:type="spellEnd"/>
+      <w:r>
+        <w:rPr>
+          <w:rFonts w:eastAsia="Aptos" w:cs="Times New Roman"/>
+          <w:kern w:val="2"/>
+          <w:szCs w:val="24"/>
+          <w14:ligatures w14:val="standardContextual"/>
+        </w:rPr>
+        <w:t xml:space="preserve"> </w:t>
+      </w:r>
+      <w:proofErr w:type="spellStart"/>
+      <w:proofErr w:type="gramStart"/>
+      <w:r>
+        <w:rPr>
+          <w:rFonts w:eastAsia="Aptos" w:cs="Times New Roman"/>
+          <w:kern w:val="2"/>
+          <w:szCs w:val="24"/>
+          <w14:ligatures w14:val="standardContextual"/>
+        </w:rPr>
+        <w:t>response.Content.ReadAsStringAsync</w:t>
+      </w:r>
+      <w:proofErr w:type="spellEnd"/>
+      <w:proofErr w:type="gramEnd"/>
+      <w:r>
+        <w:rPr>
+          <w:rFonts w:eastAsia="Aptos" w:cs="Times New Roman"/>
+          <w:kern w:val="2"/>
+          <w:szCs w:val="24"/>
+          <w14:ligatures w14:val="standardContextual"/>
+        </w:rPr>
+        <w:t>();</w:t>
+      </w:r>
+    </w:p>
+    <w:p>
+      <w:pPr>
+        <w:spacing w:line="360" w:lineRule="auto"/>
+        <w:ind w:firstLine="708"/>
+        <w:rPr>
+          <w:rFonts w:eastAsia="Aptos" w:cs="Times New Roman"/>
+          <w:kern w:val="2"/>
+          <w:szCs w:val="24"/>
+          <w14:ligatures w14:val="standardContextual"/>
+        </w:rPr>
+      </w:pPr>
+      <w:r>
+        <w:rPr>
+          <w:rFonts w:eastAsia="Aptos" w:cs="Times New Roman"/>
+          <w:kern w:val="2"/>
+          <w:szCs w:val="24"/>
+          <w14:ligatures w14:val="standardContextual"/>
+        </w:rPr>
+        <w:t>}</w:t>
+      </w:r>
+    </w:p>
+    <w:p>
+      <w:pPr>
+        <w:pStyle w:val="Prrafodelista"/>
+        <w:numPr>
+          <w:ilvl w:val="0"/>
+          <w:numId w:val="9"/>
+        </w:numPr>
+        <w:spacing w:line="360" w:lineRule="auto"/>
+        <w:rPr>
+          <w:rFonts w:eastAsia="Aptos" w:cs="Times New Roman"/>
+          <w:kern w:val="2"/>
+          <w:szCs w:val="24"/>
+          <w14:ligatures w14:val="standardContextual"/>
+        </w:rPr>
+      </w:pPr>
+      <w:r>
+        <w:rPr>
+          <w:rFonts w:eastAsia="Aptos" w:cs="Times New Roman"/>
+          <w:kern w:val="2"/>
+          <w:szCs w:val="24"/>
+          <w14:ligatures w14:val="standardContextual"/>
+        </w:rPr>
+        <w:t>Consumo del API en la capa de presentación (</w:t>
+      </w:r>
+      <w:proofErr w:type="spellStart"/>
+      <w:r>
+        <w:rPr>
+          <w:rFonts w:eastAsia="Aptos" w:cs="Times New Roman"/>
+          <w:kern w:val="2"/>
+          <w:szCs w:val="24"/>
+          <w14:ligatures w14:val="standardContextual"/>
+        </w:rPr>
+        <w:t>CambioDolar.aspx.cs</w:t>
+      </w:r>
+      <w:proofErr w:type="spellEnd"/>
+      <w:r>
+        <w:rPr>
+          <w:rFonts w:eastAsia="Aptos" w:cs="Times New Roman"/>
+          <w:kern w:val="2"/>
+          <w:szCs w:val="24"/>
+          <w14:ligatures w14:val="standardContextual"/>
+        </w:rPr>
+        <w:t>)</w:t>
+      </w:r>
+    </w:p>
+    <w:p>
+      <w:pPr>
+        <w:spacing w:line="360" w:lineRule="auto"/>
+        <w:ind w:firstLine="708"/>
+        <w:rPr>
+          <w:rFonts w:eastAsia="Aptos" w:cs="Times New Roman"/>
+          <w:kern w:val="2"/>
+          <w:szCs w:val="24"/>
+          <w14:ligatures w14:val="standardContextual"/>
+        </w:rPr>
+      </w:pPr>
+      <w:proofErr w:type="spellStart"/>
+      <w:r>
+        <w:rPr>
+          <w:rFonts w:eastAsia="Aptos" w:cs="Times New Roman"/>
+          <w:kern w:val="2"/>
+          <w:szCs w:val="24"/>
+          <w14:ligatures w14:val="standardContextual"/>
+        </w:rPr>
+        <w:t>protected</w:t>
+      </w:r>
+      <w:proofErr w:type="spellEnd"/>
+      <w:r>
+        <w:rPr>
+          <w:rFonts w:eastAsia="Aptos" w:cs="Times New Roman"/>
+          <w:kern w:val="2"/>
+          <w:szCs w:val="24"/>
+          <w14:ligatures w14:val="standardContextual"/>
+        </w:rPr>
+        <w:t xml:space="preserve"> </w:t>
+      </w:r>
+      <w:proofErr w:type="spellStart"/>
+      <w:r>
+        <w:rPr>
+          <w:rFonts w:eastAsia="Aptos" w:cs="Times New Roman"/>
+          <w:kern w:val="2"/>
+          <w:szCs w:val="24"/>
+          <w14:ligatures w14:val="standardContextual"/>
+        </w:rPr>
+        <w:t>async</w:t>
+      </w:r>
+      <w:proofErr w:type="spellEnd"/>
+      <w:r>
+        <w:rPr>
+          <w:rFonts w:eastAsia="Aptos" w:cs="Times New Roman"/>
+          <w:kern w:val="2"/>
+          <w:szCs w:val="24"/>
+          <w14:ligatures w14:val="standardContextual"/>
+        </w:rPr>
+        <w:t xml:space="preserve"> </w:t>
+      </w:r>
+      <w:proofErr w:type="spellStart"/>
+      <w:r>
+        <w:rPr>
+          <w:rFonts w:eastAsia="Aptos" w:cs="Times New Roman"/>
+          <w:kern w:val="2"/>
+          <w:szCs w:val="24"/>
+          <w14:ligatures w14:val="standardContextual"/>
+        </w:rPr>
+        <w:t>void</w:t>
+      </w:r>
+      <w:proofErr w:type="spellEnd"/>
+      <w:r>
+        <w:rPr>
+          <w:rFonts w:eastAsia="Aptos" w:cs="Times New Roman"/>
+          <w:kern w:val="2"/>
+          <w:szCs w:val="24"/>
+          <w14:ligatures w14:val="standardContextual"/>
+        </w:rPr>
+        <w:t xml:space="preserve"> </w:t>
+      </w:r>
+      <w:proofErr w:type="spellStart"/>
+      <w:r>
+        <w:rPr>
+          <w:rFonts w:eastAsia="Aptos" w:cs="Times New Roman"/>
+          <w:kern w:val="2"/>
+          <w:szCs w:val="24"/>
+          <w14:ligatures w14:val="standardContextual"/>
+        </w:rPr>
+        <w:t>btnConsultar_</w:t>
+      </w:r>
+      <w:proofErr w:type="gramStart"/>
+      <w:r>
+        <w:rPr>
+          <w:rFonts w:eastAsia="Aptos" w:cs="Times New Roman"/>
+          <w:kern w:val="2"/>
+          <w:szCs w:val="24"/>
+          <w14:ligatures w14:val="standardContextual"/>
+        </w:rPr>
+        <w:t>Click</w:t>
+      </w:r>
+      <w:proofErr w:type="spellEnd"/>
+      <w:r>
+        <w:rPr>
+          <w:rFonts w:eastAsia="Aptos" w:cs="Times New Roman"/>
+          <w:kern w:val="2"/>
+          <w:szCs w:val="24"/>
+          <w14:ligatures w14:val="standardContextual"/>
+        </w:rPr>
+        <w:t>(</w:t>
+      </w:r>
+      <w:proofErr w:type="spellStart"/>
+      <w:proofErr w:type="gramEnd"/>
+      <w:r>
+        <w:rPr>
+          <w:rFonts w:eastAsia="Aptos" w:cs="Times New Roman"/>
+          <w:kern w:val="2"/>
+          <w:szCs w:val="24"/>
+          <w14:ligatures w14:val="standardContextual"/>
+        </w:rPr>
+        <w:t>object</w:t>
+      </w:r>
+      <w:proofErr w:type="spellEnd"/>
+      <w:r>
+        <w:rPr>
+          <w:rFonts w:eastAsia="Aptos" w:cs="Times New Roman"/>
+          <w:kern w:val="2"/>
+          <w:szCs w:val="24"/>
+          <w14:ligatures w14:val="standardContextual"/>
+        </w:rPr>
+        <w:t xml:space="preserve"> </w:t>
+      </w:r>
+      <w:proofErr w:type="spellStart"/>
+      <w:r>
+        <w:rPr>
+          <w:rFonts w:eastAsia="Aptos" w:cs="Times New Roman"/>
+          <w:kern w:val="2"/>
+          <w:szCs w:val="24"/>
+          <w14:ligatures w14:val="standardContextual"/>
+        </w:rPr>
+        <w:t>sender</w:t>
+      </w:r>
+      <w:proofErr w:type="spellEnd"/>
+      <w:r>
+        <w:rPr>
+          <w:rFonts w:eastAsia="Aptos" w:cs="Times New Roman"/>
+          <w:kern w:val="2"/>
+          <w:szCs w:val="24"/>
+          <w14:ligatures w14:val="standardContextual"/>
+        </w:rPr>
+        <w:t xml:space="preserve">, </w:t>
+      </w:r>
+      <w:proofErr w:type="spellStart"/>
+      <w:r>
+        <w:rPr>
+          <w:rFonts w:eastAsia="Aptos" w:cs="Times New Roman"/>
+          <w:kern w:val="2"/>
+          <w:szCs w:val="24"/>
+          <w14:ligatures w14:val="standardContextual"/>
+        </w:rPr>
+        <w:t>EventArgs</w:t>
+      </w:r>
+      <w:proofErr w:type="spellEnd"/>
+      <w:r>
+        <w:rPr>
+          <w:rFonts w:eastAsia="Aptos" w:cs="Times New Roman"/>
+          <w:kern w:val="2"/>
+          <w:szCs w:val="24"/>
+          <w14:ligatures w14:val="standardContextual"/>
+        </w:rPr>
+        <w:t xml:space="preserve"> e)</w:t>
+      </w:r>
+    </w:p>
+    <w:p>
+      <w:pPr>
+        <w:spacing w:line="360" w:lineRule="auto"/>
+        <w:ind w:firstLine="708"/>
+        <w:rPr>
+          <w:rFonts w:eastAsia="Aptos" w:cs="Times New Roman"/>
+          <w:kern w:val="2"/>
+          <w:szCs w:val="24"/>
+          <w14:ligatures w14:val="standardContextual"/>
+        </w:rPr>
+      </w:pPr>
+      <w:r>
+        <w:rPr>
+          <w:rFonts w:eastAsia="Aptos" w:cs="Times New Roman"/>
+          <w:kern w:val="2"/>
+          <w:szCs w:val="24"/>
+          <w14:ligatures w14:val="standardContextual"/>
+        </w:rPr>
+        <w:t>{</w:t>
+      </w:r>
+    </w:p>
+    <w:p>
+      <w:pPr>
+        <w:spacing w:line="360" w:lineRule="auto"/>
+        <w:ind w:firstLine="708"/>
+        <w:rPr>
+          <w:rFonts w:eastAsia="Aptos" w:cs="Times New Roman"/>
+          <w:kern w:val="2"/>
+          <w:szCs w:val="24"/>
+          <w14:ligatures w14:val="standardContextual"/>
+        </w:rPr>
+      </w:pPr>
+      <w:r>
+        <w:rPr>
+          <w:rFonts w:eastAsia="Aptos" w:cs="Times New Roman"/>
+          <w:kern w:val="2"/>
+          <w:szCs w:val="24"/>
+          <w14:ligatures w14:val="standardContextual"/>
+        </w:rPr>
+        <w:lastRenderedPageBreak/>
+        <w:t xml:space="preserve">    </w:t>
+      </w:r>
+      <w:proofErr w:type="spellStart"/>
+      <w:r>
+        <w:rPr>
+          <w:rFonts w:eastAsia="Aptos" w:cs="Times New Roman"/>
+          <w:kern w:val="2"/>
+          <w:szCs w:val="24"/>
+          <w14:ligatures w14:val="standardContextual"/>
+        </w:rPr>
+        <w:t>cls_CambioDolar</w:t>
+      </w:r>
+      <w:proofErr w:type="spellEnd"/>
+      <w:r>
+        <w:rPr>
+          <w:rFonts w:eastAsia="Aptos" w:cs="Times New Roman"/>
+          <w:kern w:val="2"/>
+          <w:szCs w:val="24"/>
+          <w14:ligatures w14:val="standardContextual"/>
+        </w:rPr>
+        <w:t xml:space="preserve"> servicio = new </w:t>
+      </w:r>
+      <w:proofErr w:type="spellStart"/>
+      <w:r>
+        <w:rPr>
+          <w:rFonts w:eastAsia="Aptos" w:cs="Times New Roman"/>
+          <w:kern w:val="2"/>
+          <w:szCs w:val="24"/>
+          <w14:ligatures w14:val="standardContextual"/>
+        </w:rPr>
+        <w:t>cls_</w:t>
+      </w:r>
+      <w:proofErr w:type="gramStart"/>
+      <w:r>
+        <w:rPr>
+          <w:rFonts w:eastAsia="Aptos" w:cs="Times New Roman"/>
+          <w:kern w:val="2"/>
+          <w:szCs w:val="24"/>
+          <w14:ligatures w14:val="standardContextual"/>
+        </w:rPr>
+        <w:t>CambioDolar</w:t>
+      </w:r>
+      <w:proofErr w:type="spellEnd"/>
+      <w:r>
+        <w:rPr>
+          <w:rFonts w:eastAsia="Aptos" w:cs="Times New Roman"/>
+          <w:kern w:val="2"/>
+          <w:szCs w:val="24"/>
+          <w14:ligatures w14:val="standardContextual"/>
+        </w:rPr>
+        <w:t>(</w:t>
+      </w:r>
+      <w:proofErr w:type="gramEnd"/>
+      <w:r>
+        <w:rPr>
+          <w:rFonts w:eastAsia="Aptos" w:cs="Times New Roman"/>
+          <w:kern w:val="2"/>
+          <w:szCs w:val="24"/>
+          <w14:ligatures w14:val="standardContextual"/>
+        </w:rPr>
+        <w:t>);</w:t>
+      </w:r>
+    </w:p>
+    <w:p>
+      <w:pPr>
+        <w:spacing w:line="360" w:lineRule="auto"/>
+        <w:ind w:firstLine="708"/>
+        <w:rPr>
+          <w:rFonts w:eastAsia="Aptos" w:cs="Times New Roman"/>
+          <w:kern w:val="2"/>
+          <w:szCs w:val="24"/>
+          <w14:ligatures w14:val="standardContextual"/>
+        </w:rPr>
+      </w:pPr>
+      <w:r>
+        <w:rPr>
+          <w:rFonts w:eastAsia="Aptos" w:cs="Times New Roman"/>
+          <w:kern w:val="2"/>
+          <w:szCs w:val="24"/>
+          <w14:ligatures w14:val="standardContextual"/>
+        </w:rPr>
+        <w:t xml:space="preserve">    </w:t>
+      </w:r>
+      <w:proofErr w:type="spellStart"/>
+      <w:r>
+        <w:rPr>
+          <w:rFonts w:eastAsia="Aptos" w:cs="Times New Roman"/>
+          <w:kern w:val="2"/>
+          <w:szCs w:val="24"/>
+          <w14:ligatures w14:val="standardContextual"/>
+        </w:rPr>
+        <w:t>string</w:t>
+      </w:r>
+      <w:proofErr w:type="spellEnd"/>
+      <w:r>
+        <w:rPr>
+          <w:rFonts w:eastAsia="Aptos" w:cs="Times New Roman"/>
+          <w:kern w:val="2"/>
+          <w:szCs w:val="24"/>
+          <w14:ligatures w14:val="standardContextual"/>
+        </w:rPr>
+        <w:t xml:space="preserve"> </w:t>
+      </w:r>
+      <w:proofErr w:type="spellStart"/>
+      <w:r>
+        <w:rPr>
+          <w:rFonts w:eastAsia="Aptos" w:cs="Times New Roman"/>
+          <w:kern w:val="2"/>
+          <w:szCs w:val="24"/>
+          <w14:ligatures w14:val="standardContextual"/>
+        </w:rPr>
+        <w:t>json</w:t>
+      </w:r>
+      <w:proofErr w:type="spellEnd"/>
+      <w:r>
+        <w:rPr>
+          <w:rFonts w:eastAsia="Aptos" w:cs="Times New Roman"/>
+          <w:kern w:val="2"/>
+          <w:szCs w:val="24"/>
+          <w14:ligatures w14:val="standardContextual"/>
+        </w:rPr>
+        <w:t xml:space="preserve"> = </w:t>
+      </w:r>
+      <w:proofErr w:type="spellStart"/>
+      <w:r>
+        <w:rPr>
+          <w:rFonts w:eastAsia="Aptos" w:cs="Times New Roman"/>
+          <w:kern w:val="2"/>
+          <w:szCs w:val="24"/>
+          <w14:ligatures w14:val="standardContextual"/>
+        </w:rPr>
+        <w:t>await</w:t>
+      </w:r>
+      <w:proofErr w:type="spellEnd"/>
+      <w:r>
+        <w:rPr>
+          <w:rFonts w:eastAsia="Aptos" w:cs="Times New Roman"/>
+          <w:kern w:val="2"/>
+          <w:szCs w:val="24"/>
+          <w14:ligatures w14:val="standardContextual"/>
+        </w:rPr>
+        <w:t xml:space="preserve"> </w:t>
+      </w:r>
+      <w:proofErr w:type="spellStart"/>
+      <w:proofErr w:type="gramStart"/>
+      <w:r>
+        <w:rPr>
+          <w:rFonts w:eastAsia="Aptos" w:cs="Times New Roman"/>
+          <w:kern w:val="2"/>
+          <w:szCs w:val="24"/>
+          <w14:ligatures w14:val="standardContextual"/>
+        </w:rPr>
+        <w:t>servicio.ObtenerTipoCambioAsync</w:t>
+      </w:r>
+      <w:proofErr w:type="spellEnd"/>
+      <w:proofErr w:type="gramEnd"/>
+      <w:r>
+        <w:rPr>
+          <w:rFonts w:eastAsia="Aptos" w:cs="Times New Roman"/>
+          <w:kern w:val="2"/>
+          <w:szCs w:val="24"/>
+          <w14:ligatures w14:val="standardContextual"/>
+        </w:rPr>
+        <w:t>();</w:t>
+      </w:r>
+    </w:p>
+    <w:p>
+      <w:pPr>
+        <w:spacing w:line="360" w:lineRule="auto"/>
+        <w:ind w:firstLine="708"/>
+        <w:rPr>
+          <w:rFonts w:eastAsia="Aptos" w:cs="Times New Roman"/>
+          <w:kern w:val="2"/>
+          <w:szCs w:val="24"/>
+          <w14:ligatures w14:val="standardContextual"/>
+        </w:rPr>
+      </w:pPr>
+    </w:p>
+    <w:p>
+      <w:pPr>
+        <w:spacing w:line="360" w:lineRule="auto"/>
+        <w:ind w:firstLine="708"/>
+        <w:rPr>
+          <w:rFonts w:eastAsia="Aptos" w:cs="Times New Roman"/>
+          <w:kern w:val="2"/>
+          <w:szCs w:val="24"/>
+          <w14:ligatures w14:val="standardContextual"/>
+        </w:rPr>
+      </w:pPr>
+      <w:r>
+        <w:rPr>
+          <w:rFonts w:eastAsia="Aptos" w:cs="Times New Roman"/>
+          <w:kern w:val="2"/>
+          <w:szCs w:val="24"/>
+          <w14:ligatures w14:val="standardContextual"/>
+        </w:rPr>
+        <w:t xml:space="preserve">    </w:t>
+      </w:r>
+      <w:proofErr w:type="spellStart"/>
+      <w:r>
+        <w:rPr>
+          <w:rFonts w:eastAsia="Aptos" w:cs="Times New Roman"/>
+          <w:kern w:val="2"/>
+          <w:szCs w:val="24"/>
+          <w14:ligatures w14:val="standardContextual"/>
+        </w:rPr>
+        <w:t>JObject</w:t>
+      </w:r>
+      <w:proofErr w:type="spellEnd"/>
+      <w:r>
+        <w:rPr>
+          <w:rFonts w:eastAsia="Aptos" w:cs="Times New Roman"/>
+          <w:kern w:val="2"/>
+          <w:szCs w:val="24"/>
+          <w14:ligatures w14:val="standardContextual"/>
+        </w:rPr>
+        <w:t xml:space="preserve"> datos = </w:t>
+      </w:r>
+      <w:proofErr w:type="spellStart"/>
+      <w:r>
+        <w:rPr>
+          <w:rFonts w:eastAsia="Aptos" w:cs="Times New Roman"/>
+          <w:kern w:val="2"/>
+          <w:szCs w:val="24"/>
+          <w14:ligatures w14:val="standardContextual"/>
+        </w:rPr>
+        <w:t>JObject.Parse</w:t>
+      </w:r>
+      <w:proofErr w:type="spellEnd"/>
+      <w:r>
+        <w:rPr>
+          <w:rFonts w:eastAsia="Aptos" w:cs="Times New Roman"/>
+          <w:kern w:val="2"/>
+          <w:szCs w:val="24"/>
+          <w14:ligatures w14:val="standardContextual"/>
+        </w:rPr>
+        <w:t>(</w:t>
+      </w:r>
+      <w:proofErr w:type="spellStart"/>
+      <w:r>
+        <w:rPr>
+          <w:rFonts w:eastAsia="Aptos" w:cs="Times New Roman"/>
+          <w:kern w:val="2"/>
+          <w:szCs w:val="24"/>
+          <w14:ligatures w14:val="standardContextual"/>
+        </w:rPr>
+        <w:t>json</w:t>
+      </w:r>
+      <w:proofErr w:type="spellEnd"/>
+      <w:r>
+        <w:rPr>
+          <w:rFonts w:eastAsia="Aptos" w:cs="Times New Roman"/>
+          <w:kern w:val="2"/>
+          <w:szCs w:val="24"/>
+          <w14:ligatures w14:val="standardContextual"/>
+        </w:rPr>
+        <w:t>);</w:t>
+      </w:r>
+    </w:p>
+    <w:p>
+      <w:pPr>
+        <w:spacing w:line="360" w:lineRule="auto"/>
+        <w:ind w:firstLine="708"/>
+        <w:rPr>
+          <w:rFonts w:eastAsia="Aptos" w:cs="Times New Roman"/>
+          <w:kern w:val="2"/>
+          <w:szCs w:val="24"/>
+          <w14:ligatures w14:val="standardContextual"/>
+        </w:rPr>
+      </w:pPr>
+      <w:r>
+        <w:rPr>
+          <w:rFonts w:eastAsia="Aptos" w:cs="Times New Roman"/>
+          <w:kern w:val="2"/>
+          <w:szCs w:val="24"/>
+          <w14:ligatures w14:val="standardContextual"/>
+        </w:rPr>
+        <w:t xml:space="preserve">    </w:t>
+      </w:r>
+      <w:proofErr w:type="spellStart"/>
+      <w:r>
+        <w:rPr>
+          <w:rFonts w:eastAsia="Aptos" w:cs="Times New Roman"/>
+          <w:kern w:val="2"/>
+          <w:szCs w:val="24"/>
+          <w14:ligatures w14:val="standardContextual"/>
+        </w:rPr>
+        <w:t>string</w:t>
+      </w:r>
+      <w:proofErr w:type="spellEnd"/>
+      <w:r>
+        <w:rPr>
+          <w:rFonts w:eastAsia="Aptos" w:cs="Times New Roman"/>
+          <w:kern w:val="2"/>
+          <w:szCs w:val="24"/>
+          <w14:ligatures w14:val="standardContextual"/>
+        </w:rPr>
+        <w:t xml:space="preserve"> venta = datos["venta"]["valor"</w:t>
+      </w:r>
+      <w:proofErr w:type="gramStart"/>
+      <w:r>
+        <w:rPr>
+          <w:rFonts w:eastAsia="Aptos" w:cs="Times New Roman"/>
+          <w:kern w:val="2"/>
+          <w:szCs w:val="24"/>
+          <w14:ligatures w14:val="standardContextual"/>
+        </w:rPr>
+        <w:t>].</w:t>
+      </w:r>
+      <w:proofErr w:type="spellStart"/>
+      <w:r>
+        <w:rPr>
+          <w:rFonts w:eastAsia="Aptos" w:cs="Times New Roman"/>
+          <w:kern w:val="2"/>
+          <w:szCs w:val="24"/>
+          <w14:ligatures w14:val="standardContextual"/>
+        </w:rPr>
+        <w:t>ToString</w:t>
+      </w:r>
+      <w:proofErr w:type="spellEnd"/>
+      <w:proofErr w:type="gramEnd"/>
+      <w:r>
+        <w:rPr>
+          <w:rFonts w:eastAsia="Aptos" w:cs="Times New Roman"/>
+          <w:kern w:val="2"/>
+          <w:szCs w:val="24"/>
+          <w14:ligatures w14:val="standardContextual"/>
+        </w:rPr>
+        <w:t>();</w:t>
+      </w:r>
+    </w:p>
+    <w:p>
+      <w:pPr>
+        <w:spacing w:line="360" w:lineRule="auto"/>
+        <w:ind w:firstLine="708"/>
+        <w:rPr>
+          <w:rFonts w:eastAsia="Aptos" w:cs="Times New Roman"/>
+          <w:kern w:val="2"/>
+          <w:szCs w:val="24"/>
+          <w14:ligatures w14:val="standardContextual"/>
+        </w:rPr>
+      </w:pPr>
+      <w:r>
+        <w:rPr>
+          <w:rFonts w:eastAsia="Aptos" w:cs="Times New Roman"/>
+          <w:kern w:val="2"/>
+          <w:szCs w:val="24"/>
+          <w14:ligatures w14:val="standardContextual"/>
+        </w:rPr>
+        <w:t xml:space="preserve">    </w:t>
+      </w:r>
+      <w:proofErr w:type="spellStart"/>
+      <w:r>
+        <w:rPr>
+          <w:rFonts w:eastAsia="Aptos" w:cs="Times New Roman"/>
+          <w:kern w:val="2"/>
+          <w:szCs w:val="24"/>
+          <w14:ligatures w14:val="standardContextual"/>
+        </w:rPr>
+        <w:t>string</w:t>
+      </w:r>
+      <w:proofErr w:type="spellEnd"/>
+      <w:r>
+        <w:rPr>
+          <w:rFonts w:eastAsia="Aptos" w:cs="Times New Roman"/>
+          <w:kern w:val="2"/>
+          <w:szCs w:val="24"/>
+          <w14:ligatures w14:val="standardContextual"/>
+        </w:rPr>
+        <w:t xml:space="preserve"> compra = datos["compra"]["valor"</w:t>
+      </w:r>
+      <w:proofErr w:type="gramStart"/>
+      <w:r>
+        <w:rPr>
+          <w:rFonts w:eastAsia="Aptos" w:cs="Times New Roman"/>
+          <w:kern w:val="2"/>
+          <w:szCs w:val="24"/>
+          <w14:ligatures w14:val="standardContextual"/>
+        </w:rPr>
+        <w:t>].</w:t>
+      </w:r>
+      <w:proofErr w:type="spellStart"/>
+      <w:r>
+        <w:rPr>
+          <w:rFonts w:eastAsia="Aptos" w:cs="Times New Roman"/>
+          <w:kern w:val="2"/>
+          <w:szCs w:val="24"/>
+          <w14:ligatures w14:val="standardContextual"/>
+        </w:rPr>
+        <w:t>ToString</w:t>
+      </w:r>
+      <w:proofErr w:type="spellEnd"/>
+      <w:proofErr w:type="gramEnd"/>
+      <w:r>
+        <w:rPr>
+          <w:rFonts w:eastAsia="Aptos" w:cs="Times New Roman"/>
+          <w:kern w:val="2"/>
+          <w:szCs w:val="24"/>
+          <w14:ligatures w14:val="standardContextual"/>
+        </w:rPr>
+        <w:t>();</w:t>
+      </w:r>
+    </w:p>
+    <w:p>
+      <w:pPr>
+        <w:spacing w:line="360" w:lineRule="auto"/>
+        <w:ind w:firstLine="708"/>
+        <w:rPr>
+          <w:rFonts w:eastAsia="Aptos" w:cs="Times New Roman"/>
+          <w:kern w:val="2"/>
+          <w:szCs w:val="24"/>
+          <w14:ligatures w14:val="standardContextual"/>
+        </w:rPr>
+      </w:pPr>
+      <w:r>
+        <w:rPr>
+          <w:rFonts w:eastAsia="Aptos" w:cs="Times New Roman"/>
+          <w:kern w:val="2"/>
+          <w:szCs w:val="24"/>
+          <w14:ligatures w14:val="standardContextual"/>
+        </w:rPr>
+        <w:t xml:space="preserve">    </w:t>
+      </w:r>
+      <w:proofErr w:type="spellStart"/>
+      <w:r>
+        <w:rPr>
+          <w:rFonts w:eastAsia="Aptos" w:cs="Times New Roman"/>
+          <w:kern w:val="2"/>
+          <w:szCs w:val="24"/>
+          <w14:ligatures w14:val="standardContextual"/>
+        </w:rPr>
+        <w:t>lblResultado.Text</w:t>
+      </w:r>
+      <w:proofErr w:type="spellEnd"/>
+      <w:r>
+        <w:rPr>
+          <w:rFonts w:eastAsia="Aptos" w:cs="Times New Roman"/>
+          <w:kern w:val="2"/>
+          <w:szCs w:val="24"/>
+          <w14:ligatures w14:val="standardContextual"/>
+        </w:rPr>
+        <w:t xml:space="preserve"> = "Compra: ₡" + compra + " | Venta: ₡" + venta;</w:t>
+      </w:r>
+    </w:p>
+    <w:p>
+      <w:pPr>
+        <w:spacing w:line="360" w:lineRule="auto"/>
+        <w:ind w:firstLine="708"/>
+        <w:rPr>
+          <w:rFonts w:eastAsia="Aptos" w:cs="Times New Roman"/>
+          <w:kern w:val="2"/>
+          <w:szCs w:val="24"/>
+          <w14:ligatures w14:val="standardContextual"/>
+        </w:rPr>
+      </w:pPr>
+      <w:r>
+        <w:rPr>
+          <w:rFonts w:eastAsia="Aptos" w:cs="Times New Roman"/>
+          <w:kern w:val="2"/>
+          <w:szCs w:val="24"/>
+          <w14:ligatures w14:val="standardContextual"/>
+        </w:rPr>
+        <w:t xml:space="preserve">    </w:t>
+      </w:r>
+      <w:proofErr w:type="spellStart"/>
+      <w:r>
+        <w:rPr>
+          <w:rFonts w:eastAsia="Aptos" w:cs="Times New Roman"/>
+          <w:kern w:val="2"/>
+          <w:szCs w:val="24"/>
+          <w14:ligatures w14:val="standardContextual"/>
+        </w:rPr>
+        <w:t>lblResultado.Visible</w:t>
+      </w:r>
+      <w:proofErr w:type="spellEnd"/>
+      <w:r>
+        <w:rPr>
+          <w:rFonts w:eastAsia="Aptos" w:cs="Times New Roman"/>
+          <w:kern w:val="2"/>
+          <w:szCs w:val="24"/>
+          <w14:ligatures w14:val="standardContextual"/>
+        </w:rPr>
+        <w:t xml:space="preserve"> = true;</w:t>
+      </w:r>
+    </w:p>
+    <w:p>
+      <w:pPr>
+        <w:spacing w:line="360" w:lineRule="auto"/>
+        <w:ind w:firstLine="708"/>
+        <w:rPr>
+          <w:rFonts w:eastAsia="Aptos" w:cs="Times New Roman"/>
+          <w:kern w:val="2"/>
+          <w:szCs w:val="24"/>
+          <w14:ligatures w14:val="standardContextual"/>
+        </w:rPr>
+      </w:pPr>
+      <w:r>
+        <w:rPr>
+          <w:rFonts w:eastAsia="Aptos" w:cs="Times New Roman"/>
+          <w:kern w:val="2"/>
+          <w:szCs w:val="24"/>
+          <w14:ligatures w14:val="standardContextual"/>
+        </w:rPr>
+        <w:t>}</w:t>
+      </w:r>
+    </w:p>
+    <w:p>
+      <w:pPr>
+        <w:pStyle w:val="Prrafodelista"/>
+        <w:numPr>
+          <w:ilvl w:val="0"/>
+          <w:numId w:val="9"/>
+        </w:numPr>
+        <w:spacing w:line="360" w:lineRule="auto"/>
+        <w:rPr>
+          <w:rFonts w:eastAsia="Aptos" w:cs="Times New Roman"/>
+          <w:kern w:val="2"/>
+          <w:szCs w:val="24"/>
+          <w14:ligatures w14:val="standardContextual"/>
+        </w:rPr>
+      </w:pPr>
+      <w:r>
+        <w:rPr>
+          <w:rFonts w:eastAsia="Aptos" w:cs="Times New Roman"/>
+          <w:kern w:val="2"/>
+          <w:szCs w:val="24"/>
+          <w14:ligatures w14:val="standardContextual"/>
+        </w:rPr>
+        <w:t>Consumo del API histórico</w:t>
+      </w:r>
+    </w:p>
+    <w:p>
+      <w:pPr>
+        <w:spacing w:line="360" w:lineRule="auto"/>
+        <w:ind w:firstLine="708"/>
+        <w:rPr>
+          <w:rFonts w:eastAsia="Aptos" w:cs="Times New Roman"/>
+          <w:kern w:val="2"/>
+          <w:szCs w:val="24"/>
+          <w14:ligatures w14:val="standardContextual"/>
+        </w:rPr>
+      </w:pPr>
+      <w:proofErr w:type="spellStart"/>
+      <w:r>
+        <w:rPr>
+          <w:rFonts w:eastAsia="Aptos" w:cs="Times New Roman"/>
+          <w:kern w:val="2"/>
+          <w:szCs w:val="24"/>
+          <w14:ligatures w14:val="standardContextual"/>
+        </w:rPr>
+        <w:t>protected</w:t>
+      </w:r>
+      <w:proofErr w:type="spellEnd"/>
+      <w:r>
+        <w:rPr>
+          <w:rFonts w:eastAsia="Aptos" w:cs="Times New Roman"/>
+          <w:kern w:val="2"/>
+          <w:szCs w:val="24"/>
+          <w14:ligatures w14:val="standardContextual"/>
+        </w:rPr>
+        <w:t xml:space="preserve"> </w:t>
+      </w:r>
+      <w:proofErr w:type="spellStart"/>
+      <w:r>
+        <w:rPr>
+          <w:rFonts w:eastAsia="Aptos" w:cs="Times New Roman"/>
+          <w:kern w:val="2"/>
+          <w:szCs w:val="24"/>
+          <w14:ligatures w14:val="standardContextual"/>
+        </w:rPr>
+        <w:t>async</w:t>
+      </w:r>
+      <w:proofErr w:type="spellEnd"/>
+      <w:r>
+        <w:rPr>
+          <w:rFonts w:eastAsia="Aptos" w:cs="Times New Roman"/>
+          <w:kern w:val="2"/>
+          <w:szCs w:val="24"/>
+          <w14:ligatures w14:val="standardContextual"/>
+        </w:rPr>
+        <w:t xml:space="preserve"> </w:t>
+      </w:r>
+      <w:proofErr w:type="spellStart"/>
+      <w:r>
+        <w:rPr>
+          <w:rFonts w:eastAsia="Aptos" w:cs="Times New Roman"/>
+          <w:kern w:val="2"/>
+          <w:szCs w:val="24"/>
+          <w14:ligatures w14:val="standardContextual"/>
+        </w:rPr>
+        <w:t>void</w:t>
+      </w:r>
+      <w:proofErr w:type="spellEnd"/>
+      <w:r>
+        <w:rPr>
+          <w:rFonts w:eastAsia="Aptos" w:cs="Times New Roman"/>
+          <w:kern w:val="2"/>
+          <w:szCs w:val="24"/>
+          <w14:ligatures w14:val="standardContextual"/>
+        </w:rPr>
+        <w:t xml:space="preserve"> </w:t>
+      </w:r>
+      <w:proofErr w:type="spellStart"/>
+      <w:r>
+        <w:rPr>
+          <w:rFonts w:eastAsia="Aptos" w:cs="Times New Roman"/>
+          <w:kern w:val="2"/>
+          <w:szCs w:val="24"/>
+          <w14:ligatures w14:val="standardContextual"/>
+        </w:rPr>
+        <w:t>btnHistorico_</w:t>
+      </w:r>
+      <w:proofErr w:type="gramStart"/>
+      <w:r>
+        <w:rPr>
+          <w:rFonts w:eastAsia="Aptos" w:cs="Times New Roman"/>
+          <w:kern w:val="2"/>
+          <w:szCs w:val="24"/>
+          <w14:ligatures w14:val="standardContextual"/>
+        </w:rPr>
+        <w:t>Click</w:t>
+      </w:r>
+      <w:proofErr w:type="spellEnd"/>
+      <w:r>
+        <w:rPr>
+          <w:rFonts w:eastAsia="Aptos" w:cs="Times New Roman"/>
+          <w:kern w:val="2"/>
+          <w:szCs w:val="24"/>
+          <w14:ligatures w14:val="standardContextual"/>
+        </w:rPr>
+        <w:t>(</w:t>
+      </w:r>
+      <w:proofErr w:type="spellStart"/>
+      <w:proofErr w:type="gramEnd"/>
+      <w:r>
+        <w:rPr>
+          <w:rFonts w:eastAsia="Aptos" w:cs="Times New Roman"/>
+          <w:kern w:val="2"/>
+          <w:szCs w:val="24"/>
+          <w14:ligatures w14:val="standardContextual"/>
+        </w:rPr>
+        <w:t>object</w:t>
+      </w:r>
+      <w:proofErr w:type="spellEnd"/>
+      <w:r>
+        <w:rPr>
+          <w:rFonts w:eastAsia="Aptos" w:cs="Times New Roman"/>
+          <w:kern w:val="2"/>
+          <w:szCs w:val="24"/>
+          <w14:ligatures w14:val="standardContextual"/>
+        </w:rPr>
+        <w:t xml:space="preserve"> </w:t>
+      </w:r>
+      <w:proofErr w:type="spellStart"/>
+      <w:r>
+        <w:rPr>
+          <w:rFonts w:eastAsia="Aptos" w:cs="Times New Roman"/>
+          <w:kern w:val="2"/>
+          <w:szCs w:val="24"/>
+          <w14:ligatures w14:val="standardContextual"/>
+        </w:rPr>
+        <w:t>sender</w:t>
+      </w:r>
+      <w:proofErr w:type="spellEnd"/>
+      <w:r>
+        <w:rPr>
+          <w:rFonts w:eastAsia="Aptos" w:cs="Times New Roman"/>
+          <w:kern w:val="2"/>
+          <w:szCs w:val="24"/>
+          <w14:ligatures w14:val="standardContextual"/>
+        </w:rPr>
+        <w:t xml:space="preserve">, </w:t>
+      </w:r>
+      <w:proofErr w:type="spellStart"/>
+      <w:r>
+        <w:rPr>
+          <w:rFonts w:eastAsia="Aptos" w:cs="Times New Roman"/>
+          <w:kern w:val="2"/>
+          <w:szCs w:val="24"/>
+          <w14:ligatures w14:val="standardContextual"/>
+        </w:rPr>
+        <w:t>EventArgs</w:t>
+      </w:r>
+      <w:proofErr w:type="spellEnd"/>
+      <w:r>
+        <w:rPr>
+          <w:rFonts w:eastAsia="Aptos" w:cs="Times New Roman"/>
+          <w:kern w:val="2"/>
+          <w:szCs w:val="24"/>
+          <w14:ligatures w14:val="standardContextual"/>
+        </w:rPr>
+        <w:t xml:space="preserve"> e)</w:t>
+      </w:r>
+    </w:p>
+    <w:p>
+      <w:pPr>
+        <w:spacing w:line="360" w:lineRule="auto"/>
+        <w:ind w:firstLine="708"/>
+        <w:rPr>
+          <w:rFonts w:eastAsia="Aptos" w:cs="Times New Roman"/>
+          <w:kern w:val="2"/>
+          <w:szCs w:val="24"/>
+          <w14:ligatures w14:val="standardContextual"/>
+        </w:rPr>
+      </w:pPr>
+      <w:r>
+        <w:rPr>
+          <w:rFonts w:eastAsia="Aptos" w:cs="Times New Roman"/>
+          <w:kern w:val="2"/>
+          <w:szCs w:val="24"/>
+          <w14:ligatures w14:val="standardContextual"/>
+        </w:rPr>
+        <w:t>{</w:t>
+      </w:r>
+    </w:p>
+    <w:p>
+      <w:pPr>
+        <w:spacing w:line="360" w:lineRule="auto"/>
+        <w:ind w:firstLine="708"/>
+        <w:rPr>
+          <w:rFonts w:eastAsia="Aptos" w:cs="Times New Roman"/>
+          <w:kern w:val="2"/>
+          <w:szCs w:val="24"/>
+          <w14:ligatures w14:val="standardContextual"/>
+        </w:rPr>
+      </w:pPr>
+      <w:r>
+        <w:rPr>
+          <w:rFonts w:eastAsia="Aptos" w:cs="Times New Roman"/>
+          <w:kern w:val="2"/>
+          <w:szCs w:val="24"/>
+          <w14:ligatures w14:val="standardContextual"/>
+        </w:rPr>
+        <w:t xml:space="preserve">    </w:t>
+      </w:r>
+      <w:proofErr w:type="spellStart"/>
+      <w:r>
+        <w:rPr>
+          <w:rFonts w:eastAsia="Aptos" w:cs="Times New Roman"/>
+          <w:kern w:val="2"/>
+          <w:szCs w:val="24"/>
+          <w14:ligatures w14:val="standardContextual"/>
+        </w:rPr>
+        <w:t>cls_CambioDolar</w:t>
+      </w:r>
+      <w:proofErr w:type="spellEnd"/>
+      <w:r>
+        <w:rPr>
+          <w:rFonts w:eastAsia="Aptos" w:cs="Times New Roman"/>
+          <w:kern w:val="2"/>
+          <w:szCs w:val="24"/>
+          <w14:ligatures w14:val="standardContextual"/>
+        </w:rPr>
+        <w:t xml:space="preserve"> servicio = new </w:t>
+      </w:r>
+      <w:proofErr w:type="spellStart"/>
+      <w:r>
+        <w:rPr>
+          <w:rFonts w:eastAsia="Aptos" w:cs="Times New Roman"/>
+          <w:kern w:val="2"/>
+          <w:szCs w:val="24"/>
+          <w14:ligatures w14:val="standardContextual"/>
+        </w:rPr>
+        <w:t>cls_</w:t>
+      </w:r>
+      <w:proofErr w:type="gramStart"/>
+      <w:r>
+        <w:rPr>
+          <w:rFonts w:eastAsia="Aptos" w:cs="Times New Roman"/>
+          <w:kern w:val="2"/>
+          <w:szCs w:val="24"/>
+          <w14:ligatures w14:val="standardContextual"/>
+        </w:rPr>
+        <w:t>CambioDolar</w:t>
+      </w:r>
+      <w:proofErr w:type="spellEnd"/>
+      <w:r>
+        <w:rPr>
+          <w:rFonts w:eastAsia="Aptos" w:cs="Times New Roman"/>
+          <w:kern w:val="2"/>
+          <w:szCs w:val="24"/>
+          <w14:ligatures w14:val="standardContextual"/>
+        </w:rPr>
+        <w:t>(</w:t>
+      </w:r>
+      <w:proofErr w:type="gramEnd"/>
+      <w:r>
+        <w:rPr>
+          <w:rFonts w:eastAsia="Aptos" w:cs="Times New Roman"/>
+          <w:kern w:val="2"/>
+          <w:szCs w:val="24"/>
+          <w14:ligatures w14:val="standardContextual"/>
+        </w:rPr>
+        <w:t>);</w:t>
+      </w:r>
+    </w:p>
+    <w:p>
+      <w:pPr>
+        <w:spacing w:line="360" w:lineRule="auto"/>
+        <w:ind w:firstLine="708"/>
+        <w:rPr>
+          <w:rFonts w:eastAsia="Aptos" w:cs="Times New Roman"/>
+          <w:kern w:val="2"/>
+          <w:szCs w:val="24"/>
+          <w14:ligatures w14:val="standardContextual"/>
+        </w:rPr>
+      </w:pPr>
+      <w:r>
+        <w:rPr>
+          <w:rFonts w:eastAsia="Aptos" w:cs="Times New Roman"/>
+          <w:kern w:val="2"/>
+          <w:szCs w:val="24"/>
+          <w14:ligatures w14:val="standardContextual"/>
+        </w:rPr>
+        <w:t xml:space="preserve">    </w:t>
+      </w:r>
+      <w:proofErr w:type="spellStart"/>
+      <w:r>
+        <w:rPr>
+          <w:rFonts w:eastAsia="Aptos" w:cs="Times New Roman"/>
+          <w:kern w:val="2"/>
+          <w:szCs w:val="24"/>
+          <w14:ligatures w14:val="standardContextual"/>
+        </w:rPr>
+        <w:t>string</w:t>
+      </w:r>
+      <w:proofErr w:type="spellEnd"/>
+      <w:r>
+        <w:rPr>
+          <w:rFonts w:eastAsia="Aptos" w:cs="Times New Roman"/>
+          <w:kern w:val="2"/>
+          <w:szCs w:val="24"/>
+          <w14:ligatures w14:val="standardContextual"/>
+        </w:rPr>
+        <w:t xml:space="preserve"> </w:t>
+      </w:r>
+      <w:proofErr w:type="spellStart"/>
+      <w:r>
+        <w:rPr>
+          <w:rFonts w:eastAsia="Aptos" w:cs="Times New Roman"/>
+          <w:kern w:val="2"/>
+          <w:szCs w:val="24"/>
+          <w14:ligatures w14:val="standardContextual"/>
+        </w:rPr>
+        <w:t>json</w:t>
+      </w:r>
+      <w:proofErr w:type="spellEnd"/>
+      <w:r>
+        <w:rPr>
+          <w:rFonts w:eastAsia="Aptos" w:cs="Times New Roman"/>
+          <w:kern w:val="2"/>
+          <w:szCs w:val="24"/>
+          <w14:ligatures w14:val="standardContextual"/>
+        </w:rPr>
+        <w:t xml:space="preserve"> = </w:t>
+      </w:r>
+      <w:proofErr w:type="spellStart"/>
+      <w:r>
+        <w:rPr>
+          <w:rFonts w:eastAsia="Aptos" w:cs="Times New Roman"/>
+          <w:kern w:val="2"/>
+          <w:szCs w:val="24"/>
+          <w14:ligatures w14:val="standardContextual"/>
+        </w:rPr>
+        <w:t>await</w:t>
+      </w:r>
+      <w:proofErr w:type="spellEnd"/>
+      <w:r>
+        <w:rPr>
+          <w:rFonts w:eastAsia="Aptos" w:cs="Times New Roman"/>
+          <w:kern w:val="2"/>
+          <w:szCs w:val="24"/>
+          <w14:ligatures w14:val="standardContextual"/>
+        </w:rPr>
+        <w:t xml:space="preserve"> </w:t>
+      </w:r>
+      <w:proofErr w:type="spellStart"/>
+      <w:proofErr w:type="gramStart"/>
+      <w:r>
+        <w:rPr>
+          <w:rFonts w:eastAsia="Aptos" w:cs="Times New Roman"/>
+          <w:kern w:val="2"/>
+          <w:szCs w:val="24"/>
+          <w14:ligatures w14:val="standardContextual"/>
+        </w:rPr>
+        <w:t>servicio.ObtenerHistoricoCambioAsynx</w:t>
+      </w:r>
+      <w:proofErr w:type="spellEnd"/>
+      <w:proofErr w:type="gramEnd"/>
+      <w:r>
+        <w:rPr>
+          <w:rFonts w:eastAsia="Aptos" w:cs="Times New Roman"/>
+          <w:kern w:val="2"/>
+          <w:szCs w:val="24"/>
+          <w14:ligatures w14:val="standardContextual"/>
+        </w:rPr>
+        <w:t>();</w:t>
+      </w:r>
+    </w:p>
+    <w:p>
+      <w:pPr>
+        <w:spacing w:line="360" w:lineRule="auto"/>
+        <w:ind w:firstLine="708"/>
+        <w:rPr>
+          <w:rFonts w:eastAsia="Aptos" w:cs="Times New Roman"/>
+          <w:kern w:val="2"/>
+          <w:szCs w:val="24"/>
+          <w14:ligatures w14:val="standardContextual"/>
+        </w:rPr>
+      </w:pPr>
+      <w:r>
+        <w:rPr>
+          <w:rFonts w:eastAsia="Aptos" w:cs="Times New Roman"/>
+          <w:kern w:val="2"/>
+          <w:szCs w:val="24"/>
+          <w14:ligatures w14:val="standardContextual"/>
+        </w:rPr>
+        <w:t xml:space="preserve">    </w:t>
+      </w:r>
+      <w:proofErr w:type="spellStart"/>
+      <w:r>
+        <w:rPr>
+          <w:rFonts w:eastAsia="Aptos" w:cs="Times New Roman"/>
+          <w:kern w:val="2"/>
+          <w:szCs w:val="24"/>
+          <w14:ligatures w14:val="standardContextual"/>
+        </w:rPr>
+        <w:t>JArray</w:t>
+      </w:r>
+      <w:proofErr w:type="spellEnd"/>
+      <w:r>
+        <w:rPr>
+          <w:rFonts w:eastAsia="Aptos" w:cs="Times New Roman"/>
+          <w:kern w:val="2"/>
+          <w:szCs w:val="24"/>
+          <w14:ligatures w14:val="standardContextual"/>
+        </w:rPr>
+        <w:t xml:space="preserve"> </w:t>
+      </w:r>
+      <w:proofErr w:type="spellStart"/>
+      <w:r>
+        <w:rPr>
+          <w:rFonts w:eastAsia="Aptos" w:cs="Times New Roman"/>
+          <w:kern w:val="2"/>
+          <w:szCs w:val="24"/>
+          <w14:ligatures w14:val="standardContextual"/>
+        </w:rPr>
+        <w:t>historico</w:t>
+      </w:r>
+      <w:proofErr w:type="spellEnd"/>
+      <w:r>
+        <w:rPr>
+          <w:rFonts w:eastAsia="Aptos" w:cs="Times New Roman"/>
+          <w:kern w:val="2"/>
+          <w:szCs w:val="24"/>
+          <w14:ligatures w14:val="standardContextual"/>
+        </w:rPr>
+        <w:t xml:space="preserve"> = </w:t>
+      </w:r>
+      <w:proofErr w:type="spellStart"/>
+      <w:r>
+        <w:rPr>
+          <w:rFonts w:eastAsia="Aptos" w:cs="Times New Roman"/>
+          <w:kern w:val="2"/>
+          <w:szCs w:val="24"/>
+          <w14:ligatures w14:val="standardContextual"/>
+        </w:rPr>
+        <w:t>JArray.Parse</w:t>
+      </w:r>
+      <w:proofErr w:type="spellEnd"/>
+      <w:r>
+        <w:rPr>
+          <w:rFonts w:eastAsia="Aptos" w:cs="Times New Roman"/>
+          <w:kern w:val="2"/>
+          <w:szCs w:val="24"/>
+          <w14:ligatures w14:val="standardContextual"/>
+        </w:rPr>
+        <w:t>(</w:t>
+      </w:r>
+      <w:proofErr w:type="spellStart"/>
+      <w:r>
+        <w:rPr>
+          <w:rFonts w:eastAsia="Aptos" w:cs="Times New Roman"/>
+          <w:kern w:val="2"/>
+          <w:szCs w:val="24"/>
+          <w14:ligatures w14:val="standardContextual"/>
+        </w:rPr>
+        <w:t>json</w:t>
+      </w:r>
+      <w:proofErr w:type="spellEnd"/>
+      <w:r>
+        <w:rPr>
+          <w:rFonts w:eastAsia="Aptos" w:cs="Times New Roman"/>
+          <w:kern w:val="2"/>
+          <w:szCs w:val="24"/>
+          <w14:ligatures w14:val="standardContextual"/>
+        </w:rPr>
+        <w:t>);</w:t>
+      </w:r>
+    </w:p>
+    <w:p>
+      <w:pPr>
+        <w:spacing w:line="360" w:lineRule="auto"/>
+        <w:ind w:firstLine="708"/>
+        <w:rPr>
+          <w:rFonts w:eastAsia="Aptos" w:cs="Times New Roman"/>
+          <w:kern w:val="2"/>
+          <w:szCs w:val="24"/>
+          <w14:ligatures w14:val="standardContextual"/>
+        </w:rPr>
+      </w:pPr>
+      <w:r>
+        <w:rPr>
+          <w:rFonts w:eastAsia="Aptos" w:cs="Times New Roman"/>
+          <w:kern w:val="2"/>
+          <w:szCs w:val="24"/>
+          <w14:ligatures w14:val="standardContextual"/>
+        </w:rPr>
+        <w:t xml:space="preserve">    </w:t>
+      </w:r>
+      <w:proofErr w:type="spellStart"/>
+      <w:r>
+        <w:rPr>
+          <w:rFonts w:eastAsia="Aptos" w:cs="Times New Roman"/>
+          <w:kern w:val="2"/>
+          <w:szCs w:val="24"/>
+          <w14:ligatures w14:val="standardContextual"/>
+        </w:rPr>
+        <w:t>string</w:t>
+      </w:r>
+      <w:proofErr w:type="spellEnd"/>
+      <w:r>
+        <w:rPr>
+          <w:rFonts w:eastAsia="Aptos" w:cs="Times New Roman"/>
+          <w:kern w:val="2"/>
+          <w:szCs w:val="24"/>
+          <w14:ligatures w14:val="standardContextual"/>
+        </w:rPr>
+        <w:t xml:space="preserve"> resultado = "&lt;table </w:t>
+      </w:r>
+      <w:proofErr w:type="spellStart"/>
+      <w:r>
+        <w:rPr>
+          <w:rFonts w:eastAsia="Aptos" w:cs="Times New Roman"/>
+          <w:kern w:val="2"/>
+          <w:szCs w:val="24"/>
+          <w14:ligatures w14:val="standardContextual"/>
+        </w:rPr>
+        <w:t>class</w:t>
+      </w:r>
+      <w:proofErr w:type="spellEnd"/>
+      <w:r>
+        <w:rPr>
+          <w:rFonts w:eastAsia="Aptos" w:cs="Times New Roman"/>
+          <w:kern w:val="2"/>
+          <w:szCs w:val="24"/>
+          <w14:ligatures w14:val="standardContextual"/>
+        </w:rPr>
+        <w:t>='tabla-</w:t>
+      </w:r>
+      <w:proofErr w:type="spellStart"/>
+      <w:r>
+        <w:rPr>
+          <w:rFonts w:eastAsia="Aptos" w:cs="Times New Roman"/>
+          <w:kern w:val="2"/>
+          <w:szCs w:val="24"/>
+          <w14:ligatures w14:val="standardContextual"/>
+        </w:rPr>
+        <w:t>historico</w:t>
+      </w:r>
+      <w:proofErr w:type="spellEnd"/>
+      <w:r>
+        <w:rPr>
+          <w:rFonts w:eastAsia="Aptos" w:cs="Times New Roman"/>
+          <w:kern w:val="2"/>
+          <w:szCs w:val="24"/>
+          <w14:ligatures w14:val="standardContextual"/>
+        </w:rPr>
+        <w:t>'&gt;";</w:t>
+      </w:r>
+    </w:p>
+    <w:p>
+      <w:pPr>
+        <w:spacing w:line="360" w:lineRule="auto"/>
+        <w:ind w:firstLine="708"/>
+        <w:rPr>
+          <w:rFonts w:eastAsia="Aptos" w:cs="Times New Roman"/>
+          <w:kern w:val="2"/>
+          <w:szCs w:val="24"/>
+          <w14:ligatures w14:val="standardContextual"/>
+        </w:rPr>
+      </w:pPr>
+      <w:r>
+        <w:rPr>
+          <w:rFonts w:eastAsia="Aptos" w:cs="Times New Roman"/>
+          <w:kern w:val="2"/>
+          <w:szCs w:val="24"/>
+          <w14:ligatures w14:val="standardContextual"/>
+        </w:rPr>
+        <w:t xml:space="preserve">    resultado += "&lt;</w:t>
+      </w:r>
+      <w:proofErr w:type="spellStart"/>
+      <w:r>
+        <w:rPr>
+          <w:rFonts w:eastAsia="Aptos" w:cs="Times New Roman"/>
+          <w:kern w:val="2"/>
+          <w:szCs w:val="24"/>
+          <w14:ligatures w14:val="standardContextual"/>
+        </w:rPr>
+        <w:t>tr</w:t>
+      </w:r>
+      <w:proofErr w:type="spellEnd"/>
+      <w:r>
+        <w:rPr>
+          <w:rFonts w:eastAsia="Aptos" w:cs="Times New Roman"/>
+          <w:kern w:val="2"/>
+          <w:szCs w:val="24"/>
+          <w14:ligatures w14:val="standardContextual"/>
+        </w:rPr>
+        <w:t>&gt;&lt;</w:t>
+      </w:r>
+      <w:proofErr w:type="spellStart"/>
+      <w:r>
+        <w:rPr>
+          <w:rFonts w:eastAsia="Aptos" w:cs="Times New Roman"/>
+          <w:kern w:val="2"/>
+          <w:szCs w:val="24"/>
+          <w14:ligatures w14:val="standardContextual"/>
+        </w:rPr>
+        <w:t>td</w:t>
+      </w:r>
+      <w:proofErr w:type="spellEnd"/>
+      <w:r>
+        <w:rPr>
+          <w:rFonts w:eastAsia="Aptos" w:cs="Times New Roman"/>
+          <w:kern w:val="2"/>
+          <w:szCs w:val="24"/>
+          <w14:ligatures w14:val="standardContextual"/>
+        </w:rPr>
+        <w:t>&gt;Fecha&lt;/</w:t>
+      </w:r>
+      <w:proofErr w:type="spellStart"/>
+      <w:r>
+        <w:rPr>
+          <w:rFonts w:eastAsia="Aptos" w:cs="Times New Roman"/>
+          <w:kern w:val="2"/>
+          <w:szCs w:val="24"/>
+          <w14:ligatures w14:val="standardContextual"/>
+        </w:rPr>
+        <w:t>td</w:t>
+      </w:r>
+      <w:proofErr w:type="spellEnd"/>
+      <w:r>
+        <w:rPr>
+          <w:rFonts w:eastAsia="Aptos" w:cs="Times New Roman"/>
+          <w:kern w:val="2"/>
+          <w:szCs w:val="24"/>
+          <w14:ligatures w14:val="standardContextual"/>
+        </w:rPr>
+        <w:t>&gt;&lt;</w:t>
+      </w:r>
+      <w:proofErr w:type="spellStart"/>
+      <w:r>
+        <w:rPr>
+          <w:rFonts w:eastAsia="Aptos" w:cs="Times New Roman"/>
+          <w:kern w:val="2"/>
+          <w:szCs w:val="24"/>
+          <w14:ligatures w14:val="standardContextual"/>
+        </w:rPr>
+        <w:t>td</w:t>
+      </w:r>
+      <w:proofErr w:type="spellEnd"/>
+      <w:r>
+        <w:rPr>
+          <w:rFonts w:eastAsia="Aptos" w:cs="Times New Roman"/>
+          <w:kern w:val="2"/>
+          <w:szCs w:val="24"/>
+          <w14:ligatures w14:val="standardContextual"/>
+        </w:rPr>
+        <w:t>&gt;Compra&lt;/</w:t>
+      </w:r>
+      <w:proofErr w:type="spellStart"/>
+      <w:r>
+        <w:rPr>
+          <w:rFonts w:eastAsia="Aptos" w:cs="Times New Roman"/>
+          <w:kern w:val="2"/>
+          <w:szCs w:val="24"/>
+          <w14:ligatures w14:val="standardContextual"/>
+        </w:rPr>
+        <w:t>td</w:t>
+      </w:r>
+      <w:proofErr w:type="spellEnd"/>
+      <w:r>
+        <w:rPr>
+          <w:rFonts w:eastAsia="Aptos" w:cs="Times New Roman"/>
+          <w:kern w:val="2"/>
+          <w:szCs w:val="24"/>
+          <w14:ligatures w14:val="standardContextual"/>
+        </w:rPr>
+        <w:t>&gt;&lt;</w:t>
+      </w:r>
+      <w:proofErr w:type="spellStart"/>
+      <w:r>
+        <w:rPr>
+          <w:rFonts w:eastAsia="Aptos" w:cs="Times New Roman"/>
+          <w:kern w:val="2"/>
+          <w:szCs w:val="24"/>
+          <w14:ligatures w14:val="standardContextual"/>
+        </w:rPr>
+        <w:t>td</w:t>
+      </w:r>
+      <w:proofErr w:type="spellEnd"/>
+      <w:r>
+        <w:rPr>
+          <w:rFonts w:eastAsia="Aptos" w:cs="Times New Roman"/>
+          <w:kern w:val="2"/>
+          <w:szCs w:val="24"/>
+          <w14:ligatures w14:val="standardContextual"/>
+        </w:rPr>
+        <w:t>&gt;Venta&lt;/</w:t>
+      </w:r>
+      <w:proofErr w:type="spellStart"/>
+      <w:r>
+        <w:rPr>
+          <w:rFonts w:eastAsia="Aptos" w:cs="Times New Roman"/>
+          <w:kern w:val="2"/>
+          <w:szCs w:val="24"/>
+          <w14:ligatures w14:val="standardContextual"/>
+        </w:rPr>
+        <w:t>td</w:t>
+      </w:r>
+      <w:proofErr w:type="spellEnd"/>
+      <w:r>
+        <w:rPr>
+          <w:rFonts w:eastAsia="Aptos" w:cs="Times New Roman"/>
+          <w:kern w:val="2"/>
+          <w:szCs w:val="24"/>
+          <w14:ligatures w14:val="standardContextual"/>
+        </w:rPr>
+        <w:t>&gt;&lt;/</w:t>
+      </w:r>
+      <w:proofErr w:type="spellStart"/>
+      <w:r>
+        <w:rPr>
+          <w:rFonts w:eastAsia="Aptos" w:cs="Times New Roman"/>
+          <w:kern w:val="2"/>
+          <w:szCs w:val="24"/>
+          <w14:ligatures w14:val="standardContextual"/>
+        </w:rPr>
+        <w:t>tr</w:t>
+      </w:r>
+      <w:proofErr w:type="spellEnd"/>
+      <w:r>
+        <w:rPr>
+          <w:rFonts w:eastAsia="Aptos" w:cs="Times New Roman"/>
+          <w:kern w:val="2"/>
+          <w:szCs w:val="24"/>
+          <w14:ligatures w14:val="standardContextual"/>
+        </w:rPr>
+        <w:t>&gt;";</w:t>
+      </w:r>
+    </w:p>
+    <w:p>
+      <w:pPr>
+        <w:spacing w:line="360" w:lineRule="auto"/>
+        <w:ind w:firstLine="708"/>
+        <w:rPr>
+          <w:rFonts w:eastAsia="Aptos" w:cs="Times New Roman"/>
+          <w:kern w:val="2"/>
+          <w:szCs w:val="24"/>
+          <w14:ligatures w14:val="standardContextual"/>
+        </w:rPr>
+      </w:pPr>
+      <w:r>
+        <w:rPr>
+          <w:rFonts w:eastAsia="Aptos" w:cs="Times New Roman"/>
+          <w:kern w:val="2"/>
+          <w:szCs w:val="24"/>
+          <w14:ligatures w14:val="standardContextual"/>
+        </w:rPr>
+        <w:t xml:space="preserve">    </w:t>
+      </w:r>
+      <w:proofErr w:type="spellStart"/>
+      <w:r>
+        <w:rPr>
+          <w:rFonts w:eastAsia="Aptos" w:cs="Times New Roman"/>
+          <w:kern w:val="2"/>
+          <w:szCs w:val="24"/>
+          <w14:ligatures w14:val="standardContextual"/>
+        </w:rPr>
+        <w:t>foreach</w:t>
+      </w:r>
+      <w:proofErr w:type="spellEnd"/>
+      <w:r>
+        <w:rPr>
+          <w:rFonts w:eastAsia="Aptos" w:cs="Times New Roman"/>
+          <w:kern w:val="2"/>
+          <w:szCs w:val="24"/>
+          <w14:ligatures w14:val="standardContextual"/>
+        </w:rPr>
+        <w:t xml:space="preserve"> (</w:t>
+      </w:r>
+      <w:proofErr w:type="spellStart"/>
+      <w:r>
+        <w:rPr>
+          <w:rFonts w:eastAsia="Aptos" w:cs="Times New Roman"/>
+          <w:kern w:val="2"/>
+          <w:szCs w:val="24"/>
+          <w14:ligatures w14:val="standardContextual"/>
+        </w:rPr>
+        <w:t>var</w:t>
+      </w:r>
+      <w:proofErr w:type="spellEnd"/>
+      <w:r>
+        <w:rPr>
+          <w:rFonts w:eastAsia="Aptos" w:cs="Times New Roman"/>
+          <w:kern w:val="2"/>
+          <w:szCs w:val="24"/>
+          <w14:ligatures w14:val="standardContextual"/>
+        </w:rPr>
+        <w:t xml:space="preserve"> </w:t>
+      </w:r>
+      <w:proofErr w:type="spellStart"/>
+      <w:r>
+        <w:rPr>
+          <w:rFonts w:eastAsia="Aptos" w:cs="Times New Roman"/>
+          <w:kern w:val="2"/>
+          <w:szCs w:val="24"/>
+          <w14:ligatures w14:val="standardContextual"/>
+        </w:rPr>
+        <w:t>item</w:t>
+      </w:r>
+      <w:proofErr w:type="spellEnd"/>
+      <w:r>
+        <w:rPr>
+          <w:rFonts w:eastAsia="Aptos" w:cs="Times New Roman"/>
+          <w:kern w:val="2"/>
+          <w:szCs w:val="24"/>
+          <w14:ligatures w14:val="standardContextual"/>
+        </w:rPr>
+        <w:t xml:space="preserve"> in </w:t>
+      </w:r>
+      <w:proofErr w:type="spellStart"/>
+      <w:r>
+        <w:rPr>
+          <w:rFonts w:eastAsia="Aptos" w:cs="Times New Roman"/>
+          <w:kern w:val="2"/>
+          <w:szCs w:val="24"/>
+          <w14:ligatures w14:val="standardContextual"/>
+        </w:rPr>
+        <w:t>historico</w:t>
+      </w:r>
+      <w:proofErr w:type="spellEnd"/>
+      <w:r>
+        <w:rPr>
+          <w:rFonts w:eastAsia="Aptos" w:cs="Times New Roman"/>
+          <w:kern w:val="2"/>
+          <w:szCs w:val="24"/>
+          <w14:ligatures w14:val="standardContextual"/>
+        </w:rPr>
+        <w:t>)</w:t>
+      </w:r>
+    </w:p>
+    <w:p>
+      <w:pPr>
+        <w:spacing w:line="360" w:lineRule="auto"/>
+        <w:ind w:firstLine="708"/>
+        <w:rPr>
+          <w:rFonts w:eastAsia="Aptos" w:cs="Times New Roman"/>
+          <w:kern w:val="2"/>
+          <w:szCs w:val="24"/>
+          <w14:ligatures w14:val="standardContextual"/>
+        </w:rPr>
+      </w:pPr>
+      <w:r>
+        <w:rPr>
+          <w:rFonts w:eastAsia="Aptos" w:cs="Times New Roman"/>
+          <w:kern w:val="2"/>
+          <w:szCs w:val="24"/>
+          <w14:ligatures w14:val="standardContextual"/>
+        </w:rPr>
+        <w:t xml:space="preserve">    {</w:t>
+      </w:r>
+    </w:p>
+    <w:p>
+      <w:pPr>
+        <w:spacing w:line="360" w:lineRule="auto"/>
+        <w:ind w:firstLine="708"/>
+        <w:rPr>
+          <w:rFonts w:eastAsia="Aptos" w:cs="Times New Roman"/>
+          <w:kern w:val="2"/>
+          <w:szCs w:val="24"/>
+          <w14:ligatures w14:val="standardContextual"/>
+        </w:rPr>
+      </w:pPr>
+      <w:r>
+        <w:rPr>
+          <w:rFonts w:eastAsia="Aptos" w:cs="Times New Roman"/>
+          <w:kern w:val="2"/>
+          <w:szCs w:val="24"/>
+          <w14:ligatures w14:val="standardContextual"/>
+        </w:rPr>
+        <w:t xml:space="preserve">        </w:t>
+      </w:r>
+      <w:proofErr w:type="spellStart"/>
+      <w:r>
+        <w:rPr>
+          <w:rFonts w:eastAsia="Aptos" w:cs="Times New Roman"/>
+          <w:kern w:val="2"/>
+          <w:szCs w:val="24"/>
+          <w14:ligatures w14:val="standardContextual"/>
+        </w:rPr>
+        <w:t>DateTime</w:t>
+      </w:r>
+      <w:proofErr w:type="spellEnd"/>
+      <w:r>
+        <w:rPr>
+          <w:rFonts w:eastAsia="Aptos" w:cs="Times New Roman"/>
+          <w:kern w:val="2"/>
+          <w:szCs w:val="24"/>
+          <w14:ligatures w14:val="standardContextual"/>
+        </w:rPr>
+        <w:t xml:space="preserve"> fecha = </w:t>
+      </w:r>
+      <w:proofErr w:type="spellStart"/>
+      <w:r>
+        <w:rPr>
+          <w:rFonts w:eastAsia="Aptos" w:cs="Times New Roman"/>
+          <w:kern w:val="2"/>
+          <w:szCs w:val="24"/>
+          <w14:ligatures w14:val="standardContextual"/>
+        </w:rPr>
+        <w:t>DateTime.Parse</w:t>
+      </w:r>
+      <w:proofErr w:type="spellEnd"/>
+      <w:r>
+        <w:rPr>
+          <w:rFonts w:eastAsia="Aptos" w:cs="Times New Roman"/>
+          <w:kern w:val="2"/>
+          <w:szCs w:val="24"/>
+          <w14:ligatures w14:val="standardContextual"/>
+        </w:rPr>
+        <w:t>(</w:t>
+      </w:r>
+      <w:proofErr w:type="spellStart"/>
+      <w:r>
+        <w:rPr>
+          <w:rFonts w:eastAsia="Aptos" w:cs="Times New Roman"/>
+          <w:kern w:val="2"/>
+          <w:szCs w:val="24"/>
+          <w14:ligatures w14:val="standardContextual"/>
+        </w:rPr>
+        <w:t>item</w:t>
+      </w:r>
+      <w:proofErr w:type="spellEnd"/>
+      <w:r>
+        <w:rPr>
+          <w:rFonts w:eastAsia="Aptos" w:cs="Times New Roman"/>
+          <w:kern w:val="2"/>
+          <w:szCs w:val="24"/>
+          <w14:ligatures w14:val="standardContextual"/>
+        </w:rPr>
+        <w:t>["fecha"</w:t>
+      </w:r>
+      <w:proofErr w:type="gramStart"/>
+      <w:r>
+        <w:rPr>
+          <w:rFonts w:eastAsia="Aptos" w:cs="Times New Roman"/>
+          <w:kern w:val="2"/>
+          <w:szCs w:val="24"/>
+          <w14:ligatures w14:val="standardContextual"/>
+        </w:rPr>
+        <w:t>].</w:t>
+      </w:r>
+      <w:proofErr w:type="spellStart"/>
+      <w:r>
+        <w:rPr>
+          <w:rFonts w:eastAsia="Aptos" w:cs="Times New Roman"/>
+          <w:kern w:val="2"/>
+          <w:szCs w:val="24"/>
+          <w14:ligatures w14:val="standardContextual"/>
+        </w:rPr>
+        <w:t>ToString</w:t>
+      </w:r>
+      <w:proofErr w:type="spellEnd"/>
+      <w:proofErr w:type="gramEnd"/>
+      <w:r>
+        <w:rPr>
+          <w:rFonts w:eastAsia="Aptos" w:cs="Times New Roman"/>
+          <w:kern w:val="2"/>
+          <w:szCs w:val="24"/>
+          <w14:ligatures w14:val="standardContextual"/>
+        </w:rPr>
+        <w:t>());</w:t>
+      </w:r>
+    </w:p>
+    <w:p>
+      <w:pPr>
+        <w:spacing w:line="360" w:lineRule="auto"/>
+        <w:ind w:firstLine="708"/>
+        <w:rPr>
+          <w:rFonts w:eastAsia="Aptos" w:cs="Times New Roman"/>
+          <w:kern w:val="2"/>
+          <w:szCs w:val="24"/>
+          <w14:ligatures w14:val="standardContextual"/>
+        </w:rPr>
+      </w:pPr>
+      <w:r>
+        <w:rPr>
+          <w:rFonts w:eastAsia="Aptos" w:cs="Times New Roman"/>
+          <w:kern w:val="2"/>
+          <w:szCs w:val="24"/>
+          <w14:ligatures w14:val="standardContextual"/>
+        </w:rPr>
+        <w:t xml:space="preserve">        resultado += $"&lt;tr&gt;&lt;td&gt;{fecha:dd/MM/</w:t>
+      </w:r>
+      <w:proofErr w:type="gramStart"/>
+      <w:r>
+        <w:rPr>
+          <w:rFonts w:eastAsia="Aptos" w:cs="Times New Roman"/>
+          <w:kern w:val="2"/>
+          <w:szCs w:val="24"/>
+          <w14:ligatures w14:val="standardContextual"/>
+        </w:rPr>
+        <w:t>yyyy}&lt;</w:t>
+      </w:r>
+      <w:proofErr w:type="gramEnd"/>
+      <w:r>
+        <w:rPr>
+          <w:rFonts w:eastAsia="Aptos" w:cs="Times New Roman"/>
+          <w:kern w:val="2"/>
+          <w:szCs w:val="24"/>
+          <w14:ligatures w14:val="standardContextual"/>
+        </w:rPr>
+        <w:t>/td&gt;&lt;td&gt;₡{item["compra"</w:t>
+      </w:r>
+      <w:proofErr w:type="gramStart"/>
+      <w:r>
+        <w:rPr>
+          <w:rFonts w:eastAsia="Aptos" w:cs="Times New Roman"/>
+          <w:kern w:val="2"/>
+          <w:szCs w:val="24"/>
+          <w14:ligatures w14:val="standardContextual"/>
+        </w:rPr>
+        <w:t>]}&lt;</w:t>
+      </w:r>
+      <w:proofErr w:type="gramEnd"/>
+      <w:r>
+        <w:rPr>
+          <w:rFonts w:eastAsia="Aptos" w:cs="Times New Roman"/>
+          <w:kern w:val="2"/>
+          <w:szCs w:val="24"/>
+          <w14:ligatures w14:val="standardContextual"/>
+        </w:rPr>
+        <w:t>/td&gt;&lt;td&gt;₡{item["venta"</w:t>
+      </w:r>
+      <w:proofErr w:type="gramStart"/>
+      <w:r>
+        <w:rPr>
+          <w:rFonts w:eastAsia="Aptos" w:cs="Times New Roman"/>
+          <w:kern w:val="2"/>
+          <w:szCs w:val="24"/>
+          <w14:ligatures w14:val="standardContextual"/>
+        </w:rPr>
+        <w:t>]}&lt;</w:t>
+      </w:r>
+      <w:proofErr w:type="gramEnd"/>
+      <w:r>
+        <w:rPr>
+          <w:rFonts w:eastAsia="Aptos" w:cs="Times New Roman"/>
+          <w:kern w:val="2"/>
+          <w:szCs w:val="24"/>
+          <w14:ligatures w14:val="standardContextual"/>
+        </w:rPr>
+        <w:t>/td&gt;&lt;/tr&gt;";</w:t>
+      </w:r>
+    </w:p>
+    <w:p>
+      <w:pPr>
+        <w:spacing w:line="360" w:lineRule="auto"/>
+        <w:ind w:firstLine="708"/>
+        <w:rPr>
+          <w:rFonts w:eastAsia="Aptos" w:cs="Times New Roman"/>
+          <w:kern w:val="2"/>
+          <w:szCs w:val="24"/>
+          <w14:ligatures w14:val="standardContextual"/>
+        </w:rPr>
+      </w:pPr>
+      <w:r>
+        <w:rPr>
+          <w:rFonts w:eastAsia="Aptos" w:cs="Times New Roman"/>
+          <w:kern w:val="2"/>
+          <w:szCs w:val="24"/>
+          <w14:ligatures w14:val="standardContextual"/>
+        </w:rPr>
+        <w:t xml:space="preserve">    }</w:t>
+      </w:r>
+    </w:p>
+    <w:p>
+      <w:pPr>
+        <w:spacing w:line="360" w:lineRule="auto"/>
+        <w:ind w:firstLine="708"/>
+        <w:rPr>
+          <w:rFonts w:eastAsia="Aptos" w:cs="Times New Roman"/>
+          <w:kern w:val="2"/>
+          <w:szCs w:val="24"/>
+          <w14:ligatures w14:val="standardContextual"/>
+        </w:rPr>
+      </w:pPr>
+      <w:r>
+        <w:rPr>
+          <w:rFonts w:eastAsia="Aptos" w:cs="Times New Roman"/>
+          <w:kern w:val="2"/>
+          <w:szCs w:val="24"/>
+          <w14:ligatures w14:val="standardContextual"/>
+        </w:rPr>
+        <w:t xml:space="preserve">    resultado += "&lt;/table&gt;";</w:t>
+      </w:r>
+    </w:p>
+    <w:p>
+      <w:pPr>
+        <w:spacing w:line="360" w:lineRule="auto"/>
+        <w:ind w:firstLine="708"/>
+        <w:rPr>
+          <w:rFonts w:eastAsia="Aptos" w:cs="Times New Roman"/>
+          <w:kern w:val="2"/>
+          <w:szCs w:val="24"/>
+          <w14:ligatures w14:val="standardContextual"/>
+        </w:rPr>
+      </w:pPr>
+      <w:r>
+        <w:rPr>
+          <w:rFonts w:eastAsia="Aptos" w:cs="Times New Roman"/>
+          <w:kern w:val="2"/>
+          <w:szCs w:val="24"/>
+          <w14:ligatures w14:val="standardContextual"/>
+        </w:rPr>
+        <w:t xml:space="preserve">    </w:t>
+      </w:r>
+      <w:proofErr w:type="spellStart"/>
+      <w:r>
+        <w:rPr>
+          <w:rFonts w:eastAsia="Aptos" w:cs="Times New Roman"/>
+          <w:kern w:val="2"/>
+          <w:szCs w:val="24"/>
+          <w14:ligatures w14:val="standardContextual"/>
+        </w:rPr>
+        <w:t>divTablaHistorico.InnerHtml</w:t>
+      </w:r>
+      <w:proofErr w:type="spellEnd"/>
+      <w:r>
+        <w:rPr>
+          <w:rFonts w:eastAsia="Aptos" w:cs="Times New Roman"/>
+          <w:kern w:val="2"/>
+          <w:szCs w:val="24"/>
+          <w14:ligatures w14:val="standardContextual"/>
+        </w:rPr>
+        <w:t xml:space="preserve"> = resultado;</w:t>
+      </w:r>
+    </w:p>
+    <w:p>
+      <w:pPr>
+        <w:spacing w:line="360" w:lineRule="auto"/>
+        <w:ind w:firstLine="708"/>
+        <w:rPr>
+          <w:rFonts w:eastAsia="Aptos" w:cs="Times New Roman"/>
+          <w:kern w:val="2"/>
+          <w:szCs w:val="24"/>
+          <w14:ligatures w14:val="standardContextual"/>
+        </w:rPr>
+      </w:pPr>
+      <w:r>
+        <w:rPr>
+          <w:rFonts w:eastAsia="Aptos" w:cs="Times New Roman"/>
+          <w:kern w:val="2"/>
+          <w:szCs w:val="24"/>
+          <w14:ligatures w14:val="standardContextual"/>
+        </w:rPr>
+        <w:t>}</w:t>
+      </w:r>
+    </w:p>
+    <w:p>
+      <w:pPr>
+        <w:spacing w:line="360" w:lineRule="auto"/>
+        <w:ind w:firstLine="708"/>
+        <w:rPr>
+          <w:rFonts w:eastAsia="Aptos" w:cs="Times New Roman"/>
+          <w:kern w:val="2"/>
+          <w:szCs w:val="24"/>
+          <w14:ligatures w14:val="standardContextual"/>
+        </w:rPr>
+      </w:pPr>
+    </w:p>
+    <w:p>
+      <w:pPr>
+        <w:spacing w:line="360" w:lineRule="auto"/>
+        <w:ind w:firstLine="708"/>
+        <w:rPr>
+          <w:rFonts w:eastAsia="Aptos" w:cs="Times New Roman"/>
+          <w:kern w:val="2"/>
+          <w:szCs w:val="24"/>
+          <w14:ligatures w14:val="standardContextual"/>
+        </w:rPr>
+      </w:pPr>
+    </w:p>
+    <w:p>
+      <w:pPr>
+        <w:pStyle w:val="Ttulo3"/>
+        <w:numPr>
+          <w:ilvl w:val="1"/>
+          <w:numId w:val="10"/>
+        </w:numPr>
+        <w:spacing w:line="360" w:lineRule="auto"/>
+      </w:pPr>
+      <w:bookmarkStart w:id="53" w:name="_Toc226295865"/>
+      <w:r>
+        <w:lastRenderedPageBreak/>
+        <w:t>Diagrama</w:t>
+      </w:r>
       <w:bookmarkEnd w:id="53"/>
+    </w:p>
+    <w:p>
+      <w:pPr>
+        <w:rPr>
+          <w:lang w:val="es-ES" w:bidi="en-US"/>
+        </w:rPr>
+      </w:pPr>
+      <w:r>
+        <w:rPr>
+          <w:lang w:val="es-ES" w:bidi="en-US"/>
+        </w:rPr>
+        <w:t>[ Usuario (Navegador</w:t>
+      </w:r>
+      <w:proofErr w:type="gramStart"/>
+      <w:r>
+        <w:rPr>
+          <w:lang w:val="es-ES" w:bidi="en-US"/>
+        </w:rPr>
+        <w:t>) ]</w:t>
+      </w:r>
+      <w:proofErr w:type="gramEnd"/>
+    </w:p>
+    <w:p>
+      <w:pPr>
+        <w:rPr>
+          <w:lang w:val="es-ES" w:bidi="en-US"/>
+        </w:rPr>
+      </w:pPr>
+      <w:r>
+        <w:rPr>
+          <w:lang w:val="es-ES" w:bidi="en-US"/>
+        </w:rPr>
+        <w:t xml:space="preserve">        ↓</w:t>
+      </w:r>
+    </w:p>
+    <w:p>
+      <w:pPr>
+        <w:rPr>
+          <w:lang w:val="es-ES" w:bidi="en-US"/>
+        </w:rPr>
+      </w:pPr>
+      <w:r>
+        <w:rPr>
+          <w:lang w:val="es-ES" w:bidi="en-US"/>
+        </w:rPr>
+        <w:t>[ ASPX UI (Botones, Label</w:t>
+      </w:r>
+      <w:proofErr w:type="gramStart"/>
+      <w:r>
+        <w:rPr>
+          <w:lang w:val="es-ES" w:bidi="en-US"/>
+        </w:rPr>
+        <w:t>) ]</w:t>
+      </w:r>
+      <w:proofErr w:type="gramEnd"/>
+    </w:p>
+    <w:p>
+      <w:pPr>
+        <w:rPr>
+          <w:lang w:val="es-ES" w:bidi="en-US"/>
+        </w:rPr>
+      </w:pPr>
+      <w:r>
+        <w:rPr>
+          <w:lang w:val="es-ES" w:bidi="en-US"/>
+        </w:rPr>
+        <w:t xml:space="preserve">        ↓</w:t>
+      </w:r>
+    </w:p>
+    <w:p>
+      <w:pPr>
+        <w:rPr>
+          <w:lang w:val="es-ES" w:bidi="en-US"/>
+        </w:rPr>
+      </w:pPr>
+      <w:r>
+        <w:rPr>
+          <w:lang w:val="es-ES" w:bidi="en-US"/>
+        </w:rPr>
+        <w:t>[ Code-</w:t>
+      </w:r>
+      <w:proofErr w:type="spellStart"/>
+      <w:r>
+        <w:rPr>
+          <w:lang w:val="es-ES" w:bidi="en-US"/>
+        </w:rPr>
+        <w:t>behind</w:t>
+      </w:r>
+      <w:proofErr w:type="spellEnd"/>
+      <w:r>
+        <w:rPr>
+          <w:lang w:val="es-ES" w:bidi="en-US"/>
+        </w:rPr>
+        <w:t xml:space="preserve"> (Eventos C#</w:t>
+      </w:r>
+      <w:proofErr w:type="gramStart"/>
+      <w:r>
+        <w:rPr>
+          <w:lang w:val="es-ES" w:bidi="en-US"/>
+        </w:rPr>
+        <w:t>) ]</w:t>
+      </w:r>
+      <w:proofErr w:type="gramEnd"/>
+    </w:p>
+    <w:p>
+      <w:pPr>
+        <w:rPr>
+          <w:lang w:val="es-ES" w:bidi="en-US"/>
+        </w:rPr>
+      </w:pPr>
+      <w:r>
+        <w:rPr>
+          <w:lang w:val="es-ES" w:bidi="en-US"/>
+        </w:rPr>
+        <w:t xml:space="preserve">        ↓</w:t>
+      </w:r>
+    </w:p>
+    <w:p>
+      <w:pPr>
+        <w:rPr>
+          <w:lang w:val="es-ES" w:bidi="en-US"/>
+        </w:rPr>
+      </w:pPr>
+      <w:r>
+        <w:rPr>
+          <w:lang w:val="es-ES" w:bidi="en-US"/>
+        </w:rPr>
+        <w:t xml:space="preserve">[ DAL </w:t>
+      </w:r>
+      <w:proofErr w:type="spellStart"/>
+      <w:r>
+        <w:rPr>
+          <w:lang w:val="es-ES" w:bidi="en-US"/>
+        </w:rPr>
+        <w:t>cls_CambioDolar</w:t>
+      </w:r>
+      <w:proofErr w:type="spellEnd"/>
+      <w:r>
+        <w:rPr>
+          <w:lang w:val="es-ES" w:bidi="en-US"/>
+        </w:rPr>
+        <w:t xml:space="preserve"> (</w:t>
+      </w:r>
+      <w:proofErr w:type="spellStart"/>
+      <w:r>
+        <w:rPr>
+          <w:lang w:val="es-ES" w:bidi="en-US"/>
+        </w:rPr>
+        <w:t>HttpClient</w:t>
+      </w:r>
+      <w:proofErr w:type="spellEnd"/>
+      <w:proofErr w:type="gramStart"/>
+      <w:r>
+        <w:rPr>
+          <w:lang w:val="es-ES" w:bidi="en-US"/>
+        </w:rPr>
+        <w:t>) ]</w:t>
+      </w:r>
+      <w:proofErr w:type="gramEnd"/>
+    </w:p>
+    <w:p>
+      <w:pPr>
+        <w:rPr>
+          <w:lang w:val="es-ES" w:bidi="en-US"/>
+        </w:rPr>
+      </w:pPr>
+      <w:r>
+        <w:rPr>
+          <w:lang w:val="es-ES" w:bidi="en-US"/>
+        </w:rPr>
+        <w:t xml:space="preserve">        ↓</w:t>
+      </w:r>
+    </w:p>
+    <w:p>
+      <w:pPr>
+        <w:rPr>
+          <w:lang w:val="es-ES" w:bidi="en-US"/>
+        </w:rPr>
+      </w:pPr>
+      <w:r>
+        <w:rPr>
+          <w:lang w:val="es-ES" w:bidi="en-US"/>
+        </w:rPr>
+        <w:t>[ API Hacienda (JSON</w:t>
+      </w:r>
+      <w:proofErr w:type="gramStart"/>
+      <w:r>
+        <w:rPr>
+          <w:lang w:val="es-ES" w:bidi="en-US"/>
+        </w:rPr>
+        <w:t>) ]</w:t>
+      </w:r>
+      <w:proofErr w:type="gramEnd"/>
+    </w:p>
+    <w:p>
+      <w:pPr>
+        <w:rPr>
+          <w:lang w:val="es-ES" w:bidi="en-US"/>
+        </w:rPr>
+      </w:pPr>
+      <w:r>
+        <w:rPr>
+          <w:lang w:val="es-ES" w:bidi="en-US"/>
+        </w:rPr>
+        <w:t xml:space="preserve">        ↓</w:t>
+      </w:r>
+    </w:p>
+    <w:p>
+      <w:pPr>
+        <w:rPr>
+          <w:lang w:val="es-ES" w:bidi="en-US"/>
+        </w:rPr>
+      </w:pPr>
+      <w:r>
+        <w:rPr>
+          <w:lang w:val="es-ES" w:bidi="en-US"/>
+        </w:rPr>
+        <w:t xml:space="preserve">[ Procesamiento y despliegue en </w:t>
+      </w:r>
+      <w:proofErr w:type="gramStart"/>
+      <w:r>
+        <w:rPr>
+          <w:lang w:val="es-ES" w:bidi="en-US"/>
+        </w:rPr>
+        <w:t>UI ]</w:t>
+      </w:r>
+      <w:proofErr w:type="gramEnd"/>
+    </w:p>
+    <w:p>
+      <w:pPr>
+        <w:spacing w:line="360" w:lineRule="auto"/>
+        <w:ind w:firstLine="0"/>
+        <w:rPr>
+          <w:rFonts w:eastAsia="Aptos" w:cs="Times New Roman"/>
+          <w:kern w:val="2"/>
+          <w:szCs w:val="24"/>
+          <w14:ligatures w14:val="standardContextual"/>
+        </w:rPr>
+      </w:pPr>
+    </w:p>
+    <w:p>
+      <w:pPr>
+        <w:pStyle w:val="Ttulo3"/>
+        <w:numPr>
+          <w:ilvl w:val="1"/>
+          <w:numId w:val="10"/>
+        </w:numPr>
+        <w:spacing w:line="360" w:lineRule="auto"/>
+      </w:pPr>
+      <w:bookmarkStart w:id="54" w:name="_Toc226295866"/>
+      <w:r>
+        <w:t>Analogía</w:t>
+      </w:r>
       <w:bookmarkEnd w:id="54"/>
     </w:p>
     <w:p>
       <w:pPr>
-        <w:rPr>
-          <w:rFonts w:cs="Times New Roman"/>
-          <w:lang w:eastAsia="es-CR" w:bidi="en-US"/>
-        </w:rPr>
-      </w:pPr>
-    </w:p>
-    <w:p>
-      <w:pPr>
-        <w:spacing w:line="360" w:lineRule="auto"/>
-        <w:rPr>
-          <w:rFonts w:ascii="Arial" w:eastAsia="Times New Roman" w:hAnsi="Arial" w:cs="Arial"/>
-          <w:lang w:eastAsia="es-CR"/>
-        </w:rPr>
-      </w:pPr>
-      <w:r>
-        <w:rPr>
-          <w:rFonts w:ascii="Arial" w:eastAsia="Times New Roman" w:hAnsi="Arial" w:cs="Arial"/>
-          <w:lang w:eastAsia="es-CR"/>
-        </w:rPr>
-        <w:br w:type="page"/>
-      </w:r>
-    </w:p>
-    <w:p>
-      <w:pPr>
-        <w:spacing w:after="200"/>
-        <w:jc w:val="both"/>
-        <w:rPr>
-          <w:lang w:eastAsia="es-CR"/>
+        <w:spacing w:line="360" w:lineRule="auto"/>
+        <w:ind w:firstLine="397"/>
+        <w:rPr>
+          <w:rFonts w:eastAsia="Aptos" w:cs="Times New Roman"/>
+          <w:kern w:val="2"/>
+          <w:szCs w:val="24"/>
+          <w14:ligatures w14:val="standardContextual"/>
+        </w:rPr>
+      </w:pPr>
+      <w:r>
+        <w:rPr>
+          <w:rFonts w:eastAsia="Aptos" w:cs="Times New Roman"/>
+          <w:kern w:val="2"/>
+          <w:szCs w:val="24"/>
+          <w14:ligatures w14:val="standardContextual"/>
+        </w:rPr>
+        <w:t xml:space="preserve">Podemos explicar el uso del consumo con un noticiero por la mañana que nos anuncia el tipo de cambio de la siguiente forma: </w:t>
+      </w:r>
+    </w:p>
+    <w:p>
+      <w:pPr>
+        <w:pStyle w:val="Prrafodelista"/>
+        <w:numPr>
+          <w:ilvl w:val="0"/>
+          <w:numId w:val="6"/>
+        </w:numPr>
+        <w:spacing w:line="360" w:lineRule="auto"/>
+        <w:rPr>
+          <w:rFonts w:eastAsia="Aptos" w:cs="Times New Roman"/>
+          <w:kern w:val="2"/>
+          <w:szCs w:val="24"/>
+          <w14:ligatures w14:val="standardContextual"/>
+        </w:rPr>
+      </w:pPr>
+      <w:r>
+        <w:rPr>
+          <w:rFonts w:eastAsia="Aptos" w:cs="Times New Roman"/>
+          <w:kern w:val="2"/>
+          <w:szCs w:val="24"/>
+          <w14:ligatures w14:val="standardContextual"/>
+        </w:rPr>
+        <w:t>Usuario enciende el televisor → equivale a abrir el navegador.</w:t>
+      </w:r>
+    </w:p>
+    <w:p>
+      <w:pPr>
+        <w:pStyle w:val="Prrafodelista"/>
+        <w:numPr>
+          <w:ilvl w:val="0"/>
+          <w:numId w:val="6"/>
+        </w:numPr>
+        <w:spacing w:line="360" w:lineRule="auto"/>
+        <w:rPr>
+          <w:rFonts w:eastAsia="Aptos" w:cs="Times New Roman"/>
+          <w:kern w:val="2"/>
+          <w:szCs w:val="24"/>
+          <w14:ligatures w14:val="standardContextual"/>
+        </w:rPr>
+      </w:pPr>
+      <w:r>
+        <w:rPr>
+          <w:rFonts w:eastAsia="Aptos" w:cs="Times New Roman"/>
+          <w:kern w:val="2"/>
+          <w:szCs w:val="24"/>
+          <w14:ligatures w14:val="standardContextual"/>
+        </w:rPr>
+        <w:t>Sintoniza el canal de noticias → equivale a usar los controles de la interfaz (botones ASPX).</w:t>
+      </w:r>
+    </w:p>
+    <w:p>
+      <w:pPr>
+        <w:pStyle w:val="Prrafodelista"/>
+        <w:numPr>
+          <w:ilvl w:val="0"/>
+          <w:numId w:val="6"/>
+        </w:numPr>
+        <w:spacing w:line="360" w:lineRule="auto"/>
+        <w:rPr>
+          <w:rFonts w:eastAsia="Aptos" w:cs="Times New Roman"/>
+          <w:kern w:val="2"/>
+          <w:szCs w:val="24"/>
+          <w14:ligatures w14:val="standardContextual"/>
+        </w:rPr>
+      </w:pPr>
+      <w:r>
+        <w:rPr>
+          <w:rFonts w:eastAsia="Aptos" w:cs="Times New Roman"/>
+          <w:kern w:val="2"/>
+          <w:szCs w:val="24"/>
+          <w14:ligatures w14:val="standardContextual"/>
+        </w:rPr>
+        <w:t xml:space="preserve">El televisor reacciona y muestra el noticiero → equivale a los eventos en el </w:t>
+      </w:r>
+      <w:proofErr w:type="spellStart"/>
+      <w:r>
+        <w:rPr>
+          <w:rFonts w:eastAsia="Aptos" w:cs="Times New Roman"/>
+          <w:kern w:val="2"/>
+          <w:szCs w:val="24"/>
+          <w14:ligatures w14:val="standardContextual"/>
+        </w:rPr>
+        <w:t>code-behind</w:t>
+      </w:r>
+      <w:proofErr w:type="spellEnd"/>
+      <w:r>
+        <w:rPr>
+          <w:rFonts w:eastAsia="Aptos" w:cs="Times New Roman"/>
+          <w:kern w:val="2"/>
+          <w:szCs w:val="24"/>
+          <w14:ligatures w14:val="standardContextual"/>
+        </w:rPr>
+        <w:t xml:space="preserve"> que procesan la acción.</w:t>
+      </w:r>
+    </w:p>
+    <w:p>
+      <w:pPr>
+        <w:pStyle w:val="Prrafodelista"/>
+        <w:numPr>
+          <w:ilvl w:val="0"/>
+          <w:numId w:val="6"/>
+        </w:numPr>
+        <w:spacing w:line="360" w:lineRule="auto"/>
+        <w:rPr>
+          <w:rFonts w:eastAsia="Aptos" w:cs="Times New Roman"/>
+          <w:kern w:val="2"/>
+          <w:szCs w:val="24"/>
+          <w14:ligatures w14:val="standardContextual"/>
+        </w:rPr>
+      </w:pPr>
+      <w:r>
+        <w:rPr>
+          <w:rFonts w:eastAsia="Aptos" w:cs="Times New Roman"/>
+          <w:kern w:val="2"/>
+          <w:szCs w:val="24"/>
+          <w14:ligatures w14:val="standardContextual"/>
+        </w:rPr>
+        <w:t>Sección de tipo de cambio en el noticiero → equivale a la capa DAL (</w:t>
+      </w:r>
+      <w:proofErr w:type="spellStart"/>
+      <w:r>
+        <w:rPr>
+          <w:rFonts w:eastAsia="Aptos" w:cs="Times New Roman"/>
+          <w:kern w:val="2"/>
+          <w:szCs w:val="24"/>
+          <w14:ligatures w14:val="standardContextual"/>
+        </w:rPr>
+        <w:t>cls_CambioDolar</w:t>
+      </w:r>
+      <w:proofErr w:type="spellEnd"/>
+      <w:r>
+        <w:rPr>
+          <w:rFonts w:eastAsia="Aptos" w:cs="Times New Roman"/>
+          <w:kern w:val="2"/>
+          <w:szCs w:val="24"/>
+          <w14:ligatures w14:val="standardContextual"/>
+        </w:rPr>
+        <w:t>) que consulta la información específica.</w:t>
+      </w:r>
+    </w:p>
+    <w:p>
+      <w:pPr>
+        <w:pStyle w:val="Prrafodelista"/>
+        <w:numPr>
+          <w:ilvl w:val="0"/>
+          <w:numId w:val="6"/>
+        </w:numPr>
+        <w:spacing w:line="360" w:lineRule="auto"/>
+        <w:rPr>
+          <w:rFonts w:eastAsia="Aptos" w:cs="Times New Roman"/>
+          <w:kern w:val="2"/>
+          <w:szCs w:val="24"/>
+          <w14:ligatures w14:val="standardContextual"/>
+        </w:rPr>
+      </w:pPr>
+      <w:r>
+        <w:rPr>
+          <w:rFonts w:eastAsia="Aptos" w:cs="Times New Roman"/>
+          <w:kern w:val="2"/>
+          <w:szCs w:val="24"/>
+          <w14:ligatures w14:val="standardContextual"/>
+        </w:rPr>
+        <w:t>El noticiero anuncia el dato obtenido de fuentes oficiales → equivale a la llamada al API de Hacienda.</w:t>
+      </w:r>
+    </w:p>
+    <w:p>
+      <w:pPr>
+        <w:pStyle w:val="Prrafodelista"/>
+        <w:numPr>
+          <w:ilvl w:val="0"/>
+          <w:numId w:val="6"/>
+        </w:numPr>
+        <w:spacing w:line="360" w:lineRule="auto"/>
+        <w:rPr>
+          <w:rFonts w:eastAsia="Aptos" w:cs="Times New Roman"/>
+          <w:kern w:val="2"/>
+          <w:szCs w:val="24"/>
+          <w14:ligatures w14:val="standardContextual"/>
+        </w:rPr>
+      </w:pPr>
+      <w:r>
+        <w:rPr>
+          <w:rFonts w:eastAsia="Aptos" w:cs="Times New Roman"/>
+          <w:kern w:val="2"/>
+          <w:szCs w:val="24"/>
+          <w14:ligatures w14:val="standardContextual"/>
+        </w:rPr>
+        <w:lastRenderedPageBreak/>
+        <w:t>El usuario ve en pantalla el dato del tipo de cambio → equivale al despliegue en la interfaz (Label o tabla HTML).</w:t>
+      </w:r>
+    </w:p>
+    <w:p>
+      <w:pPr>
+        <w:spacing w:line="360" w:lineRule="auto"/>
+        <w:ind w:firstLine="0"/>
+        <w:rPr>
+          <w:rFonts w:eastAsia="Aptos" w:cs="Times New Roman"/>
+          <w:kern w:val="2"/>
+          <w:szCs w:val="24"/>
+          <w14:ligatures w14:val="standardContextual"/>
+        </w:rPr>
+      </w:pPr>
+      <w:r>
+        <w:rPr>
+          <w:rFonts w:eastAsia="Aptos" w:cs="Times New Roman"/>
+          <w:kern w:val="2"/>
+          <w:szCs w:val="24"/>
+          <w14:ligatures w14:val="standardContextual"/>
+        </w:rPr>
+        <w:t xml:space="preserve"> </w:t>
+      </w:r>
+    </w:p>
+    <w:p>
+      <w:pPr>
+        <w:spacing w:line="360" w:lineRule="auto"/>
+        <w:ind w:firstLine="397"/>
+        <w:rPr>
+          <w:rFonts w:eastAsia="Aptos" w:cs="Times New Roman"/>
+          <w:kern w:val="2"/>
+          <w:szCs w:val="24"/>
+          <w14:ligatures w14:val="standardContextual"/>
+        </w:rPr>
+      </w:pPr>
+      <w:r>
+        <w:rPr>
+          <w:rFonts w:eastAsia="Aptos" w:cs="Times New Roman"/>
+          <w:kern w:val="2"/>
+          <w:szCs w:val="24"/>
+          <w14:ligatures w14:val="standardContextual"/>
+        </w:rPr>
+        <w:t>También puede ser explicado por medio de una orden en un restaurante según nos indica la imagen</w:t>
+      </w:r>
+    </w:p>
+    <w:p>
+      <w:pPr>
+        <w:spacing w:line="360" w:lineRule="auto"/>
+        <w:ind w:firstLine="397"/>
+        <w:rPr>
+          <w:rFonts w:eastAsia="Aptos" w:cs="Times New Roman"/>
+          <w:kern w:val="2"/>
+          <w:szCs w:val="24"/>
+          <w14:ligatures w14:val="standardContextual"/>
+        </w:rPr>
+      </w:pPr>
+    </w:p>
+    <w:p>
+      <w:pPr>
+        <w:keepNext/>
+        <w:spacing w:line="360" w:lineRule="auto"/>
+        <w:ind w:firstLine="397"/>
+      </w:pPr>
+      <w:r>
+        <w:rPr>
+          <w:rFonts w:eastAsia="Aptos" w:cs="Times New Roman"/>
+          <w:kern w:val="2"/>
+          <w:szCs w:val="24"/>
+          <w14:ligatures w14:val="standardContextual"/>
+        </w:rPr>
+        <w:drawing>
+          <wp:inline distT="0" distB="0" distL="0" distR="0" wp14:anchorId="5DA7AC61" wp14:editId="4A3D07CC">
+            <wp:extent cx="5612130" cy="2447925"/>
+            <wp:effectExtent l="0" t="0" r="7620" b="9525"/>
+            <wp:docPr id="2023205062" name="Imagen 1"/>
+            <wp:cNvGraphicFramePr>
+              <a:graphicFrameLocks xmlns:a="http://schemas.openxmlformats.org/drawingml/2006/main" noChangeAspect="1"/>
+            </wp:cNvGraphicFramePr>
+            <a:graphic xmlns:a="http://schemas.openxmlformats.org/drawingml/2006/main">
+              <a:graphicData uri="http://schemas.openxmlformats.org/drawingml/2006/picture">
+                <pic:pic xmlns:pic="http://schemas.openxmlformats.org/drawingml/2006/picture">
+                  <pic:nvPicPr>
+                    <pic:cNvPr id="2023205062" name=""/>
+                    <pic:cNvPicPr/>
+                  </pic:nvPicPr>
+                  <pic:blipFill>
+                    <a:blip r:embed="rId11"/>
+                    <a:stretch>
+                      <a:fillRect/>
+                    </a:stretch>
+                  </pic:blipFill>
+                  <pic:spPr>
+                    <a:xfrm>
+                      <a:off x="0" y="0"/>
+                      <a:ext cx="5612130" cy="2447925"/>
+                    </a:xfrm>
+                    <a:prstGeom prst="rect">
+                      <a:avLst/>
+                    </a:prstGeom>
+                  </pic:spPr>
+                </pic:pic>
+              </a:graphicData>
+            </a:graphic>
+          </wp:inline>
+        </w:drawing>
+      </w:r>
+    </w:p>
+    <w:p>
+      <w:pPr>
+        <w:pStyle w:val="Descripcin"/>
+        <w:rPr>
+          <w:rFonts w:eastAsia="Aptos" w:cs="Times New Roman"/>
+          <w:kern w:val="2"/>
+          <w:szCs w:val="24"/>
+          <w14:ligatures w14:val="standardContextual"/>
         </w:rPr>
         <w:sectPr>
-          <w:headerReference w:type="default" r:id="rId11"/>
+          <w:headerReference w:type="default" r:id="rId12"/>
           <w:pgSz w:w="12240" w:h="15840" w:code="1"/>
           <w:pgMar w:top="1134" w:right="1701" w:bottom="2211" w:left="1701" w:header="709" w:footer="709" w:gutter="0"/>
           <w:pgNumType w:start="1"/>
@@ -12430,6 +15489,22 @@
           <w:docGrid w:linePitch="360"/>
         </w:sectPr>
       </w:pPr>
+      <w:bookmarkStart w:id="55" w:name="_Toc226295880"/>
+      <w:r>
+        <w:t xml:space="preserve">Ilustración </w:t>
+      </w:r>
+      <w:fldSimple w:instr=" SEQ Ilustración \* ARABIC ">
+        <w:r>
+          <w:rPr>
+            <w:noProof/>
+          </w:rPr>
+          <w:t>3</w:t>
+        </w:r>
+      </w:fldSimple>
+      <w:r>
+        <w:t xml:space="preserve"> Analogía API</w:t>
+      </w:r>
+      <w:bookmarkEnd w:id="55"/>
     </w:p>
     <w:p>
       <w:pPr>
@@ -12440,7 +15515,7 @@
           <w:lang w:eastAsia="es-CR"/>
         </w:rPr>
       </w:pPr>
-      <w:bookmarkStart w:id="55" w:name="_Toc224492945"/>
+      <w:bookmarkStart w:id="56" w:name="_Toc226295867"/>
       <w:r>
         <w:lastRenderedPageBreak/>
         <w:t>CONCLUSIONES</w:t>
@@ -12452,7 +15527,7 @@
         </w:rPr>
         <w:t xml:space="preserve"> Y RECOMENDACIONES</w:t>
       </w:r>
-      <w:bookmarkEnd w:id="55"/>
+      <w:bookmarkEnd w:id="56"/>
     </w:p>
     <w:p>
       <w:pPr>
@@ -12479,16 +15554,16 @@
         <w:pStyle w:val="Ttulo2"/>
         <w:spacing w:line="360" w:lineRule="auto"/>
       </w:pPr>
-      <w:bookmarkStart w:id="56" w:name="_Toc158967644"/>
-      <w:bookmarkStart w:id="57" w:name="_Toc224492946"/>
+      <w:bookmarkStart w:id="57" w:name="_Toc158967644"/>
+      <w:bookmarkStart w:id="58" w:name="_Toc226295868"/>
       <w:r>
         <w:t>5.2 Objetivo específico</w:t>
       </w:r>
-      <w:bookmarkEnd w:id="56"/>
+      <w:bookmarkEnd w:id="57"/>
       <w:r>
         <w:t xml:space="preserve"> 1:</w:t>
       </w:r>
-      <w:bookmarkEnd w:id="57"/>
+      <w:bookmarkEnd w:id="58"/>
     </w:p>
     <w:p>
       <w:pPr>
@@ -12512,13 +15587,13 @@
         <w:spacing w:line="360" w:lineRule="auto"/>
         <w:ind w:left="708"/>
       </w:pPr>
-      <w:bookmarkStart w:id="58" w:name="_Toc158967645"/>
-      <w:bookmarkStart w:id="59" w:name="_Toc224492947"/>
+      <w:bookmarkStart w:id="59" w:name="_Toc158967645"/>
+      <w:bookmarkStart w:id="60" w:name="_Toc226295869"/>
       <w:r>
         <w:t>5.2.1 Conclusiones</w:t>
       </w:r>
-      <w:bookmarkEnd w:id="58"/>
       <w:bookmarkEnd w:id="59"/>
+      <w:bookmarkEnd w:id="60"/>
     </w:p>
     <w:p>
       <w:pPr>
@@ -12559,13 +15634,13 @@
         <w:spacing w:line="360" w:lineRule="auto"/>
         <w:ind w:left="708"/>
       </w:pPr>
-      <w:bookmarkStart w:id="60" w:name="_Toc158967646"/>
-      <w:bookmarkStart w:id="61" w:name="_Toc224492948"/>
+      <w:bookmarkStart w:id="61" w:name="_Toc158967646"/>
+      <w:bookmarkStart w:id="62" w:name="_Toc226295870"/>
       <w:r>
         <w:t>5.2.2 Recomendaciones</w:t>
       </w:r>
-      <w:bookmarkEnd w:id="60"/>
       <w:bookmarkEnd w:id="61"/>
+      <w:bookmarkEnd w:id="62"/>
     </w:p>
     <w:p>
       <w:pPr>
@@ -12596,16 +15671,16 @@
         <w:pStyle w:val="Ttulo2"/>
         <w:spacing w:line="360" w:lineRule="auto"/>
       </w:pPr>
-      <w:bookmarkStart w:id="62" w:name="_Toc158967647"/>
-      <w:bookmarkStart w:id="63" w:name="_Toc224492949"/>
+      <w:bookmarkStart w:id="63" w:name="_Toc158967647"/>
+      <w:bookmarkStart w:id="64" w:name="_Toc226295871"/>
       <w:r>
         <w:t>5.3 Objetivo específico</w:t>
       </w:r>
-      <w:bookmarkEnd w:id="62"/>
+      <w:bookmarkEnd w:id="63"/>
       <w:r>
         <w:t xml:space="preserve"> 2:</w:t>
       </w:r>
-      <w:bookmarkEnd w:id="63"/>
+      <w:bookmarkEnd w:id="64"/>
     </w:p>
     <w:p>
       <w:pPr>
@@ -12625,13 +15700,13 @@
         <w:spacing w:line="360" w:lineRule="auto"/>
         <w:ind w:left="708"/>
       </w:pPr>
-      <w:bookmarkStart w:id="64" w:name="_Toc158967648"/>
-      <w:bookmarkStart w:id="65" w:name="_Toc224492950"/>
+      <w:bookmarkStart w:id="65" w:name="_Toc158967648"/>
+      <w:bookmarkStart w:id="66" w:name="_Toc226295872"/>
       <w:r>
         <w:t>5.3.1 Conclusiones</w:t>
       </w:r>
-      <w:bookmarkEnd w:id="64"/>
       <w:bookmarkEnd w:id="65"/>
+      <w:bookmarkEnd w:id="66"/>
     </w:p>
     <w:p>
       <w:pPr>
@@ -12648,14 +15723,14 @@
         <w:spacing w:line="360" w:lineRule="auto"/>
         <w:ind w:left="708"/>
       </w:pPr>
-      <w:bookmarkStart w:id="66" w:name="_Toc158967649"/>
-      <w:bookmarkStart w:id="67" w:name="_Toc224492951"/>
+      <w:bookmarkStart w:id="67" w:name="_Toc158967649"/>
+      <w:bookmarkStart w:id="68" w:name="_Toc226295873"/>
       <w:r>
         <w:lastRenderedPageBreak/>
         <w:t>5.3.2 Recomendaciones</w:t>
       </w:r>
-      <w:bookmarkEnd w:id="66"/>
       <w:bookmarkEnd w:id="67"/>
+      <w:bookmarkEnd w:id="68"/>
     </w:p>
     <w:p>
       <w:pPr>
@@ -12675,16 +15750,16 @@
       <w:pPr>
         <w:pStyle w:val="Ttulo2"/>
       </w:pPr>
-      <w:bookmarkStart w:id="68" w:name="_Toc158967650"/>
-      <w:bookmarkStart w:id="69" w:name="_Toc224492952"/>
+      <w:bookmarkStart w:id="69" w:name="_Toc158967650"/>
+      <w:bookmarkStart w:id="70" w:name="_Toc226295874"/>
       <w:r>
         <w:t>5.4 Objetivo específico</w:t>
       </w:r>
-      <w:bookmarkEnd w:id="68"/>
+      <w:bookmarkEnd w:id="69"/>
       <w:r>
         <w:t>3:</w:t>
       </w:r>
-      <w:bookmarkEnd w:id="69"/>
+      <w:bookmarkEnd w:id="70"/>
     </w:p>
     <w:p>
       <w:pPr>
@@ -12711,13 +15786,13 @@
         <w:pStyle w:val="Ttulo3"/>
         <w:ind w:left="794"/>
       </w:pPr>
-      <w:bookmarkStart w:id="70" w:name="_Toc158967651"/>
-      <w:bookmarkStart w:id="71" w:name="_Toc224492953"/>
+      <w:bookmarkStart w:id="71" w:name="_Toc158967651"/>
+      <w:bookmarkStart w:id="72" w:name="_Toc226295875"/>
       <w:r>
         <w:t>5.4.1 Conclusiones</w:t>
       </w:r>
-      <w:bookmarkEnd w:id="70"/>
       <w:bookmarkEnd w:id="71"/>
+      <w:bookmarkEnd w:id="72"/>
     </w:p>
     <w:p>
       <w:pPr>
@@ -12741,13 +15816,13 @@
         <w:pStyle w:val="Ttulo3"/>
         <w:ind w:left="794"/>
       </w:pPr>
-      <w:bookmarkStart w:id="72" w:name="_Toc158967652"/>
-      <w:bookmarkStart w:id="73" w:name="_Toc224492954"/>
+      <w:bookmarkStart w:id="73" w:name="_Toc158967652"/>
+      <w:bookmarkStart w:id="74" w:name="_Toc226295876"/>
       <w:r>
         <w:t>5.4.2 Recomendaciones</w:t>
       </w:r>
-      <w:bookmarkEnd w:id="72"/>
       <w:bookmarkEnd w:id="73"/>
+      <w:bookmarkEnd w:id="74"/>
     </w:p>
     <w:p>
       <w:pPr>
@@ -12804,29 +15879,21 @@
     </w:p>
     <w:p>
       <w:pPr>
-        <w:spacing w:line="360" w:lineRule="auto"/>
-        <w:rPr>
-          <w:rFonts w:ascii="Arial" w:eastAsia="Times New Roman" w:hAnsi="Arial" w:cs="Arial"/>
-          <w:lang w:eastAsia="es-CR"/>
-        </w:rPr>
-      </w:pPr>
-    </w:p>
-    <w:p>
-      <w:pPr>
         <w:pStyle w:val="Ttulo1"/>
         <w:rPr>
           <w:rFonts w:eastAsia="Times New Roman"/>
           <w:lang w:val="en-US" w:eastAsia="es-CR"/>
         </w:rPr>
       </w:pPr>
-      <w:bookmarkStart w:id="74" w:name="_Toc224492955"/>
+      <w:bookmarkStart w:id="75" w:name="_Toc226295877"/>
       <w:r>
         <w:rPr>
           <w:lang w:val="en-US"/>
         </w:rPr>
+        <w:lastRenderedPageBreak/>
         <w:t>BIBLIOGRAFÍA</w:t>
       </w:r>
-      <w:bookmarkEnd w:id="74"/>
+      <w:bookmarkEnd w:id="75"/>
     </w:p>
     <w:p>
       <w:pPr>
@@ -12836,19 +15903,10 @@
           <w:rFonts w:eastAsia="Aptos" w:cs="Times New Roman"/>
           <w:kern w:val="2"/>
           <w:szCs w:val="24"/>
-          <w14:ligatures w14:val="standardContextual"/>
-        </w:rPr>
-      </w:pPr>
-      <w:r>
-        <w:rPr>
-          <w:rFonts w:eastAsia="Aptos" w:cs="Times New Roman"/>
-          <w:kern w:val="2"/>
-          <w:szCs w:val="24"/>
           <w:lang w:val="en-US"/>
           <w14:ligatures w14:val="standardContextual"/>
         </w:rPr>
-        <w:t xml:space="preserve">Amazon Web Services. </w:t>
-      </w:r>
+      </w:pPr>
       <w:r>
         <w:rPr>
           <w:rFonts w:eastAsia="Aptos" w:cs="Times New Roman"/>
@@ -12857,7 +15915,7 @@
           <w:lang w:val="en-US"/>
           <w14:ligatures w14:val="standardContextual"/>
         </w:rPr>
-        <w:t>(</w:t>
+        <w:t xml:space="preserve">Alvarez, M. (2026, 9 </w:t>
       </w:r>
       <w:proofErr w:type="spellStart"/>
       <w:r>
@@ -12868,7 +15926,7 @@
           <w:lang w:val="en-US"/>
           <w14:ligatures w14:val="standardContextual"/>
         </w:rPr>
-        <w:t>s.f.</w:t>
+        <w:t>enero</w:t>
       </w:r>
       <w:proofErr w:type="spellEnd"/>
       <w:r>
@@ -12879,20 +15937,20 @@
           <w:lang w:val="en-US"/>
           <w14:ligatures w14:val="standardContextual"/>
         </w:rPr>
-        <w:t xml:space="preserve">). </w:t>
-      </w:r>
-      <w:r>
-        <w:rPr>
-          <w:rFonts w:eastAsia="Aptos" w:cs="Times New Roman"/>
-          <w:i/>
-          <w:iCs/>
+        <w:t>). ¿</w:t>
+      </w:r>
+      <w:proofErr w:type="spellStart"/>
+      <w:r>
+        <w:rPr>
+          <w:rFonts w:eastAsia="Aptos" w:cs="Times New Roman"/>
           <w:kern w:val="2"/>
           <w:szCs w:val="24"/>
           <w:lang w:val="en-US"/>
           <w14:ligatures w14:val="standardContextual"/>
         </w:rPr>
-        <w:t>What is an API? - Application Programming Interfaces Explained</w:t>
-      </w:r>
+        <w:t>Qué</w:t>
+      </w:r>
+      <w:proofErr w:type="spellEnd"/>
       <w:r>
         <w:rPr>
           <w:rFonts w:eastAsia="Aptos" w:cs="Times New Roman"/>
@@ -12901,30 +15959,52 @@
           <w:lang w:val="en-US"/>
           <w14:ligatures w14:val="standardContextual"/>
         </w:rPr>
-        <w:t xml:space="preserve">. </w:t>
-      </w:r>
-      <w:r>
-        <w:rPr>
-          <w:rFonts w:eastAsia="Aptos" w:cs="Times New Roman"/>
-          <w:kern w:val="2"/>
-          <w:szCs w:val="24"/>
-          <w14:ligatures w14:val="standardContextual"/>
-        </w:rPr>
-        <w:t xml:space="preserve">Recuperado el 15 de febrero de 2026 de </w:t>
-      </w:r>
-      <w:hyperlink r:id="rId12" w:history="1">
-        <w:r>
-          <w:rPr>
-            <w:rFonts w:eastAsia="Aptos" w:cs="Times New Roman"/>
-            <w:color w:val="467886"/>
-            <w:kern w:val="2"/>
-            <w:szCs w:val="24"/>
-            <w:u w:val="single"/>
-            <w14:ligatures w14:val="standardContextual"/>
-          </w:rPr>
-          <w:t>https://aws.amazon.com/what-is/api/</w:t>
-        </w:r>
-      </w:hyperlink>
+        <w:t xml:space="preserve"> es </w:t>
+      </w:r>
+      <w:proofErr w:type="spellStart"/>
+      <w:r>
+        <w:rPr>
+          <w:rFonts w:eastAsia="Aptos" w:cs="Times New Roman"/>
+          <w:kern w:val="2"/>
+          <w:szCs w:val="24"/>
+          <w:lang w:val="en-US"/>
+          <w14:ligatures w14:val="standardContextual"/>
+        </w:rPr>
+        <w:t>una</w:t>
+      </w:r>
+      <w:proofErr w:type="spellEnd"/>
+      <w:r>
+        <w:rPr>
+          <w:rFonts w:eastAsia="Aptos" w:cs="Times New Roman"/>
+          <w:kern w:val="2"/>
+          <w:szCs w:val="24"/>
+          <w:lang w:val="en-US"/>
+          <w14:ligatures w14:val="standardContextual"/>
+        </w:rPr>
+        <w:t xml:space="preserve"> API REST? </w:t>
+      </w:r>
+      <w:proofErr w:type="spellStart"/>
+      <w:r>
+        <w:rPr>
+          <w:rFonts w:eastAsia="Aptos" w:cs="Times New Roman"/>
+          <w:kern w:val="2"/>
+          <w:szCs w:val="24"/>
+          <w:lang w:val="en-US"/>
+          <w14:ligatures w14:val="standardContextual"/>
+        </w:rPr>
+        <w:t>Fundamentos</w:t>
+      </w:r>
+      <w:proofErr w:type="spellEnd"/>
+      <w:r>
+        <w:rPr>
+          <w:rFonts w:eastAsia="Aptos" w:cs="Times New Roman"/>
+          <w:kern w:val="2"/>
+          <w:szCs w:val="24"/>
+          <w:lang w:val="en-US"/>
+          <w14:ligatures w14:val="standardContextual"/>
+        </w:rPr>
+        <w:t xml:space="preserve"> para Ingenieros de Redes. Coding Networks Blog. https://codingnetworks.blog/que-es-un-api-rest-fundamentos-para-ingenieros-de-redes</w:t>
+      </w:r>
     </w:p>
     <w:p>
       <w:pPr>
@@ -12934,62 +16014,108 @@
           <w:rFonts w:eastAsia="Aptos" w:cs="Times New Roman"/>
           <w:kern w:val="2"/>
           <w:szCs w:val="24"/>
-          <w14:ligatures w14:val="standardContextual"/>
-        </w:rPr>
-      </w:pPr>
-      <w:proofErr w:type="spellStart"/>
-      <w:r>
-        <w:rPr>
-          <w:rFonts w:eastAsia="Aptos" w:cs="Times New Roman"/>
-          <w:kern w:val="2"/>
-          <w:szCs w:val="24"/>
-          <w14:ligatures w14:val="standardContextual"/>
-        </w:rPr>
-        <w:t>Recluit</w:t>
-      </w:r>
-      <w:proofErr w:type="spellEnd"/>
-      <w:r>
-        <w:rPr>
-          <w:rFonts w:eastAsia="Aptos" w:cs="Times New Roman"/>
-          <w:kern w:val="2"/>
-          <w:szCs w:val="24"/>
-          <w14:ligatures w14:val="standardContextual"/>
-        </w:rPr>
-        <w:t xml:space="preserve">. (2019, 2 de julio). </w:t>
-      </w:r>
-      <w:r>
-        <w:rPr>
-          <w:rFonts w:eastAsia="Aptos" w:cs="Times New Roman"/>
-          <w:i/>
-          <w:iCs/>
-          <w:kern w:val="2"/>
-          <w:szCs w:val="24"/>
-          <w14:ligatures w14:val="standardContextual"/>
-        </w:rPr>
-        <w:t>Historia y evolución de las API</w:t>
-      </w:r>
-      <w:r>
-        <w:rPr>
-          <w:rFonts w:eastAsia="Aptos" w:cs="Times New Roman"/>
-          <w:kern w:val="2"/>
-          <w:szCs w:val="24"/>
-          <w14:ligatures w14:val="standardContextual"/>
-        </w:rPr>
-        <w:t xml:space="preserve">. Recuperado el 15 de febrero de 2026 de </w:t>
-      </w:r>
-      <w:hyperlink r:id="rId13" w:history="1">
-        <w:r>
-          <w:rPr>
-            <w:rFonts w:eastAsia="Aptos" w:cs="Times New Roman"/>
-            <w:color w:val="467886"/>
-            <w:kern w:val="2"/>
-            <w:szCs w:val="24"/>
-            <w:u w:val="single"/>
-            <w14:ligatures w14:val="standardContextual"/>
-          </w:rPr>
-          <w:t>https://recluit.com/historia-y-evolucion-de-las-api/</w:t>
-        </w:r>
-      </w:hyperlink>
+          <w:lang w:val="en-US"/>
+          <w14:ligatures w14:val="standardContextual"/>
+        </w:rPr>
+      </w:pPr>
+      <w:r>
+        <w:rPr>
+          <w:rFonts w:eastAsia="Aptos" w:cs="Times New Roman"/>
+          <w:kern w:val="2"/>
+          <w:szCs w:val="24"/>
+          <w:lang w:val="en-US"/>
+          <w14:ligatures w14:val="standardContextual"/>
+        </w:rPr>
+        <w:t>Amazon Web Services. (</w:t>
+      </w:r>
+      <w:proofErr w:type="spellStart"/>
+      <w:r>
+        <w:rPr>
+          <w:rFonts w:eastAsia="Aptos" w:cs="Times New Roman"/>
+          <w:kern w:val="2"/>
+          <w:szCs w:val="24"/>
+          <w:lang w:val="en-US"/>
+          <w14:ligatures w14:val="standardContextual"/>
+        </w:rPr>
+        <w:t>s.f.</w:t>
+      </w:r>
+      <w:proofErr w:type="spellEnd"/>
+      <w:r>
+        <w:rPr>
+          <w:rFonts w:eastAsia="Aptos" w:cs="Times New Roman"/>
+          <w:kern w:val="2"/>
+          <w:szCs w:val="24"/>
+          <w:lang w:val="en-US"/>
+          <w14:ligatures w14:val="standardContextual"/>
+        </w:rPr>
+        <w:t xml:space="preserve">). What is an API? - Application Programming Interfaces Explained. </w:t>
+      </w:r>
+      <w:proofErr w:type="spellStart"/>
+      <w:r>
+        <w:rPr>
+          <w:rFonts w:eastAsia="Aptos" w:cs="Times New Roman"/>
+          <w:kern w:val="2"/>
+          <w:szCs w:val="24"/>
+          <w:lang w:val="en-US"/>
+          <w14:ligatures w14:val="standardContextual"/>
+        </w:rPr>
+        <w:t>Recuperado</w:t>
+      </w:r>
+      <w:proofErr w:type="spellEnd"/>
+      <w:r>
+        <w:rPr>
+          <w:rFonts w:eastAsia="Aptos" w:cs="Times New Roman"/>
+          <w:kern w:val="2"/>
+          <w:szCs w:val="24"/>
+          <w:lang w:val="en-US"/>
+          <w14:ligatures w14:val="standardContextual"/>
+        </w:rPr>
+        <w:t xml:space="preserve"> </w:t>
+      </w:r>
+      <w:proofErr w:type="spellStart"/>
+      <w:r>
+        <w:rPr>
+          <w:rFonts w:eastAsia="Aptos" w:cs="Times New Roman"/>
+          <w:kern w:val="2"/>
+          <w:szCs w:val="24"/>
+          <w:lang w:val="en-US"/>
+          <w14:ligatures w14:val="standardContextual"/>
+        </w:rPr>
+        <w:t>el</w:t>
+      </w:r>
+      <w:proofErr w:type="spellEnd"/>
+      <w:r>
+        <w:rPr>
+          <w:rFonts w:eastAsia="Aptos" w:cs="Times New Roman"/>
+          <w:kern w:val="2"/>
+          <w:szCs w:val="24"/>
+          <w:lang w:val="en-US"/>
+          <w14:ligatures w14:val="standardContextual"/>
+        </w:rPr>
+        <w:t xml:space="preserve"> 15 de </w:t>
+      </w:r>
+      <w:proofErr w:type="spellStart"/>
+      <w:r>
+        <w:rPr>
+          <w:rFonts w:eastAsia="Aptos" w:cs="Times New Roman"/>
+          <w:kern w:val="2"/>
+          <w:szCs w:val="24"/>
+          <w:lang w:val="en-US"/>
+          <w14:ligatures w14:val="standardContextual"/>
+        </w:rPr>
+        <w:t>febrero</w:t>
+      </w:r>
+      <w:proofErr w:type="spellEnd"/>
+      <w:r>
+        <w:rPr>
+          <w:rFonts w:eastAsia="Aptos" w:cs="Times New Roman"/>
+          <w:kern w:val="2"/>
+          <w:szCs w:val="24"/>
+          <w:lang w:val="en-US"/>
+          <w14:ligatures w14:val="standardContextual"/>
+        </w:rPr>
+        <w:t xml:space="preserve"> de 2026 de https://aws.amazon.com/what-is/api/</w:t>
+      </w:r>
     </w:p>
     <w:p>
       <w:pPr>
@@ -12999,21 +16125,11 @@
           <w:rFonts w:eastAsia="Aptos" w:cs="Times New Roman"/>
           <w:kern w:val="2"/>
           <w:szCs w:val="24"/>
-          <w14:ligatures w14:val="standardContextual"/>
-        </w:rPr>
-      </w:pPr>
-      <w:proofErr w:type="spellStart"/>
-      <w:r>
-        <w:rPr>
-          <w:rFonts w:eastAsia="Aptos" w:cs="Times New Roman"/>
-          <w:kern w:val="2"/>
-          <w:szCs w:val="24"/>
           <w:lang w:val="en-US"/>
           <w14:ligatures w14:val="standardContextual"/>
         </w:rPr>
-        <w:t>Hygraph</w:t>
-      </w:r>
-      <w:proofErr w:type="spellEnd"/>
+      </w:pPr>
+      <w:proofErr w:type="spellStart"/>
       <w:r>
         <w:rPr>
           <w:rFonts w:eastAsia="Aptos" w:cs="Times New Roman"/>
@@ -13022,9 +16138,9 @@
           <w:lang w:val="en-US"/>
           <w14:ligatures w14:val="standardContextual"/>
         </w:rPr>
-        <w:t xml:space="preserve">. (2025, 3 de </w:t>
-      </w:r>
-      <w:proofErr w:type="spellStart"/>
+        <w:t>BotPenguin</w:t>
+      </w:r>
+      <w:proofErr w:type="spellEnd"/>
       <w:r>
         <w:rPr>
           <w:rFonts w:eastAsia="Aptos" w:cs="Times New Roman"/>
@@ -13033,9 +16149,9 @@
           <w:lang w:val="en-US"/>
           <w14:ligatures w14:val="standardContextual"/>
         </w:rPr>
-        <w:t>diciembre</w:t>
-      </w:r>
-      <w:proofErr w:type="spellEnd"/>
+        <w:t xml:space="preserve">. (2024, </w:t>
+      </w:r>
+      <w:proofErr w:type="spellStart"/>
       <w:r>
         <w:rPr>
           <w:rFonts w:eastAsia="Aptos" w:cs="Times New Roman"/>
@@ -13044,20 +16160,20 @@
           <w:lang w:val="en-US"/>
           <w14:ligatures w14:val="standardContextual"/>
         </w:rPr>
-        <w:t xml:space="preserve">). </w:t>
-      </w:r>
-      <w:r>
-        <w:rPr>
-          <w:rFonts w:eastAsia="Aptos" w:cs="Times New Roman"/>
-          <w:i/>
-          <w:iCs/>
+        <w:t>marzo</w:t>
+      </w:r>
+      <w:proofErr w:type="spellEnd"/>
+      <w:r>
+        <w:rPr>
+          <w:rFonts w:eastAsia="Aptos" w:cs="Times New Roman"/>
           <w:kern w:val="2"/>
           <w:szCs w:val="24"/>
           <w:lang w:val="en-US"/>
           <w14:ligatures w14:val="standardContextual"/>
         </w:rPr>
-        <w:t>The evolution of APIs</w:t>
-      </w:r>
+        <w:t xml:space="preserve"> 19). A beginner guide to LLM integration for AI-powered systems. </w:t>
+      </w:r>
+      <w:proofErr w:type="spellStart"/>
       <w:r>
         <w:rPr>
           <w:rFonts w:eastAsia="Aptos" w:cs="Times New Roman"/>
@@ -13066,38 +16182,18 @@
           <w:lang w:val="en-US"/>
           <w14:ligatures w14:val="standardContextual"/>
         </w:rPr>
-        <w:t xml:space="preserve">. </w:t>
-      </w:r>
-      <w:r>
-        <w:rPr>
-          <w:rFonts w:eastAsia="Aptos" w:cs="Times New Roman"/>
-          <w:kern w:val="2"/>
-          <w:szCs w:val="24"/>
-          <w14:ligatures w14:val="standardContextual"/>
-        </w:rPr>
-        <w:t xml:space="preserve">Recuperado el 15 de febrero de 2026 de </w:t>
-      </w:r>
-      <w:hyperlink r:id="rId14">
-        <w:r>
-          <w:rPr>
-            <w:rFonts w:eastAsia="Aptos" w:cs="Times New Roman"/>
-            <w:color w:val="467886"/>
-            <w:kern w:val="2"/>
-            <w:szCs w:val="24"/>
-            <w:u w:val="single"/>
-            <w14:ligatures w14:val="standardContextual"/>
-          </w:rPr>
-          <w:t>https://hygraph-com.translate.goog/blog/evolution-of-apis?_x_tr_sl=en&amp;_x_tr_tl=es&amp;_x_tr_hl=es&amp;_x_tr_pto=tc&amp;_x_tr_hist=true</w:t>
-        </w:r>
-      </w:hyperlink>
-      <w:r>
-        <w:rPr>
-          <w:rFonts w:eastAsia="Aptos" w:cs="Times New Roman"/>
-          <w:kern w:val="2"/>
-          <w:szCs w:val="24"/>
-          <w14:ligatures w14:val="standardContextual"/>
-        </w:rPr>
-        <w:t xml:space="preserve"> </w:t>
+        <w:t>BotPenguin</w:t>
+      </w:r>
+      <w:proofErr w:type="spellEnd"/>
+      <w:r>
+        <w:rPr>
+          <w:rFonts w:eastAsia="Aptos" w:cs="Times New Roman"/>
+          <w:kern w:val="2"/>
+          <w:szCs w:val="24"/>
+          <w:lang w:val="en-US"/>
+          <w14:ligatures w14:val="standardContextual"/>
+        </w:rPr>
+        <w:t>. https://botpenguin.com/blogs/a-beginner-guide-to-llm-integration-for-ai-powered-systems</w:t>
       </w:r>
     </w:p>
     <w:p>
@@ -13112,59 +16208,6 @@
           <w14:ligatures w14:val="standardContextual"/>
         </w:rPr>
       </w:pPr>
-      <w:r>
-        <w:rPr>
-          <w:rFonts w:eastAsia="Aptos" w:cs="Times New Roman"/>
-          <w:kern w:val="2"/>
-          <w:szCs w:val="24"/>
-          <w14:ligatures w14:val="standardContextual"/>
-        </w:rPr>
-        <w:t xml:space="preserve">Costa, D. (2026b, enero 19). </w:t>
-      </w:r>
-      <w:r>
-        <w:rPr>
-          <w:rFonts w:eastAsia="Aptos" w:cs="Times New Roman"/>
-          <w:i/>
-          <w:iCs/>
-          <w:kern w:val="2"/>
-          <w:szCs w:val="24"/>
-          <w14:ligatures w14:val="standardContextual"/>
-        </w:rPr>
-        <w:t xml:space="preserve">C#, Java, </w:t>
-      </w:r>
-      <w:proofErr w:type="spellStart"/>
-      <w:r>
-        <w:rPr>
-          <w:rFonts w:eastAsia="Aptos" w:cs="Times New Roman"/>
-          <w:i/>
-          <w:iCs/>
-          <w:kern w:val="2"/>
-          <w:szCs w:val="24"/>
-          <w14:ligatures w14:val="standardContextual"/>
-        </w:rPr>
-        <w:t>Golang</w:t>
-      </w:r>
-      <w:proofErr w:type="spellEnd"/>
-      <w:r>
-        <w:rPr>
-          <w:rFonts w:eastAsia="Aptos" w:cs="Times New Roman"/>
-          <w:i/>
-          <w:iCs/>
-          <w:kern w:val="2"/>
-          <w:szCs w:val="24"/>
-          <w14:ligatures w14:val="standardContextual"/>
-        </w:rPr>
-        <w:t xml:space="preserve"> o Python: ¿Cuál es el mejor lenguaje para el desarrollo de API?</w:t>
-      </w:r>
-      <w:r>
-        <w:rPr>
-          <w:rFonts w:eastAsia="Aptos" w:cs="Times New Roman"/>
-          <w:kern w:val="2"/>
-          <w:szCs w:val="24"/>
-          <w14:ligatures w14:val="standardContextual"/>
-        </w:rPr>
-        <w:t xml:space="preserve"> </w:t>
-      </w:r>
       <w:proofErr w:type="spellStart"/>
       <w:r>
         <w:rPr>
@@ -13174,7 +16217,7 @@
           <w:lang w:val="en-US"/>
           <w14:ligatures w14:val="standardContextual"/>
         </w:rPr>
-        <w:t>Apidog</w:t>
+        <w:t>colaboradores</w:t>
       </w:r>
       <w:proofErr w:type="spellEnd"/>
       <w:r>
@@ -13185,21 +16228,52 @@
           <w:lang w:val="en-US"/>
           <w14:ligatures w14:val="standardContextual"/>
         </w:rPr>
-        <w:t xml:space="preserve"> Blog. </w:t>
-      </w:r>
-      <w:hyperlink r:id="rId15" w:history="1">
-        <w:r>
-          <w:rPr>
-            <w:rStyle w:val="Hipervnculo"/>
-            <w:rFonts w:eastAsia="Aptos" w:cs="Times New Roman"/>
-            <w:kern w:val="2"/>
-            <w:szCs w:val="24"/>
-            <w:lang w:val="en-US"/>
-            <w14:ligatures w14:val="standardContextual"/>
-          </w:rPr>
-          <w:t>https://apidog.com/es/blog/best-languages-for-building-apis-2/</w:t>
-        </w:r>
-      </w:hyperlink>
+        <w:t xml:space="preserve"> de Wikipedia. (2024, 10 </w:t>
+      </w:r>
+      <w:proofErr w:type="spellStart"/>
+      <w:r>
+        <w:rPr>
+          <w:rFonts w:eastAsia="Aptos" w:cs="Times New Roman"/>
+          <w:kern w:val="2"/>
+          <w:szCs w:val="24"/>
+          <w:lang w:val="en-US"/>
+          <w14:ligatures w14:val="standardContextual"/>
+        </w:rPr>
+        <w:t>octubre</w:t>
+      </w:r>
+      <w:proofErr w:type="spellEnd"/>
+      <w:r>
+        <w:rPr>
+          <w:rFonts w:eastAsia="Aptos" w:cs="Times New Roman"/>
+          <w:kern w:val="2"/>
+          <w:szCs w:val="24"/>
+          <w:lang w:val="en-US"/>
+          <w14:ligatures w14:val="standardContextual"/>
+        </w:rPr>
+        <w:t xml:space="preserve">). Ruby on Rails. Wikipedia, la </w:t>
+      </w:r>
+      <w:proofErr w:type="spellStart"/>
+      <w:r>
+        <w:rPr>
+          <w:rFonts w:eastAsia="Aptos" w:cs="Times New Roman"/>
+          <w:kern w:val="2"/>
+          <w:szCs w:val="24"/>
+          <w:lang w:val="en-US"/>
+          <w14:ligatures w14:val="standardContextual"/>
+        </w:rPr>
+        <w:t>Enciclopedia</w:t>
+      </w:r>
+      <w:proofErr w:type="spellEnd"/>
+      <w:r>
+        <w:rPr>
+          <w:rFonts w:eastAsia="Aptos" w:cs="Times New Roman"/>
+          <w:kern w:val="2"/>
+          <w:szCs w:val="24"/>
+          <w:lang w:val="en-US"/>
+          <w14:ligatures w14:val="standardContextual"/>
+        </w:rPr>
+        <w:t xml:space="preserve"> Libre. https://es.wikipedia.org/wiki/Ruby_on_Rails</w:t>
+      </w:r>
     </w:p>
     <w:p>
       <w:pPr>
@@ -13218,53 +16292,187 @@
           <w:rFonts w:eastAsia="Aptos" w:cs="Times New Roman"/>
           <w:kern w:val="2"/>
           <w:szCs w:val="24"/>
-          <w14:ligatures w14:val="standardContextual"/>
-        </w:rPr>
-        <w:t xml:space="preserve">Alvarez, M. (2026, 9 enero). </w:t>
-      </w:r>
-      <w:r>
-        <w:rPr>
-          <w:rFonts w:eastAsia="Aptos" w:cs="Times New Roman"/>
-          <w:i/>
-          <w:iCs/>
-          <w:kern w:val="2"/>
-          <w:szCs w:val="24"/>
-          <w14:ligatures w14:val="standardContextual"/>
-        </w:rPr>
-        <w:t>¿Qué es una API REST? Fundamentos para Ingenieros de Redes</w:t>
-      </w:r>
-      <w:r>
-        <w:rPr>
-          <w:rFonts w:eastAsia="Aptos" w:cs="Times New Roman"/>
-          <w:kern w:val="2"/>
-          <w:szCs w:val="24"/>
-          <w14:ligatures w14:val="standardContextual"/>
-        </w:rPr>
-        <w:t xml:space="preserve">. </w:t>
-      </w:r>
-      <w:r>
-        <w:rPr>
-          <w:rFonts w:eastAsia="Aptos" w:cs="Times New Roman"/>
-          <w:kern w:val="2"/>
-          <w:szCs w:val="24"/>
           <w:lang w:val="en-US"/>
           <w14:ligatures w14:val="standardContextual"/>
         </w:rPr>
-        <w:t xml:space="preserve">Coding Networks Blog. </w:t>
-      </w:r>
-      <w:hyperlink r:id="rId16" w:history="1">
-        <w:r>
-          <w:rPr>
-            <w:rStyle w:val="Hipervnculo"/>
-            <w:rFonts w:eastAsia="Aptos" w:cs="Times New Roman"/>
-            <w:kern w:val="2"/>
-            <w:szCs w:val="24"/>
-            <w:lang w:val="en-US"/>
-            <w14:ligatures w14:val="standardContextual"/>
-          </w:rPr>
-          <w:t>https://codingnetworks.blog/que-es-un-api-rest-fundamentos-para-ingenieros-de-redes/</w:t>
-        </w:r>
-      </w:hyperlink>
+        <w:t xml:space="preserve">Costa, D. (2026b, </w:t>
+      </w:r>
+      <w:proofErr w:type="spellStart"/>
+      <w:r>
+        <w:rPr>
+          <w:rFonts w:eastAsia="Aptos" w:cs="Times New Roman"/>
+          <w:kern w:val="2"/>
+          <w:szCs w:val="24"/>
+          <w:lang w:val="en-US"/>
+          <w14:ligatures w14:val="standardContextual"/>
+        </w:rPr>
+        <w:t>enero</w:t>
+      </w:r>
+      <w:proofErr w:type="spellEnd"/>
+      <w:r>
+        <w:rPr>
+          <w:rFonts w:eastAsia="Aptos" w:cs="Times New Roman"/>
+          <w:kern w:val="2"/>
+          <w:szCs w:val="24"/>
+          <w:lang w:val="en-US"/>
+          <w14:ligatures w14:val="standardContextual"/>
+        </w:rPr>
+        <w:t xml:space="preserve"> 19). C#, Java, Golang o Python: ¿</w:t>
+      </w:r>
+      <w:proofErr w:type="spellStart"/>
+      <w:r>
+        <w:rPr>
+          <w:rFonts w:eastAsia="Aptos" w:cs="Times New Roman"/>
+          <w:kern w:val="2"/>
+          <w:szCs w:val="24"/>
+          <w:lang w:val="en-US"/>
+          <w14:ligatures w14:val="standardContextual"/>
+        </w:rPr>
+        <w:t>Cuál</w:t>
+      </w:r>
+      <w:proofErr w:type="spellEnd"/>
+      <w:r>
+        <w:rPr>
+          <w:rFonts w:eastAsia="Aptos" w:cs="Times New Roman"/>
+          <w:kern w:val="2"/>
+          <w:szCs w:val="24"/>
+          <w:lang w:val="en-US"/>
+          <w14:ligatures w14:val="standardContextual"/>
+        </w:rPr>
+        <w:t xml:space="preserve"> es </w:t>
+      </w:r>
+      <w:proofErr w:type="spellStart"/>
+      <w:r>
+        <w:rPr>
+          <w:rFonts w:eastAsia="Aptos" w:cs="Times New Roman"/>
+          <w:kern w:val="2"/>
+          <w:szCs w:val="24"/>
+          <w:lang w:val="en-US"/>
+          <w14:ligatures w14:val="standardContextual"/>
+        </w:rPr>
+        <w:t>el</w:t>
+      </w:r>
+      <w:proofErr w:type="spellEnd"/>
+      <w:r>
+        <w:rPr>
+          <w:rFonts w:eastAsia="Aptos" w:cs="Times New Roman"/>
+          <w:kern w:val="2"/>
+          <w:szCs w:val="24"/>
+          <w:lang w:val="en-US"/>
+          <w14:ligatures w14:val="standardContextual"/>
+        </w:rPr>
+        <w:t xml:space="preserve"> </w:t>
+      </w:r>
+      <w:proofErr w:type="spellStart"/>
+      <w:r>
+        <w:rPr>
+          <w:rFonts w:eastAsia="Aptos" w:cs="Times New Roman"/>
+          <w:kern w:val="2"/>
+          <w:szCs w:val="24"/>
+          <w:lang w:val="en-US"/>
+          <w14:ligatures w14:val="standardContextual"/>
+        </w:rPr>
+        <w:t>mejor</w:t>
+      </w:r>
+      <w:proofErr w:type="spellEnd"/>
+      <w:r>
+        <w:rPr>
+          <w:rFonts w:eastAsia="Aptos" w:cs="Times New Roman"/>
+          <w:kern w:val="2"/>
+          <w:szCs w:val="24"/>
+          <w:lang w:val="en-US"/>
+          <w14:ligatures w14:val="standardContextual"/>
+        </w:rPr>
+        <w:t xml:space="preserve"> </w:t>
+      </w:r>
+      <w:proofErr w:type="spellStart"/>
+      <w:r>
+        <w:rPr>
+          <w:rFonts w:eastAsia="Aptos" w:cs="Times New Roman"/>
+          <w:kern w:val="2"/>
+          <w:szCs w:val="24"/>
+          <w:lang w:val="en-US"/>
+          <w14:ligatures w14:val="standardContextual"/>
+        </w:rPr>
+        <w:t>lenguaje</w:t>
+      </w:r>
+      <w:proofErr w:type="spellEnd"/>
+      <w:r>
+        <w:rPr>
+          <w:rFonts w:eastAsia="Aptos" w:cs="Times New Roman"/>
+          <w:kern w:val="2"/>
+          <w:szCs w:val="24"/>
+          <w:lang w:val="en-US"/>
+          <w14:ligatures w14:val="standardContextual"/>
+        </w:rPr>
+        <w:t xml:space="preserve"> para </w:t>
+      </w:r>
+      <w:proofErr w:type="spellStart"/>
+      <w:r>
+        <w:rPr>
+          <w:rFonts w:eastAsia="Aptos" w:cs="Times New Roman"/>
+          <w:kern w:val="2"/>
+          <w:szCs w:val="24"/>
+          <w:lang w:val="en-US"/>
+          <w14:ligatures w14:val="standardContextual"/>
+        </w:rPr>
+        <w:t>el</w:t>
+      </w:r>
+      <w:proofErr w:type="spellEnd"/>
+      <w:r>
+        <w:rPr>
+          <w:rFonts w:eastAsia="Aptos" w:cs="Times New Roman"/>
+          <w:kern w:val="2"/>
+          <w:szCs w:val="24"/>
+          <w:lang w:val="en-US"/>
+          <w14:ligatures w14:val="standardContextual"/>
+        </w:rPr>
+        <w:t xml:space="preserve"> </w:t>
+      </w:r>
+      <w:proofErr w:type="spellStart"/>
+      <w:r>
+        <w:rPr>
+          <w:rFonts w:eastAsia="Aptos" w:cs="Times New Roman"/>
+          <w:kern w:val="2"/>
+          <w:szCs w:val="24"/>
+          <w:lang w:val="en-US"/>
+          <w14:ligatures w14:val="standardContextual"/>
+        </w:rPr>
+        <w:t>desarrollo</w:t>
+      </w:r>
+      <w:proofErr w:type="spellEnd"/>
+      <w:r>
+        <w:rPr>
+          <w:rFonts w:eastAsia="Aptos" w:cs="Times New Roman"/>
+          <w:kern w:val="2"/>
+          <w:szCs w:val="24"/>
+          <w:lang w:val="en-US"/>
+          <w14:ligatures w14:val="standardContextual"/>
+        </w:rPr>
+        <w:t xml:space="preserve"> de API? </w:t>
+      </w:r>
+      <w:proofErr w:type="spellStart"/>
+      <w:r>
+        <w:rPr>
+          <w:rFonts w:eastAsia="Aptos" w:cs="Times New Roman"/>
+          <w:kern w:val="2"/>
+          <w:szCs w:val="24"/>
+          <w:lang w:val="en-US"/>
+          <w14:ligatures w14:val="standardContextual"/>
+        </w:rPr>
+        <w:t>Apidog</w:t>
+      </w:r>
+      <w:proofErr w:type="spellEnd"/>
+      <w:r>
+        <w:rPr>
+          <w:rFonts w:eastAsia="Aptos" w:cs="Times New Roman"/>
+          <w:kern w:val="2"/>
+          <w:szCs w:val="24"/>
+          <w:lang w:val="en-US"/>
+          <w14:ligatures w14:val="standardContextual"/>
+        </w:rPr>
+        <w:t xml:space="preserve"> Blog. https://apidog.com/es/blog/best-languages-for-building-apis-2/</w:t>
+      </w:r>
     </w:p>
     <w:p>
       <w:pPr>
@@ -13274,81 +16482,108 @@
           <w:rFonts w:eastAsia="Aptos" w:cs="Times New Roman"/>
           <w:kern w:val="2"/>
           <w:szCs w:val="24"/>
-          <w14:ligatures w14:val="standardContextual"/>
-        </w:rPr>
-      </w:pPr>
-      <w:proofErr w:type="spellStart"/>
-      <w:r>
-        <w:rPr>
-          <w:rFonts w:eastAsia="Aptos" w:cs="Times New Roman"/>
-          <w:kern w:val="2"/>
-          <w:szCs w:val="24"/>
-          <w14:ligatures w14:val="standardContextual"/>
-        </w:rPr>
-        <w:t>Tápanes</w:t>
-      </w:r>
-      <w:proofErr w:type="spellEnd"/>
-      <w:r>
-        <w:rPr>
-          <w:rFonts w:eastAsia="Aptos" w:cs="Times New Roman"/>
-          <w:kern w:val="2"/>
-          <w:szCs w:val="24"/>
-          <w14:ligatures w14:val="standardContextual"/>
-        </w:rPr>
-        <w:t xml:space="preserve">, Y. (2022, 10 mayo). </w:t>
-      </w:r>
-      <w:r>
-        <w:rPr>
-          <w:rFonts w:eastAsia="Aptos" w:cs="Times New Roman"/>
-          <w:i/>
-          <w:iCs/>
-          <w:kern w:val="2"/>
-          <w:szCs w:val="24"/>
-          <w14:ligatures w14:val="standardContextual"/>
-        </w:rPr>
-        <w:t>Las 7 mejores tecnologías para el desarrollo de API REST</w:t>
-      </w:r>
-      <w:r>
-        <w:rPr>
-          <w:rFonts w:eastAsia="Aptos" w:cs="Times New Roman"/>
-          <w:kern w:val="2"/>
-          <w:szCs w:val="24"/>
-          <w14:ligatures w14:val="standardContextual"/>
-        </w:rPr>
-        <w:t xml:space="preserve">. </w:t>
-      </w:r>
-      <w:proofErr w:type="spellStart"/>
-      <w:r>
-        <w:rPr>
-          <w:rFonts w:eastAsia="Aptos" w:cs="Times New Roman"/>
-          <w:kern w:val="2"/>
-          <w:szCs w:val="24"/>
-          <w14:ligatures w14:val="standardContextual"/>
-        </w:rPr>
-        <w:t>Saasradar</w:t>
-      </w:r>
-      <w:proofErr w:type="spellEnd"/>
-      <w:r>
-        <w:rPr>
-          <w:rFonts w:eastAsia="Aptos" w:cs="Times New Roman"/>
-          <w:kern w:val="2"/>
-          <w:szCs w:val="24"/>
-          <w14:ligatures w14:val="standardContextual"/>
-        </w:rPr>
-        <w:t xml:space="preserve">. </w:t>
-      </w:r>
-      <w:hyperlink r:id="rId17" w:history="1">
-        <w:r>
-          <w:rPr>
-            <w:rStyle w:val="Hipervnculo"/>
-            <w:rFonts w:eastAsia="Aptos" w:cs="Times New Roman"/>
-            <w:kern w:val="2"/>
-            <w:szCs w:val="24"/>
-            <w14:ligatures w14:val="standardContextual"/>
-          </w:rPr>
-          <w:t>https://saasradar.net/desarrollo-api-rest/</w:t>
-        </w:r>
-      </w:hyperlink>
+          <w:lang w:val="en-US"/>
+          <w14:ligatures w14:val="standardContextual"/>
+        </w:rPr>
+      </w:pPr>
+      <w:r>
+        <w:rPr>
+          <w:rFonts w:eastAsia="Aptos" w:cs="Times New Roman"/>
+          <w:kern w:val="2"/>
+          <w:szCs w:val="24"/>
+          <w:lang w:val="en-US"/>
+          <w14:ligatures w14:val="standardContextual"/>
+        </w:rPr>
+        <w:t xml:space="preserve">Frith, M. (2025, 19 </w:t>
+      </w:r>
+      <w:proofErr w:type="spellStart"/>
+      <w:r>
+        <w:rPr>
+          <w:rFonts w:eastAsia="Aptos" w:cs="Times New Roman"/>
+          <w:kern w:val="2"/>
+          <w:szCs w:val="24"/>
+          <w:lang w:val="en-US"/>
+          <w14:ligatures w14:val="standardContextual"/>
+        </w:rPr>
+        <w:t>julio</w:t>
+      </w:r>
+      <w:proofErr w:type="spellEnd"/>
+      <w:r>
+        <w:rPr>
+          <w:rFonts w:eastAsia="Aptos" w:cs="Times New Roman"/>
+          <w:kern w:val="2"/>
+          <w:szCs w:val="24"/>
+          <w:lang w:val="en-US"/>
+          <w14:ligatures w14:val="standardContextual"/>
+        </w:rPr>
+        <w:t xml:space="preserve">). Don’t Let Your Website Fall Behind: How APIs Drive Innovation and Speed. </w:t>
+      </w:r>
+      <w:proofErr w:type="spellStart"/>
+      <w:r>
+        <w:rPr>
+          <w:rFonts w:eastAsia="Aptos" w:cs="Times New Roman"/>
+          <w:kern w:val="2"/>
+          <w:szCs w:val="24"/>
+          <w:lang w:val="en-US"/>
+          <w14:ligatures w14:val="standardContextual"/>
+        </w:rPr>
+        <w:t>Ikonik</w:t>
+      </w:r>
+      <w:proofErr w:type="spellEnd"/>
+      <w:r>
+        <w:rPr>
+          <w:rFonts w:eastAsia="Aptos" w:cs="Times New Roman"/>
+          <w:kern w:val="2"/>
+          <w:szCs w:val="24"/>
+          <w:lang w:val="en-US"/>
+          <w14:ligatures w14:val="standardContextual"/>
+        </w:rPr>
+        <w:t xml:space="preserve"> Digital </w:t>
+      </w:r>
+      <w:proofErr w:type="gramStart"/>
+      <w:r>
+        <w:rPr>
+          <w:rFonts w:eastAsia="Aptos" w:cs="Times New Roman"/>
+          <w:kern w:val="2"/>
+          <w:szCs w:val="24"/>
+          <w:lang w:val="en-US"/>
+          <w14:ligatures w14:val="standardContextual"/>
+        </w:rPr>
+        <w:t>Agency  Digital</w:t>
+      </w:r>
+      <w:proofErr w:type="gramEnd"/>
+      <w:r>
+        <w:rPr>
+          <w:rFonts w:eastAsia="Aptos" w:cs="Times New Roman"/>
+          <w:kern w:val="2"/>
+          <w:szCs w:val="24"/>
+          <w:lang w:val="en-US"/>
+          <w14:ligatures w14:val="standardContextual"/>
+        </w:rPr>
+        <w:t xml:space="preserve"> Marketing &amp; Web Development </w:t>
+      </w:r>
+      <w:proofErr w:type="gramStart"/>
+      <w:r>
+        <w:rPr>
+          <w:rFonts w:eastAsia="Aptos" w:cs="Times New Roman"/>
+          <w:kern w:val="2"/>
+          <w:szCs w:val="24"/>
+          <w:lang w:val="en-US"/>
+          <w14:ligatures w14:val="standardContextual"/>
+        </w:rPr>
+        <w:t>Agency  Jamaica</w:t>
+      </w:r>
+      <w:proofErr w:type="gramEnd"/>
+      <w:r>
+        <w:rPr>
+          <w:rFonts w:eastAsia="Aptos" w:cs="Times New Roman"/>
+          <w:kern w:val="2"/>
+          <w:szCs w:val="24"/>
+          <w:lang w:val="en-US"/>
+          <w14:ligatures w14:val="standardContextual"/>
+        </w:rPr>
+        <w:t>. https://ikonik.digital/blog/the-role-of-apis-in-web-development/</w:t>
+      </w:r>
     </w:p>
     <w:p>
       <w:pPr>
@@ -13358,87 +16593,42 @@
           <w:rFonts w:eastAsia="Aptos" w:cs="Times New Roman"/>
           <w:kern w:val="2"/>
           <w:szCs w:val="24"/>
-          <w14:ligatures w14:val="standardContextual"/>
-        </w:rPr>
-      </w:pPr>
-      <w:r>
-        <w:rPr>
-          <w:rFonts w:eastAsia="Aptos" w:cs="Times New Roman"/>
-          <w:kern w:val="2"/>
-          <w:szCs w:val="24"/>
-          <w14:ligatures w14:val="standardContextual"/>
-        </w:rPr>
-        <w:t xml:space="preserve">colaboradores de Wikipedia. (2024, 10 octubre). </w:t>
-      </w:r>
-      <w:r>
-        <w:rPr>
-          <w:rFonts w:eastAsia="Aptos" w:cs="Times New Roman"/>
-          <w:i/>
-          <w:iCs/>
-          <w:kern w:val="2"/>
-          <w:szCs w:val="24"/>
-          <w14:ligatures w14:val="standardContextual"/>
-        </w:rPr>
-        <w:t xml:space="preserve">Ruby </w:t>
-      </w:r>
-      <w:proofErr w:type="spellStart"/>
-      <w:r>
-        <w:rPr>
-          <w:rFonts w:eastAsia="Aptos" w:cs="Times New Roman"/>
-          <w:i/>
-          <w:iCs/>
-          <w:kern w:val="2"/>
-          <w:szCs w:val="24"/>
-          <w14:ligatures w14:val="standardContextual"/>
-        </w:rPr>
-        <w:t>on</w:t>
-      </w:r>
-      <w:proofErr w:type="spellEnd"/>
-      <w:r>
-        <w:rPr>
-          <w:rFonts w:eastAsia="Aptos" w:cs="Times New Roman"/>
-          <w:i/>
-          <w:iCs/>
-          <w:kern w:val="2"/>
-          <w:szCs w:val="24"/>
-          <w14:ligatures w14:val="standardContextual"/>
-        </w:rPr>
-        <w:t xml:space="preserve"> </w:t>
-      </w:r>
-      <w:proofErr w:type="spellStart"/>
-      <w:r>
-        <w:rPr>
-          <w:rFonts w:eastAsia="Aptos" w:cs="Times New Roman"/>
-          <w:i/>
-          <w:iCs/>
-          <w:kern w:val="2"/>
-          <w:szCs w:val="24"/>
-          <w14:ligatures w14:val="standardContextual"/>
-        </w:rPr>
-        <w:t>Rails</w:t>
-      </w:r>
-      <w:proofErr w:type="spellEnd"/>
-      <w:r>
-        <w:rPr>
-          <w:rFonts w:eastAsia="Aptos" w:cs="Times New Roman"/>
-          <w:kern w:val="2"/>
-          <w:szCs w:val="24"/>
-          <w14:ligatures w14:val="standardContextual"/>
-        </w:rPr>
-        <w:t xml:space="preserve">. Wikipedia, la Enciclopedia Libre. </w:t>
-      </w:r>
-      <w:hyperlink r:id="rId18" w:history="1">
-        <w:r>
-          <w:rPr>
-            <w:rStyle w:val="Hipervnculo"/>
-            <w:rFonts w:eastAsia="Aptos" w:cs="Times New Roman"/>
-            <w:kern w:val="2"/>
-            <w:szCs w:val="24"/>
-            <w14:ligatures w14:val="standardContextual"/>
-          </w:rPr>
-          <w:t>https://es.wikipedia.org/wiki/Ruby_on_Rails</w:t>
-        </w:r>
-      </w:hyperlink>
+          <w:lang w:val="en-US"/>
+          <w14:ligatures w14:val="standardContextual"/>
+        </w:rPr>
+      </w:pPr>
+      <w:r>
+        <w:rPr>
+          <w:rFonts w:eastAsia="Aptos" w:cs="Times New Roman"/>
+          <w:kern w:val="2"/>
+          <w:szCs w:val="24"/>
+          <w:lang w:val="en-US"/>
+          <w14:ligatures w14:val="standardContextual"/>
+        </w:rPr>
+        <w:t xml:space="preserve">Guba, M. (2025, 19 mayo). 11 Advantages of an API Strategy and Why It's a Game </w:t>
+      </w:r>
+      <w:proofErr w:type="gramStart"/>
+      <w:r>
+        <w:rPr>
+          <w:rFonts w:eastAsia="Aptos" w:cs="Times New Roman"/>
+          <w:kern w:val="2"/>
+          <w:szCs w:val="24"/>
+          <w:lang w:val="en-US"/>
+          <w14:ligatures w14:val="standardContextual"/>
+        </w:rPr>
+        <w:t>Changer  Lobster</w:t>
+      </w:r>
+      <w:proofErr w:type="gramEnd"/>
+      <w:r>
+        <w:rPr>
+          <w:rFonts w:eastAsia="Aptos" w:cs="Times New Roman"/>
+          <w:kern w:val="2"/>
+          <w:szCs w:val="24"/>
+          <w:lang w:val="en-US"/>
+          <w14:ligatures w14:val="standardContextual"/>
+        </w:rPr>
+        <w:t>. Lobster. https://www.lobster-world.com/en/blog/11-advantages-of-api-management-strategy/</w:t>
+      </w:r>
     </w:p>
     <w:p>
       <w:pPr>
@@ -13448,62 +16638,54 @@
           <w:rFonts w:eastAsia="Aptos" w:cs="Times New Roman"/>
           <w:kern w:val="2"/>
           <w:szCs w:val="24"/>
-          <w14:ligatures w14:val="standardContextual"/>
-        </w:rPr>
-      </w:pPr>
-      <w:r>
-        <w:rPr>
-          <w:rFonts w:eastAsia="Aptos" w:cs="Times New Roman"/>
-          <w:kern w:val="2"/>
-          <w:szCs w:val="24"/>
-          <w14:ligatures w14:val="standardContextual"/>
-        </w:rPr>
-        <w:t xml:space="preserve">Guba, M. (2025, 19 mayo). </w:t>
-      </w:r>
-      <w:r>
-        <w:rPr>
-          <w:rFonts w:eastAsia="Aptos" w:cs="Times New Roman"/>
-          <w:kern w:val="2"/>
-          <w:szCs w:val="24"/>
           <w:lang w:val="en-US"/>
           <w14:ligatures w14:val="standardContextual"/>
         </w:rPr>
-        <w:t xml:space="preserve">11 Advantages of an API Strategy and Why It's a Game Changer | Lobster. </w:t>
-      </w:r>
-      <w:proofErr w:type="spellStart"/>
-      <w:r>
-        <w:rPr>
-          <w:rFonts w:eastAsia="Aptos" w:cs="Times New Roman"/>
-          <w:i/>
-          <w:iCs/>
-          <w:kern w:val="2"/>
-          <w:szCs w:val="24"/>
-          <w14:ligatures w14:val="standardContextual"/>
-        </w:rPr>
-        <w:t>Lobster</w:t>
-      </w:r>
-      <w:proofErr w:type="spellEnd"/>
-      <w:r>
-        <w:rPr>
-          <w:rFonts w:eastAsia="Aptos" w:cs="Times New Roman"/>
-          <w:kern w:val="2"/>
-          <w:szCs w:val="24"/>
-          <w14:ligatures w14:val="standardContextual"/>
-        </w:rPr>
-        <w:t xml:space="preserve">. </w:t>
-      </w:r>
-      <w:hyperlink r:id="rId19" w:history="1">
-        <w:r>
-          <w:rPr>
-            <w:rStyle w:val="Hipervnculo"/>
-            <w:rFonts w:eastAsia="Aptos" w:cs="Times New Roman"/>
-            <w:kern w:val="2"/>
-            <w:szCs w:val="24"/>
-            <w14:ligatures w14:val="standardContextual"/>
-          </w:rPr>
-          <w:t>https://www.lobster-world.com/en/blog/11-advantages-of-api-management-strategy/</w:t>
-        </w:r>
-      </w:hyperlink>
+      </w:pPr>
+      <w:proofErr w:type="spellStart"/>
+      <w:r>
+        <w:rPr>
+          <w:rFonts w:eastAsia="Aptos" w:cs="Times New Roman"/>
+          <w:kern w:val="2"/>
+          <w:szCs w:val="24"/>
+          <w:lang w:val="en-US"/>
+          <w14:ligatures w14:val="standardContextual"/>
+        </w:rPr>
+        <w:t>Healthie</w:t>
+      </w:r>
+      <w:proofErr w:type="spellEnd"/>
+      <w:r>
+        <w:rPr>
+          <w:rFonts w:eastAsia="Aptos" w:cs="Times New Roman"/>
+          <w:kern w:val="2"/>
+          <w:szCs w:val="24"/>
+          <w:lang w:val="en-US"/>
+          <w14:ligatures w14:val="standardContextual"/>
+        </w:rPr>
+        <w:t xml:space="preserve"> Inc. (2024, 21 mayo). The advantages &amp; disadvantages of API solutions. </w:t>
+      </w:r>
+      <w:proofErr w:type="spellStart"/>
+      <w:r>
+        <w:rPr>
+          <w:rFonts w:eastAsia="Aptos" w:cs="Times New Roman"/>
+          <w:kern w:val="2"/>
+          <w:szCs w:val="24"/>
+          <w:lang w:val="en-US"/>
+          <w14:ligatures w14:val="standardContextual"/>
+        </w:rPr>
+        <w:t>Healthie</w:t>
+      </w:r>
+      <w:proofErr w:type="spellEnd"/>
+      <w:r>
+        <w:rPr>
+          <w:rFonts w:eastAsia="Aptos" w:cs="Times New Roman"/>
+          <w:kern w:val="2"/>
+          <w:szCs w:val="24"/>
+          <w:lang w:val="en-US"/>
+          <w14:ligatures w14:val="standardContextual"/>
+        </w:rPr>
+        <w:t xml:space="preserve"> Inc. https://www.gethealthie.com/blog/api-advantages-disadvantages</w:t>
+      </w:r>
     </w:p>
     <w:p>
       <w:pPr>
@@ -13517,6 +16699,7 @@
           <w14:ligatures w14:val="standardContextual"/>
         </w:rPr>
       </w:pPr>
+      <w:proofErr w:type="spellStart"/>
       <w:r>
         <w:rPr>
           <w:rFonts w:eastAsia="Aptos" w:cs="Times New Roman"/>
@@ -13525,9 +16708,9 @@
           <w:lang w:val="en-US"/>
           <w14:ligatures w14:val="standardContextual"/>
         </w:rPr>
-        <w:t xml:space="preserve">Frith, M. (2025, 19 </w:t>
-      </w:r>
-      <w:proofErr w:type="spellStart"/>
+        <w:t>Hygraph</w:t>
+      </w:r>
+      <w:proofErr w:type="spellEnd"/>
       <w:r>
         <w:rPr>
           <w:rFonts w:eastAsia="Aptos" w:cs="Times New Roman"/>
@@ -13536,9 +16719,9 @@
           <w:lang w:val="en-US"/>
           <w14:ligatures w14:val="standardContextual"/>
         </w:rPr>
-        <w:t>julio</w:t>
-      </w:r>
-      <w:proofErr w:type="spellEnd"/>
+        <w:t xml:space="preserve">. (2025, 3 de </w:t>
+      </w:r>
+      <w:proofErr w:type="spellStart"/>
       <w:r>
         <w:rPr>
           <w:rFonts w:eastAsia="Aptos" w:cs="Times New Roman"/>
@@ -13547,20 +16730,20 @@
           <w:lang w:val="en-US"/>
           <w14:ligatures w14:val="standardContextual"/>
         </w:rPr>
-        <w:t xml:space="preserve">). </w:t>
-      </w:r>
-      <w:r>
-        <w:rPr>
-          <w:rFonts w:eastAsia="Aptos" w:cs="Times New Roman"/>
-          <w:i/>
-          <w:iCs/>
+        <w:t>diciembre</w:t>
+      </w:r>
+      <w:proofErr w:type="spellEnd"/>
+      <w:r>
+        <w:rPr>
+          <w:rFonts w:eastAsia="Aptos" w:cs="Times New Roman"/>
           <w:kern w:val="2"/>
           <w:szCs w:val="24"/>
           <w:lang w:val="en-US"/>
           <w14:ligatures w14:val="standardContextual"/>
         </w:rPr>
-        <w:t>Don’t Let Your Website Fall Behind: How APIs Drive Innovation and Speed</w:t>
-      </w:r>
+        <w:t xml:space="preserve">). The evolution of APIs. </w:t>
+      </w:r>
+      <w:proofErr w:type="spellStart"/>
       <w:r>
         <w:rPr>
           <w:rFonts w:eastAsia="Aptos" w:cs="Times New Roman"/>
@@ -13569,9 +16752,9 @@
           <w:lang w:val="en-US"/>
           <w14:ligatures w14:val="standardContextual"/>
         </w:rPr>
-        <w:t xml:space="preserve">. </w:t>
-      </w:r>
-      <w:proofErr w:type="spellStart"/>
+        <w:t>Recuperado</w:t>
+      </w:r>
+      <w:proofErr w:type="spellEnd"/>
       <w:r>
         <w:rPr>
           <w:rFonts w:eastAsia="Aptos" w:cs="Times New Roman"/>
@@ -13580,9 +16763,9 @@
           <w:lang w:val="en-US"/>
           <w14:ligatures w14:val="standardContextual"/>
         </w:rPr>
-        <w:t>Ikonik</w:t>
-      </w:r>
-      <w:proofErr w:type="spellEnd"/>
+        <w:t xml:space="preserve"> </w:t>
+      </w:r>
+      <w:proofErr w:type="spellStart"/>
       <w:r>
         <w:rPr>
           <w:rFonts w:eastAsia="Aptos" w:cs="Times New Roman"/>
@@ -13591,21 +16774,41 @@
           <w:lang w:val="en-US"/>
           <w14:ligatures w14:val="standardContextual"/>
         </w:rPr>
-        <w:t xml:space="preserve"> Digital Agency | Digital Marketing &amp; Web Development Agency | Jamaica. </w:t>
-      </w:r>
-      <w:hyperlink r:id="rId20" w:history="1">
-        <w:r>
-          <w:rPr>
-            <w:rStyle w:val="Hipervnculo"/>
-            <w:rFonts w:eastAsia="Aptos" w:cs="Times New Roman"/>
-            <w:kern w:val="2"/>
-            <w:szCs w:val="24"/>
-            <w:lang w:val="en-US"/>
-            <w14:ligatures w14:val="standardContextual"/>
-          </w:rPr>
-          <w:t>https://ikonik.digital/blog/the-role-of-apis-in-web-development/</w:t>
-        </w:r>
-      </w:hyperlink>
+        <w:t>el</w:t>
+      </w:r>
+      <w:proofErr w:type="spellEnd"/>
+      <w:r>
+        <w:rPr>
+          <w:rFonts w:eastAsia="Aptos" w:cs="Times New Roman"/>
+          <w:kern w:val="2"/>
+          <w:szCs w:val="24"/>
+          <w:lang w:val="en-US"/>
+          <w14:ligatures w14:val="standardContextual"/>
+        </w:rPr>
+        <w:t xml:space="preserve"> 15 de </w:t>
+      </w:r>
+      <w:proofErr w:type="spellStart"/>
+      <w:r>
+        <w:rPr>
+          <w:rFonts w:eastAsia="Aptos" w:cs="Times New Roman"/>
+          <w:kern w:val="2"/>
+          <w:szCs w:val="24"/>
+          <w:lang w:val="en-US"/>
+          <w14:ligatures w14:val="standardContextual"/>
+        </w:rPr>
+        <w:t>febrero</w:t>
+      </w:r>
+      <w:proofErr w:type="spellEnd"/>
+      <w:r>
+        <w:rPr>
+          <w:rFonts w:eastAsia="Aptos" w:cs="Times New Roman"/>
+          <w:kern w:val="2"/>
+          <w:szCs w:val="24"/>
+          <w:lang w:val="en-US"/>
+          <w14:ligatures w14:val="standardContextual"/>
+        </w:rPr>
+        <w:t xml:space="preserve"> de 2026 de https://hygraph-com.translate.goog/blog/evolution-of-apis?_x_tr_sl=en&amp;_x_tr_tl=es&amp;_x_tr_hl=es&amp;_x_tr_pto=tc&amp;_x_tr_hist=true</w:t>
+      </w:r>
     </w:p>
     <w:p>
       <w:pPr>
@@ -13615,93 +16818,143 @@
           <w:rFonts w:eastAsia="Aptos" w:cs="Times New Roman"/>
           <w:kern w:val="2"/>
           <w:szCs w:val="24"/>
-          <w14:ligatures w14:val="standardContextual"/>
-        </w:rPr>
-      </w:pPr>
-      <w:r>
-        <w:rPr>
-          <w:rFonts w:eastAsia="Aptos" w:cs="Times New Roman"/>
-          <w:kern w:val="2"/>
-          <w:szCs w:val="24"/>
+          <w:lang w:val="en-US"/>
+          <w14:ligatures w14:val="standardContextual"/>
+        </w:rPr>
+      </w:pPr>
+      <w:proofErr w:type="spellStart"/>
+      <w:r>
+        <w:rPr>
+          <w:rFonts w:eastAsia="Aptos" w:cs="Times New Roman"/>
+          <w:kern w:val="2"/>
+          <w:szCs w:val="24"/>
+          <w:lang w:val="en-US"/>
           <w14:ligatures w14:val="standardContextual"/>
         </w:rPr>
         <w:lastRenderedPageBreak/>
-        <w:t xml:space="preserve">Wolff, L. (2023, 31 julio). Ventajas y desventajas de utilizar </w:t>
-      </w:r>
-      <w:proofErr w:type="spellStart"/>
-      <w:r>
-        <w:rPr>
-          <w:rFonts w:eastAsia="Aptos" w:cs="Times New Roman"/>
-          <w:kern w:val="2"/>
-          <w:szCs w:val="24"/>
-          <w14:ligatures w14:val="standardContextual"/>
-        </w:rPr>
-        <w:t>APIs</w:t>
-      </w:r>
-      <w:proofErr w:type="spellEnd"/>
-      <w:r>
-        <w:rPr>
-          <w:rFonts w:eastAsia="Aptos" w:cs="Times New Roman"/>
-          <w:kern w:val="2"/>
-          <w:szCs w:val="24"/>
-          <w14:ligatures w14:val="standardContextual"/>
-        </w:rPr>
-        <w:t xml:space="preserve"> con el software SAP </w:t>
-      </w:r>
-      <w:proofErr w:type="spellStart"/>
-      <w:r>
-        <w:rPr>
-          <w:rFonts w:eastAsia="Aptos" w:cs="Times New Roman"/>
-          <w:kern w:val="2"/>
-          <w:szCs w:val="24"/>
-          <w14:ligatures w14:val="standardContextual"/>
-        </w:rPr>
-        <w:t>Commissions</w:t>
-      </w:r>
-      <w:proofErr w:type="spellEnd"/>
-      <w:r>
-        <w:rPr>
-          <w:rFonts w:eastAsia="Aptos" w:cs="Times New Roman"/>
-          <w:kern w:val="2"/>
-          <w:szCs w:val="24"/>
-          <w14:ligatures w14:val="standardContextual"/>
-        </w:rPr>
-        <w:t xml:space="preserve">. </w:t>
-      </w:r>
-      <w:proofErr w:type="spellStart"/>
-      <w:r>
-        <w:rPr>
-          <w:rFonts w:eastAsia="Aptos" w:cs="Times New Roman"/>
-          <w:i/>
-          <w:iCs/>
-          <w:kern w:val="2"/>
-          <w:szCs w:val="24"/>
-          <w14:ligatures w14:val="standardContextual"/>
-        </w:rPr>
-        <w:t>Canidium</w:t>
-      </w:r>
-      <w:proofErr w:type="spellEnd"/>
-      <w:r>
-        <w:rPr>
-          <w:rFonts w:eastAsia="Aptos" w:cs="Times New Roman"/>
-          <w:kern w:val="2"/>
-          <w:szCs w:val="24"/>
-          <w14:ligatures w14:val="standardContextual"/>
-        </w:rPr>
-        <w:t xml:space="preserve">. </w:t>
-      </w:r>
-      <w:hyperlink r:id="rId21" w:history="1">
-        <w:r>
-          <w:rPr>
-            <w:rStyle w:val="Hipervnculo"/>
-            <w:rFonts w:eastAsia="Aptos" w:cs="Times New Roman"/>
-            <w:kern w:val="2"/>
-            <w:szCs w:val="24"/>
-            <w14:ligatures w14:val="standardContextual"/>
-          </w:rPr>
-          <w:t>https://www.canidium.com/es/pros-and-cons-of-using-apis-with-sap-commissions</w:t>
-        </w:r>
-      </w:hyperlink>
+        <w:t>Recluit</w:t>
+      </w:r>
+      <w:proofErr w:type="spellEnd"/>
+      <w:r>
+        <w:rPr>
+          <w:rFonts w:eastAsia="Aptos" w:cs="Times New Roman"/>
+          <w:kern w:val="2"/>
+          <w:szCs w:val="24"/>
+          <w:lang w:val="en-US"/>
+          <w14:ligatures w14:val="standardContextual"/>
+        </w:rPr>
+        <w:t xml:space="preserve">. (2019, 2 de </w:t>
+      </w:r>
+      <w:proofErr w:type="spellStart"/>
+      <w:r>
+        <w:rPr>
+          <w:rFonts w:eastAsia="Aptos" w:cs="Times New Roman"/>
+          <w:kern w:val="2"/>
+          <w:szCs w:val="24"/>
+          <w:lang w:val="en-US"/>
+          <w14:ligatures w14:val="standardContextual"/>
+        </w:rPr>
+        <w:t>julio</w:t>
+      </w:r>
+      <w:proofErr w:type="spellEnd"/>
+      <w:r>
+        <w:rPr>
+          <w:rFonts w:eastAsia="Aptos" w:cs="Times New Roman"/>
+          <w:kern w:val="2"/>
+          <w:szCs w:val="24"/>
+          <w:lang w:val="en-US"/>
+          <w14:ligatures w14:val="standardContextual"/>
+        </w:rPr>
+        <w:t xml:space="preserve">). Historia y </w:t>
+      </w:r>
+      <w:proofErr w:type="spellStart"/>
+      <w:r>
+        <w:rPr>
+          <w:rFonts w:eastAsia="Aptos" w:cs="Times New Roman"/>
+          <w:kern w:val="2"/>
+          <w:szCs w:val="24"/>
+          <w:lang w:val="en-US"/>
+          <w14:ligatures w14:val="standardContextual"/>
+        </w:rPr>
+        <w:t>evolución</w:t>
+      </w:r>
+      <w:proofErr w:type="spellEnd"/>
+      <w:r>
+        <w:rPr>
+          <w:rFonts w:eastAsia="Aptos" w:cs="Times New Roman"/>
+          <w:kern w:val="2"/>
+          <w:szCs w:val="24"/>
+          <w:lang w:val="en-US"/>
+          <w14:ligatures w14:val="standardContextual"/>
+        </w:rPr>
+        <w:t xml:space="preserve"> de las API. </w:t>
+      </w:r>
+      <w:proofErr w:type="spellStart"/>
+      <w:r>
+        <w:rPr>
+          <w:rFonts w:eastAsia="Aptos" w:cs="Times New Roman"/>
+          <w:kern w:val="2"/>
+          <w:szCs w:val="24"/>
+          <w:lang w:val="en-US"/>
+          <w14:ligatures w14:val="standardContextual"/>
+        </w:rPr>
+        <w:t>Recuperado</w:t>
+      </w:r>
+      <w:proofErr w:type="spellEnd"/>
+      <w:r>
+        <w:rPr>
+          <w:rFonts w:eastAsia="Aptos" w:cs="Times New Roman"/>
+          <w:kern w:val="2"/>
+          <w:szCs w:val="24"/>
+          <w:lang w:val="en-US"/>
+          <w14:ligatures w14:val="standardContextual"/>
+        </w:rPr>
+        <w:t xml:space="preserve"> </w:t>
+      </w:r>
+      <w:proofErr w:type="spellStart"/>
+      <w:r>
+        <w:rPr>
+          <w:rFonts w:eastAsia="Aptos" w:cs="Times New Roman"/>
+          <w:kern w:val="2"/>
+          <w:szCs w:val="24"/>
+          <w:lang w:val="en-US"/>
+          <w14:ligatures w14:val="standardContextual"/>
+        </w:rPr>
+        <w:t>el</w:t>
+      </w:r>
+      <w:proofErr w:type="spellEnd"/>
+      <w:r>
+        <w:rPr>
+          <w:rFonts w:eastAsia="Aptos" w:cs="Times New Roman"/>
+          <w:kern w:val="2"/>
+          <w:szCs w:val="24"/>
+          <w:lang w:val="en-US"/>
+          <w14:ligatures w14:val="standardContextual"/>
+        </w:rPr>
+        <w:t xml:space="preserve"> 15 de </w:t>
+      </w:r>
+      <w:proofErr w:type="spellStart"/>
+      <w:r>
+        <w:rPr>
+          <w:rFonts w:eastAsia="Aptos" w:cs="Times New Roman"/>
+          <w:kern w:val="2"/>
+          <w:szCs w:val="24"/>
+          <w:lang w:val="en-US"/>
+          <w14:ligatures w14:val="standardContextual"/>
+        </w:rPr>
+        <w:t>febrero</w:t>
+      </w:r>
+      <w:proofErr w:type="spellEnd"/>
+      <w:r>
+        <w:rPr>
+          <w:rFonts w:eastAsia="Aptos" w:cs="Times New Roman"/>
+          <w:kern w:val="2"/>
+          <w:szCs w:val="24"/>
+          <w:lang w:val="en-US"/>
+          <w14:ligatures w14:val="standardContextual"/>
+        </w:rPr>
+        <w:t xml:space="preserve"> de 2026 de https://recluit.com/historia-y-evolucion-de-las-api/</w:t>
+      </w:r>
     </w:p>
     <w:p>
       <w:pPr>
@@ -13724,7 +16977,7 @@
           <w:lang w:val="en-US"/>
           <w14:ligatures w14:val="standardContextual"/>
         </w:rPr>
-        <w:t>Healthie</w:t>
+        <w:t>Tápanes</w:t>
       </w:r>
       <w:proofErr w:type="spellEnd"/>
       <w:r>
@@ -13735,34 +16988,31 @@
           <w:lang w:val="en-US"/>
           <w14:ligatures w14:val="standardContextual"/>
         </w:rPr>
-        <w:t xml:space="preserve"> Inc. (2024, 21 mayo). The advantages &amp; disadvantages of API solutions. </w:t>
-      </w:r>
-      <w:proofErr w:type="spellStart"/>
-      <w:r>
-        <w:rPr>
-          <w:rFonts w:eastAsia="Aptos" w:cs="Times New Roman"/>
-          <w:i/>
-          <w:iCs/>
+        <w:t xml:space="preserve">, Y. (2022, 10 mayo). Las 7 </w:t>
+      </w:r>
+      <w:proofErr w:type="spellStart"/>
+      <w:r>
+        <w:rPr>
+          <w:rFonts w:eastAsia="Aptos" w:cs="Times New Roman"/>
           <w:kern w:val="2"/>
           <w:szCs w:val="24"/>
           <w:lang w:val="en-US"/>
           <w14:ligatures w14:val="standardContextual"/>
         </w:rPr>
-        <w:t>Healthie</w:t>
-      </w:r>
-      <w:proofErr w:type="spellEnd"/>
-      <w:r>
-        <w:rPr>
-          <w:rFonts w:eastAsia="Aptos" w:cs="Times New Roman"/>
-          <w:i/>
-          <w:iCs/>
+        <w:t>mejores</w:t>
+      </w:r>
+      <w:proofErr w:type="spellEnd"/>
+      <w:r>
+        <w:rPr>
+          <w:rFonts w:eastAsia="Aptos" w:cs="Times New Roman"/>
           <w:kern w:val="2"/>
           <w:szCs w:val="24"/>
           <w:lang w:val="en-US"/>
           <w14:ligatures w14:val="standardContextual"/>
         </w:rPr>
-        <w:t xml:space="preserve"> Inc.</w:t>
-      </w:r>
+        <w:t xml:space="preserve"> </w:t>
+      </w:r>
+      <w:proofErr w:type="spellStart"/>
       <w:r>
         <w:rPr>
           <w:rFonts w:eastAsia="Aptos" w:cs="Times New Roman"/>
@@ -13771,44 +17021,240 @@
           <w:lang w:val="en-US"/>
           <w14:ligatures w14:val="standardContextual"/>
         </w:rPr>
+        <w:t>tecnologías</w:t>
+      </w:r>
+      <w:proofErr w:type="spellEnd"/>
+      <w:r>
+        <w:rPr>
+          <w:rFonts w:eastAsia="Aptos" w:cs="Times New Roman"/>
+          <w:kern w:val="2"/>
+          <w:szCs w:val="24"/>
+          <w:lang w:val="en-US"/>
+          <w14:ligatures w14:val="standardContextual"/>
+        </w:rPr>
+        <w:t xml:space="preserve"> para </w:t>
+      </w:r>
+      <w:proofErr w:type="spellStart"/>
+      <w:r>
+        <w:rPr>
+          <w:rFonts w:eastAsia="Aptos" w:cs="Times New Roman"/>
+          <w:kern w:val="2"/>
+          <w:szCs w:val="24"/>
+          <w:lang w:val="en-US"/>
+          <w14:ligatures w14:val="standardContextual"/>
+        </w:rPr>
+        <w:t>el</w:t>
+      </w:r>
+      <w:proofErr w:type="spellEnd"/>
+      <w:r>
+        <w:rPr>
+          <w:rFonts w:eastAsia="Aptos" w:cs="Times New Roman"/>
+          <w:kern w:val="2"/>
+          <w:szCs w:val="24"/>
+          <w:lang w:val="en-US"/>
+          <w14:ligatures w14:val="standardContextual"/>
+        </w:rPr>
         <w:t xml:space="preserve"> </w:t>
       </w:r>
-      <w:hyperlink r:id="rId22" w:history="1">
-        <w:r>
-          <w:rPr>
-            <w:rStyle w:val="Hipervnculo"/>
-            <w:rFonts w:eastAsia="Aptos" w:cs="Times New Roman"/>
-            <w:kern w:val="2"/>
-            <w:szCs w:val="24"/>
-            <w:lang w:val="en-US"/>
-            <w14:ligatures w14:val="standardContextual"/>
-          </w:rPr>
-          <w:t>https://www.gethealthie.com/blog/api-advantages-disadvantages</w:t>
-        </w:r>
-      </w:hyperlink>
+      <w:proofErr w:type="spellStart"/>
+      <w:r>
+        <w:rPr>
+          <w:rFonts w:eastAsia="Aptos" w:cs="Times New Roman"/>
+          <w:kern w:val="2"/>
+          <w:szCs w:val="24"/>
+          <w:lang w:val="en-US"/>
+          <w14:ligatures w14:val="standardContextual"/>
+        </w:rPr>
+        <w:t>desarrollo</w:t>
+      </w:r>
+      <w:proofErr w:type="spellEnd"/>
+      <w:r>
+        <w:rPr>
+          <w:rFonts w:eastAsia="Aptos" w:cs="Times New Roman"/>
+          <w:kern w:val="2"/>
+          <w:szCs w:val="24"/>
+          <w:lang w:val="en-US"/>
+          <w14:ligatures w14:val="standardContextual"/>
+        </w:rPr>
+        <w:t xml:space="preserve"> de API REST. </w:t>
+      </w:r>
+      <w:proofErr w:type="spellStart"/>
+      <w:r>
+        <w:rPr>
+          <w:rFonts w:eastAsia="Aptos" w:cs="Times New Roman"/>
+          <w:kern w:val="2"/>
+          <w:szCs w:val="24"/>
+          <w:lang w:val="en-US"/>
+          <w14:ligatures w14:val="standardContextual"/>
+        </w:rPr>
+        <w:t>Saasradar</w:t>
+      </w:r>
+      <w:proofErr w:type="spellEnd"/>
+      <w:r>
+        <w:rPr>
+          <w:rFonts w:eastAsia="Aptos" w:cs="Times New Roman"/>
+          <w:kern w:val="2"/>
+          <w:szCs w:val="24"/>
+          <w:lang w:val="en-US"/>
+          <w14:ligatures w14:val="standardContextual"/>
+        </w:rPr>
+        <w:t>. https://saasradar.net/desarrollo-api-rest/</w:t>
+      </w:r>
     </w:p>
     <w:p>
       <w:pPr>
         <w:spacing w:after="160" w:line="360" w:lineRule="auto"/>
         <w:ind w:left="709" w:hanging="709"/>
         <w:rPr>
+          <w:rFonts w:eastAsia="Aptos" w:cs="Times New Roman"/>
+          <w:kern w:val="2"/>
+          <w:szCs w:val="24"/>
           <w:lang w:val="en-US"/>
-        </w:rPr>
-      </w:pPr>
-      <w:hyperlink r:id="rId23">
-        <w:r>
-          <w:rPr>
-            <w:rFonts w:eastAsia="Aptos" w:cs="Times New Roman"/>
-            <w:color w:val="467886"/>
-            <w:kern w:val="2"/>
-            <w:szCs w:val="24"/>
-            <w:u w:val="single"/>
-            <w:lang w:val="en-US"/>
-            <w14:ligatures w14:val="standardContextual"/>
-          </w:rPr>
-          <w:t>https://medium.com/@arnoldgunter/disadvantages-and-challenges-for-apis-9e33950b2bb3</w:t>
-        </w:r>
-      </w:hyperlink>
+          <w14:ligatures w14:val="standardContextual"/>
+        </w:rPr>
+      </w:pPr>
+      <w:r>
+        <w:rPr>
+          <w:rFonts w:eastAsia="Aptos" w:cs="Times New Roman"/>
+          <w:kern w:val="2"/>
+          <w:szCs w:val="24"/>
+          <w:lang w:val="en-US"/>
+          <w14:ligatures w14:val="standardContextual"/>
+        </w:rPr>
+        <w:t xml:space="preserve">Wolff, L. (2023, 31 </w:t>
+      </w:r>
+      <w:proofErr w:type="spellStart"/>
+      <w:r>
+        <w:rPr>
+          <w:rFonts w:eastAsia="Aptos" w:cs="Times New Roman"/>
+          <w:kern w:val="2"/>
+          <w:szCs w:val="24"/>
+          <w:lang w:val="en-US"/>
+          <w14:ligatures w14:val="standardContextual"/>
+        </w:rPr>
+        <w:t>julio</w:t>
+      </w:r>
+      <w:proofErr w:type="spellEnd"/>
+      <w:r>
+        <w:rPr>
+          <w:rFonts w:eastAsia="Aptos" w:cs="Times New Roman"/>
+          <w:kern w:val="2"/>
+          <w:szCs w:val="24"/>
+          <w:lang w:val="en-US"/>
+          <w14:ligatures w14:val="standardContextual"/>
+        </w:rPr>
+        <w:t xml:space="preserve">). </w:t>
+      </w:r>
+      <w:proofErr w:type="spellStart"/>
+      <w:r>
+        <w:rPr>
+          <w:rFonts w:eastAsia="Aptos" w:cs="Times New Roman"/>
+          <w:kern w:val="2"/>
+          <w:szCs w:val="24"/>
+          <w:lang w:val="en-US"/>
+          <w14:ligatures w14:val="standardContextual"/>
+        </w:rPr>
+        <w:t>Ventajas</w:t>
+      </w:r>
+      <w:proofErr w:type="spellEnd"/>
+      <w:r>
+        <w:rPr>
+          <w:rFonts w:eastAsia="Aptos" w:cs="Times New Roman"/>
+          <w:kern w:val="2"/>
+          <w:szCs w:val="24"/>
+          <w:lang w:val="en-US"/>
+          <w14:ligatures w14:val="standardContextual"/>
+        </w:rPr>
+        <w:t xml:space="preserve"> y </w:t>
+      </w:r>
+      <w:proofErr w:type="spellStart"/>
+      <w:r>
+        <w:rPr>
+          <w:rFonts w:eastAsia="Aptos" w:cs="Times New Roman"/>
+          <w:kern w:val="2"/>
+          <w:szCs w:val="24"/>
+          <w:lang w:val="en-US"/>
+          <w14:ligatures w14:val="standardContextual"/>
+        </w:rPr>
+        <w:t>desventajas</w:t>
+      </w:r>
+      <w:proofErr w:type="spellEnd"/>
+      <w:r>
+        <w:rPr>
+          <w:rFonts w:eastAsia="Aptos" w:cs="Times New Roman"/>
+          <w:kern w:val="2"/>
+          <w:szCs w:val="24"/>
+          <w:lang w:val="en-US"/>
+          <w14:ligatures w14:val="standardContextual"/>
+        </w:rPr>
+        <w:t xml:space="preserve"> de </w:t>
+      </w:r>
+      <w:proofErr w:type="spellStart"/>
+      <w:r>
+        <w:rPr>
+          <w:rFonts w:eastAsia="Aptos" w:cs="Times New Roman"/>
+          <w:kern w:val="2"/>
+          <w:szCs w:val="24"/>
+          <w:lang w:val="en-US"/>
+          <w14:ligatures w14:val="standardContextual"/>
+        </w:rPr>
+        <w:t>utilizar</w:t>
+      </w:r>
+      <w:proofErr w:type="spellEnd"/>
+      <w:r>
+        <w:rPr>
+          <w:rFonts w:eastAsia="Aptos" w:cs="Times New Roman"/>
+          <w:kern w:val="2"/>
+          <w:szCs w:val="24"/>
+          <w:lang w:val="en-US"/>
+          <w14:ligatures w14:val="standardContextual"/>
+        </w:rPr>
+        <w:t xml:space="preserve"> APIs con </w:t>
+      </w:r>
+      <w:proofErr w:type="spellStart"/>
+      <w:r>
+        <w:rPr>
+          <w:rFonts w:eastAsia="Aptos" w:cs="Times New Roman"/>
+          <w:kern w:val="2"/>
+          <w:szCs w:val="24"/>
+          <w:lang w:val="en-US"/>
+          <w14:ligatures w14:val="standardContextual"/>
+        </w:rPr>
+        <w:t>el</w:t>
+      </w:r>
+      <w:proofErr w:type="spellEnd"/>
+      <w:r>
+        <w:rPr>
+          <w:rFonts w:eastAsia="Aptos" w:cs="Times New Roman"/>
+          <w:kern w:val="2"/>
+          <w:szCs w:val="24"/>
+          <w:lang w:val="en-US"/>
+          <w14:ligatures w14:val="standardContextual"/>
+        </w:rPr>
+        <w:t xml:space="preserve"> software SAP Commissions. </w:t>
+      </w:r>
+      <w:proofErr w:type="spellStart"/>
+      <w:r>
+        <w:rPr>
+          <w:rFonts w:eastAsia="Aptos" w:cs="Times New Roman"/>
+          <w:kern w:val="2"/>
+          <w:szCs w:val="24"/>
+          <w:lang w:val="en-US"/>
+          <w14:ligatures w14:val="standardContextual"/>
+        </w:rPr>
+        <w:t>Canidium</w:t>
+      </w:r>
+      <w:proofErr w:type="spellEnd"/>
+      <w:r>
+        <w:rPr>
+          <w:rFonts w:eastAsia="Aptos" w:cs="Times New Roman"/>
+          <w:kern w:val="2"/>
+          <w:szCs w:val="24"/>
+          <w:lang w:val="en-US"/>
+          <w14:ligatures w14:val="standardContextual"/>
+        </w:rPr>
+        <w:t>. https://www.canidium.com/es/pros-and-cons-of-using-apis-with-sap-commissions</w:t>
+      </w:r>
     </w:p>
     <w:p>
       <w:pPr>
@@ -13822,17 +17268,50 @@
           <w14:ligatures w14:val="standardContextual"/>
         </w:rPr>
       </w:pPr>
-      <w:hyperlink r:id="rId24" w:history="1">
-        <w:r>
-          <w:rPr>
-            <w:rStyle w:val="Hipervnculo"/>
-            <w:rFonts w:cs="Times New Roman"/>
-            <w:szCs w:val="24"/>
-            <w:lang w:val="en-US"/>
-          </w:rPr>
-          <w:t>https://blog.openvpn.net/advantages-and-disadvantages-of-api-for-business/</w:t>
-        </w:r>
-      </w:hyperlink>
+      <w:proofErr w:type="gramStart"/>
+      <w:r>
+        <w:rPr>
+          <w:rFonts w:eastAsia="Aptos" w:cs="Times New Roman"/>
+          <w:kern w:val="2"/>
+          <w:szCs w:val="24"/>
+          <w:lang w:val="en-US"/>
+          <w14:ligatures w14:val="standardContextual"/>
+        </w:rPr>
+        <w:t>@arnoldgunter</w:t>
+      </w:r>
+      <w:proofErr w:type="gramEnd"/>
+      <w:r>
+        <w:rPr>
+          <w:rFonts w:eastAsia="Aptos" w:cs="Times New Roman"/>
+          <w:kern w:val="2"/>
+          <w:szCs w:val="24"/>
+          <w:lang w:val="en-US"/>
+          <w14:ligatures w14:val="standardContextual"/>
+        </w:rPr>
+        <w:t>. (</w:t>
+      </w:r>
+      <w:proofErr w:type="spellStart"/>
+      <w:r>
+        <w:rPr>
+          <w:rFonts w:eastAsia="Aptos" w:cs="Times New Roman"/>
+          <w:kern w:val="2"/>
+          <w:szCs w:val="24"/>
+          <w:lang w:val="en-US"/>
+          <w14:ligatures w14:val="standardContextual"/>
+        </w:rPr>
+        <w:t>s.f.</w:t>
+      </w:r>
+      <w:proofErr w:type="spellEnd"/>
+      <w:r>
+        <w:rPr>
+          <w:rFonts w:eastAsia="Aptos" w:cs="Times New Roman"/>
+          <w:kern w:val="2"/>
+          <w:szCs w:val="24"/>
+          <w:lang w:val="en-US"/>
+          <w14:ligatures w14:val="standardContextual"/>
+        </w:rPr>
+        <w:t>). Disadvantages and challenges for APIs. Medium. https://medium.com/@arnoldgunter/disadvantages-and-challenges-for-apis-9e33950b2bb3</w:t>
+      </w:r>
     </w:p>
     <w:p>
       <w:pPr>
@@ -13846,205 +17325,38 @@
           <w14:ligatures w14:val="standardContextual"/>
         </w:rPr>
       </w:pPr>
-    </w:p>
-    <w:p>
-      <w:pPr>
-        <w:spacing w:line="360" w:lineRule="auto"/>
-        <w:rPr>
-          <w:rFonts w:ascii="Arial" w:eastAsia="Times New Roman" w:hAnsi="Arial" w:cs="Arial"/>
-          <w:lang w:val="en-US" w:eastAsia="es-CR"/>
-        </w:rPr>
-      </w:pPr>
-    </w:p>
-    <w:p>
-      <w:pPr>
-        <w:spacing w:line="360" w:lineRule="auto"/>
-        <w:rPr>
-          <w:rFonts w:ascii="Arial" w:eastAsia="Times New Roman" w:hAnsi="Arial" w:cs="Arial"/>
-          <w:lang w:val="en-US" w:eastAsia="es-CR"/>
-        </w:rPr>
-      </w:pPr>
-    </w:p>
-    <w:p>
-      <w:pPr>
-        <w:spacing w:line="360" w:lineRule="auto"/>
-        <w:rPr>
-          <w:rFonts w:ascii="Arial" w:eastAsia="Times New Roman" w:hAnsi="Arial" w:cs="Arial"/>
-          <w:lang w:val="en-US" w:eastAsia="es-CR"/>
-        </w:rPr>
-      </w:pPr>
-    </w:p>
-    <w:p>
-      <w:pPr>
-        <w:spacing w:line="360" w:lineRule="auto"/>
-        <w:rPr>
-          <w:rFonts w:ascii="Arial" w:eastAsia="Times New Roman" w:hAnsi="Arial" w:cs="Arial"/>
-          <w:lang w:val="en-US" w:eastAsia="es-CR"/>
-        </w:rPr>
-      </w:pPr>
-    </w:p>
-    <w:p>
-      <w:pPr>
-        <w:spacing w:line="360" w:lineRule="auto"/>
-        <w:rPr>
-          <w:rFonts w:ascii="Arial" w:eastAsia="Times New Roman" w:hAnsi="Arial" w:cs="Arial"/>
-          <w:lang w:val="en-US" w:eastAsia="es-CR"/>
-        </w:rPr>
-      </w:pPr>
-    </w:p>
-    <w:p>
-      <w:pPr>
-        <w:spacing w:line="360" w:lineRule="auto"/>
-        <w:rPr>
-          <w:rFonts w:ascii="Arial" w:eastAsia="Times New Roman" w:hAnsi="Arial" w:cs="Arial"/>
-          <w:lang w:val="en-US" w:eastAsia="es-CR"/>
-        </w:rPr>
-      </w:pPr>
-    </w:p>
-    <w:p>
-      <w:pPr>
-        <w:spacing w:line="360" w:lineRule="auto"/>
-        <w:rPr>
-          <w:rFonts w:ascii="Arial" w:eastAsia="Times New Roman" w:hAnsi="Arial" w:cs="Arial"/>
-          <w:lang w:val="en-US" w:eastAsia="es-CR"/>
-        </w:rPr>
-      </w:pPr>
-    </w:p>
-    <w:p>
-      <w:pPr>
-        <w:spacing w:line="360" w:lineRule="auto"/>
-        <w:rPr>
-          <w:rFonts w:ascii="Arial" w:eastAsia="Times New Roman" w:hAnsi="Arial" w:cs="Arial"/>
-          <w:lang w:val="en-US" w:eastAsia="es-CR"/>
-        </w:rPr>
-      </w:pPr>
-    </w:p>
-    <w:p>
-      <w:pPr>
-        <w:spacing w:line="360" w:lineRule="auto"/>
-        <w:rPr>
-          <w:rFonts w:ascii="Arial" w:eastAsia="Times New Roman" w:hAnsi="Arial" w:cs="Arial"/>
-          <w:lang w:val="en-US" w:eastAsia="es-CR"/>
-        </w:rPr>
-      </w:pPr>
-    </w:p>
-    <w:p>
-      <w:pPr>
-        <w:spacing w:line="360" w:lineRule="auto"/>
-        <w:rPr>
-          <w:rFonts w:ascii="Arial" w:eastAsia="Times New Roman" w:hAnsi="Arial" w:cs="Arial"/>
-          <w:lang w:val="en-US" w:eastAsia="es-CR"/>
-        </w:rPr>
-      </w:pPr>
-    </w:p>
-    <w:p>
-      <w:pPr>
-        <w:spacing w:line="360" w:lineRule="auto"/>
-        <w:rPr>
-          <w:rFonts w:ascii="Arial" w:eastAsia="Times New Roman" w:hAnsi="Arial" w:cs="Arial"/>
-          <w:lang w:val="en-US" w:eastAsia="es-CR"/>
-        </w:rPr>
-      </w:pPr>
-    </w:p>
-    <w:p>
-      <w:pPr>
-        <w:spacing w:line="360" w:lineRule="auto"/>
-        <w:rPr>
-          <w:rFonts w:ascii="Arial" w:eastAsia="Times New Roman" w:hAnsi="Arial" w:cs="Arial"/>
-          <w:lang w:val="en-US" w:eastAsia="es-CR"/>
-        </w:rPr>
-      </w:pPr>
-    </w:p>
-    <w:p>
-      <w:pPr>
-        <w:spacing w:line="360" w:lineRule="auto"/>
-        <w:rPr>
-          <w:rFonts w:ascii="Arial" w:eastAsia="Times New Roman" w:hAnsi="Arial" w:cs="Arial"/>
-          <w:lang w:val="en-US" w:eastAsia="es-CR"/>
-        </w:rPr>
-      </w:pPr>
-    </w:p>
-    <w:p>
-      <w:pPr>
-        <w:spacing w:line="360" w:lineRule="auto"/>
-        <w:rPr>
-          <w:rFonts w:ascii="Arial" w:eastAsia="Times New Roman" w:hAnsi="Arial" w:cs="Arial"/>
-          <w:lang w:val="en-US" w:eastAsia="es-CR"/>
-        </w:rPr>
-      </w:pPr>
-    </w:p>
-    <w:p>
-      <w:pPr>
-        <w:rPr>
-          <w:rFonts w:eastAsiaTheme="majorEastAsia" w:cstheme="majorBidi"/>
-          <w:color w:val="365F91" w:themeColor="accent1" w:themeShade="BF"/>
-          <w:sz w:val="32"/>
-          <w:szCs w:val="32"/>
+      <w:r>
+        <w:rPr>
+          <w:rFonts w:eastAsia="Aptos" w:cs="Times New Roman"/>
+          <w:kern w:val="2"/>
+          <w:szCs w:val="24"/>
           <w:lang w:val="en-US"/>
-        </w:rPr>
-      </w:pPr>
-      <w:r>
-        <w:rPr>
+          <w14:ligatures w14:val="standardContextual"/>
+        </w:rPr>
+        <w:t>OpenVPN. (</w:t>
+      </w:r>
+      <w:proofErr w:type="spellStart"/>
+      <w:r>
+        <w:rPr>
+          <w:rFonts w:eastAsia="Aptos" w:cs="Times New Roman"/>
+          <w:kern w:val="2"/>
+          <w:szCs w:val="24"/>
           <w:lang w:val="en-US"/>
-        </w:rPr>
-        <w:br w:type="page"/>
-      </w:r>
-    </w:p>
-    <w:p>
-      <w:pPr>
-        <w:pStyle w:val="Ttulo1"/>
-        <w:rPr>
-          <w:rFonts w:eastAsia="Times New Roman"/>
-          <w:lang w:eastAsia="es-CR"/>
-        </w:rPr>
-      </w:pPr>
-      <w:bookmarkStart w:id="75" w:name="_Toc224492956"/>
-      <w:r>
-        <w:lastRenderedPageBreak/>
-        <w:t>ANEXOS</w:t>
-      </w:r>
-      <w:bookmarkEnd w:id="75"/>
-    </w:p>
-    <w:p>
-      <w:pPr>
-        <w:pStyle w:val="Ttulo2"/>
-        <w:spacing w:line="360" w:lineRule="auto"/>
-        <w:rPr>
-          <w:rFonts w:eastAsia="Times New Roman" w:cs="Times New Roman"/>
-          <w:b/>
-          <w:szCs w:val="24"/>
-          <w:lang w:eastAsia="es-CR"/>
-        </w:rPr>
-      </w:pPr>
-      <w:bookmarkStart w:id="76" w:name="_Toc224492957"/>
-      <w:r>
-        <w:rPr>
-          <w:rFonts w:eastAsia="Times New Roman" w:cs="Times New Roman"/>
-          <w:b/>
-          <w:szCs w:val="24"/>
-          <w:lang w:eastAsia="es-CR"/>
-        </w:rPr>
-        <w:t>Anexo 1.</w:t>
-      </w:r>
-      <w:bookmarkEnd w:id="76"/>
-      <w:r>
-        <w:rPr>
-          <w:rFonts w:eastAsia="Times New Roman" w:cs="Times New Roman"/>
-          <w:b/>
-          <w:szCs w:val="24"/>
-          <w:lang w:eastAsia="es-CR"/>
-        </w:rPr>
-        <w:t xml:space="preserve"> </w:t>
-      </w:r>
-    </w:p>
-    <w:p>
-      <w:pPr>
-        <w:spacing w:line="360" w:lineRule="auto"/>
-        <w:rPr>
-          <w:rFonts w:ascii="Arial" w:eastAsia="Times New Roman" w:hAnsi="Arial" w:cs="Arial"/>
-          <w:lang w:val="es-ES" w:eastAsia="es-CR"/>
-        </w:rPr>
-      </w:pPr>
+          <w14:ligatures w14:val="standardContextual"/>
+        </w:rPr>
+        <w:t>s.f.</w:t>
+      </w:r>
+      <w:proofErr w:type="spellEnd"/>
+      <w:r>
+        <w:rPr>
+          <w:rFonts w:eastAsia="Aptos" w:cs="Times New Roman"/>
+          <w:kern w:val="2"/>
+          <w:szCs w:val="24"/>
+          <w:lang w:val="en-US"/>
+          <w14:ligatures w14:val="standardContextual"/>
+        </w:rPr>
+        <w:t>). Advantages and disadvantages of API for business. OpenVPN Blog. https://blog.openvpn.net/advantages-and-disadvantages-of-api-for-business/</w:t>
+      </w:r>
     </w:p>
     <w:sectPr>
       <w:pgSz w:w="12240" w:h="15840" w:code="1"/>
@@ -14594,6 +17906,95 @@
     </w:lvl>
   </w:abstractNum>
   <w:abstractNum w:abstractNumId="3" w15:restartNumberingAfterBreak="0">
+    <w:nsid w:val="2C75448C"/>
+    <w:multiLevelType w:val="hybridMultilevel"/>
+    <w:tmpl w:val="F1FA9DBC"/>
+    <w:lvl w:ilvl="0" w:tplc="140A0019">
+      <w:start w:val="1"/>
+      <w:numFmt w:val="lowerLetter"/>
+      <w:lvlText w:val="%1."/>
+      <w:lvlJc w:val="left"/>
+      <w:pPr>
+        <w:ind w:left="1551" w:hanging="360"/>
+      </w:pPr>
+      <w:rPr>
+        <w:rFonts w:hint="default"/>
+      </w:rPr>
+    </w:lvl>
+    <w:lvl w:ilvl="1" w:tplc="140A0019" w:tentative="1">
+      <w:start w:val="1"/>
+      <w:numFmt w:val="lowerLetter"/>
+      <w:lvlText w:val="%2."/>
+      <w:lvlJc w:val="left"/>
+      <w:pPr>
+        <w:ind w:left="2271" w:hanging="360"/>
+      </w:pPr>
+    </w:lvl>
+    <w:lvl w:ilvl="2" w:tplc="140A001B" w:tentative="1">
+      <w:start w:val="1"/>
+      <w:numFmt w:val="lowerRoman"/>
+      <w:lvlText w:val="%3."/>
+      <w:lvlJc w:val="right"/>
+      <w:pPr>
+        <w:ind w:left="2991" w:hanging="180"/>
+      </w:pPr>
+    </w:lvl>
+    <w:lvl w:ilvl="3" w:tplc="140A000F" w:tentative="1">
+      <w:start w:val="1"/>
+      <w:numFmt w:val="decimal"/>
+      <w:lvlText w:val="%4."/>
+      <w:lvlJc w:val="left"/>
+      <w:pPr>
+        <w:ind w:left="3711" w:hanging="360"/>
+      </w:pPr>
+    </w:lvl>
+    <w:lvl w:ilvl="4" w:tplc="140A0019" w:tentative="1">
+      <w:start w:val="1"/>
+      <w:numFmt w:val="lowerLetter"/>
+      <w:lvlText w:val="%5."/>
+      <w:lvlJc w:val="left"/>
+      <w:pPr>
+        <w:ind w:left="4431" w:hanging="360"/>
+      </w:pPr>
+    </w:lvl>
+    <w:lvl w:ilvl="5" w:tplc="140A001B" w:tentative="1">
+      <w:start w:val="1"/>
+      <w:numFmt w:val="lowerRoman"/>
+      <w:lvlText w:val="%6."/>
+      <w:lvlJc w:val="right"/>
+      <w:pPr>
+        <w:ind w:left="5151" w:hanging="180"/>
+      </w:pPr>
+    </w:lvl>
+    <w:lvl w:ilvl="6" w:tplc="140A000F" w:tentative="1">
+      <w:start w:val="1"/>
+      <w:numFmt w:val="decimal"/>
+      <w:lvlText w:val="%7."/>
+      <w:lvlJc w:val="left"/>
+      <w:pPr>
+        <w:ind w:left="5871" w:hanging="360"/>
+      </w:pPr>
+    </w:lvl>
+    <w:lvl w:ilvl="7" w:tplc="140A0019" w:tentative="1">
+      <w:start w:val="1"/>
+      <w:numFmt w:val="lowerLetter"/>
+      <w:lvlText w:val="%8."/>
+      <w:lvlJc w:val="left"/>
+      <w:pPr>
+        <w:ind w:left="6591" w:hanging="360"/>
+      </w:pPr>
+    </w:lvl>
+    <w:lvl w:ilvl="8" w:tplc="140A001B" w:tentative="1">
+      <w:start w:val="1"/>
+      <w:numFmt w:val="lowerRoman"/>
+      <w:lvlText w:val="%9."/>
+      <w:lvlJc w:val="right"/>
+      <w:pPr>
+        <w:ind w:left="7311" w:hanging="180"/>
+      </w:pPr>
+    </w:lvl>
+  </w:abstractNum>
+  <w:abstractNum w:abstractNumId="4" w15:restartNumberingAfterBreak="0">
     <w:nsid w:val="547C60EE"/>
     <w:multiLevelType w:val="hybridMultilevel"/>
     <w:tmpl w:val="CAE65F4A"/>
@@ -14706,7 +18107,7 @@
       </w:rPr>
     </w:lvl>
   </w:abstractNum>
-  <w:abstractNum w:abstractNumId="4" w15:restartNumberingAfterBreak="0">
+  <w:abstractNum w:abstractNumId="5" w15:restartNumberingAfterBreak="0">
     <w:nsid w:val="5AE71180"/>
     <w:multiLevelType w:val="multilevel"/>
     <w:tmpl w:val="045C99A2"/>
@@ -14819,7 +18220,7 @@
       </w:rPr>
     </w:lvl>
   </w:abstractNum>
-  <w:abstractNum w:abstractNumId="5" w15:restartNumberingAfterBreak="0">
+  <w:abstractNum w:abstractNumId="6" w15:restartNumberingAfterBreak="0">
     <w:nsid w:val="5AF53B48"/>
     <w:multiLevelType w:val="multilevel"/>
     <w:tmpl w:val="DC2C287E"/>
@@ -14908,7 +18309,7 @@
       </w:pPr>
     </w:lvl>
   </w:abstractNum>
-  <w:abstractNum w:abstractNumId="6" w15:restartNumberingAfterBreak="0">
+  <w:abstractNum w:abstractNumId="7" w15:restartNumberingAfterBreak="0">
     <w:nsid w:val="5ED968D9"/>
     <w:multiLevelType w:val="multilevel"/>
     <w:tmpl w:val="2F68F7FC"/>
@@ -15021,10 +18422,123 @@
       </w:rPr>
     </w:lvl>
   </w:abstractNum>
-  <w:abstractNum w:abstractNumId="7" w15:restartNumberingAfterBreak="0">
+  <w:abstractNum w:abstractNumId="8" w15:restartNumberingAfterBreak="0">
+    <w:nsid w:val="6AE7650C"/>
+    <w:multiLevelType w:val="multilevel"/>
+    <w:tmpl w:val="8C5C4F22"/>
+    <w:lvl w:ilvl="0">
+      <w:start w:val="7"/>
+      <w:numFmt w:val="decimal"/>
+      <w:lvlText w:val="%1"/>
+      <w:lvlJc w:val="left"/>
+      <w:pPr>
+        <w:ind w:left="360" w:hanging="360"/>
+      </w:pPr>
+      <w:rPr>
+        <w:rFonts w:hint="default"/>
+      </w:rPr>
+    </w:lvl>
+    <w:lvl w:ilvl="1">
+      <w:start w:val="1"/>
+      <w:numFmt w:val="decimal"/>
+      <w:lvlText w:val="%1.%2"/>
+      <w:lvlJc w:val="left"/>
+      <w:pPr>
+        <w:ind w:left="717" w:hanging="360"/>
+      </w:pPr>
+      <w:rPr>
+        <w:rFonts w:hint="default"/>
+      </w:rPr>
+    </w:lvl>
+    <w:lvl w:ilvl="2">
+      <w:start w:val="1"/>
+      <w:numFmt w:val="decimal"/>
+      <w:lvlText w:val="%1.%2.%3"/>
+      <w:lvlJc w:val="left"/>
+      <w:pPr>
+        <w:ind w:left="1434" w:hanging="720"/>
+      </w:pPr>
+      <w:rPr>
+        <w:rFonts w:hint="default"/>
+      </w:rPr>
+    </w:lvl>
+    <w:lvl w:ilvl="3">
+      <w:start w:val="1"/>
+      <w:numFmt w:val="decimal"/>
+      <w:lvlText w:val="%1.%2.%3.%4"/>
+      <w:lvlJc w:val="left"/>
+      <w:pPr>
+        <w:ind w:left="1791" w:hanging="720"/>
+      </w:pPr>
+      <w:rPr>
+        <w:rFonts w:hint="default"/>
+      </w:rPr>
+    </w:lvl>
+    <w:lvl w:ilvl="4">
+      <w:start w:val="1"/>
+      <w:numFmt w:val="decimal"/>
+      <w:lvlText w:val="%1.%2.%3.%4.%5"/>
+      <w:lvlJc w:val="left"/>
+      <w:pPr>
+        <w:ind w:left="2508" w:hanging="1080"/>
+      </w:pPr>
+      <w:rPr>
+        <w:rFonts w:hint="default"/>
+      </w:rPr>
+    </w:lvl>
+    <w:lvl w:ilvl="5">
+      <w:start w:val="1"/>
+      <w:numFmt w:val="decimal"/>
+      <w:lvlText w:val="%1.%2.%3.%4.%5.%6"/>
+      <w:lvlJc w:val="left"/>
+      <w:pPr>
+        <w:ind w:left="2865" w:hanging="1080"/>
+      </w:pPr>
+      <w:rPr>
+        <w:rFonts w:hint="default"/>
+      </w:rPr>
+    </w:lvl>
+    <w:lvl w:ilvl="6">
+      <w:start w:val="1"/>
+      <w:numFmt w:val="decimal"/>
+      <w:lvlText w:val="%1.%2.%3.%4.%5.%6.%7"/>
+      <w:lvlJc w:val="left"/>
+      <w:pPr>
+        <w:ind w:left="3582" w:hanging="1440"/>
+      </w:pPr>
+      <w:rPr>
+        <w:rFonts w:hint="default"/>
+      </w:rPr>
+    </w:lvl>
+    <w:lvl w:ilvl="7">
+      <w:start w:val="1"/>
+      <w:numFmt w:val="decimal"/>
+      <w:lvlText w:val="%1.%2.%3.%4.%5.%6.%7.%8"/>
+      <w:lvlJc w:val="left"/>
+      <w:pPr>
+        <w:ind w:left="3939" w:hanging="1440"/>
+      </w:pPr>
+      <w:rPr>
+        <w:rFonts w:hint="default"/>
+      </w:rPr>
+    </w:lvl>
+    <w:lvl w:ilvl="8">
+      <w:start w:val="1"/>
+      <w:numFmt w:val="decimal"/>
+      <w:lvlText w:val="%1.%2.%3.%4.%5.%6.%7.%8.%9"/>
+      <w:lvlJc w:val="left"/>
+      <w:pPr>
+        <w:ind w:left="4656" w:hanging="1800"/>
+      </w:pPr>
+      <w:rPr>
+        <w:rFonts w:hint="default"/>
+      </w:rPr>
+    </w:lvl>
+  </w:abstractNum>
+  <w:abstractNum w:abstractNumId="9" w15:restartNumberingAfterBreak="0">
     <w:nsid w:val="7B454DD7"/>
     <w:multiLevelType w:val="hybridMultilevel"/>
-    <w:tmpl w:val="E5AC9D02"/>
+    <w:tmpl w:val="F834806A"/>
     <w:lvl w:ilvl="0" w:tplc="140A0001">
       <w:start w:val="1"/>
       <w:numFmt w:val="bullet"/>
@@ -15138,25 +18652,31 @@
     <w:abstractNumId w:val="2"/>
   </w:num>
   <w:num w:numId="2" w16cid:durableId="1374115403">
-    <w:abstractNumId w:val="5"/>
+    <w:abstractNumId w:val="6"/>
   </w:num>
   <w:num w:numId="3" w16cid:durableId="2062361775">
     <w:abstractNumId w:val="1"/>
   </w:num>
   <w:num w:numId="4" w16cid:durableId="1915551989">
-    <w:abstractNumId w:val="3"/>
+    <w:abstractNumId w:val="4"/>
   </w:num>
   <w:num w:numId="5" w16cid:durableId="458259794">
     <w:abstractNumId w:val="0"/>
   </w:num>
   <w:num w:numId="6" w16cid:durableId="1888056607">
+    <w:abstractNumId w:val="9"/>
+  </w:num>
+  <w:num w:numId="7" w16cid:durableId="934090079">
+    <w:abstractNumId w:val="5"/>
+  </w:num>
+  <w:num w:numId="8" w16cid:durableId="197088980">
     <w:abstractNumId w:val="7"/>
   </w:num>
-  <w:num w:numId="7" w16cid:durableId="934090079">
-    <w:abstractNumId w:val="4"/>
+  <w:num w:numId="9" w16cid:durableId="1729721094">
+    <w:abstractNumId w:val="3"/>
   </w:num>
-  <w:num w:numId="8" w16cid:durableId="197088980">
-    <w:abstractNumId w:val="6"/>
+  <w:num w:numId="10" w16cid:durableId="671835013">
+    <w:abstractNumId w:val="8"/>
   </w:num>
   <w:numIdMacAtCleanup w:val="8"/>
 </w:numbering>
